--- a/paper/석사학위논문_박현근.docx
+++ b/paper/석사학위논문_박현근.docx
@@ -59,7 +59,7 @@
           <w:rFonts w:ascii="바탕" w:hAnsi="바탕" w:eastAsia="바탕"/>
           <w:b/>
           <w:i w:val="0"/>
-          <w:sz w:val="44"/>
+          <w:sz w:val="36"/>
         </w:rPr>
         <w:t>XGBoost와 SHAP을 활용한</w:t>
       </w:r>
@@ -75,15 +75,10 @@
           <w:rFonts w:ascii="바탕" w:hAnsi="바탕" w:eastAsia="바탕"/>
           <w:b/>
           <w:i w:val="0"/>
-          <w:sz w:val="44"/>
-        </w:rPr>
-        <w:t>서울시 아파트 매매가격 결정요인 분석</w:t>
-      </w:r>
-    </w:p>
-    <w:p>
-      <w:pPr>
-        <w:spacing w:line="240" w:lineRule="auto" w:before="0" w:after="0"/>
-      </w:pPr>
+          <w:sz w:val="36"/>
+        </w:rPr>
+        <w:t>서울시 아파트 단위면적당 매매가격의</w:t>
+      </w:r>
     </w:p>
     <w:p>
       <w:pPr>
@@ -96,10 +91,15 @@
           <w:rFonts w:ascii="바탕" w:hAnsi="바탕" w:eastAsia="바탕"/>
           <w:b/>
           <w:i w:val="0"/>
-          <w:sz w:val="28"/>
-        </w:rPr>
-        <w:t>Analysis of Determinants of Apartment Sale Prices</w:t>
-      </w:r>
+          <w:sz w:val="36"/>
+        </w:rPr>
+        <w:t>설명 패턴 분석</w:t>
+      </w:r>
+    </w:p>
+    <w:p>
+      <w:pPr>
+        <w:spacing w:line="240" w:lineRule="auto" w:before="0" w:after="0"/>
+      </w:pPr>
     </w:p>
     <w:p>
       <w:pPr>
@@ -114,33 +114,8 @@
           <w:i w:val="0"/>
           <w:sz w:val="28"/>
         </w:rPr>
-        <w:t>in Seoul Using XGBoost and SHAP</w:t>
-      </w:r>
-    </w:p>
-    <w:p>
-      <w:pPr>
-        <w:spacing w:line="240" w:lineRule="auto" w:before="0" w:after="0"/>
-      </w:pPr>
-    </w:p>
-    <w:p>
-      <w:pPr>
-        <w:spacing w:line="240" w:lineRule="auto" w:before="0" w:after="0"/>
-      </w:pPr>
-    </w:p>
-    <w:p>
-      <w:pPr>
-        <w:spacing w:line="240" w:lineRule="auto" w:before="0" w:after="0"/>
-      </w:pPr>
-    </w:p>
-    <w:p>
-      <w:pPr>
-        <w:spacing w:line="240" w:lineRule="auto" w:before="0" w:after="0"/>
-      </w:pPr>
-    </w:p>
-    <w:p>
-      <w:pPr>
-        <w:spacing w:line="240" w:lineRule="auto" w:before="0" w:after="0"/>
-      </w:pPr>
+        <w:t>Explanatory Patterns of Apartment Unit-Area</w:t>
+      </w:r>
     </w:p>
     <w:p>
       <w:pPr>
@@ -153,10 +128,25 @@
           <w:rFonts w:ascii="바탕" w:hAnsi="바탕" w:eastAsia="바탕"/>
           <w:b/>
           <w:i w:val="0"/>
-          <w:sz w:val="32"/>
-        </w:rPr>
-        <w:t>박  현  근</w:t>
-      </w:r>
+          <w:sz w:val="28"/>
+        </w:rPr>
+        <w:t>Sale Prices in Seoul Using XGBoost and SHAP</w:t>
+      </w:r>
+    </w:p>
+    <w:p>
+      <w:pPr>
+        <w:spacing w:line="240" w:lineRule="auto" w:before="0" w:after="0"/>
+      </w:pPr>
+    </w:p>
+    <w:p>
+      <w:pPr>
+        <w:spacing w:line="240" w:lineRule="auto" w:before="0" w:after="0"/>
+      </w:pPr>
+    </w:p>
+    <w:p>
+      <w:pPr>
+        <w:spacing w:line="240" w:lineRule="auto" w:before="0" w:after="0"/>
+      </w:pPr>
     </w:p>
     <w:p>
       <w:pPr>
@@ -181,7 +171,7 @@
           <w:i w:val="0"/>
           <w:sz w:val="28"/>
         </w:rPr>
-        <w:t>한 양 대 학 교  부 동 산 융 합 대 학 원</w:t>
+        <w:t>2026 년  2 월</w:t>
       </w:r>
     </w:p>
     <w:p>
@@ -202,28 +192,8 @@
           <w:i w:val="0"/>
           <w:sz w:val="28"/>
         </w:rPr>
-        <w:t>2026 년  2 월</w:t>
-      </w:r>
-    </w:p>
-    <w:p>
-      <w:r>
-        <w:br w:type="page"/>
-      </w:r>
-    </w:p>
-    <w:p>
-      <w:pPr>
-        <w:spacing w:line="240" w:lineRule="auto" w:before="0" w:after="0"/>
-      </w:pPr>
-    </w:p>
-    <w:p>
-      <w:pPr>
-        <w:spacing w:line="240" w:lineRule="auto" w:before="0" w:after="0"/>
-      </w:pPr>
-    </w:p>
-    <w:p>
-      <w:pPr>
-        <w:spacing w:line="240" w:lineRule="auto" w:before="0" w:after="0"/>
-      </w:pPr>
+        <w:t>한 양 대 학 교  부 동 산 융 합 대 학 원</w:t>
+      </w:r>
     </w:p>
     <w:p>
       <w:pPr>
@@ -239,17 +209,12 @@
       <w:r>
         <w:rPr>
           <w:rFonts w:ascii="바탕" w:hAnsi="바탕" w:eastAsia="바탕"/>
-          <w:b/>
-          <w:i w:val="0"/>
-          <w:sz w:val="32"/>
-        </w:rPr>
-        <w:t>석 사 학 위 논 문</w:t>
-      </w:r>
-    </w:p>
-    <w:p>
-      <w:pPr>
-        <w:spacing w:line="240" w:lineRule="auto" w:before="0" w:after="0"/>
-      </w:pPr>
+          <w:b w:val="0"/>
+          <w:i w:val="0"/>
+          <w:sz w:val="26"/>
+        </w:rPr>
+        <w:t>도 시 부 동 산 정 책 전 공</w:t>
+      </w:r>
     </w:p>
     <w:p>
       <w:pPr>
@@ -267,10 +232,35 @@
           <w:rFonts w:ascii="바탕" w:hAnsi="바탕" w:eastAsia="바탕"/>
           <w:b/>
           <w:i w:val="0"/>
-          <w:sz w:val="44"/>
-        </w:rPr>
-        <w:t>XGBoost와 SHAP을 활용한</w:t>
-      </w:r>
+          <w:sz w:val="32"/>
+        </w:rPr>
+        <w:t>박  현  근</w:t>
+      </w:r>
+    </w:p>
+    <w:p>
+      <w:r>
+        <w:br w:type="page"/>
+      </w:r>
+    </w:p>
+    <w:p>
+      <w:pPr>
+        <w:spacing w:line="240" w:lineRule="auto" w:before="0" w:after="0"/>
+      </w:pPr>
+    </w:p>
+    <w:p>
+      <w:pPr>
+        <w:spacing w:line="240" w:lineRule="auto" w:before="0" w:after="0"/>
+      </w:pPr>
+    </w:p>
+    <w:p>
+      <w:pPr>
+        <w:spacing w:line="240" w:lineRule="auto" w:before="0" w:after="0"/>
+      </w:pPr>
+    </w:p>
+    <w:p>
+      <w:pPr>
+        <w:spacing w:line="240" w:lineRule="auto" w:before="0" w:after="0"/>
+      </w:pPr>
     </w:p>
     <w:p>
       <w:pPr>
@@ -283,10 +273,15 @@
           <w:rFonts w:ascii="바탕" w:hAnsi="바탕" w:eastAsia="바탕"/>
           <w:b/>
           <w:i w:val="0"/>
-          <w:sz w:val="44"/>
-        </w:rPr>
-        <w:t>서울시 아파트 매매가격 결정요인 분석</w:t>
-      </w:r>
+          <w:sz w:val="32"/>
+        </w:rPr>
+        <w:t>석 사 학 위 논 문</w:t>
+      </w:r>
+    </w:p>
+    <w:p>
+      <w:pPr>
+        <w:spacing w:line="240" w:lineRule="auto" w:before="0" w:after="0"/>
+      </w:pPr>
     </w:p>
     <w:p>
       <w:pPr>
@@ -304,9 +299,9 @@
           <w:rFonts w:ascii="바탕" w:hAnsi="바탕" w:eastAsia="바탕"/>
           <w:b/>
           <w:i w:val="0"/>
-          <w:sz w:val="28"/>
-        </w:rPr>
-        <w:t>Analysis of Determinants of Apartment Sale Prices</w:t>
+          <w:sz w:val="36"/>
+        </w:rPr>
+        <w:t>XGBoost와 SHAP을 활용한</w:t>
       </w:r>
     </w:p>
     <w:p>
@@ -320,20 +315,10 @@
           <w:rFonts w:ascii="바탕" w:hAnsi="바탕" w:eastAsia="바탕"/>
           <w:b/>
           <w:i w:val="0"/>
-          <w:sz w:val="28"/>
-        </w:rPr>
-        <w:t>in Seoul Using XGBoost and SHAP</w:t>
-      </w:r>
-    </w:p>
-    <w:p>
-      <w:pPr>
-        <w:spacing w:line="240" w:lineRule="auto" w:before="0" w:after="0"/>
-      </w:pPr>
-    </w:p>
-    <w:p>
-      <w:pPr>
-        <w:spacing w:line="240" w:lineRule="auto" w:before="0" w:after="0"/>
-      </w:pPr>
+          <w:sz w:val="36"/>
+        </w:rPr>
+        <w:t>서울시 아파트 단위면적당 매매가격의</w:t>
+      </w:r>
     </w:p>
     <w:p>
       <w:pPr>
@@ -346,15 +331,10 @@
           <w:rFonts w:ascii="바탕" w:hAnsi="바탕" w:eastAsia="바탕"/>
           <w:b/>
           <w:i w:val="0"/>
-          <w:sz w:val="28"/>
-        </w:rPr>
-        <w:t>지도교수  ____________</w:t>
-      </w:r>
-    </w:p>
-    <w:p>
-      <w:pPr>
-        <w:spacing w:line="240" w:lineRule="auto" w:before="0" w:after="0"/>
-      </w:pPr>
+          <w:sz w:val="36"/>
+        </w:rPr>
+        <w:t>설명 패턴 분석</w:t>
+      </w:r>
     </w:p>
     <w:p>
       <w:pPr>
@@ -370,22 +350,12 @@
       <w:r>
         <w:rPr>
           <w:rFonts w:ascii="바탕" w:hAnsi="바탕" w:eastAsia="바탕"/>
-          <w:b w:val="0"/>
-          <w:i w:val="0"/>
-          <w:sz w:val="24"/>
-        </w:rPr>
-        <w:t>이 논문을 공학 석사학위논문으로 제출합니다.</w:t>
-      </w:r>
-    </w:p>
-    <w:p>
-      <w:pPr>
-        <w:spacing w:line="240" w:lineRule="auto" w:before="0" w:after="0"/>
-      </w:pPr>
-    </w:p>
-    <w:p>
-      <w:pPr>
-        <w:spacing w:line="240" w:lineRule="auto" w:before="0" w:after="0"/>
-      </w:pPr>
+          <w:b/>
+          <w:i w:val="0"/>
+          <w:sz w:val="28"/>
+        </w:rPr>
+        <w:t>Explanatory Patterns of Apartment Unit-Area</w:t>
+      </w:r>
     </w:p>
     <w:p>
       <w:pPr>
@@ -400,8 +370,13 @@
           <w:i w:val="0"/>
           <w:sz w:val="28"/>
         </w:rPr>
-        <w:t>2026 년  2 월</w:t>
-      </w:r>
+        <w:t>Sale Prices in Seoul Using XGBoost and SHAP</w:t>
+      </w:r>
+    </w:p>
+    <w:p>
+      <w:pPr>
+        <w:spacing w:line="240" w:lineRule="auto" w:before="0" w:after="0"/>
+      </w:pPr>
     </w:p>
     <w:p>
       <w:pPr>
@@ -421,8 +396,13 @@
           <w:i w:val="0"/>
           <w:sz w:val="28"/>
         </w:rPr>
-        <w:t>한 양 대 학 교  부 동 산 융 합 대 학 원</w:t>
-      </w:r>
+        <w:t>지도교수  고  준  호</w:t>
+      </w:r>
+    </w:p>
+    <w:p>
+      <w:pPr>
+        <w:spacing w:line="240" w:lineRule="auto" w:before="0" w:after="0"/>
+      </w:pPr>
     </w:p>
     <w:p>
       <w:pPr>
@@ -440,9 +420,77 @@
           <w:rFonts w:ascii="바탕" w:hAnsi="바탕" w:eastAsia="바탕"/>
           <w:b w:val="0"/>
           <w:i w:val="0"/>
+          <w:sz w:val="24"/>
+        </w:rPr>
+        <w:t>이 논문을 부동산학 석사학위논문으로 제출합니다.</w:t>
+      </w:r>
+    </w:p>
+    <w:p>
+      <w:pPr>
+        <w:spacing w:line="240" w:lineRule="auto" w:before="0" w:after="0"/>
+      </w:pPr>
+    </w:p>
+    <w:p>
+      <w:pPr>
+        <w:spacing w:line="240" w:lineRule="auto" w:before="0" w:after="0"/>
+      </w:pPr>
+    </w:p>
+    <w:p>
+      <w:pPr>
+        <w:spacing w:line="276" w:lineRule="auto"/>
+        <w:ind w:firstLine="0"/>
+        <w:jc w:val="center"/>
+      </w:pPr>
+      <w:r>
+        <w:rPr>
+          <w:rFonts w:ascii="바탕" w:hAnsi="바탕" w:eastAsia="바탕"/>
+          <w:b/>
+          <w:i w:val="0"/>
+          <w:sz w:val="28"/>
+        </w:rPr>
+        <w:t>2026 년  2 월</w:t>
+      </w:r>
+    </w:p>
+    <w:p>
+      <w:pPr>
+        <w:spacing w:line="240" w:lineRule="auto" w:before="0" w:after="0"/>
+      </w:pPr>
+    </w:p>
+    <w:p>
+      <w:pPr>
+        <w:spacing w:line="276" w:lineRule="auto"/>
+        <w:ind w:firstLine="0"/>
+        <w:jc w:val="center"/>
+      </w:pPr>
+      <w:r>
+        <w:rPr>
+          <w:rFonts w:ascii="바탕" w:hAnsi="바탕" w:eastAsia="바탕"/>
+          <w:b/>
+          <w:i w:val="0"/>
+          <w:sz w:val="28"/>
+        </w:rPr>
+        <w:t>한 양 대 학 교  부 동 산 융 합 대 학 원</w:t>
+      </w:r>
+    </w:p>
+    <w:p>
+      <w:pPr>
+        <w:spacing w:line="240" w:lineRule="auto" w:before="0" w:after="0"/>
+      </w:pPr>
+    </w:p>
+    <w:p>
+      <w:pPr>
+        <w:spacing w:line="276" w:lineRule="auto"/>
+        <w:ind w:firstLine="0"/>
+        <w:jc w:val="center"/>
+      </w:pPr>
+      <w:r>
+        <w:rPr>
+          <w:rFonts w:ascii="바탕" w:hAnsi="바탕" w:eastAsia="바탕"/>
+          <w:b w:val="0"/>
+          <w:i w:val="0"/>
           <w:sz w:val="26"/>
         </w:rPr>
-        <w:t>빅 데 이 터  전 공</w:t>
+        <w:t>도 시 부 동 산 정 책 전 공</w:t>
       </w:r>
     </w:p>
     <w:p>
@@ -662,13 +710,99 @@
           <w:i w:val="0"/>
           <w:sz w:val="32"/>
         </w:rPr>
+        <w:t>목차</w:t>
+      </w:r>
+    </w:p>
+    <w:p>
+      <w:pPr>
+        <w:pStyle w:val="ListBullet"/>
+        <w:spacing w:line="384" w:lineRule="auto" w:after="0"/>
+        <w:ind w:firstLine="0"/>
+        <w:jc w:val="both"/>
+      </w:pPr>
+      <w:r>
+        <w:rPr>
+          <w:rFonts w:ascii="바탕" w:hAnsi="바탕" w:eastAsia="바탕"/>
+          <w:b w:val="0"/>
+          <w:i w:val="0"/>
+          <w:sz w:val="22"/>
+        </w:rPr>
+        <w:t>목차</w:t>
+      </w:r>
+    </w:p>
+    <w:p>
+      <w:pPr>
+        <w:pStyle w:val="ListBullet"/>
+        <w:spacing w:line="384" w:lineRule="auto" w:after="0"/>
+        <w:ind w:firstLine="0"/>
+        <w:jc w:val="both"/>
+      </w:pPr>
+      <w:r>
+        <w:rPr>
+          <w:rFonts w:ascii="바탕" w:hAnsi="바탕" w:eastAsia="바탕"/>
+          <w:b w:val="0"/>
+          <w:i w:val="0"/>
+          <w:sz w:val="22"/>
+        </w:rPr>
+        <w:t>표 목차</w:t>
+      </w:r>
+    </w:p>
+    <w:p>
+      <w:pPr>
+        <w:pStyle w:val="ListBullet"/>
+        <w:spacing w:line="384" w:lineRule="auto" w:after="0"/>
+        <w:ind w:firstLine="0"/>
+        <w:jc w:val="both"/>
+      </w:pPr>
+      <w:r>
+        <w:rPr>
+          <w:rFonts w:ascii="바탕" w:hAnsi="바탕" w:eastAsia="바탕"/>
+          <w:b w:val="0"/>
+          <w:i w:val="0"/>
+          <w:sz w:val="22"/>
+        </w:rPr>
+        <w:t>그림 목차</w:t>
+      </w:r>
+    </w:p>
+    <w:p>
+      <w:pPr>
+        <w:pStyle w:val="ListBullet"/>
+        <w:spacing w:line="384" w:lineRule="auto" w:after="0"/>
+        <w:ind w:firstLine="0"/>
+        <w:jc w:val="both"/>
+      </w:pPr>
+      <w:r>
+        <w:rPr>
+          <w:rFonts w:ascii="바탕" w:hAnsi="바탕" w:eastAsia="바탕"/>
+          <w:b w:val="0"/>
+          <w:i w:val="0"/>
+          <w:sz w:val="22"/>
+        </w:rPr>
         <w:t>국문초록</w:t>
       </w:r>
     </w:p>
     <w:p>
       <w:pPr>
+        <w:pStyle w:val="Heading2"/>
+        <w:spacing w:line="384" w:lineRule="auto" w:before="360" w:after="240"/>
+        <w:ind w:firstLine="0"/>
+        <w:jc w:val="left"/>
+      </w:pPr>
+      <w:r>
+        <w:rPr>
+          <w:rFonts w:ascii="바탕" w:hAnsi="바탕" w:eastAsia="바탕"/>
+          <w:b/>
+          <w:i w:val="0"/>
+          <w:sz w:val="26"/>
+        </w:rPr>
+        <w:t>제1장 서론</w:t>
+      </w:r>
+    </w:p>
+    <w:p>
+      <w:pPr>
+        <w:pStyle w:val="ListBullet"/>
         <w:spacing w:line="384" w:lineRule="auto" w:after="0"/>
-        <w:ind w:firstLine="397"/>
+        <w:ind w:firstLine="0"/>
         <w:jc w:val="both"/>
       </w:pPr>
       <w:r>
@@ -678,85 +812,354 @@
           <w:i w:val="0"/>
           <w:sz w:val="22"/>
         </w:rPr>
-        <w:t xml:space="preserve">본 연구는 서울특별시 215개 행정동 아파트 실거래 391,826건(2019.01~2025.12)을 대상으로, 규모효과를 정규화한 </w:t>
-      </w:r>
+        <w:t>제1절 연구의 배경 및 목적</w:t>
+      </w:r>
+    </w:p>
+    <w:p>
+      <w:pPr>
+        <w:pStyle w:val="ListBullet"/>
+        <w:spacing w:line="384" w:lineRule="auto" w:after="0"/>
+        <w:ind w:firstLine="0"/>
+        <w:jc w:val="both"/>
+      </w:pPr>
+      <w:r>
+        <w:rPr>
+          <w:rFonts w:ascii="바탕" w:hAnsi="바탕" w:eastAsia="바탕"/>
+          <w:b w:val="0"/>
+          <w:i w:val="0"/>
+          <w:sz w:val="22"/>
+        </w:rPr>
+        <w:t>제2절 연구의 범위 및 방법</w:t>
+      </w:r>
+    </w:p>
+    <w:p>
+      <w:pPr>
+        <w:pStyle w:val="ListBullet"/>
+        <w:spacing w:line="384" w:lineRule="auto" w:after="0"/>
+        <w:ind w:firstLine="0"/>
+        <w:jc w:val="both"/>
+      </w:pPr>
+      <w:r>
+        <w:rPr>
+          <w:rFonts w:ascii="바탕" w:hAnsi="바탕" w:eastAsia="바탕"/>
+          <w:b w:val="0"/>
+          <w:i w:val="0"/>
+          <w:sz w:val="22"/>
+        </w:rPr>
+        <w:t>제3절 논문의 구성</w:t>
+      </w:r>
+    </w:p>
+    <w:p>
+      <w:pPr>
+        <w:pStyle w:val="Heading2"/>
+        <w:spacing w:line="384" w:lineRule="auto" w:before="360" w:after="240"/>
+        <w:ind w:firstLine="0"/>
+        <w:jc w:val="left"/>
+      </w:pPr>
       <w:r>
         <w:rPr>
           <w:rFonts w:ascii="바탕" w:hAnsi="바탕" w:eastAsia="바탕"/>
           <w:b/>
           <w:i w:val="0"/>
-          <w:sz w:val="22"/>
-        </w:rPr>
-        <w:t>log(단위면적당 거래가격)</w:t>
-      </w:r>
-      <w:r>
-        <w:rPr>
-          <w:rFonts w:ascii="바탕" w:hAnsi="바탕" w:eastAsia="바탕"/>
-          <w:b w:val="0"/>
-          <w:i w:val="0"/>
-          <w:sz w:val="22"/>
-        </w:rPr>
-        <w:t xml:space="preserve">을 종속변수로 하여 OLS·Random Forest·XGBoost를 비교하고 SHAP으로 예측값 설명 구조를 분석하였다. 기존 연구의 세 공백(거친 공간 단위, 불완전한 시간 정합, 단일 SHAP 해석)을 메우기 위해 본 연구는 (i) 시설 변수를 </w:t>
-      </w:r>
+          <w:sz w:val="26"/>
+        </w:rPr>
+        <w:t>제2장 이론적 배경 및 선행연구</w:t>
+      </w:r>
+    </w:p>
+    <w:p>
+      <w:pPr>
+        <w:pStyle w:val="ListBullet"/>
+        <w:spacing w:line="384" w:lineRule="auto" w:after="0"/>
+        <w:ind w:firstLine="0"/>
+        <w:jc w:val="both"/>
+      </w:pPr>
+      <w:r>
+        <w:rPr>
+          <w:rFonts w:ascii="바탕" w:hAnsi="바탕" w:eastAsia="바탕"/>
+          <w:b w:val="0"/>
+          <w:i w:val="0"/>
+          <w:sz w:val="22"/>
+        </w:rPr>
+        <w:t>제1절 헤도닉 가격모형</w:t>
+      </w:r>
+    </w:p>
+    <w:p>
+      <w:pPr>
+        <w:pStyle w:val="ListBullet"/>
+        <w:spacing w:line="384" w:lineRule="auto" w:after="0"/>
+        <w:ind w:firstLine="0"/>
+        <w:jc w:val="both"/>
+      </w:pPr>
+      <w:r>
+        <w:rPr>
+          <w:rFonts w:ascii="바탕" w:hAnsi="바탕" w:eastAsia="바탕"/>
+          <w:b w:val="0"/>
+          <w:i w:val="0"/>
+          <w:sz w:val="22"/>
+        </w:rPr>
+        <w:t>제2절 머신러닝 기반 부동산 가격 예측</w:t>
+      </w:r>
+    </w:p>
+    <w:p>
+      <w:pPr>
+        <w:pStyle w:val="ListBullet"/>
+        <w:spacing w:line="384" w:lineRule="auto" w:after="0"/>
+        <w:ind w:firstLine="0"/>
+        <w:jc w:val="both"/>
+      </w:pPr>
+      <w:r>
+        <w:rPr>
+          <w:rFonts w:ascii="바탕" w:hAnsi="바탕" w:eastAsia="바탕"/>
+          <w:b w:val="0"/>
+          <w:i w:val="0"/>
+          <w:sz w:val="22"/>
+        </w:rPr>
+        <w:t>제3절 설명가능한 인공지능(XAI)</w:t>
+      </w:r>
+    </w:p>
+    <w:p>
+      <w:pPr>
+        <w:pStyle w:val="ListBullet"/>
+        <w:spacing w:line="384" w:lineRule="auto" w:after="0"/>
+        <w:ind w:firstLine="0"/>
+        <w:jc w:val="both"/>
+      </w:pPr>
+      <w:r>
+        <w:rPr>
+          <w:rFonts w:ascii="바탕" w:hAnsi="바탕" w:eastAsia="바탕"/>
+          <w:b w:val="0"/>
+          <w:i w:val="0"/>
+          <w:sz w:val="22"/>
+        </w:rPr>
+        <w:t>제4절 선행연구 검토 및 차별성</w:t>
+      </w:r>
+    </w:p>
+    <w:p>
+      <w:pPr>
+        <w:pStyle w:val="Heading2"/>
+        <w:spacing w:line="384" w:lineRule="auto" w:before="360" w:after="240"/>
+        <w:ind w:firstLine="0"/>
+        <w:jc w:val="left"/>
+      </w:pPr>
       <w:r>
         <w:rPr>
           <w:rFonts w:ascii="바탕" w:hAnsi="바탕" w:eastAsia="바탕"/>
           <w:b/>
           <w:i w:val="0"/>
-          <w:sz w:val="22"/>
-        </w:rPr>
-        <w:t>행정동 경계 개수에서 거래 단지 좌표 기준 거리·반경 접근성 지표로 전환</w:t>
-      </w:r>
-      <w:r>
-        <w:rPr>
-          <w:rFonts w:ascii="바탕" w:hAnsi="바탕" w:eastAsia="바탕"/>
-          <w:b w:val="0"/>
-          <w:i w:val="0"/>
-          <w:sz w:val="22"/>
-        </w:rPr>
-        <w:t xml:space="preserve">하고(13 시설군·최근접거리+반경 500m/1km/2km 개수), (ii) 시설 개업·폐업 이력을 활용한 </w:t>
-      </w:r>
+          <w:sz w:val="26"/>
+        </w:rPr>
+        <w:t>제3장 연구 설계</w:t>
+      </w:r>
+    </w:p>
+    <w:p>
+      <w:pPr>
+        <w:pStyle w:val="ListBullet"/>
+        <w:spacing w:line="384" w:lineRule="auto" w:after="0"/>
+        <w:ind w:firstLine="0"/>
+        <w:jc w:val="both"/>
+      </w:pPr>
+      <w:r>
+        <w:rPr>
+          <w:rFonts w:ascii="바탕" w:hAnsi="바탕" w:eastAsia="바탕"/>
+          <w:b w:val="0"/>
+          <w:i w:val="0"/>
+          <w:sz w:val="22"/>
+        </w:rPr>
+        <w:t>제1절 연구 모형</w:t>
+      </w:r>
+    </w:p>
+    <w:p>
+      <w:pPr>
+        <w:pStyle w:val="ListBullet"/>
+        <w:spacing w:line="384" w:lineRule="auto" w:after="0"/>
+        <w:ind w:firstLine="0"/>
+        <w:jc w:val="both"/>
+      </w:pPr>
+      <w:r>
+        <w:rPr>
+          <w:rFonts w:ascii="바탕" w:hAnsi="바탕" w:eastAsia="바탕"/>
+          <w:b w:val="0"/>
+          <w:i w:val="0"/>
+          <w:sz w:val="22"/>
+        </w:rPr>
+        <w:t>제2절 분석 데이터 및 변수 설정</w:t>
+      </w:r>
+    </w:p>
+    <w:p>
+      <w:pPr>
+        <w:pStyle w:val="ListBullet"/>
+        <w:spacing w:line="384" w:lineRule="auto" w:after="0"/>
+        <w:ind w:firstLine="0"/>
+        <w:jc w:val="both"/>
+      </w:pPr>
+      <w:r>
+        <w:rPr>
+          <w:rFonts w:ascii="바탕" w:hAnsi="바탕" w:eastAsia="바탕"/>
+          <w:b w:val="0"/>
+          <w:i w:val="0"/>
+          <w:sz w:val="22"/>
+        </w:rPr>
+        <w:t>제3절 분석 방법</w:t>
+      </w:r>
+    </w:p>
+    <w:p>
+      <w:pPr>
+        <w:pStyle w:val="Heading2"/>
+        <w:spacing w:line="384" w:lineRule="auto" w:before="360" w:after="240"/>
+        <w:ind w:firstLine="0"/>
+        <w:jc w:val="left"/>
+      </w:pPr>
       <w:r>
         <w:rPr>
           <w:rFonts w:ascii="바탕" w:hAnsi="바탕" w:eastAsia="바탕"/>
           <w:b/>
           <w:i w:val="0"/>
-          <w:sz w:val="22"/>
-        </w:rPr>
-        <w:t>연도별 시점 정합 스냅샷(2019~2025)</w:t>
-      </w:r>
-      <w:r>
-        <w:rPr>
-          <w:rFonts w:ascii="바탕" w:hAnsi="바탕" w:eastAsia="바탕"/>
-          <w:b w:val="0"/>
-          <w:i w:val="0"/>
-          <w:sz w:val="22"/>
-        </w:rPr>
-        <w:t xml:space="preserve">을 구축하였으며, (iii) SHAP 기여도 분석을 </w:t>
-      </w:r>
+          <w:sz w:val="26"/>
+        </w:rPr>
+        <w:t>제4장 실증 분석</w:t>
+      </w:r>
+    </w:p>
+    <w:p>
+      <w:pPr>
+        <w:pStyle w:val="ListBullet"/>
+        <w:spacing w:line="384" w:lineRule="auto" w:after="0"/>
+        <w:ind w:firstLine="0"/>
+        <w:jc w:val="both"/>
+      </w:pPr>
+      <w:r>
+        <w:rPr>
+          <w:rFonts w:ascii="바탕" w:hAnsi="바탕" w:eastAsia="바탕"/>
+          <w:b w:val="0"/>
+          <w:i w:val="0"/>
+          <w:sz w:val="22"/>
+        </w:rPr>
+        <w:t>제1절 기술통계 및 변수 분포</w:t>
+      </w:r>
+    </w:p>
+    <w:p>
+      <w:pPr>
+        <w:pStyle w:val="ListBullet"/>
+        <w:spacing w:line="384" w:lineRule="auto" w:after="0"/>
+        <w:ind w:firstLine="0"/>
+        <w:jc w:val="both"/>
+      </w:pPr>
+      <w:r>
+        <w:rPr>
+          <w:rFonts w:ascii="바탕" w:hAnsi="바탕" w:eastAsia="바탕"/>
+          <w:b w:val="0"/>
+          <w:i w:val="0"/>
+          <w:sz w:val="22"/>
+        </w:rPr>
+        <w:t>제2절 모형별 예측 성능 비교</w:t>
+      </w:r>
+    </w:p>
+    <w:p>
+      <w:pPr>
+        <w:pStyle w:val="ListBullet"/>
+        <w:spacing w:line="384" w:lineRule="auto" w:after="0"/>
+        <w:ind w:firstLine="0"/>
+        <w:jc w:val="both"/>
+      </w:pPr>
+      <w:r>
+        <w:rPr>
+          <w:rFonts w:ascii="바탕" w:hAnsi="바탕" w:eastAsia="바탕"/>
+          <w:b w:val="0"/>
+          <w:i w:val="0"/>
+          <w:sz w:val="22"/>
+        </w:rPr>
+        <w:t>제3절 어블레이션 분석 — 공간 정합과 시간 정합의 정량 분해</w:t>
+      </w:r>
+    </w:p>
+    <w:p>
+      <w:pPr>
+        <w:pStyle w:val="ListBullet"/>
+        <w:spacing w:line="384" w:lineRule="auto" w:after="0"/>
+        <w:ind w:firstLine="0"/>
+        <w:jc w:val="both"/>
+      </w:pPr>
+      <w:r>
+        <w:rPr>
+          <w:rFonts w:ascii="바탕" w:hAnsi="바탕" w:eastAsia="바탕"/>
+          <w:b w:val="0"/>
+          <w:i w:val="0"/>
+          <w:sz w:val="22"/>
+        </w:rPr>
+        <w:t>제4절 전체 SHAP 분석 — 가격 설명 신호의 글로벌 구조</w:t>
+      </w:r>
+    </w:p>
+    <w:p>
+      <w:pPr>
+        <w:pStyle w:val="ListBullet"/>
+        <w:spacing w:line="384" w:lineRule="auto" w:after="0"/>
+        <w:ind w:firstLine="0"/>
+        <w:jc w:val="both"/>
+      </w:pPr>
+      <w:r>
+        <w:rPr>
+          <w:rFonts w:ascii="바탕" w:hAnsi="바탕" w:eastAsia="바탕"/>
+          <w:b w:val="0"/>
+          <w:i w:val="0"/>
+          <w:sz w:val="22"/>
+        </w:rPr>
+        <w:t>제5절 권역별 SHAP 분석 — 강남3구와 비강남의 구성 차이</w:t>
+      </w:r>
+    </w:p>
+    <w:p>
+      <w:pPr>
+        <w:pStyle w:val="ListBullet"/>
+        <w:spacing w:line="384" w:lineRule="auto" w:after="0"/>
+        <w:ind w:firstLine="0"/>
+        <w:jc w:val="both"/>
+      </w:pPr>
+      <w:r>
+        <w:rPr>
+          <w:rFonts w:ascii="바탕" w:hAnsi="바탕" w:eastAsia="바탕"/>
+          <w:b w:val="0"/>
+          <w:i w:val="0"/>
+          <w:sz w:val="22"/>
+        </w:rPr>
+        <w:t>제6절 연도별 SHAP 분석 — 시장 국면별 설명 신호의 변동</w:t>
+      </w:r>
+    </w:p>
+    <w:p>
+      <w:pPr>
+        <w:pStyle w:val="ListBullet"/>
+        <w:spacing w:line="384" w:lineRule="auto" w:after="0"/>
+        <w:ind w:firstLine="0"/>
+        <w:jc w:val="both"/>
+      </w:pPr>
+      <w:r>
+        <w:rPr>
+          <w:rFonts w:ascii="바탕" w:hAnsi="바탕" w:eastAsia="바탕"/>
+          <w:b w:val="0"/>
+          <w:i w:val="0"/>
+          <w:sz w:val="22"/>
+        </w:rPr>
+        <w:t>제7절 연도×권역 교차 SHAP 분석 — 시공간 이질성의 실증</w:t>
+      </w:r>
+    </w:p>
+    <w:p>
+      <w:pPr>
+        <w:pStyle w:val="Heading2"/>
+        <w:spacing w:line="384" w:lineRule="auto" w:before="360" w:after="240"/>
+        <w:ind w:firstLine="0"/>
+        <w:jc w:val="left"/>
+      </w:pPr>
       <w:r>
         <w:rPr>
           <w:rFonts w:ascii="바탕" w:hAnsi="바탕" w:eastAsia="바탕"/>
           <w:b/>
           <w:i w:val="0"/>
-          <w:sz w:val="22"/>
-        </w:rPr>
-        <w:t>전체·권역(강남3구/비강남)·연도·연도×권역(21 서브모델)</w:t>
-      </w:r>
-      <w:r>
-        <w:rPr>
-          <w:rFonts w:ascii="바탕" w:hAnsi="바탕" w:eastAsia="바탕"/>
-          <w:b w:val="0"/>
-          <w:i w:val="0"/>
-          <w:sz w:val="22"/>
-        </w:rPr>
-        <w:t>으로 분해하였다.</w:t>
-      </w:r>
-    </w:p>
-    <w:p>
-      <w:pPr>
+          <w:sz w:val="26"/>
+        </w:rPr>
+        <w:t>제5장 결론</w:t>
+      </w:r>
+    </w:p>
+    <w:p>
+      <w:pPr>
+        <w:pStyle w:val="ListBullet"/>
         <w:spacing w:line="384" w:lineRule="auto" w:after="0"/>
-        <w:ind w:firstLine="397"/>
+        <w:ind w:firstLine="0"/>
         <w:jc w:val="both"/>
       </w:pPr>
       <w:r>
@@ -766,67 +1169,14 @@
           <w:i w:val="0"/>
           <w:sz w:val="22"/>
         </w:rPr>
-        <w:t xml:space="preserve">예측 성능은 XGBoost 통합 모형(거리+시점+행정동) 기준 무작위 분할 R²=0.959, 시간순 분할 R²=0.871, 단지 Group 분할 R²=0.804로 OLS(R²_random=0.498)와 Random Forest(R²_random=0.881)를 상회하였다. 행정동 개수만 사용한 시나리오 A 대비 </w:t>
-      </w:r>
-      <w:r>
-        <w:rPr>
-          <w:rFonts w:ascii="바탕" w:hAnsi="바탕" w:eastAsia="바탕"/>
-          <w:b/>
-          <w:i w:val="0"/>
-          <w:sz w:val="22"/>
-        </w:rPr>
-        <w:t>시간순 분할 R²가 +7.1%p 개선</w:t>
-      </w:r>
-      <w:r>
-        <w:rPr>
-          <w:rFonts w:ascii="바탕" w:hAnsi="바탕" w:eastAsia="바탕"/>
-          <w:b w:val="0"/>
-          <w:i w:val="0"/>
-          <w:sz w:val="22"/>
-        </w:rPr>
-        <w:t xml:space="preserve">되었으며, 어블레이션 분석에서 이 개선은 시점 정합(R² 단독 효과는 0.5%p 이내)이 아니라 </w:t>
-      </w:r>
-      <w:r>
-        <w:rPr>
-          <w:rFonts w:ascii="바탕" w:hAnsi="바탕" w:eastAsia="바탕"/>
-          <w:b/>
-          <w:i w:val="0"/>
-          <w:sz w:val="22"/>
-        </w:rPr>
-        <w:t>거리 기반 전환(A→B: +5.6%p)</w:t>
-      </w:r>
-      <w:r>
-        <w:rPr>
-          <w:rFonts w:ascii="바탕" w:hAnsi="바탕" w:eastAsia="바탕"/>
-          <w:b w:val="0"/>
-          <w:i w:val="0"/>
-          <w:sz w:val="22"/>
-        </w:rPr>
-        <w:t xml:space="preserve">이 주도함이 확인되었다. 시점 정합 자체는 R² 개선이 아닌 </w:t>
-      </w:r>
-      <w:r>
-        <w:rPr>
-          <w:rFonts w:ascii="바탕" w:hAnsi="바탕" w:eastAsia="바탕"/>
-          <w:b/>
-          <w:i w:val="0"/>
-          <w:sz w:val="22"/>
-        </w:rPr>
-        <w:t>시간역전 정보누수(temporal leakage) 제거</w:t>
-      </w:r>
-      <w:r>
-        <w:rPr>
-          <w:rFonts w:ascii="바탕" w:hAnsi="바탕" w:eastAsia="바탕"/>
-          <w:b w:val="0"/>
-          <w:i w:val="0"/>
-          <w:sz w:val="22"/>
-        </w:rPr>
-        <w:t>라는 방법론적 타당성 확보에 기여한다.</w:t>
-      </w:r>
-    </w:p>
-    <w:p>
-      <w:pPr>
+        <w:t>제1절 연구 결과 요약</w:t>
+      </w:r>
+    </w:p>
+    <w:p>
+      <w:pPr>
+        <w:pStyle w:val="ListBullet"/>
         <w:spacing w:line="384" w:lineRule="auto" w:after="0"/>
-        <w:ind w:firstLine="397"/>
+        <w:ind w:firstLine="0"/>
         <w:jc w:val="both"/>
       </w:pPr>
       <w:r>
@@ -836,85 +1186,14 @@
           <w:i w:val="0"/>
           <w:sz w:val="22"/>
         </w:rPr>
-        <w:t xml:space="preserve">전체 SHAP 상위 5 변수는 </w:t>
-      </w:r>
-      <w:r>
-        <w:rPr>
-          <w:rFonts w:ascii="바탕" w:hAnsi="바탕" w:eastAsia="바탕"/>
-          <w:b/>
-          <w:i w:val="0"/>
-          <w:sz w:val="22"/>
-        </w:rPr>
-        <w:t>강남구분(12.5%), 건물연령(10.4%), M2 통화량(9.8%), 전용면적(7.8%), 어린이집 1km 내 개수(6.4%)</w:t>
-      </w:r>
-      <w:r>
-        <w:rPr>
-          <w:rFonts w:ascii="바탕" w:hAnsi="바탕" w:eastAsia="바탕"/>
-          <w:b w:val="0"/>
-          <w:i w:val="0"/>
-          <w:sz w:val="22"/>
-        </w:rPr>
-        <w:t xml:space="preserve">이며, 상위 15 중 거리 기반 변수가 8개(53%)로 미시 입지 신호가 전면에 드러났다. 권역별 비교에서 </w:t>
-      </w:r>
-      <w:r>
-        <w:rPr>
-          <w:rFonts w:ascii="바탕" w:hAnsi="바탕" w:eastAsia="바탕"/>
-          <w:b/>
-          <w:i w:val="0"/>
-          <w:sz w:val="22"/>
-        </w:rPr>
-        <w:t>강남3구(R²=0.964)</w:t>
-      </w:r>
-      <w:r>
-        <w:rPr>
-          <w:rFonts w:ascii="바탕" w:hAnsi="바탕" w:eastAsia="바탕"/>
-          <w:b w:val="0"/>
-          <w:i w:val="0"/>
-          <w:sz w:val="22"/>
-        </w:rPr>
-        <w:t xml:space="preserve">는 건물연령·백화점 최근접거리·전용면적·백화점수(행정동)·CCTV 500m 개수가 상위 5에 진입하여 상업 집적과 유동인구 신호가 가격 설명에서 두드러지고, </w:t>
-      </w:r>
-      <w:r>
-        <w:rPr>
-          <w:rFonts w:ascii="바탕" w:hAnsi="바탕" w:eastAsia="바탕"/>
-          <w:b/>
-          <w:i w:val="0"/>
-          <w:sz w:val="22"/>
-        </w:rPr>
-        <w:t>비강남(R²=0.952)</w:t>
-      </w:r>
-      <w:r>
-        <w:rPr>
-          <w:rFonts w:ascii="바탕" w:hAnsi="바탕" w:eastAsia="바탕"/>
-          <w:b w:val="0"/>
-          <w:i w:val="0"/>
-          <w:sz w:val="22"/>
-        </w:rPr>
-        <w:t xml:space="preserve">은 건물연령·학원수(행정동)·전용면적·어린이집수(행정동)·층이 상위 5를 구성해 주거 실수요·사교육·물리 속성이 안정적으로 기여한다. 연도×권역 교차 분석에서 강남3구는 연도별 Top 1 변수가 백화점수(2019)·건물연령(2020)·CCTV(2021)·종합병원 최근접(2023 신규 진입)·백화점 최근접(2025) 순으로 변동하는 반면, 비강남은 7년 내내 Top 5 구성이 거의 고정적이었다. 이는 </w:t>
-      </w:r>
-      <w:r>
-        <w:rPr>
-          <w:rFonts w:ascii="바탕" w:hAnsi="바탕" w:eastAsia="바탕"/>
-          <w:b/>
-          <w:i w:val="0"/>
-          <w:sz w:val="22"/>
-        </w:rPr>
-        <w:t>권역별 가격 설명 구조가 서로 다른 시간 안정성</w:t>
-      </w:r>
-      <w:r>
-        <w:rPr>
-          <w:rFonts w:ascii="바탕" w:hAnsi="바탕" w:eastAsia="바탕"/>
-          <w:b w:val="0"/>
-          <w:i w:val="0"/>
-          <w:sz w:val="22"/>
-        </w:rPr>
-        <w:t>을 가진다는 점을 보여주는 발견이다.</w:t>
-      </w:r>
-    </w:p>
-    <w:p>
-      <w:pPr>
+        <w:t>제2절 시사점</w:t>
+      </w:r>
+    </w:p>
+    <w:p>
+      <w:pPr>
+        <w:pStyle w:val="ListBullet"/>
         <w:spacing w:line="384" w:lineRule="auto" w:after="0"/>
-        <w:ind w:firstLine="397"/>
+        <w:ind w:firstLine="0"/>
         <w:jc w:val="both"/>
       </w:pPr>
       <w:r>
@@ -924,50 +1203,41 @@
           <w:i w:val="0"/>
           <w:sz w:val="22"/>
         </w:rPr>
-        <w:t xml:space="preserve">2022년 금리 급등·거래 급감 국면에서 전체 R²는 0.892, 강남·비강남 모두 0.857로 인접 연도 대비 저하되었으며, 이는 </w:t>
-      </w:r>
-      <w:r>
-        <w:rPr>
-          <w:rFonts w:ascii="바탕" w:hAnsi="바탕" w:eastAsia="바탕"/>
-          <w:b/>
-          <w:i w:val="0"/>
-          <w:sz w:val="22"/>
-        </w:rPr>
-        <w:t>조정기 국면에서 기존 설명변수의 예측 안정성이 약화되었을 가능성</w:t>
-      </w:r>
-      <w:r>
-        <w:rPr>
-          <w:rFonts w:ascii="바탕" w:hAnsi="바탕" w:eastAsia="바탕"/>
-          <w:b w:val="0"/>
-          <w:i w:val="0"/>
-          <w:sz w:val="22"/>
-        </w:rPr>
-        <w:t>을 시사한다. Moran's I 공간 자기상관 검정에서 OLS 잔차(I=0.325, p&lt;0.001)의 강한 자기상관이 XGBoost 잔차에서는 I=0.004(p=0.880)로 유의성을 잃어, 비선형 모형이 공간 구조를 상당 부분 흡수함이 확인되었다. 본 연구는 거리 기반 접근성, 연도별 시점 정합, 권역×연도 SHAP 분해를 결합한 실증 설계를 통해 AVM·감정평가 실무에 참고 가능한 설명 프레임워크를 제시한다는 점에서 기여를 가진다.</w:t>
-      </w:r>
-    </w:p>
-    <w:p>
-      <w:pPr>
+        <w:t>제3절 연구의 한계 및 향후 과제</w:t>
+      </w:r>
+    </w:p>
+    <w:p>
+      <w:pPr>
+        <w:pStyle w:val="ListBullet"/>
         <w:spacing w:line="384" w:lineRule="auto" w:after="0"/>
-        <w:ind w:firstLine="397"/>
+        <w:ind w:firstLine="0"/>
         <w:jc w:val="both"/>
       </w:pPr>
       <w:r>
         <w:rPr>
           <w:rFonts w:ascii="바탕" w:hAnsi="바탕" w:eastAsia="바탕"/>
-          <w:b/>
-          <w:i w:val="0"/>
-          <w:sz w:val="22"/>
-        </w:rPr>
-        <w:t>주제어:</w:t>
-      </w:r>
-      <w:r>
-        <w:rPr>
-          <w:rFonts w:ascii="바탕" w:hAnsi="바탕" w:eastAsia="바탕"/>
-          <w:b w:val="0"/>
-          <w:i w:val="0"/>
-          <w:sz w:val="22"/>
-        </w:rPr>
-        <w:t xml:space="preserve"> 아파트 단위면적당 매매가격, XGBoost, SHAP, 설명가능한 인공지능(XAI), 헤도닉 가격모형, 거리 기반 접근성, 시점 정합, 권역×연도 이질성, 서울 부동산 시장</w:t>
+          <w:b w:val="0"/>
+          <w:i w:val="0"/>
+          <w:sz w:val="22"/>
+        </w:rPr>
+        <w:t>참고문헌</w:t>
+      </w:r>
+    </w:p>
+    <w:p>
+      <w:pPr>
+        <w:pStyle w:val="ListBullet"/>
+        <w:spacing w:line="384" w:lineRule="auto" w:after="0"/>
+        <w:ind w:firstLine="0"/>
+        <w:jc w:val="both"/>
+      </w:pPr>
+      <w:r>
+        <w:rPr>
+          <w:rFonts w:ascii="바탕" w:hAnsi="바탕" w:eastAsia="바탕"/>
+          <w:b w:val="0"/>
+          <w:i w:val="0"/>
+          <w:sz w:val="22"/>
+        </w:rPr>
+        <w:t>Abstract</w:t>
       </w:r>
     </w:p>
     <w:p>
@@ -989,7 +1259,7 @@
           <w:i w:val="0"/>
           <w:sz w:val="32"/>
         </w:rPr>
-        <w:t>목차</w:t>
+        <w:t>표 목차</w:t>
       </w:r>
     </w:p>
     <w:p>
@@ -1006,7 +1276,7 @@
           <w:i w:val="0"/>
           <w:sz w:val="22"/>
         </w:rPr>
-        <w:t>국문초록</w:t>
+        <w:t>&lt;표 3-1&gt; 종속변수 및 독립변수 정의·데이터 출처</w:t>
       </w:r>
     </w:p>
     <w:p>
@@ -1023,7 +1293,7 @@
           <w:i w:val="0"/>
           <w:sz w:val="22"/>
         </w:rPr>
-        <w:t>목차</w:t>
+        <w:t>&lt;표 4-1&gt; 종속변수 및 주요 변수 기술통계</w:t>
       </w:r>
     </w:p>
     <w:p>
@@ -1040,7 +1310,7 @@
           <w:i w:val="0"/>
           <w:sz w:val="22"/>
         </w:rPr>
-        <w:t>표 목차</w:t>
+        <w:t>&lt;표 4-2&gt; 주요 거리 기반 변수 분포 (단지 8,601 기준)</w:t>
       </w:r>
     </w:p>
     <w:p>
@@ -1057,24 +1327,7 @@
           <w:i w:val="0"/>
           <w:sz w:val="22"/>
         </w:rPr>
-        <w:t>그림 목차</w:t>
-      </w:r>
-    </w:p>
-    <w:p>
-      <w:pPr>
-        <w:pStyle w:val="Heading2"/>
-        <w:spacing w:line="384" w:lineRule="auto" w:before="360" w:after="240"/>
-        <w:ind w:firstLine="0"/>
-        <w:jc w:val="left"/>
-      </w:pPr>
-      <w:r>
-        <w:rPr>
-          <w:rFonts w:ascii="바탕" w:hAnsi="바탕" w:eastAsia="바탕"/>
-          <w:b/>
-          <w:i w:val="0"/>
-          <w:sz w:val="26"/>
-        </w:rPr>
-        <w:t>제1장 서론</w:t>
+        <w:t>&lt;표 4-3&gt; 주요 시설 도보 추정 시간 분포</w:t>
       </w:r>
     </w:p>
     <w:p>
@@ -1091,7 +1344,7 @@
           <w:i w:val="0"/>
           <w:sz w:val="22"/>
         </w:rPr>
-        <w:t>제1절 연구의 배경 및 목적</w:t>
+        <w:t>&lt;표 4-4&gt; 모형별·분할별 예측 성능 비교 (log(㎡당 가격))</w:t>
       </w:r>
     </w:p>
     <w:p>
@@ -1108,7 +1361,7 @@
           <w:i w:val="0"/>
           <w:sz w:val="22"/>
         </w:rPr>
-        <w:t>제2절 연구의 범위 및 방법</w:t>
+        <w:t>&lt;표 4-5&gt; 행정동 집계 기반 모형 대비 통합 모형 개선폭 (XGBoost)</w:t>
       </w:r>
     </w:p>
     <w:p>
@@ -1125,24 +1378,7 @@
           <w:i w:val="0"/>
           <w:sz w:val="22"/>
         </w:rPr>
-        <w:t>제3절 논문의 구성</w:t>
-      </w:r>
-    </w:p>
-    <w:p>
-      <w:pPr>
-        <w:pStyle w:val="Heading2"/>
-        <w:spacing w:line="384" w:lineRule="auto" w:before="360" w:after="240"/>
-        <w:ind w:firstLine="0"/>
-        <w:jc w:val="left"/>
-      </w:pPr>
-      <w:r>
-        <w:rPr>
-          <w:rFonts w:ascii="바탕" w:hAnsi="바탕" w:eastAsia="바탕"/>
-          <w:b/>
-          <w:i w:val="0"/>
-          <w:sz w:val="26"/>
-        </w:rPr>
-        <w:t>제2장 이론적 배경 및 선행연구</w:t>
+        <w:t>&lt;표 4-6&gt; 어블레이션 시나리오별 XGBoost R² (동일 테스트 조건)</w:t>
       </w:r>
     </w:p>
     <w:p>
@@ -1159,7 +1395,7 @@
           <w:i w:val="0"/>
           <w:sz w:val="22"/>
         </w:rPr>
-        <w:t>제1절 헤도닉 가격모형</w:t>
+        <w:t>&lt;표 4-7&gt; SHAP 기여도 상위 15 변수 (전체 모형)</w:t>
       </w:r>
     </w:p>
     <w:p>
@@ -1176,7 +1412,7 @@
           <w:i w:val="0"/>
           <w:sz w:val="22"/>
         </w:rPr>
-        <w:t>제2절 머신러닝 기반 부동산 가격 예측</w:t>
+        <w:t>&lt;표 4-8&gt; 권역별 독립 모형의 예측 성능</w:t>
       </w:r>
     </w:p>
     <w:p>
@@ -1193,7 +1429,7 @@
           <w:i w:val="0"/>
           <w:sz w:val="22"/>
         </w:rPr>
-        <w:t>제3절 설명가능한 인공지능(XAI)</w:t>
+        <w:t>&lt;표 4-9&gt; 권역별 SHAP Top 5 변수 (전체 기간 2019-2025)</w:t>
       </w:r>
     </w:p>
     <w:p>
@@ -1210,24 +1446,7 @@
           <w:i w:val="0"/>
           <w:sz w:val="22"/>
         </w:rPr>
-        <w:t>제4절 선행연구 검토 및 차별성</w:t>
-      </w:r>
-    </w:p>
-    <w:p>
-      <w:pPr>
-        <w:pStyle w:val="Heading2"/>
-        <w:spacing w:line="384" w:lineRule="auto" w:before="360" w:after="240"/>
-        <w:ind w:firstLine="0"/>
-        <w:jc w:val="left"/>
-      </w:pPr>
-      <w:r>
-        <w:rPr>
-          <w:rFonts w:ascii="바탕" w:hAnsi="바탕" w:eastAsia="바탕"/>
-          <w:b/>
-          <w:i w:val="0"/>
-          <w:sz w:val="26"/>
-        </w:rPr>
-        <w:t>제3장 연구 설계</w:t>
+        <w:t>&lt;표 4-10&gt; 연도별 전체 모형 XGB 예측 성능</w:t>
       </w:r>
     </w:p>
     <w:p>
@@ -1244,7 +1463,7 @@
           <w:i w:val="0"/>
           <w:sz w:val="22"/>
         </w:rPr>
-        <w:t>제1절 연구 모형</w:t>
+        <w:t>&lt;표 4-11&gt; 전체 모형 연도별 SHAP 상위 5 변수</w:t>
       </w:r>
     </w:p>
     <w:p>
@@ -1261,7 +1480,7 @@
           <w:i w:val="0"/>
           <w:sz w:val="22"/>
         </w:rPr>
-        <w:t>제2절 분석 데이터 및 변수 설정</w:t>
+        <w:t>&lt;표 4-12&gt; 연도×권역 XGB R² 피벗</w:t>
       </w:r>
     </w:p>
     <w:p>
@@ -1278,24 +1497,7 @@
           <w:i w:val="0"/>
           <w:sz w:val="22"/>
         </w:rPr>
-        <w:t>제3절 분석 방법</w:t>
-      </w:r>
-    </w:p>
-    <w:p>
-      <w:pPr>
-        <w:pStyle w:val="Heading2"/>
-        <w:spacing w:line="384" w:lineRule="auto" w:before="360" w:after="240"/>
-        <w:ind w:firstLine="0"/>
-        <w:jc w:val="left"/>
-      </w:pPr>
-      <w:r>
-        <w:rPr>
-          <w:rFonts w:ascii="바탕" w:hAnsi="바탕" w:eastAsia="바탕"/>
-          <w:b/>
-          <w:i w:val="0"/>
-          <w:sz w:val="26"/>
-        </w:rPr>
-        <w:t>제4장 실증 분석</w:t>
+        <w:t>&lt;표 4-13&gt; 강남3구 연도별 SHAP Top 3 변수</w:t>
       </w:r>
     </w:p>
     <w:p>
@@ -1312,7 +1514,24 @@
           <w:i w:val="0"/>
           <w:sz w:val="22"/>
         </w:rPr>
-        <w:t>제1절 기술통계 및 변수 분포</w:t>
+        <w:t>&lt;표 4-14&gt; 비강남 연도별 SHAP Top 5 변수 (7년 고정 패턴)</w:t>
+      </w:r>
+    </w:p>
+    <w:p>
+      <w:pPr>
+        <w:pStyle w:val="Heading1"/>
+        <w:spacing w:line="384" w:lineRule="auto" w:before="480" w:after="360"/>
+        <w:ind w:firstLine="0"/>
+        <w:jc w:val="center"/>
+      </w:pPr>
+      <w:r>
+        <w:rPr>
+          <w:rFonts w:ascii="바탕" w:hAnsi="바탕" w:eastAsia="바탕"/>
+          <w:b/>
+          <w:i w:val="0"/>
+          <w:sz w:val="32"/>
+        </w:rPr>
+        <w:t>그림 목차</w:t>
       </w:r>
     </w:p>
     <w:p>
@@ -1329,7 +1548,7 @@
           <w:i w:val="0"/>
           <w:sz w:val="22"/>
         </w:rPr>
-        <w:t>제2절 모형별 예측 성능 비교</w:t>
+        <w:t>&lt;그림 3-1&gt; 연구 흐름도</w:t>
       </w:r>
     </w:p>
     <w:p>
@@ -1346,7 +1565,7 @@
           <w:i w:val="0"/>
           <w:sz w:val="22"/>
         </w:rPr>
-        <w:t>제3절 어블레이션 분석 — 공간 정합과 시간 정합의 정량 분해</w:t>
+        <w:t>&lt;그림 2-1&gt; XGBoost 알고리즘 개념도</w:t>
       </w:r>
     </w:p>
     <w:p>
@@ -1363,7 +1582,7 @@
           <w:i w:val="0"/>
           <w:sz w:val="22"/>
         </w:rPr>
-        <w:t>제4절 전체 SHAP 분석 — 가격 설명 신호의 글로벌 구조</w:t>
+        <w:t>&lt;그림 2-2&gt; SHAP 분석 프레임워크</w:t>
       </w:r>
     </w:p>
     <w:p>
@@ -1380,7 +1599,7 @@
           <w:i w:val="0"/>
           <w:sz w:val="22"/>
         </w:rPr>
-        <w:t>제5절 권역별 SHAP 분석 — 강남3구와 비강남의 구성 차이</w:t>
+        <w:t>&lt;그림 4-1&gt; SHAP Bar Plot — 전체 모형 변수 중요도 상위 15</w:t>
       </w:r>
     </w:p>
     <w:p>
@@ -1397,7 +1616,7 @@
           <w:i w:val="0"/>
           <w:sz w:val="22"/>
         </w:rPr>
-        <w:t>제6절 연도별 SHAP 분석 — 시장 국면별 설명 신호의 변동</w:t>
+        <w:t>&lt;그림 4-2&gt; SHAP Summary Plot — 변수값 방향성 및 분포</w:t>
       </w:r>
     </w:p>
     <w:p>
@@ -1414,24 +1633,7 @@
           <w:i w:val="0"/>
           <w:sz w:val="22"/>
         </w:rPr>
-        <w:t>제7절 연도×권역 교차 SHAP 분석 — 시공간 이질성의 실증</w:t>
-      </w:r>
-    </w:p>
-    <w:p>
-      <w:pPr>
-        <w:pStyle w:val="Heading2"/>
-        <w:spacing w:line="384" w:lineRule="auto" w:before="360" w:after="240"/>
-        <w:ind w:firstLine="0"/>
-        <w:jc w:val="left"/>
-      </w:pPr>
-      <w:r>
-        <w:rPr>
-          <w:rFonts w:ascii="바탕" w:hAnsi="바탕" w:eastAsia="바탕"/>
-          <w:b/>
-          <w:i w:val="0"/>
-          <w:sz w:val="26"/>
-        </w:rPr>
-        <w:t>제5장 결론</w:t>
+        <w:t>&lt;그림 4-3&gt; SHAP Dependence Plot — 건물연령 U자형</w:t>
       </w:r>
     </w:p>
     <w:p>
@@ -1448,7 +1650,7 @@
           <w:i w:val="0"/>
           <w:sz w:val="22"/>
         </w:rPr>
-        <w:t>제1절 연구 결과 요약</w:t>
+        <w:t>&lt;그림 4-4&gt; SHAP Dependence Plot — 전용면적 체감형</w:t>
       </w:r>
     </w:p>
     <w:p>
@@ -1465,7 +1667,7 @@
           <w:i w:val="0"/>
           <w:sz w:val="22"/>
         </w:rPr>
-        <w:t>제2절 시사점</w:t>
+        <w:t>&lt;그림 4-5&gt; SHAP Dependence Plot — 지하철 최근접거리 임계반응형</w:t>
       </w:r>
     </w:p>
     <w:p>
@@ -1482,7 +1684,7 @@
           <w:i w:val="0"/>
           <w:sz w:val="22"/>
         </w:rPr>
-        <w:t>제3절 연구의 한계 및 향후 과제</w:t>
+        <w:t>&lt;그림 4-6&gt; SHAP Dependence Plot — 백화점 최근접거리</w:t>
       </w:r>
     </w:p>
     <w:p>
@@ -1499,7 +1701,7 @@
           <w:i w:val="0"/>
           <w:sz w:val="22"/>
         </w:rPr>
-        <w:t>참고문헌</w:t>
+        <w:t>&lt;그림 4-7&gt; 어블레이션 시나리오별 XGB R² 비교 (분할별)</w:t>
       </w:r>
     </w:p>
     <w:p>
@@ -1516,7 +1718,41 @@
           <w:i w:val="0"/>
           <w:sz w:val="22"/>
         </w:rPr>
-        <w:t>Abstract</w:t>
+        <w:t>&lt;그림 4-8&gt; 권역별 SHAP Top 5 변수 비교 (강남3구 vs 비강남)</w:t>
+      </w:r>
+    </w:p>
+    <w:p>
+      <w:pPr>
+        <w:pStyle w:val="ListBullet"/>
+        <w:spacing w:line="384" w:lineRule="auto" w:after="0"/>
+        <w:ind w:firstLine="0"/>
+        <w:jc w:val="both"/>
+      </w:pPr>
+      <w:r>
+        <w:rPr>
+          <w:rFonts w:ascii="바탕" w:hAnsi="바탕" w:eastAsia="바탕"/>
+          <w:b w:val="0"/>
+          <w:i w:val="0"/>
+          <w:sz w:val="22"/>
+        </w:rPr>
+        <w:t>&lt;그림 4-9&gt; 연도×권역 XGB R² 히트맵 (7년 × 3권역)</w:t>
+      </w:r>
+    </w:p>
+    <w:p>
+      <w:pPr>
+        <w:pStyle w:val="ListBullet"/>
+        <w:spacing w:line="384" w:lineRule="auto" w:after="0"/>
+        <w:ind w:firstLine="0"/>
+        <w:jc w:val="both"/>
+      </w:pPr>
+      <w:r>
+        <w:rPr>
+          <w:rFonts w:ascii="바탕" w:hAnsi="바탕" w:eastAsia="바탕"/>
+          <w:b w:val="0"/>
+          <w:i w:val="0"/>
+          <w:sz w:val="22"/>
+        </w:rPr>
+        <w:t>&lt;그림 4-10&gt; 연도별 Top 1 변수 변화 (강남3구 vs 비강남)</w:t>
       </w:r>
     </w:p>
     <w:p>
@@ -1538,14 +1774,13 @@
           <w:i w:val="0"/>
           <w:sz w:val="32"/>
         </w:rPr>
-        <w:t>표 목차</w:t>
-      </w:r>
-    </w:p>
-    <w:p>
-      <w:pPr>
-        <w:pStyle w:val="ListBullet"/>
+        <w:t>국문초록</w:t>
+      </w:r>
+    </w:p>
+    <w:p>
+      <w:pPr>
         <w:spacing w:line="384" w:lineRule="auto" w:after="0"/>
-        <w:ind w:firstLine="0"/>
+        <w:ind w:firstLine="397"/>
         <w:jc w:val="both"/>
       </w:pPr>
       <w:r>
@@ -1555,14 +1790,85 @@
           <w:i w:val="0"/>
           <w:sz w:val="22"/>
         </w:rPr>
-        <w:t>&lt;표 1&gt; 종속변수 및 독립변수 정의·데이터 출처</w:t>
-      </w:r>
-    </w:p>
-    <w:p>
-      <w:pPr>
-        <w:pStyle w:val="ListBullet"/>
+        <w:t xml:space="preserve">본 연구는 서울특별시 215개 행정동 아파트 실거래 391,826건(2019.01~2025.12)을 대상으로, 규모효과를 정규화한 </w:t>
+      </w:r>
+      <w:r>
+        <w:rPr>
+          <w:rFonts w:ascii="바탕" w:hAnsi="바탕" w:eastAsia="바탕"/>
+          <w:b/>
+          <w:i w:val="0"/>
+          <w:sz w:val="22"/>
+        </w:rPr>
+        <w:t>log(단위면적당 거래가격)</w:t>
+      </w:r>
+      <w:r>
+        <w:rPr>
+          <w:rFonts w:ascii="바탕" w:hAnsi="바탕" w:eastAsia="바탕"/>
+          <w:b w:val="0"/>
+          <w:i w:val="0"/>
+          <w:sz w:val="22"/>
+        </w:rPr>
+        <w:t xml:space="preserve">을 종속변수로 하여 OLS·Random Forest·XGBoost를 비교하고 SHAP으로 예측값 설명 구조를 분석하였다. 기존 연구의 세 공백(거친 공간 단위, 불완전한 시간 정합, 단일 SHAP 해석)을 메우기 위해 본 연구는 (i) 시설 변수를 </w:t>
+      </w:r>
+      <w:r>
+        <w:rPr>
+          <w:rFonts w:ascii="바탕" w:hAnsi="바탕" w:eastAsia="바탕"/>
+          <w:b/>
+          <w:i w:val="0"/>
+          <w:sz w:val="22"/>
+        </w:rPr>
+        <w:t>행정동 경계 개수에서 거래 단지 좌표 기준 거리·반경 접근성 지표로 전환</w:t>
+      </w:r>
+      <w:r>
+        <w:rPr>
+          <w:rFonts w:ascii="바탕" w:hAnsi="바탕" w:eastAsia="바탕"/>
+          <w:b w:val="0"/>
+          <w:i w:val="0"/>
+          <w:sz w:val="22"/>
+        </w:rPr>
+        <w:t xml:space="preserve">하고(13 시설군·최근접거리+반경 500m/1km/2km 개수), (ii) 시설 개업·폐업 이력을 활용한 </w:t>
+      </w:r>
+      <w:r>
+        <w:rPr>
+          <w:rFonts w:ascii="바탕" w:hAnsi="바탕" w:eastAsia="바탕"/>
+          <w:b/>
+          <w:i w:val="0"/>
+          <w:sz w:val="22"/>
+        </w:rPr>
+        <w:t>연도별 시점 정합 스냅샷(2019~2025)</w:t>
+      </w:r>
+      <w:r>
+        <w:rPr>
+          <w:rFonts w:ascii="바탕" w:hAnsi="바탕" w:eastAsia="바탕"/>
+          <w:b w:val="0"/>
+          <w:i w:val="0"/>
+          <w:sz w:val="22"/>
+        </w:rPr>
+        <w:t xml:space="preserve">을 구축하였으며, (iii) SHAP 기여도 분석을 </w:t>
+      </w:r>
+      <w:r>
+        <w:rPr>
+          <w:rFonts w:ascii="바탕" w:hAnsi="바탕" w:eastAsia="바탕"/>
+          <w:b/>
+          <w:i w:val="0"/>
+          <w:sz w:val="22"/>
+        </w:rPr>
+        <w:t>전체·권역(강남3구/비강남)·연도·연도×권역(21 서브모델)</w:t>
+      </w:r>
+      <w:r>
+        <w:rPr>
+          <w:rFonts w:ascii="바탕" w:hAnsi="바탕" w:eastAsia="바탕"/>
+          <w:b w:val="0"/>
+          <w:i w:val="0"/>
+          <w:sz w:val="22"/>
+        </w:rPr>
+        <w:t>으로 분해하였다.</w:t>
+      </w:r>
+    </w:p>
+    <w:p>
+      <w:pPr>
         <w:spacing w:line="384" w:lineRule="auto" w:after="0"/>
-        <w:ind w:firstLine="0"/>
+        <w:ind w:firstLine="397"/>
         <w:jc w:val="both"/>
       </w:pPr>
       <w:r>
@@ -1572,14 +1878,67 @@
           <w:i w:val="0"/>
           <w:sz w:val="22"/>
         </w:rPr>
-        <w:t>&lt;표 2&gt; 종속변수 및 주요 변수 기술통계</w:t>
-      </w:r>
-    </w:p>
-    <w:p>
-      <w:pPr>
-        <w:pStyle w:val="ListBullet"/>
+        <w:t xml:space="preserve">예측 성능은 XGBoost 통합 모형(거리+시점+행정동) 기준 무작위 분할 R²=0.959, 시간순 분할 R²=0.871, 단지 Group 분할 R²=0.804로 OLS(R²_random=0.498)와 Random Forest(R²_random=0.881)를 상회하였다. 행정동 개수만 사용한 시나리오 A 대비 </w:t>
+      </w:r>
+      <w:r>
+        <w:rPr>
+          <w:rFonts w:ascii="바탕" w:hAnsi="바탕" w:eastAsia="바탕"/>
+          <w:b/>
+          <w:i w:val="0"/>
+          <w:sz w:val="22"/>
+        </w:rPr>
+        <w:t>시간순 분할 R²가 +7.1%p 개선</w:t>
+      </w:r>
+      <w:r>
+        <w:rPr>
+          <w:rFonts w:ascii="바탕" w:hAnsi="바탕" w:eastAsia="바탕"/>
+          <w:b w:val="0"/>
+          <w:i w:val="0"/>
+          <w:sz w:val="22"/>
+        </w:rPr>
+        <w:t xml:space="preserve">되었으며, 어블레이션 분석에서 이 개선은 시점 정합(R² 단독 효과는 0.5%p 이내)이 아니라 </w:t>
+      </w:r>
+      <w:r>
+        <w:rPr>
+          <w:rFonts w:ascii="바탕" w:hAnsi="바탕" w:eastAsia="바탕"/>
+          <w:b/>
+          <w:i w:val="0"/>
+          <w:sz w:val="22"/>
+        </w:rPr>
+        <w:t>거리 기반 전환(A→B: +5.6%p)</w:t>
+      </w:r>
+      <w:r>
+        <w:rPr>
+          <w:rFonts w:ascii="바탕" w:hAnsi="바탕" w:eastAsia="바탕"/>
+          <w:b w:val="0"/>
+          <w:i w:val="0"/>
+          <w:sz w:val="22"/>
+        </w:rPr>
+        <w:t xml:space="preserve">이 주도함이 확인되었다. 시점 정합 자체는 R² 개선이 아닌 </w:t>
+      </w:r>
+      <w:r>
+        <w:rPr>
+          <w:rFonts w:ascii="바탕" w:hAnsi="바탕" w:eastAsia="바탕"/>
+          <w:b/>
+          <w:i w:val="0"/>
+          <w:sz w:val="22"/>
+        </w:rPr>
+        <w:t>시간역전 정보누수(temporal leakage) 제거</w:t>
+      </w:r>
+      <w:r>
+        <w:rPr>
+          <w:rFonts w:ascii="바탕" w:hAnsi="바탕" w:eastAsia="바탕"/>
+          <w:b w:val="0"/>
+          <w:i w:val="0"/>
+          <w:sz w:val="22"/>
+        </w:rPr>
+        <w:t>라는 방법론적 타당성 확보에 기여한다.</w:t>
+      </w:r>
+    </w:p>
+    <w:p>
+      <w:pPr>
         <w:spacing w:line="384" w:lineRule="auto" w:after="0"/>
-        <w:ind w:firstLine="0"/>
+        <w:ind w:firstLine="397"/>
         <w:jc w:val="both"/>
       </w:pPr>
       <w:r>
@@ -1589,14 +1948,85 @@
           <w:i w:val="0"/>
           <w:sz w:val="22"/>
         </w:rPr>
-        <w:t>&lt;표 3&gt; 주요 거리 기반 변수 분포 (단지 8,601 기준)</w:t>
-      </w:r>
-    </w:p>
-    <w:p>
-      <w:pPr>
-        <w:pStyle w:val="ListBullet"/>
+        <w:t xml:space="preserve">전체 SHAP 상위 5 변수는 </w:t>
+      </w:r>
+      <w:r>
+        <w:rPr>
+          <w:rFonts w:ascii="바탕" w:hAnsi="바탕" w:eastAsia="바탕"/>
+          <w:b/>
+          <w:i w:val="0"/>
+          <w:sz w:val="22"/>
+        </w:rPr>
+        <w:t>강남구분(12.5%), 건물연령(10.4%), M2 통화량(9.8%), 전용면적(7.8%), 어린이집 1km 내 개수(6.4%)</w:t>
+      </w:r>
+      <w:r>
+        <w:rPr>
+          <w:rFonts w:ascii="바탕" w:hAnsi="바탕" w:eastAsia="바탕"/>
+          <w:b w:val="0"/>
+          <w:i w:val="0"/>
+          <w:sz w:val="22"/>
+        </w:rPr>
+        <w:t xml:space="preserve">이며, 상위 15 중 거리 기반 변수가 8개(53%)로 미시 입지 신호가 전면에 드러났다. 권역별 비교에서 </w:t>
+      </w:r>
+      <w:r>
+        <w:rPr>
+          <w:rFonts w:ascii="바탕" w:hAnsi="바탕" w:eastAsia="바탕"/>
+          <w:b/>
+          <w:i w:val="0"/>
+          <w:sz w:val="22"/>
+        </w:rPr>
+        <w:t>강남3구(R²=0.964)</w:t>
+      </w:r>
+      <w:r>
+        <w:rPr>
+          <w:rFonts w:ascii="바탕" w:hAnsi="바탕" w:eastAsia="바탕"/>
+          <w:b w:val="0"/>
+          <w:i w:val="0"/>
+          <w:sz w:val="22"/>
+        </w:rPr>
+        <w:t xml:space="preserve">는 건물연령·백화점 최근접거리·전용면적·백화점수(행정동)·CCTV 500m 개수가 상위 5에 진입하여 상업 집적과 유동인구 신호가 가격 설명에서 두드러지고, </w:t>
+      </w:r>
+      <w:r>
+        <w:rPr>
+          <w:rFonts w:ascii="바탕" w:hAnsi="바탕" w:eastAsia="바탕"/>
+          <w:b/>
+          <w:i w:val="0"/>
+          <w:sz w:val="22"/>
+        </w:rPr>
+        <w:t>비강남(R²=0.952)</w:t>
+      </w:r>
+      <w:r>
+        <w:rPr>
+          <w:rFonts w:ascii="바탕" w:hAnsi="바탕" w:eastAsia="바탕"/>
+          <w:b w:val="0"/>
+          <w:i w:val="0"/>
+          <w:sz w:val="22"/>
+        </w:rPr>
+        <w:t xml:space="preserve">은 건물연령·학원수(행정동)·전용면적·어린이집수(행정동)·층이 상위 5를 구성해 주거 실수요·사교육·물리 속성이 안정적으로 기여한다. 연도×권역 교차 분석에서 강남3구는 연도별 Top 1 변수가 백화점수(2019)·건물연령(2020)·CCTV(2021)·종합병원 최근접(2023 신규 진입)·백화점 최근접(2025) 순으로 변동하는 반면, 비강남은 7년 내내 Top 5 구성이 거의 고정적이었다. 이는 </w:t>
+      </w:r>
+      <w:r>
+        <w:rPr>
+          <w:rFonts w:ascii="바탕" w:hAnsi="바탕" w:eastAsia="바탕"/>
+          <w:b/>
+          <w:i w:val="0"/>
+          <w:sz w:val="22"/>
+        </w:rPr>
+        <w:t>권역별 가격 설명 구조가 서로 다른 시간 안정성</w:t>
+      </w:r>
+      <w:r>
+        <w:rPr>
+          <w:rFonts w:ascii="바탕" w:hAnsi="바탕" w:eastAsia="바탕"/>
+          <w:b w:val="0"/>
+          <w:i w:val="0"/>
+          <w:sz w:val="22"/>
+        </w:rPr>
+        <w:t>을 가진다는 점을 보여주는 발견이다.</w:t>
+      </w:r>
+    </w:p>
+    <w:p>
+      <w:pPr>
         <w:spacing w:line="384" w:lineRule="auto" w:after="0"/>
-        <w:ind w:firstLine="0"/>
+        <w:ind w:firstLine="397"/>
         <w:jc w:val="both"/>
       </w:pPr>
       <w:r>
@@ -1606,432 +2036,50 @@
           <w:i w:val="0"/>
           <w:sz w:val="22"/>
         </w:rPr>
-        <w:t>&lt;표 3-1&gt; 주요 시설 도보 추정 시간 분포</w:t>
-      </w:r>
-    </w:p>
-    <w:p>
-      <w:pPr>
-        <w:pStyle w:val="ListBullet"/>
+        <w:t xml:space="preserve">2022년 금리 급등·거래 급감 국면에서 전체 R²는 0.892, 강남·비강남 모두 0.857로 인접 연도 대비 저하되었으며, 이는 </w:t>
+      </w:r>
+      <w:r>
+        <w:rPr>
+          <w:rFonts w:ascii="바탕" w:hAnsi="바탕" w:eastAsia="바탕"/>
+          <w:b/>
+          <w:i w:val="0"/>
+          <w:sz w:val="22"/>
+        </w:rPr>
+        <w:t>조정기 국면에서 기존 설명변수의 예측 안정성이 약화되었을 가능성</w:t>
+      </w:r>
+      <w:r>
+        <w:rPr>
+          <w:rFonts w:ascii="바탕" w:hAnsi="바탕" w:eastAsia="바탕"/>
+          <w:b w:val="0"/>
+          <w:i w:val="0"/>
+          <w:sz w:val="22"/>
+        </w:rPr>
+        <w:t>을 시사한다. Moran's I 공간 자기상관 검정에서 OLS 잔차(I=0.325, p&lt;0.001)의 강한 자기상관이 XGBoost 잔차에서는 I=0.004(p=0.880)로 유의성을 잃어, 비선형 모형이 공간 구조를 상당 부분 흡수함이 확인되었다. 본 연구는 거리 기반 접근성, 연도별 시점 정합, 권역×연도 SHAP 분해를 결합한 실증 설계를 통해 AVM·감정평가 실무에 참고 가능한 설명 프레임워크를 제시한다는 점에서 기여를 가진다.</w:t>
+      </w:r>
+    </w:p>
+    <w:p>
+      <w:pPr>
         <w:spacing w:line="384" w:lineRule="auto" w:after="0"/>
-        <w:ind w:firstLine="0"/>
+        <w:ind w:firstLine="397"/>
         <w:jc w:val="both"/>
       </w:pPr>
       <w:r>
         <w:rPr>
           <w:rFonts w:ascii="바탕" w:hAnsi="바탕" w:eastAsia="바탕"/>
-          <w:b w:val="0"/>
-          <w:i w:val="0"/>
-          <w:sz w:val="22"/>
-        </w:rPr>
-        <w:t>&lt;표 4&gt; 모형별·분할별 예측 성능 비교 (log(㎡당 가격))</w:t>
-      </w:r>
-    </w:p>
-    <w:p>
-      <w:pPr>
-        <w:pStyle w:val="ListBullet"/>
-        <w:spacing w:line="384" w:lineRule="auto" w:after="0"/>
-        <w:ind w:firstLine="0"/>
-        <w:jc w:val="both"/>
-      </w:pPr>
-      <w:r>
-        <w:rPr>
-          <w:rFonts w:ascii="바탕" w:hAnsi="바탕" w:eastAsia="바탕"/>
-          <w:b w:val="0"/>
-          <w:i w:val="0"/>
-          <w:sz w:val="22"/>
-        </w:rPr>
-        <w:t>&lt;표 5&gt; 행정동 집계 기반 모형 대비 통합 모형 개선폭 (XGBoost)</w:t>
-      </w:r>
-    </w:p>
-    <w:p>
-      <w:pPr>
-        <w:pStyle w:val="ListBullet"/>
-        <w:spacing w:line="384" w:lineRule="auto" w:after="0"/>
-        <w:ind w:firstLine="0"/>
-        <w:jc w:val="both"/>
-      </w:pPr>
-      <w:r>
-        <w:rPr>
-          <w:rFonts w:ascii="바탕" w:hAnsi="바탕" w:eastAsia="바탕"/>
-          <w:b w:val="0"/>
-          <w:i w:val="0"/>
-          <w:sz w:val="22"/>
-        </w:rPr>
-        <w:t>&lt;표 6&gt; 어블레이션 시나리오별 XGBoost R² (동일 테스트 조건)</w:t>
-      </w:r>
-    </w:p>
-    <w:p>
-      <w:pPr>
-        <w:pStyle w:val="ListBullet"/>
-        <w:spacing w:line="384" w:lineRule="auto" w:after="0"/>
-        <w:ind w:firstLine="0"/>
-        <w:jc w:val="both"/>
-      </w:pPr>
-      <w:r>
-        <w:rPr>
-          <w:rFonts w:ascii="바탕" w:hAnsi="바탕" w:eastAsia="바탕"/>
-          <w:b w:val="0"/>
-          <w:i w:val="0"/>
-          <w:sz w:val="22"/>
-        </w:rPr>
-        <w:t>&lt;표 7&gt; SHAP 기여도 상위 15 변수 (전체 모형)</w:t>
-      </w:r>
-    </w:p>
-    <w:p>
-      <w:pPr>
-        <w:pStyle w:val="ListBullet"/>
-        <w:spacing w:line="384" w:lineRule="auto" w:after="0"/>
-        <w:ind w:firstLine="0"/>
-        <w:jc w:val="both"/>
-      </w:pPr>
-      <w:r>
-        <w:rPr>
-          <w:rFonts w:ascii="바탕" w:hAnsi="바탕" w:eastAsia="바탕"/>
-          <w:b w:val="0"/>
-          <w:i w:val="0"/>
-          <w:sz w:val="22"/>
-        </w:rPr>
-        <w:t>&lt;표 8&gt; 권역별 독립 모형의 예측 성능</w:t>
-      </w:r>
-    </w:p>
-    <w:p>
-      <w:pPr>
-        <w:pStyle w:val="ListBullet"/>
-        <w:spacing w:line="384" w:lineRule="auto" w:after="0"/>
-        <w:ind w:firstLine="0"/>
-        <w:jc w:val="both"/>
-      </w:pPr>
-      <w:r>
-        <w:rPr>
-          <w:rFonts w:ascii="바탕" w:hAnsi="바탕" w:eastAsia="바탕"/>
-          <w:b w:val="0"/>
-          <w:i w:val="0"/>
-          <w:sz w:val="22"/>
-        </w:rPr>
-        <w:t>&lt;표 9&gt; 권역별 SHAP Top 5 변수 (전체 기간 2019-2025)</w:t>
-      </w:r>
-    </w:p>
-    <w:p>
-      <w:pPr>
-        <w:pStyle w:val="ListBullet"/>
-        <w:spacing w:line="384" w:lineRule="auto" w:after="0"/>
-        <w:ind w:firstLine="0"/>
-        <w:jc w:val="both"/>
-      </w:pPr>
-      <w:r>
-        <w:rPr>
-          <w:rFonts w:ascii="바탕" w:hAnsi="바탕" w:eastAsia="바탕"/>
-          <w:b w:val="0"/>
-          <w:i w:val="0"/>
-          <w:sz w:val="22"/>
-        </w:rPr>
-        <w:t>&lt;표 10&gt; 연도별 전체 모형 XGB 예측 성능</w:t>
-      </w:r>
-    </w:p>
-    <w:p>
-      <w:pPr>
-        <w:pStyle w:val="ListBullet"/>
-        <w:spacing w:line="384" w:lineRule="auto" w:after="0"/>
-        <w:ind w:firstLine="0"/>
-        <w:jc w:val="both"/>
-      </w:pPr>
-      <w:r>
-        <w:rPr>
-          <w:rFonts w:ascii="바탕" w:hAnsi="바탕" w:eastAsia="바탕"/>
-          <w:b w:val="0"/>
-          <w:i w:val="0"/>
-          <w:sz w:val="22"/>
-        </w:rPr>
-        <w:t>&lt;표 11&gt; 전체 모형 연도별 SHAP 상위 5 변수</w:t>
-      </w:r>
-    </w:p>
-    <w:p>
-      <w:pPr>
-        <w:pStyle w:val="ListBullet"/>
-        <w:spacing w:line="384" w:lineRule="auto" w:after="0"/>
-        <w:ind w:firstLine="0"/>
-        <w:jc w:val="both"/>
-      </w:pPr>
-      <w:r>
-        <w:rPr>
-          <w:rFonts w:ascii="바탕" w:hAnsi="바탕" w:eastAsia="바탕"/>
-          <w:b w:val="0"/>
-          <w:i w:val="0"/>
-          <w:sz w:val="22"/>
-        </w:rPr>
-        <w:t>&lt;표 12&gt; 연도×권역 XGB R² 피벗</w:t>
-      </w:r>
-    </w:p>
-    <w:p>
-      <w:pPr>
-        <w:pStyle w:val="ListBullet"/>
-        <w:spacing w:line="384" w:lineRule="auto" w:after="0"/>
-        <w:ind w:firstLine="0"/>
-        <w:jc w:val="both"/>
-      </w:pPr>
-      <w:r>
-        <w:rPr>
-          <w:rFonts w:ascii="바탕" w:hAnsi="바탕" w:eastAsia="바탕"/>
-          <w:b w:val="0"/>
-          <w:i w:val="0"/>
-          <w:sz w:val="22"/>
-        </w:rPr>
-        <w:t>&lt;표 13&gt; 강남3구 연도별 SHAP Top 3 변수</w:t>
-      </w:r>
-    </w:p>
-    <w:p>
-      <w:pPr>
-        <w:pStyle w:val="ListBullet"/>
-        <w:spacing w:line="384" w:lineRule="auto" w:after="0"/>
-        <w:ind w:firstLine="0"/>
-        <w:jc w:val="both"/>
-      </w:pPr>
-      <w:r>
-        <w:rPr>
-          <w:rFonts w:ascii="바탕" w:hAnsi="바탕" w:eastAsia="바탕"/>
-          <w:b w:val="0"/>
-          <w:i w:val="0"/>
-          <w:sz w:val="22"/>
-        </w:rPr>
-        <w:t>&lt;표 14&gt; 비강남 연도별 SHAP Top 5 변수 (7년 고정 패턴)</w:t>
-      </w:r>
-    </w:p>
-    <w:p>
-      <w:pPr>
-        <w:pStyle w:val="Heading1"/>
-        <w:spacing w:line="384" w:lineRule="auto" w:before="480" w:after="360"/>
-        <w:ind w:firstLine="0"/>
-        <w:jc w:val="center"/>
-      </w:pPr>
-      <w:r>
-        <w:rPr>
-          <w:rFonts w:ascii="바탕" w:hAnsi="바탕" w:eastAsia="바탕"/>
           <w:b/>
           <w:i w:val="0"/>
-          <w:sz w:val="32"/>
-        </w:rPr>
-        <w:t>그림 목차</w:t>
-      </w:r>
-    </w:p>
-    <w:p>
-      <w:pPr>
-        <w:pStyle w:val="ListBullet"/>
-        <w:spacing w:line="384" w:lineRule="auto" w:after="0"/>
-        <w:ind w:firstLine="0"/>
-        <w:jc w:val="both"/>
-      </w:pPr>
-      <w:r>
-        <w:rPr>
-          <w:rFonts w:ascii="바탕" w:hAnsi="바탕" w:eastAsia="바탕"/>
-          <w:b w:val="0"/>
-          <w:i w:val="0"/>
-          <w:sz w:val="22"/>
-        </w:rPr>
-        <w:t>&lt;그림 1&gt; 연구 흐름도</w:t>
-      </w:r>
-    </w:p>
-    <w:p>
-      <w:pPr>
-        <w:pStyle w:val="ListBullet"/>
-        <w:spacing w:line="384" w:lineRule="auto" w:after="0"/>
-        <w:ind w:firstLine="0"/>
-        <w:jc w:val="both"/>
-      </w:pPr>
-      <w:r>
-        <w:rPr>
-          <w:rFonts w:ascii="바탕" w:hAnsi="바탕" w:eastAsia="바탕"/>
-          <w:b w:val="0"/>
-          <w:i w:val="0"/>
-          <w:sz w:val="22"/>
-        </w:rPr>
-        <w:t>&lt;그림 2&gt; XGBoost 알고리즘 개념도</w:t>
-      </w:r>
-    </w:p>
-    <w:p>
-      <w:pPr>
-        <w:pStyle w:val="ListBullet"/>
-        <w:spacing w:line="384" w:lineRule="auto" w:after="0"/>
-        <w:ind w:firstLine="0"/>
-        <w:jc w:val="both"/>
-      </w:pPr>
-      <w:r>
-        <w:rPr>
-          <w:rFonts w:ascii="바탕" w:hAnsi="바탕" w:eastAsia="바탕"/>
-          <w:b w:val="0"/>
-          <w:i w:val="0"/>
-          <w:sz w:val="22"/>
-        </w:rPr>
-        <w:t>&lt;그림 3&gt; SHAP 분석 프레임워크</w:t>
-      </w:r>
-    </w:p>
-    <w:p>
-      <w:pPr>
-        <w:pStyle w:val="ListBullet"/>
-        <w:spacing w:line="384" w:lineRule="auto" w:after="0"/>
-        <w:ind w:firstLine="0"/>
-        <w:jc w:val="both"/>
-      </w:pPr>
-      <w:r>
-        <w:rPr>
-          <w:rFonts w:ascii="바탕" w:hAnsi="바탕" w:eastAsia="바탕"/>
-          <w:b w:val="0"/>
-          <w:i w:val="0"/>
-          <w:sz w:val="22"/>
-        </w:rPr>
-        <w:t>&lt;그림 4&gt; SHAP Bar Plot — 전체 모형 변수 중요도 상위 15</w:t>
-      </w:r>
-    </w:p>
-    <w:p>
-      <w:pPr>
-        <w:pStyle w:val="ListBullet"/>
-        <w:spacing w:line="384" w:lineRule="auto" w:after="0"/>
-        <w:ind w:firstLine="0"/>
-        <w:jc w:val="both"/>
-      </w:pPr>
-      <w:r>
-        <w:rPr>
-          <w:rFonts w:ascii="바탕" w:hAnsi="바탕" w:eastAsia="바탕"/>
-          <w:b w:val="0"/>
-          <w:i w:val="0"/>
-          <w:sz w:val="22"/>
-        </w:rPr>
-        <w:t>&lt;그림 5&gt; SHAP Summary Plot — 변수값 방향성 및 분포</w:t>
-      </w:r>
-    </w:p>
-    <w:p>
-      <w:pPr>
-        <w:pStyle w:val="ListBullet"/>
-        <w:spacing w:line="384" w:lineRule="auto" w:after="0"/>
-        <w:ind w:firstLine="0"/>
-        <w:jc w:val="both"/>
-      </w:pPr>
-      <w:r>
-        <w:rPr>
-          <w:rFonts w:ascii="바탕" w:hAnsi="바탕" w:eastAsia="바탕"/>
-          <w:b w:val="0"/>
-          <w:i w:val="0"/>
-          <w:sz w:val="22"/>
-        </w:rPr>
-        <w:t>&lt;그림 6&gt; SHAP Dependence Plot — 건물연령 U자형</w:t>
-      </w:r>
-    </w:p>
-    <w:p>
-      <w:pPr>
-        <w:pStyle w:val="ListBullet"/>
-        <w:spacing w:line="384" w:lineRule="auto" w:after="0"/>
-        <w:ind w:firstLine="0"/>
-        <w:jc w:val="both"/>
-      </w:pPr>
-      <w:r>
-        <w:rPr>
-          <w:rFonts w:ascii="바탕" w:hAnsi="바탕" w:eastAsia="바탕"/>
-          <w:b w:val="0"/>
-          <w:i w:val="0"/>
-          <w:sz w:val="22"/>
-        </w:rPr>
-        <w:t>&lt;그림 7&gt; SHAP Dependence Plot — 전용면적 체감형</w:t>
-      </w:r>
-    </w:p>
-    <w:p>
-      <w:pPr>
-        <w:pStyle w:val="ListBullet"/>
-        <w:spacing w:line="384" w:lineRule="auto" w:after="0"/>
-        <w:ind w:firstLine="0"/>
-        <w:jc w:val="both"/>
-      </w:pPr>
-      <w:r>
-        <w:rPr>
-          <w:rFonts w:ascii="바탕" w:hAnsi="바탕" w:eastAsia="바탕"/>
-          <w:b w:val="0"/>
-          <w:i w:val="0"/>
-          <w:sz w:val="22"/>
-        </w:rPr>
-        <w:t>&lt;그림 8&gt; SHAP Dependence Plot — 지하철 최근접거리 임계반응형</w:t>
-      </w:r>
-    </w:p>
-    <w:p>
-      <w:pPr>
-        <w:pStyle w:val="ListBullet"/>
-        <w:spacing w:line="384" w:lineRule="auto" w:after="0"/>
-        <w:ind w:firstLine="0"/>
-        <w:jc w:val="both"/>
-      </w:pPr>
-      <w:r>
-        <w:rPr>
-          <w:rFonts w:ascii="바탕" w:hAnsi="바탕" w:eastAsia="바탕"/>
-          <w:b w:val="0"/>
-          <w:i w:val="0"/>
-          <w:sz w:val="22"/>
-        </w:rPr>
-        <w:t>&lt;그림 9&gt; SHAP Dependence Plot — 백화점 최근접거리</w:t>
-      </w:r>
-    </w:p>
-    <w:p>
-      <w:pPr>
-        <w:pStyle w:val="ListBullet"/>
-        <w:spacing w:line="384" w:lineRule="auto" w:after="0"/>
-        <w:ind w:firstLine="0"/>
-        <w:jc w:val="both"/>
-      </w:pPr>
-      <w:r>
-        <w:rPr>
-          <w:rFonts w:ascii="바탕" w:hAnsi="바탕" w:eastAsia="바탕"/>
-          <w:b w:val="0"/>
-          <w:i w:val="0"/>
-          <w:sz w:val="22"/>
-        </w:rPr>
-        <w:t>&lt;그림 10&gt; 어블레이션 시나리오별 XGB R² 비교 (분할별)</w:t>
-      </w:r>
-    </w:p>
-    <w:p>
-      <w:pPr>
-        <w:pStyle w:val="ListBullet"/>
-        <w:spacing w:line="384" w:lineRule="auto" w:after="0"/>
-        <w:ind w:firstLine="0"/>
-        <w:jc w:val="both"/>
-      </w:pPr>
-      <w:r>
-        <w:rPr>
-          <w:rFonts w:ascii="바탕" w:hAnsi="바탕" w:eastAsia="바탕"/>
-          <w:b w:val="0"/>
-          <w:i w:val="0"/>
-          <w:sz w:val="22"/>
-        </w:rPr>
-        <w:t>&lt;그림 11&gt; 권역별 SHAP Top 5 변수 비교 (강남3구 vs 비강남)</w:t>
-      </w:r>
-    </w:p>
-    <w:p>
-      <w:pPr>
-        <w:pStyle w:val="ListBullet"/>
-        <w:spacing w:line="384" w:lineRule="auto" w:after="0"/>
-        <w:ind w:firstLine="0"/>
-        <w:jc w:val="both"/>
-      </w:pPr>
-      <w:r>
-        <w:rPr>
-          <w:rFonts w:ascii="바탕" w:hAnsi="바탕" w:eastAsia="바탕"/>
-          <w:b w:val="0"/>
-          <w:i w:val="0"/>
-          <w:sz w:val="22"/>
-        </w:rPr>
-        <w:t>&lt;그림 12&gt; 연도×권역 XGB R² 히트맵 (7년 × 3권역)</w:t>
-      </w:r>
-    </w:p>
-    <w:p>
-      <w:pPr>
-        <w:pStyle w:val="ListBullet"/>
-        <w:spacing w:line="384" w:lineRule="auto" w:after="0"/>
-        <w:ind w:firstLine="0"/>
-        <w:jc w:val="both"/>
-      </w:pPr>
-      <w:r>
-        <w:rPr>
-          <w:rFonts w:ascii="바탕" w:hAnsi="바탕" w:eastAsia="바탕"/>
-          <w:b w:val="0"/>
-          <w:i w:val="0"/>
-          <w:sz w:val="22"/>
-        </w:rPr>
-        <w:t>&lt;그림 13&gt; 연도별 Top 1 변수 변화 (강남3구 vs 비강남)</w:t>
+          <w:sz w:val="22"/>
+        </w:rPr>
+        <w:t>주요어 :</w:t>
+      </w:r>
+      <w:r>
+        <w:rPr>
+          <w:rFonts w:ascii="바탕" w:hAnsi="바탕" w:eastAsia="바탕"/>
+          <w:b w:val="0"/>
+          <w:i w:val="0"/>
+          <w:sz w:val="22"/>
+        </w:rPr>
+        <w:t xml:space="preserve"> 아파트 단위면적당 매매가격, XGBoost, SHAP, 설명가능한 인공지능(XAI), 헤도닉 가격모형, 거리 기반 접근성, 시점 정합, 권역×연도 이질성, 서울 부동산 시장</w:t>
       </w:r>
     </w:p>
     <w:p>
@@ -2040,9 +2088,16 @@
       </w:r>
     </w:p>
     <w:p>
-      <w:r>
-        <w:br w:type="page"/>
-      </w:r>
+      <w:pPr>
+        <w:sectPr>
+          <w:footerReference w:type="default" r:id="rId9"/>
+          <w:pgSz w:w="11906" w:h="16838"/>
+          <w:pgMar w:top="2268" w:right="1984" w:bottom="2268" w:left="1984" w:header="850" w:footer="850" w:gutter="0"/>
+          <w:pgNumType w:start="1" w:fmt="lowerRoman"/>
+          <w:cols w:space="720"/>
+          <w:docGrid w:linePitch="360"/>
+        </w:sectPr>
+      </w:pPr>
     </w:p>
     <w:p>
       <w:pPr>
@@ -4712,7 +4767,22 @@
           <w:i w:val="0"/>
           <w:sz w:val="22"/>
         </w:rPr>
-        <w:t>이러한 특성들로 인해 XGBoost는 다양한 분야의 구조화된 데이터(tabular data) 예측 문제에서 최고 수준의 성능을 보이고 있으며, 부동산 가격 예측에서도 높은 정확도를 달성하는 것으로 보고되고 있다(Čeh et al., 2018; Mora-García et al., 2022). XGBoost의 전체적인 학습 구조와 알고리즘 흐름은 &lt;그림 2&gt;에 제시하였다.</w:t>
+        <w:t>이러한 특성들로 인해 XGBoost는 다양한 분야의 구조화된 데이터(tabular data) 예측 문제에서 최고 수준의 성능을 보이고 있으며, 부동산 가격 예측에서도 높은 정확도를 달성하는 것으로 보고되고 있다(Čeh et al., 2018; Mora-García et al., 2022). XGBoost의 전체적인 학습 구조와 알고리즘 흐름은 &lt;그림 2-1&gt;에 제시하였다.</w:t>
+      </w:r>
+    </w:p>
+    <w:p>
+      <w:pPr>
+        <w:ind w:firstLine="0"/>
+        <w:jc w:val="center"/>
+      </w:pPr>
+      <w:r>
+        <w:rPr>
+          <w:rFonts w:ascii="휴먼명조" w:hAnsi="휴먼명조" w:eastAsia="휴먼명조"/>
+          <w:b w:val="0"/>
+          <w:i w:val="0"/>
+          <w:sz w:val="20"/>
+        </w:rPr>
+        <w:t>&lt;그림 2-1&gt; XGBoost 알고리즘 개념도</w:t>
       </w:r>
     </w:p>
     <w:p>
@@ -4736,7 +4806,7 @@
                     <pic:cNvPicPr/>
                   </pic:nvPicPr>
                   <pic:blipFill>
-                    <a:blip r:embed="rId9"/>
+                    <a:blip r:embed="rId11"/>
                     <a:stretch>
                       <a:fillRect/>
                     </a:stretch>
@@ -4753,21 +4823,6 @@
             </a:graphic>
           </wp:inline>
         </w:drawing>
-      </w:r>
-    </w:p>
-    <w:p>
-      <w:pPr>
-        <w:ind w:firstLine="0"/>
-        <w:jc w:val="center"/>
-      </w:pPr>
-      <w:r>
-        <w:rPr>
-          <w:rFonts w:ascii="휴먼명조" w:hAnsi="휴먼명조" w:eastAsia="휴먼명조"/>
-          <w:b w:val="0"/>
-          <w:i w:val="0"/>
-          <w:sz w:val="20"/>
-        </w:rPr>
-        <w:t>그림 2. XGBoost 알고리즘 개념도</w:t>
       </w:r>
     </w:p>
     <w:p>
@@ -6099,7 +6154,22 @@
           <w:i w:val="0"/>
           <w:sz w:val="22"/>
         </w:rPr>
-        <w:t>특히 XGBoost 등 트리 기반 모형에 대해서는 TreeSHAP 알고리즘(Lundberg et al., 2020)을 통해 정확한 SHAP값을 다항 시간(polynomial time) 내에 효율적으로 계산할 수 있다. 본 연구에서 적용한 SHAP 분석의 전체 프레임워크는 &lt;그림 3&gt;에 제시하였다.</w:t>
+        <w:t>특히 XGBoost 등 트리 기반 모형에 대해서는 TreeSHAP 알고리즘(Lundberg et al., 2020)을 통해 정확한 SHAP값을 다항 시간(polynomial time) 내에 효율적으로 계산할 수 있다. 본 연구에서 적용한 SHAP 분석의 전체 프레임워크는 &lt;그림 2-2&gt;에 제시하였다.</w:t>
+      </w:r>
+    </w:p>
+    <w:p>
+      <w:pPr>
+        <w:ind w:firstLine="0"/>
+        <w:jc w:val="center"/>
+      </w:pPr>
+      <w:r>
+        <w:rPr>
+          <w:rFonts w:ascii="휴먼명조" w:hAnsi="휴먼명조" w:eastAsia="휴먼명조"/>
+          <w:b w:val="0"/>
+          <w:i w:val="0"/>
+          <w:sz w:val="20"/>
+        </w:rPr>
+        <w:t>&lt;그림 2-2&gt; SHAP 분석 프레임워크</w:t>
       </w:r>
     </w:p>
     <w:p>
@@ -6123,7 +6193,7 @@
                     <pic:cNvPicPr/>
                   </pic:nvPicPr>
                   <pic:blipFill>
-                    <a:blip r:embed="rId10"/>
+                    <a:blip r:embed="rId12"/>
                     <a:stretch>
                       <a:fillRect/>
                     </a:stretch>
@@ -6144,21 +6214,6 @@
     </w:p>
     <w:p>
       <w:pPr>
-        <w:ind w:firstLine="0"/>
-        <w:jc w:val="center"/>
-      </w:pPr>
-      <w:r>
-        <w:rPr>
-          <w:rFonts w:ascii="휴먼명조" w:hAnsi="휴먼명조" w:eastAsia="휴먼명조"/>
-          <w:b w:val="0"/>
-          <w:i w:val="0"/>
-          <w:sz w:val="20"/>
-        </w:rPr>
-        <w:t>그림 3. SHAP 분석 프레임워크</w:t>
-      </w:r>
-    </w:p>
-    <w:p>
-      <w:pPr>
         <w:spacing w:line="384" w:lineRule="auto" w:after="0"/>
         <w:ind w:firstLine="397"/>
         <w:jc w:val="both"/>
@@ -6341,7 +6396,7 @@
           <w:i w:val="0"/>
           <w:sz w:val="24"/>
         </w:rPr>
-        <w:t>가. 머신러닝 예측 성능 비교 연구</w:t>
+        <w:t>1) 머신러닝 예측 성능 비교 연구</w:t>
       </w:r>
     </w:p>
     <w:p>
@@ -6406,7 +6461,7 @@
           <w:i w:val="0"/>
           <w:sz w:val="24"/>
         </w:rPr>
-        <w:t>나. 공간 분석 및 비정형 데이터 활용 연구</w:t>
+        <w:t>2) 공간 분석 및 비정형 데이터 활용 연구</w:t>
       </w:r>
     </w:p>
     <w:p>
@@ -6439,7 +6494,7 @@
           <w:i w:val="0"/>
           <w:sz w:val="24"/>
         </w:rPr>
-        <w:t>다. 소결</w:t>
+        <w:t>3) 소결</w:t>
       </w:r>
     </w:p>
     <w:p>
@@ -6523,7 +6578,7 @@
           <w:i w:val="0"/>
           <w:sz w:val="24"/>
         </w:rPr>
-        <w:t>가. XAI 기반 예측요인 및 예측값 설명 분석</w:t>
+        <w:t>1) XAI 기반 예측요인 및 예측값 설명 분석</w:t>
       </w:r>
     </w:p>
     <w:p>
@@ -6604,7 +6659,7 @@
           <w:i w:val="0"/>
           <w:sz w:val="24"/>
         </w:rPr>
-        <w:t>나. 헤도닉 모형과 머신러닝의 비교</w:t>
+        <w:t>2) 헤도닉 모형과 머신러닝의 비교</w:t>
       </w:r>
     </w:p>
     <w:p>
@@ -6669,7 +6724,7 @@
           <w:i w:val="0"/>
           <w:sz w:val="24"/>
         </w:rPr>
-        <w:t>다. 한국 시장 대상 해외 학술지 연구</w:t>
+        <w:t>3) 한국 시장 대상 해외 학술지 연구</w:t>
       </w:r>
     </w:p>
     <w:p>
@@ -7015,7 +7070,22 @@
           <w:i w:val="0"/>
           <w:sz w:val="22"/>
         </w:rPr>
-        <w:t>본 연구의 전체적인 분석 프레임워크는 &lt;그림 1&gt;과 같다.</w:t>
+        <w:t>본 연구의 전체적인 분석 프레임워크는 &lt;그림 3-1&gt;과 같다.</w:t>
+      </w:r>
+    </w:p>
+    <w:p>
+      <w:pPr>
+        <w:ind w:firstLine="0"/>
+        <w:jc w:val="center"/>
+      </w:pPr>
+      <w:r>
+        <w:rPr>
+          <w:rFonts w:ascii="휴먼명조" w:hAnsi="휴먼명조" w:eastAsia="휴먼명조"/>
+          <w:b w:val="0"/>
+          <w:i w:val="0"/>
+          <w:sz w:val="20"/>
+        </w:rPr>
+        <w:t>&lt;그림 3-1&gt; 연구 흐름도</w:t>
       </w:r>
     </w:p>
     <w:p>
@@ -7039,7 +7109,7 @@
                     <pic:cNvPicPr/>
                   </pic:nvPicPr>
                   <pic:blipFill>
-                    <a:blip r:embed="rId11"/>
+                    <a:blip r:embed="rId13"/>
                     <a:stretch>
                       <a:fillRect/>
                     </a:stretch>
@@ -7060,21 +7130,6 @@
     </w:p>
     <w:p>
       <w:pPr>
-        <w:ind w:firstLine="0"/>
-        <w:jc w:val="center"/>
-      </w:pPr>
-      <w:r>
-        <w:rPr>
-          <w:rFonts w:ascii="휴먼명조" w:hAnsi="휴먼명조" w:eastAsia="휴먼명조"/>
-          <w:b w:val="0"/>
-          <w:i w:val="0"/>
-          <w:sz w:val="20"/>
-        </w:rPr>
-        <w:t>그림 1. 연구 흐름도</w:t>
-      </w:r>
-    </w:p>
-    <w:p>
-      <w:pPr>
         <w:spacing w:line="384" w:lineRule="auto" w:after="0"/>
         <w:ind w:firstLine="397"/>
         <w:jc w:val="both"/>
@@ -7104,7 +7159,7 @@
           <w:i w:val="0"/>
           <w:sz w:val="22"/>
         </w:rPr>
-        <w:t>(log ㎡당 만원)이다. 독립변수는 물리적 특성·권역 구분·거리 기반 접근성(13 시설군)·시점 정합·행정동 집계(보조)·거시경제의 여섯 범주로 구성되며, 통합 모형(시나리오 D) 기준 총 36개이다(구성 세부는 &lt;표 1&gt; 참조). 베이스라인 모형으로 다중회귀분석(OLS)을 설정하고, 비선형 모형으로 랜덤 포레스트와 XGBoost를 구축하여 예측 성능을 비교한 후, 무작위 분할 기준에서 상대적으로 우수한 성능을 보인 XGBoost를 SHAP 분석의 해석 대상 모형으로 설정하였다. 다만 시간순 분할에서는 동일 하이퍼파라미터 설정 하에서 Random Forest와의 성능 차이가 매우 작으므로, XGBoost 선택은 절대적 우월성의 확정보다 무작위 분할 내부의 상대 성능, 보고 체계의 일관성, 기존 선행연구와의 비교 가능성을 함께 고려한 분석상의 선택으로 이해할 필요가 있다. 다시 말해, 본 연구에서 XGBoost는 시간순 분할 우위까지 입증된 유일 모형이라기보다 성능 동률권 내에서 설명가능성 분석을 수행하기 위한 대표 해석 모형이다. 따라서 본 연구의 비교 설계는 동일 표본·동일 변수 체계 아래에서 모형 간 예측 설명 구조를 비교하는 데 초점을 두며, 신규 단지에 대한 배치 수준 일반화 성능이나 지역별 구조 차이 자체를 최종 확정하는 설계와는 구분된다.</w:t>
+        <w:t>(log ㎡당 만원)이다. 독립변수는 물리적 특성·권역 구분·거리 기반 접근성(13 시설군)·시점 정합·행정동 집계(보조)·거시경제의 여섯 범주로 구성되며, 통합 모형(시나리오 D) 기준 총 36개이다(구성 세부는 &lt;표 3-1&gt; 참조). 베이스라인 모형으로 다중회귀분석(OLS)을 설정하고, 비선형 모형으로 랜덤 포레스트와 XGBoost를 구축하여 예측 성능을 비교한 후, 무작위 분할 기준에서 상대적으로 우수한 성능을 보인 XGBoost를 SHAP 분석의 해석 대상 모형으로 설정하였다. 다만 시간순 분할에서는 동일 하이퍼파라미터 설정 하에서 Random Forest와의 성능 차이가 매우 작으므로, XGBoost 선택은 절대적 우월성의 확정보다 무작위 분할 내부의 상대 성능, 보고 체계의 일관성, 기존 선행연구와의 비교 가능성을 함께 고려한 분석상의 선택으로 이해할 필요가 있다. 다시 말해, 본 연구에서 XGBoost는 시간순 분할 우위까지 입증된 유일 모형이라기보다 성능 동률권 내에서 설명가능성 분석을 수행하기 위한 대표 해석 모형이다. 따라서 본 연구의 비교 설계는 동일 표본·동일 변수 체계 아래에서 모형 간 예측 설명 구조를 비교하는 데 초점을 두며, 신규 단지에 대한 배치 수준 일반화 성능이나 지역별 구조 차이 자체를 최종 확정하는 설계와는 구분된다.</w:t>
       </w:r>
     </w:p>
     <w:p>
@@ -7378,7 +7433,7 @@
           <w:i w:val="0"/>
           <w:sz w:val="22"/>
         </w:rPr>
-        <w:t>본 연구에서 사용한 종속변수와 독립변수의 정의 및 데이터 출처는 &lt;표 1&gt;과 같다. 종속변수는 실거래가(만원)를 전용면적(㎡)으로 나눈 단위면적당 거래가격에 자연로그를 취한 값으로 정의하여, 규모효과를 분모로 제거한 뒤 질적·입지적 가격 결정 구조를 점검할 수 있도록 설계하였다. 로그 변환은 고가 구간 이분산성을 완화하고 헤도닉 문헌의 표준적인 log-price 모형 전통(Malpezzi, 2003; Sirmans et al., 2005)에 연결된다.</w:t>
+        <w:t>본 연구에서 사용한 종속변수와 독립변수의 정의 및 데이터 출처는 &lt;표 3-1&gt;과 같다. 종속변수는 실거래가(만원)를 전용면적(㎡)으로 나눈 단위면적당 거래가격에 자연로그를 취한 값으로 정의하여, 규모효과를 분모로 제거한 뒤 질적·입지적 가격 결정 구조를 점검할 수 있도록 설계하였다. 로그 변환은 고가 구간 이분산성을 완화하고 헤도닉 문헌의 표준적인 log-price 모형 전통(Malpezzi, 2003; Sirmans et al., 2005)에 연결된다.</w:t>
       </w:r>
     </w:p>
     <w:p>
@@ -7394,7 +7449,7 @@
           <w:i w:val="0"/>
           <w:sz w:val="20"/>
         </w:rPr>
-        <w:t>&lt;표 1&gt; 종속변수 및 독립변수 정의·데이터 출처</w:t>
+        <w:t>&lt;표 3-1&gt; 종속변수 및 독립변수 정의·데이터 출처</w:t>
       </w:r>
     </w:p>
     <w:tbl>
@@ -10171,7 +10226,7 @@
           <w:i w:val="0"/>
           <w:sz w:val="22"/>
         </w:rPr>
-        <w:t xml:space="preserve"> 세 축을 병행 산출한 변수 집합이다. 도보 추정 시간은 직선거리에 도로 우회 보정계수 1.35와 보행 속도 4 km/h를 적용한 근사값으로, 교수 심사 피드백의 "도서관은 도보 몇 km까지, 백화점 조건이 무엇인가"라는 질문에 직접 대응하기 위한 지표이다(세부 분포는 &lt;표 3-1&gt;). 주요 시설군은 지하철(subway), 초·중·고등학교(elem/middle/high_school), 어린이집(childcare), 공원(park), 도서관(library), 대형마트(mart), 백화점(department), 근린시설(large_store; 커피숍·편의점·일반조리판매 등 인허가 영업중), 병원(hospital; 종합병원 별도 </w:t>
+        <w:t xml:space="preserve"> 세 축을 병행 산출한 변수 집합이다. 도보 추정 시간은 직선거리에 도로 우회 보정계수 1.35와 보행 속도 4 km/h를 적용한 근사값으로, 교수 심사 피드백의 "도서관은 도보 몇 km까지, 백화점 조건이 무엇인가"라는 질문에 직접 대응하기 위한 지표이다(세부 분포는 &lt;표 4-3&gt;). 주요 시설군은 지하철(subway), 초·중·고등학교(elem/middle/high_school), 어린이집(childcare), 공원(park), 도서관(library), 대형마트(mart), 백화점(department), 근린시설(large_store; 커피숍·편의점·일반조리판매 등 인허가 영업중), 병원(hospital; 종합병원 별도 </w:t>
       </w:r>
       <w:r>
         <w:rPr>
@@ -12251,7 +12306,7 @@
           <w:i w:val="0"/>
           <w:sz w:val="22"/>
         </w:rPr>
-        <w:t>2. 종속변수 기술통계 (&lt;표 2&gt;)</w:t>
+        <w:t>2. 종속변수 기술통계 (&lt;표 4-1&gt;)</w:t>
       </w:r>
     </w:p>
     <w:p>
@@ -12267,7 +12322,7 @@
           <w:i w:val="0"/>
           <w:sz w:val="20"/>
         </w:rPr>
-        <w:t>&lt;표 2&gt; 종속변수 및 주요 변수 기술통계</w:t>
+        <w:t>&lt;표 4-1&gt; 종속변수 및 주요 변수 기술통계</w:t>
       </w:r>
     </w:p>
     <w:tbl>
@@ -13633,7 +13688,7 @@
           <w:i w:val="0"/>
           <w:sz w:val="22"/>
         </w:rPr>
-        <w:t>3. 거리 기반 변수 기술통계 (&lt;표 3&gt;)</w:t>
+        <w:t>3. 거리 기반 변수 기술통계 (&lt;표 4-2&gt;)</w:t>
       </w:r>
     </w:p>
     <w:p>
@@ -13649,7 +13704,7 @@
           <w:i w:val="0"/>
           <w:sz w:val="20"/>
         </w:rPr>
-        <w:t>&lt;표 3&gt; 주요 거리 기반 변수 분포 (단지 8,601 기준 중앙값·백분위)</w:t>
+        <w:t>&lt;표 4-2&gt; 주요 거리 기반 변수 분포 (단지 8,601 기준 중앙값·백분위)</w:t>
       </w:r>
     </w:p>
     <w:tbl>
@@ -15196,7 +15251,7 @@
           <w:i w:val="0"/>
           <w:sz w:val="20"/>
         </w:rPr>
-        <w:t>&lt;표 3-1&gt; 주요 시설 도보 추정 시간 분포 (단지 8,601, 분 단위)</w:t>
+        <w:t>&lt;표 4-3&gt; 주요 시설 도보 추정 시간 분포 (단지 8,601, 분 단위)</w:t>
       </w:r>
     </w:p>
     <w:tbl>
@@ -16366,7 +16421,7 @@
           <w:i w:val="0"/>
           <w:sz w:val="22"/>
         </w:rPr>
-        <w:t>1. 세 분할 기준 성능 (&lt;표 4&gt;)</w:t>
+        <w:t>1. 세 분할 기준 성능 (&lt;표 4-4&gt;)</w:t>
       </w:r>
     </w:p>
     <w:p>
@@ -16382,7 +16437,7 @@
           <w:i w:val="0"/>
           <w:sz w:val="20"/>
         </w:rPr>
-        <w:t>&lt;표 4&gt; 모형별·분할별 예측 성능 비교 (통합 모형 D 기준, 종속변수 log(㎡당 가격))</w:t>
+        <w:t>&lt;표 4-4&gt; 모형별·분할별 예측 성능 비교 (통합 모형 D 기준, 종속변수 log(㎡당 가격))</w:t>
       </w:r>
     </w:p>
     <w:tbl>
@@ -17838,7 +17893,7 @@
           <w:i w:val="0"/>
           <w:sz w:val="20"/>
         </w:rPr>
-        <w:t>&lt;표 5&gt; 행정동 집계 기반 모형(시나리오 A) 대비 통합 모형(시나리오 D) 개선폭</w:t>
+        <w:t>&lt;표 4-5&gt; 행정동 집계 기반 모형(시나리오 A) 대비 통합 모형(시나리오 D) 개선폭</w:t>
       </w:r>
     </w:p>
     <w:tbl>
@@ -18608,7 +18663,7 @@
           <w:i w:val="0"/>
           <w:sz w:val="22"/>
         </w:rPr>
-        <w:t>2. 성능 비교 (&lt;표 6&gt;)</w:t>
+        <w:t>2. 성능 비교 (&lt;표 4-6&gt;)</w:t>
       </w:r>
     </w:p>
     <w:p>
@@ -18624,7 +18679,7 @@
           <w:i w:val="0"/>
           <w:sz w:val="20"/>
         </w:rPr>
-        <w:t>&lt;표 6&gt; 어블레이션 시나리오별 XGBoost R² (동일 테스트 조건)</w:t>
+        <w:t>&lt;표 4-6&gt; 어블레이션 시나리오별 XGBoost R² (동일 테스트 조건)</w:t>
       </w:r>
     </w:p>
     <w:tbl>
@@ -19243,6 +19298,21 @@
         <w:jc w:val="center"/>
       </w:pPr>
       <w:r>
+        <w:rPr>
+          <w:rFonts w:ascii="휴먼명조" w:hAnsi="휴먼명조" w:eastAsia="휴먼명조"/>
+          <w:b w:val="0"/>
+          <w:i w:val="0"/>
+          <w:sz w:val="20"/>
+        </w:rPr>
+        <w:t>&lt;그림 4-7&gt; 어블레이션 시나리오별 XGB R²</w:t>
+      </w:r>
+    </w:p>
+    <w:p>
+      <w:pPr>
+        <w:ind w:firstLine="0"/>
+        <w:jc w:val="center"/>
+      </w:pPr>
+      <w:r>
         <w:drawing>
           <wp:inline xmlns:a="http://schemas.openxmlformats.org/drawingml/2006/main" xmlns:pic="http://schemas.openxmlformats.org/drawingml/2006/picture">
             <wp:extent cx="4680000" cy="2544681"/>
@@ -19258,7 +19328,7 @@
                     <pic:cNvPicPr/>
                   </pic:nvPicPr>
                   <pic:blipFill>
-                    <a:blip r:embed="rId12"/>
+                    <a:blip r:embed="rId14"/>
                     <a:stretch>
                       <a:fillRect/>
                     </a:stretch>
@@ -19279,21 +19349,6 @@
     </w:p>
     <w:p>
       <w:pPr>
-        <w:ind w:firstLine="0"/>
-        <w:jc w:val="center"/>
-      </w:pPr>
-      <w:r>
-        <w:rPr>
-          <w:rFonts w:ascii="휴먼명조" w:hAnsi="휴먼명조" w:eastAsia="휴먼명조"/>
-          <w:b w:val="0"/>
-          <w:i w:val="0"/>
-          <w:sz w:val="20"/>
-        </w:rPr>
-        <w:t>그림 10. 어블레이션 시나리오별 XGB R²</w:t>
-      </w:r>
-    </w:p>
-    <w:p>
-      <w:pPr>
         <w:pStyle w:val="Heading3"/>
         <w:spacing w:line="384" w:lineRule="auto" w:before="240" w:after="160"/>
         <w:ind w:firstLine="0"/>
@@ -19503,7 +19558,7 @@
           <w:i w:val="0"/>
           <w:sz w:val="22"/>
         </w:rPr>
-        <w:t>1. SHAP Top 15 (&lt;표 7&gt;)</w:t>
+        <w:t>1. SHAP Top 15 (&lt;표 4-7&gt;)</w:t>
       </w:r>
     </w:p>
     <w:p>
@@ -19535,7 +19590,7 @@
           <w:i w:val="0"/>
           <w:sz w:val="20"/>
         </w:rPr>
-        <w:t>&lt;표 7&gt; SHAP 기여도 상위 15 변수 (전체 모형)</w:t>
+        <w:t>&lt;표 4-7&gt; SHAP 기여도 상위 15 변수 (전체 모형)</w:t>
       </w:r>
     </w:p>
     <w:tbl>
@@ -21441,6 +21496,21 @@
         <w:jc w:val="center"/>
       </w:pPr>
       <w:r>
+        <w:rPr>
+          <w:rFonts w:ascii="휴먼명조" w:hAnsi="휴먼명조" w:eastAsia="휴먼명조"/>
+          <w:b w:val="0"/>
+          <w:i w:val="0"/>
+          <w:sz w:val="20"/>
+        </w:rPr>
+        <w:t>&lt;그림 4-1&gt; SHAP Bar — 전체 모형 상위 15 변수</w:t>
+      </w:r>
+    </w:p>
+    <w:p>
+      <w:pPr>
+        <w:ind w:firstLine="0"/>
+        <w:jc w:val="center"/>
+      </w:pPr>
+      <w:r>
         <w:drawing>
           <wp:inline xmlns:a="http://schemas.openxmlformats.org/drawingml/2006/main" xmlns:pic="http://schemas.openxmlformats.org/drawingml/2006/picture">
             <wp:extent cx="4680000" cy="3624758"/>
@@ -21456,7 +21526,7 @@
                     <pic:cNvPicPr/>
                   </pic:nvPicPr>
                   <pic:blipFill>
-                    <a:blip r:embed="rId13"/>
+                    <a:blip r:embed="rId15"/>
                     <a:stretch>
                       <a:fillRect/>
                     </a:stretch>
@@ -21487,7 +21557,7 @@
           <w:i w:val="0"/>
           <w:sz w:val="20"/>
         </w:rPr>
-        <w:t>그림 4. SHAP Bar — 전체 모형 상위 15 변수</w:t>
+        <w:t>&lt;그림 4-2&gt; SHAP Summary — 변수 방향성 및 분포</w:t>
       </w:r>
     </w:p>
     <w:p>
@@ -21511,7 +21581,7 @@
                     <pic:cNvPicPr/>
                   </pic:nvPicPr>
                   <pic:blipFill>
-                    <a:blip r:embed="rId14"/>
+                    <a:blip r:embed="rId16"/>
                     <a:stretch>
                       <a:fillRect/>
                     </a:stretch>
@@ -21532,21 +21602,6 @@
     </w:p>
     <w:p>
       <w:pPr>
-        <w:ind w:firstLine="0"/>
-        <w:jc w:val="center"/>
-      </w:pPr>
-      <w:r>
-        <w:rPr>
-          <w:rFonts w:ascii="휴먼명조" w:hAnsi="휴먼명조" w:eastAsia="휴먼명조"/>
-          <w:b w:val="0"/>
-          <w:i w:val="0"/>
-          <w:sz w:val="20"/>
-        </w:rPr>
-        <w:t>그림 5. SHAP Summary — 변수 방향성 및 분포</w:t>
-      </w:r>
-    </w:p>
-    <w:p>
-      <w:pPr>
         <w:pStyle w:val="Heading3"/>
         <w:spacing w:line="384" w:lineRule="auto" w:before="240" w:after="160"/>
         <w:ind w:firstLine="0"/>
@@ -21801,7 +21856,22 @@
           <w:i w:val="0"/>
           <w:sz w:val="22"/>
         </w:rPr>
-        <w:t>&lt;그림 6~9&gt;는 주요 변수의 SHAP Dependence Plot이며, OLS 선형 가정이 포착하지 못하는 비선형 관계를 시각적으로 드러낸다.</w:t>
+        <w:t>&lt;그림 4-3~4-6&gt;는 주요 변수의 SHAP Dependence Plot이며, OLS 선형 가정이 포착하지 못하는 비선형 관계를 시각적으로 드러낸다.</w:t>
+      </w:r>
+    </w:p>
+    <w:p>
+      <w:pPr>
+        <w:ind w:firstLine="0"/>
+        <w:jc w:val="center"/>
+      </w:pPr>
+      <w:r>
+        <w:rPr>
+          <w:rFonts w:ascii="휴먼명조" w:hAnsi="휴먼명조" w:eastAsia="휴먼명조"/>
+          <w:b w:val="0"/>
+          <w:i w:val="0"/>
+          <w:sz w:val="20"/>
+        </w:rPr>
+        <w:t>&lt;그림 4-3&gt; 건물연령 SHAP Dependence — U자형</w:t>
       </w:r>
     </w:p>
     <w:p>
@@ -21825,7 +21895,7 @@
                     <pic:cNvPicPr/>
                   </pic:nvPicPr>
                   <pic:blipFill>
-                    <a:blip r:embed="rId15"/>
+                    <a:blip r:embed="rId17"/>
                     <a:stretch>
                       <a:fillRect/>
                     </a:stretch>
@@ -21856,7 +21926,7 @@
           <w:i w:val="0"/>
           <w:sz w:val="20"/>
         </w:rPr>
-        <w:t>그림 6. 건물연령 SHAP Dependence — U자형</w:t>
+        <w:t>&lt;그림 4-4&gt; 전용면적 SHAP Dependence — 체감형</w:t>
       </w:r>
     </w:p>
     <w:p>
@@ -21880,7 +21950,7 @@
                     <pic:cNvPicPr/>
                   </pic:nvPicPr>
                   <pic:blipFill>
-                    <a:blip r:embed="rId16"/>
+                    <a:blip r:embed="rId18"/>
                     <a:stretch>
                       <a:fillRect/>
                     </a:stretch>
@@ -21911,7 +21981,7 @@
           <w:i w:val="0"/>
           <w:sz w:val="20"/>
         </w:rPr>
-        <w:t>그림 7. 전용면적 SHAP Dependence — 체감형</w:t>
+        <w:t>&lt;그림 4-5&gt; 지하철 최근접거리 SHAP Dependence — 임계반응형</w:t>
       </w:r>
     </w:p>
     <w:p>
@@ -21935,7 +22005,7 @@
                     <pic:cNvPicPr/>
                   </pic:nvPicPr>
                   <pic:blipFill>
-                    <a:blip r:embed="rId17"/>
+                    <a:blip r:embed="rId19"/>
                     <a:stretch>
                       <a:fillRect/>
                     </a:stretch>
@@ -21966,7 +22036,7 @@
           <w:i w:val="0"/>
           <w:sz w:val="20"/>
         </w:rPr>
-        <w:t>그림 8. 지하철 최근접거리 SHAP Dependence — 임계반응형</w:t>
+        <w:t>&lt;그림 4-6&gt; 백화점 최근접거리 SHAP Dependence</w:t>
       </w:r>
     </w:p>
     <w:p>
@@ -21990,7 +22060,7 @@
                     <pic:cNvPicPr/>
                   </pic:nvPicPr>
                   <pic:blipFill>
-                    <a:blip r:embed="rId18"/>
+                    <a:blip r:embed="rId20"/>
                     <a:stretch>
                       <a:fillRect/>
                     </a:stretch>
@@ -22011,21 +22081,6 @@
     </w:p>
     <w:p>
       <w:pPr>
-        <w:ind w:firstLine="0"/>
-        <w:jc w:val="center"/>
-      </w:pPr>
-      <w:r>
-        <w:rPr>
-          <w:rFonts w:ascii="휴먼명조" w:hAnsi="휴먼명조" w:eastAsia="휴먼명조"/>
-          <w:b w:val="0"/>
-          <w:i w:val="0"/>
-          <w:sz w:val="20"/>
-        </w:rPr>
-        <w:t>그림 9. 백화점 최근접거리 SHAP Dependence</w:t>
-      </w:r>
-    </w:p>
-    <w:p>
-      <w:pPr>
         <w:pStyle w:val="ListBullet"/>
         <w:spacing w:line="384" w:lineRule="auto" w:after="0"/>
         <w:ind w:firstLine="0"/>
@@ -22255,7 +22310,7 @@
           <w:i w:val="0"/>
           <w:sz w:val="22"/>
         </w:rPr>
-        <w:t>1. 권역별 예측 성능 (&lt;표 8&gt;)</w:t>
+        <w:t>1. 권역별 예측 성능 (&lt;표 4-8&gt;)</w:t>
       </w:r>
     </w:p>
     <w:p>
@@ -22287,7 +22342,7 @@
           <w:i w:val="0"/>
           <w:sz w:val="20"/>
         </w:rPr>
-        <w:t>&lt;표 8&gt; 권역별 독립 모형의 예측 성능</w:t>
+        <w:t>&lt;표 4-8&gt; 권역별 독립 모형의 예측 성능</w:t>
       </w:r>
     </w:p>
     <w:tbl>
@@ -22714,7 +22769,7 @@
           <w:i w:val="0"/>
           <w:sz w:val="22"/>
         </w:rPr>
-        <w:t>2. SHAP Top 5 권역별 차이 (&lt;표 9&gt;)</w:t>
+        <w:t>2. SHAP Top 5 권역별 차이 (&lt;표 4-9&gt;)</w:t>
       </w:r>
     </w:p>
     <w:p>
@@ -22730,7 +22785,7 @@
           <w:i w:val="0"/>
           <w:sz w:val="20"/>
         </w:rPr>
-        <w:t>&lt;표 9&gt; 권역별 SHAP Top 5 변수 (전체 기간 2019-2025)</w:t>
+        <w:t>&lt;표 4-9&gt; 권역별 SHAP Top 5 변수 (전체 기간 2019-2025)</w:t>
       </w:r>
     </w:p>
     <w:tbl>
@@ -23179,6 +23234,21 @@
       <w:pPr>
         <w:spacing w:line="240" w:lineRule="auto" w:before="0" w:after="0"/>
       </w:pPr>
+    </w:p>
+    <w:p>
+      <w:pPr>
+        <w:ind w:firstLine="0"/>
+        <w:jc w:val="center"/>
+      </w:pPr>
+      <w:r>
+        <w:rPr>
+          <w:rFonts w:ascii="휴먼명조" w:hAnsi="휴먼명조" w:eastAsia="휴먼명조"/>
+          <w:b w:val="0"/>
+          <w:i w:val="0"/>
+          <w:sz w:val="20"/>
+        </w:rPr>
+        <w:t>&lt;그림 4-8&gt; 권역별 SHAP Top 5 변수 비교</w:t>
+      </w:r>
     </w:p>
     <w:p>
       <w:pPr>
@@ -23201,7 +23271,7 @@
                     <pic:cNvPicPr/>
                   </pic:nvPicPr>
                   <pic:blipFill>
-                    <a:blip r:embed="rId19"/>
+                    <a:blip r:embed="rId21"/>
                     <a:stretch>
                       <a:fillRect/>
                     </a:stretch>
@@ -23222,21 +23292,6 @@
     </w:p>
     <w:p>
       <w:pPr>
-        <w:ind w:firstLine="0"/>
-        <w:jc w:val="center"/>
-      </w:pPr>
-      <w:r>
-        <w:rPr>
-          <w:rFonts w:ascii="휴먼명조" w:hAnsi="휴먼명조" w:eastAsia="휴먼명조"/>
-          <w:b w:val="0"/>
-          <w:i w:val="0"/>
-          <w:sz w:val="20"/>
-        </w:rPr>
-        <w:t>그림 11. 권역별 SHAP Top 5 변수 비교</w:t>
-      </w:r>
-    </w:p>
-    <w:p>
-      <w:pPr>
         <w:pStyle w:val="Heading3"/>
         <w:spacing w:line="384" w:lineRule="auto" w:before="240" w:after="160"/>
         <w:ind w:firstLine="0"/>
@@ -23439,7 +23494,7 @@
           <w:i w:val="0"/>
           <w:sz w:val="22"/>
         </w:rPr>
-        <w:t>1. 연도별 예측 성능 (&lt;표 10&gt;)</w:t>
+        <w:t>1. 연도별 예측 성능 (&lt;표 4-10&gt;)</w:t>
       </w:r>
     </w:p>
     <w:p>
@@ -23455,7 +23510,7 @@
           <w:i w:val="0"/>
           <w:sz w:val="20"/>
         </w:rPr>
-        <w:t>&lt;표 10&gt; 연도별 전체 모형 XGB 예측 성능</w:t>
+        <w:t>&lt;표 4-10&gt; 연도별 전체 모형 XGB 예측 성능</w:t>
       </w:r>
     </w:p>
     <w:tbl>
@@ -24467,7 +24522,7 @@
           <w:i w:val="0"/>
           <w:sz w:val="22"/>
         </w:rPr>
-        <w:t>2. 연도별 SHAP Top 5 (&lt;표 11&gt;)</w:t>
+        <w:t>2. 연도별 SHAP Top 5 (&lt;표 4-11&gt;)</w:t>
       </w:r>
     </w:p>
     <w:p>
@@ -24483,7 +24538,7 @@
           <w:i w:val="0"/>
           <w:sz w:val="20"/>
         </w:rPr>
-        <w:t>&lt;표 11&gt; 전체 모형 연도별 SHAP 상위 5 변수</w:t>
+        <w:t>&lt;표 4-11&gt; 전체 모형 연도별 SHAP 상위 5 변수</w:t>
       </w:r>
     </w:p>
     <w:tbl>
@@ -25716,7 +25771,7 @@
           <w:i w:val="0"/>
           <w:sz w:val="22"/>
         </w:rPr>
-        <w:t>1. 연도×권역 교차 성능 (&lt;표 12&gt;)</w:t>
+        <w:t>1. 연도×권역 교차 성능 (&lt;표 4-12&gt;)</w:t>
       </w:r>
     </w:p>
     <w:p>
@@ -25732,7 +25787,7 @@
           <w:i w:val="0"/>
           <w:sz w:val="20"/>
         </w:rPr>
-        <w:t>&lt;표 12&gt; 연도×권역 XGB R² 피벗</w:t>
+        <w:t>&lt;표 4-12&gt; 연도×권역 XGB R² 피벗</w:t>
       </w:r>
     </w:p>
     <w:tbl>
@@ -26509,6 +26564,21 @@
       <w:pPr>
         <w:spacing w:line="240" w:lineRule="auto" w:before="0" w:after="0"/>
       </w:pPr>
+    </w:p>
+    <w:p>
+      <w:pPr>
+        <w:ind w:firstLine="0"/>
+        <w:jc w:val="center"/>
+      </w:pPr>
+      <w:r>
+        <w:rPr>
+          <w:rFonts w:ascii="휴먼명조" w:hAnsi="휴먼명조" w:eastAsia="휴먼명조"/>
+          <w:b w:val="0"/>
+          <w:i w:val="0"/>
+          <w:sz w:val="20"/>
+        </w:rPr>
+        <w:t>&lt;그림 4-9&gt; 연도×권역 XGB R² 히트맵</w:t>
+      </w:r>
     </w:p>
     <w:p>
       <w:pPr>
@@ -26531,7 +26601,7 @@
                     <pic:cNvPicPr/>
                   </pic:nvPicPr>
                   <pic:blipFill>
-                    <a:blip r:embed="rId20"/>
+                    <a:blip r:embed="rId22"/>
                     <a:stretch>
                       <a:fillRect/>
                     </a:stretch>
@@ -26552,21 +26622,6 @@
     </w:p>
     <w:p>
       <w:pPr>
-        <w:ind w:firstLine="0"/>
-        <w:jc w:val="center"/>
-      </w:pPr>
-      <w:r>
-        <w:rPr>
-          <w:rFonts w:ascii="휴먼명조" w:hAnsi="휴먼명조" w:eastAsia="휴먼명조"/>
-          <w:b w:val="0"/>
-          <w:i w:val="0"/>
-          <w:sz w:val="20"/>
-        </w:rPr>
-        <w:t>그림 12. 연도×권역 XGB R² 히트맵</w:t>
-      </w:r>
-    </w:p>
-    <w:p>
-      <w:pPr>
         <w:spacing w:line="384" w:lineRule="auto" w:after="0"/>
         <w:ind w:firstLine="397"/>
         <w:jc w:val="both"/>
@@ -26595,7 +26650,7 @@
           <w:i w:val="0"/>
           <w:sz w:val="22"/>
         </w:rPr>
-        <w:t>2. 강남3구 연도별 Top 3 변화 (&lt;표 13&gt;)</w:t>
+        <w:t>2. 강남3구 연도별 Top 3 변화 (&lt;표 4-13&gt;)</w:t>
       </w:r>
     </w:p>
     <w:p>
@@ -26611,7 +26666,7 @@
           <w:i w:val="0"/>
           <w:sz w:val="20"/>
         </w:rPr>
-        <w:t>&lt;표 13&gt; 강남3구 연도별 SHAP Top 3 변수</w:t>
+        <w:t>&lt;표 4-13&gt; 강남3구 연도별 SHAP Top 3 변수</w:t>
       </w:r>
     </w:p>
     <w:tbl>
@@ -27473,7 +27528,7 @@
           <w:i w:val="0"/>
           <w:sz w:val="22"/>
         </w:rPr>
-        <w:t>3. 비강남 연도별 Top 5 (&lt;표 14&gt;)</w:t>
+        <w:t>3. 비강남 연도별 Top 5 (&lt;표 4-14&gt;)</w:t>
       </w:r>
     </w:p>
     <w:p>
@@ -27489,7 +27544,7 @@
           <w:i w:val="0"/>
           <w:sz w:val="20"/>
         </w:rPr>
-        <w:t>&lt;표 14&gt; 비강남 연도별 SHAP Top 5 변수 (7년 고정 패턴)</w:t>
+        <w:t>&lt;표 4-14&gt; 비강남 연도별 SHAP Top 5 변수 (7년 고정 패턴)</w:t>
       </w:r>
     </w:p>
     <w:tbl>
@@ -28733,6 +28788,21 @@
         <w:jc w:val="center"/>
       </w:pPr>
       <w:r>
+        <w:rPr>
+          <w:rFonts w:ascii="휴먼명조" w:hAnsi="휴먼명조" w:eastAsia="휴먼명조"/>
+          <w:b w:val="0"/>
+          <w:i w:val="0"/>
+          <w:sz w:val="20"/>
+        </w:rPr>
+        <w:t>&lt;그림 4-10&gt; 연도별 Top 1 SHAP 변수 변화 (강남3구 vs 비강남)</w:t>
+      </w:r>
+    </w:p>
+    <w:p>
+      <w:pPr>
+        <w:ind w:firstLine="0"/>
+        <w:jc w:val="center"/>
+      </w:pPr>
+      <w:r>
         <w:drawing>
           <wp:inline xmlns:a="http://schemas.openxmlformats.org/drawingml/2006/main" xmlns:pic="http://schemas.openxmlformats.org/drawingml/2006/picture">
             <wp:extent cx="4680000" cy="1733676"/>
@@ -28748,7 +28818,7 @@
                     <pic:cNvPicPr/>
                   </pic:nvPicPr>
                   <pic:blipFill>
-                    <a:blip r:embed="rId21"/>
+                    <a:blip r:embed="rId23"/>
                     <a:stretch>
                       <a:fillRect/>
                     </a:stretch>
@@ -28769,21 +28839,6 @@
     </w:p>
     <w:p>
       <w:pPr>
-        <w:ind w:firstLine="0"/>
-        <w:jc w:val="center"/>
-      </w:pPr>
-      <w:r>
-        <w:rPr>
-          <w:rFonts w:ascii="휴먼명조" w:hAnsi="휴먼명조" w:eastAsia="휴먼명조"/>
-          <w:b w:val="0"/>
-          <w:i w:val="0"/>
-          <w:sz w:val="20"/>
-        </w:rPr>
-        <w:t>그림 13. 연도별 Top 1 SHAP 변수 변화 (강남3구 vs 비강남)</w:t>
-      </w:r>
-    </w:p>
-    <w:p>
-      <w:pPr>
         <w:pStyle w:val="Heading3"/>
         <w:spacing w:line="384" w:lineRule="auto" w:before="240" w:after="160"/>
         <w:ind w:firstLine="0"/>
@@ -30043,9 +30098,8 @@
     </w:p>
     <w:p>
       <w:pPr>
-        <w:pStyle w:val="ListBullet"/>
         <w:spacing w:line="384" w:lineRule="auto" w:after="0"/>
-        <w:ind w:firstLine="0"/>
+        <w:ind w:hanging="567" w:left="567"/>
         <w:jc w:val="both"/>
       </w:pPr>
       <w:r>
@@ -30078,9 +30132,8 @@
     </w:p>
     <w:p>
       <w:pPr>
-        <w:pStyle w:val="ListBullet"/>
         <w:spacing w:line="384" w:lineRule="auto" w:after="0"/>
-        <w:ind w:firstLine="0"/>
+        <w:ind w:hanging="567" w:left="567"/>
         <w:jc w:val="both"/>
       </w:pPr>
       <w:r>
@@ -30113,9 +30166,8 @@
     </w:p>
     <w:p>
       <w:pPr>
-        <w:pStyle w:val="ListBullet"/>
         <w:spacing w:line="384" w:lineRule="auto" w:after="0"/>
-        <w:ind w:firstLine="0"/>
+        <w:ind w:hanging="567" w:left="567"/>
         <w:jc w:val="both"/>
       </w:pPr>
       <w:r>
@@ -30148,9 +30200,8 @@
     </w:p>
     <w:p>
       <w:pPr>
-        <w:pStyle w:val="ListBullet"/>
         <w:spacing w:line="384" w:lineRule="auto" w:after="0"/>
-        <w:ind w:firstLine="0"/>
+        <w:ind w:hanging="567" w:left="567"/>
         <w:jc w:val="both"/>
       </w:pPr>
       <w:r>
@@ -30183,9 +30234,8 @@
     </w:p>
     <w:p>
       <w:pPr>
-        <w:pStyle w:val="ListBullet"/>
         <w:spacing w:line="384" w:lineRule="auto" w:after="0"/>
-        <w:ind w:firstLine="0"/>
+        <w:ind w:hanging="567" w:left="567"/>
         <w:jc w:val="both"/>
       </w:pPr>
       <w:r>
@@ -30218,9 +30268,8 @@
     </w:p>
     <w:p>
       <w:pPr>
-        <w:pStyle w:val="ListBullet"/>
         <w:spacing w:line="384" w:lineRule="auto" w:after="0"/>
-        <w:ind w:firstLine="0"/>
+        <w:ind w:hanging="567" w:left="567"/>
         <w:jc w:val="both"/>
       </w:pPr>
       <w:r>
@@ -30253,9 +30302,8 @@
     </w:p>
     <w:p>
       <w:pPr>
-        <w:pStyle w:val="ListBullet"/>
         <w:spacing w:line="384" w:lineRule="auto" w:after="0"/>
-        <w:ind w:firstLine="0"/>
+        <w:ind w:hanging="567" w:left="567"/>
         <w:jc w:val="both"/>
       </w:pPr>
       <w:r>
@@ -30288,9 +30336,8 @@
     </w:p>
     <w:p>
       <w:pPr>
-        <w:pStyle w:val="ListBullet"/>
         <w:spacing w:line="384" w:lineRule="auto" w:after="0"/>
-        <w:ind w:firstLine="0"/>
+        <w:ind w:hanging="567" w:left="567"/>
         <w:jc w:val="both"/>
       </w:pPr>
       <w:r>
@@ -30323,9 +30370,8 @@
     </w:p>
     <w:p>
       <w:pPr>
-        <w:pStyle w:val="ListBullet"/>
         <w:spacing w:line="384" w:lineRule="auto" w:after="0"/>
-        <w:ind w:firstLine="0"/>
+        <w:ind w:hanging="567" w:left="567"/>
         <w:jc w:val="both"/>
       </w:pPr>
       <w:r>
@@ -30358,9 +30404,8 @@
     </w:p>
     <w:p>
       <w:pPr>
-        <w:pStyle w:val="ListBullet"/>
         <w:spacing w:line="384" w:lineRule="auto" w:after="0"/>
-        <w:ind w:firstLine="0"/>
+        <w:ind w:hanging="567" w:left="567"/>
         <w:jc w:val="both"/>
       </w:pPr>
       <w:r>
@@ -30393,9 +30438,8 @@
     </w:p>
     <w:p>
       <w:pPr>
-        <w:pStyle w:val="ListBullet"/>
         <w:spacing w:line="384" w:lineRule="auto" w:after="0"/>
-        <w:ind w:firstLine="0"/>
+        <w:ind w:hanging="567" w:left="567"/>
         <w:jc w:val="both"/>
       </w:pPr>
       <w:r>
@@ -30428,9 +30472,8 @@
     </w:p>
     <w:p>
       <w:pPr>
-        <w:pStyle w:val="ListBullet"/>
         <w:spacing w:line="384" w:lineRule="auto" w:after="0"/>
-        <w:ind w:firstLine="0"/>
+        <w:ind w:hanging="567" w:left="567"/>
         <w:jc w:val="both"/>
       </w:pPr>
       <w:r>
@@ -30463,9 +30506,8 @@
     </w:p>
     <w:p>
       <w:pPr>
-        <w:pStyle w:val="ListBullet"/>
         <w:spacing w:line="384" w:lineRule="auto" w:after="0"/>
-        <w:ind w:firstLine="0"/>
+        <w:ind w:hanging="567" w:left="567"/>
         <w:jc w:val="both"/>
       </w:pPr>
       <w:r>
@@ -30480,9 +30522,8 @@
     </w:p>
     <w:p>
       <w:pPr>
-        <w:pStyle w:val="ListBullet"/>
         <w:spacing w:line="384" w:lineRule="auto" w:after="0"/>
-        <w:ind w:firstLine="0"/>
+        <w:ind w:hanging="567" w:left="567"/>
         <w:jc w:val="both"/>
       </w:pPr>
       <w:r>
@@ -30509,14 +30550,222 @@
           <w:i w:val="0"/>
           <w:sz w:val="26"/>
         </w:rPr>
+        <w:t>데이터 출처 (공공·민간 API)</w:t>
+      </w:r>
+    </w:p>
+    <w:p>
+      <w:pPr>
+        <w:spacing w:line="384" w:lineRule="auto" w:after="0"/>
+        <w:ind w:hanging="567" w:left="567"/>
+        <w:jc w:val="both"/>
+      </w:pPr>
+      <w:r>
+        <w:rPr>
+          <w:rFonts w:ascii="바탕" w:hAnsi="바탕" w:eastAsia="바탕"/>
+          <w:b w:val="0"/>
+          <w:i w:val="0"/>
+          <w:sz w:val="22"/>
+        </w:rPr>
+        <w:t>국토교통부 (2026). 아파트매매 실거래 상세 자료 (RTMSDataSvcAptTradeDev). 공공데이터포털. https://www.data.go.kr/data/15126469/openapi.do</w:t>
+      </w:r>
+    </w:p>
+    <w:p>
+      <w:pPr>
+        <w:spacing w:line="384" w:lineRule="auto" w:after="0"/>
+        <w:ind w:hanging="567" w:left="567"/>
+        <w:jc w:val="both"/>
+      </w:pPr>
+      <w:r>
+        <w:rPr>
+          <w:rFonts w:ascii="바탕" w:hAnsi="바탕" w:eastAsia="바탕"/>
+          <w:b w:val="0"/>
+          <w:i w:val="0"/>
+          <w:sz w:val="22"/>
+        </w:rPr>
+        <w:t>서울특별시 (2026). 서울시 역사마스터 정보(SearchSTNBySubwayLineInfo). 서울열린데이터광장. https://data.seoul.go.kr</w:t>
+      </w:r>
+    </w:p>
+    <w:p>
+      <w:pPr>
+        <w:spacing w:line="384" w:lineRule="auto" w:after="0"/>
+        <w:ind w:hanging="567" w:left="567"/>
+        <w:jc w:val="both"/>
+      </w:pPr>
+      <w:r>
+        <w:rPr>
+          <w:rFonts w:ascii="바탕" w:hAnsi="바탕" w:eastAsia="바탕"/>
+          <w:b w:val="0"/>
+          <w:i w:val="0"/>
+          <w:sz w:val="22"/>
+        </w:rPr>
+        <w:t>서울특별시 (2026). 서울시 공원 정보(SearchParkInfoService). 서울열린데이터광장. https://data.seoul.go.kr</w:t>
+      </w:r>
+    </w:p>
+    <w:p>
+      <w:pPr>
+        <w:spacing w:line="384" w:lineRule="auto" w:after="0"/>
+        <w:ind w:hanging="567" w:left="567"/>
+        <w:jc w:val="both"/>
+      </w:pPr>
+      <w:r>
+        <w:rPr>
+          <w:rFonts w:ascii="바탕" w:hAnsi="바탕" w:eastAsia="바탕"/>
+          <w:b w:val="0"/>
+          <w:i w:val="0"/>
+          <w:sz w:val="22"/>
+        </w:rPr>
+        <w:t>서울특별시 (2026). 서울시 공공도서관 현황(SeoulPublicLibraryInfo). 서울열린데이터광장. https://data.seoul.go.kr</w:t>
+      </w:r>
+    </w:p>
+    <w:p>
+      <w:pPr>
+        <w:spacing w:line="384" w:lineRule="auto" w:after="0"/>
+        <w:ind w:hanging="567" w:left="567"/>
+        <w:jc w:val="both"/>
+      </w:pPr>
+      <w:r>
+        <w:rPr>
+          <w:rFonts w:ascii="바탕" w:hAnsi="바탕" w:eastAsia="바탕"/>
+          <w:b w:val="0"/>
+          <w:i w:val="0"/>
+          <w:sz w:val="22"/>
+        </w:rPr>
+        <w:t>서울특별시 (2026). 서울시 어린이집 정보(ChildCareInfo). 서울열린데이터광장. https://data.seoul.go.kr</w:t>
+      </w:r>
+    </w:p>
+    <w:p>
+      <w:pPr>
+        <w:spacing w:line="384" w:lineRule="auto" w:after="0"/>
+        <w:ind w:hanging="567" w:left="567"/>
+        <w:jc w:val="both"/>
+      </w:pPr>
+      <w:r>
+        <w:rPr>
+          <w:rFonts w:ascii="바탕" w:hAnsi="바탕" w:eastAsia="바탕"/>
+          <w:b w:val="0"/>
+          <w:i w:val="0"/>
+          <w:sz w:val="22"/>
+        </w:rPr>
+        <w:t>서울특별시 (2026). 서울시 일반음식점·휴게음식점 인허가(LOCALDATA_072405). 서울열린데이터광장. https://data.seoul.go.kr</w:t>
+      </w:r>
+    </w:p>
+    <w:p>
+      <w:pPr>
+        <w:spacing w:line="384" w:lineRule="auto" w:after="0"/>
+        <w:ind w:hanging="567" w:left="567"/>
+        <w:jc w:val="both"/>
+      </w:pPr>
+      <w:r>
+        <w:rPr>
+          <w:rFonts w:ascii="바탕" w:hAnsi="바탕" w:eastAsia="바탕"/>
+          <w:b w:val="0"/>
+          <w:i w:val="0"/>
+          <w:sz w:val="22"/>
+        </w:rPr>
+        <w:t>서울특별시 (2026). 서울시 안전 CCTV 설치현황. 서울열린데이터광장. https://data.seoul.go.kr</w:t>
+      </w:r>
+    </w:p>
+    <w:p>
+      <w:pPr>
+        <w:spacing w:line="384" w:lineRule="auto" w:after="0"/>
+        <w:ind w:hanging="567" w:left="567"/>
+        <w:jc w:val="both"/>
+      </w:pPr>
+      <w:r>
+        <w:rPr>
+          <w:rFonts w:ascii="바탕" w:hAnsi="바탕" w:eastAsia="바탕"/>
+          <w:b w:val="0"/>
+          <w:i w:val="0"/>
+          <w:sz w:val="22"/>
+        </w:rPr>
+        <w:t>교육부 (2026). 학교기본정보(schoolInfo). 나이스 교육정보 개방 포털. https://open.neis.go.kr</w:t>
+      </w:r>
+    </w:p>
+    <w:p>
+      <w:pPr>
+        <w:spacing w:line="384" w:lineRule="auto" w:after="0"/>
+        <w:ind w:hanging="567" w:left="567"/>
+        <w:jc w:val="both"/>
+      </w:pPr>
+      <w:r>
+        <w:rPr>
+          <w:rFonts w:ascii="바탕" w:hAnsi="바탕" w:eastAsia="바탕"/>
+          <w:b w:val="0"/>
+          <w:i w:val="0"/>
+          <w:sz w:val="22"/>
+        </w:rPr>
+        <w:t>교육부 (2026). 학원·교습소 정보(acaInsTiInfo). 나이스 교육정보 개방 포털. https://open.neis.go.kr</w:t>
+      </w:r>
+    </w:p>
+    <w:p>
+      <w:pPr>
+        <w:spacing w:line="384" w:lineRule="auto" w:after="0"/>
+        <w:ind w:hanging="567" w:left="567"/>
+        <w:jc w:val="both"/>
+      </w:pPr>
+      <w:r>
+        <w:rPr>
+          <w:rFonts w:ascii="바탕" w:hAnsi="바탕" w:eastAsia="바탕"/>
+          <w:b w:val="0"/>
+          <w:i w:val="0"/>
+          <w:sz w:val="22"/>
+        </w:rPr>
+        <w:t>한국은행 (2026). 경제통계시스템(ECOS) — 기준금리(722Y001), CD금리(721Y001), 소비자물가지수(901Y009), M2 광의통화(161Y008). https://ecos.bok.or.kr</w:t>
+      </w:r>
+    </w:p>
+    <w:p>
+      <w:pPr>
+        <w:spacing w:line="384" w:lineRule="auto" w:after="0"/>
+        <w:ind w:hanging="567" w:left="567"/>
+        <w:jc w:val="both"/>
+      </w:pPr>
+      <w:r>
+        <w:rPr>
+          <w:rFonts w:ascii="바탕" w:hAnsi="바탕" w:eastAsia="바탕"/>
+          <w:b w:val="0"/>
+          <w:i w:val="0"/>
+          <w:sz w:val="22"/>
+        </w:rPr>
+        <w:t>위키백과 (2026). 신림선·신분당선·김포 도시철도·수도권 광역급행철도 A선 (2019~2025년 신규 개통역 보강용). https://ko.wikipedia.org</w:t>
+      </w:r>
+    </w:p>
+    <w:p>
+      <w:pPr>
+        <w:spacing w:line="384" w:lineRule="auto" w:after="0"/>
+        <w:ind w:hanging="567" w:left="567"/>
+        <w:jc w:val="both"/>
+      </w:pPr>
+      <w:r>
+        <w:rPr>
+          <w:rFonts w:ascii="바탕" w:hAnsi="바탕" w:eastAsia="바탕"/>
+          <w:b w:val="0"/>
+          <w:i w:val="0"/>
+          <w:sz w:val="22"/>
+        </w:rPr>
+        <w:t>카카오 (2026). Kakao Local API — 키워드 검색·주소 검색·카테고리 검색(MT1 대형마트, HP8 병원). https://developers.kakao.com/docs/latest/ko/local/dev-guide</w:t>
+      </w:r>
+    </w:p>
+    <w:p>
+      <w:pPr>
+        <w:pStyle w:val="Heading2"/>
+        <w:spacing w:line="384" w:lineRule="auto" w:before="360" w:after="240"/>
+        <w:ind w:firstLine="0"/>
+        <w:jc w:val="left"/>
+      </w:pPr>
+      <w:r>
+        <w:rPr>
+          <w:rFonts w:ascii="바탕" w:hAnsi="바탕" w:eastAsia="바탕"/>
+          <w:b/>
+          <w:i w:val="0"/>
+          <w:sz w:val="26"/>
+        </w:rPr>
         <w:t>해외문헌</w:t>
       </w:r>
     </w:p>
     <w:p>
       <w:pPr>
-        <w:pStyle w:val="ListBullet"/>
         <w:spacing w:line="384" w:lineRule="auto" w:after="0"/>
-        <w:ind w:firstLine="0"/>
+        <w:ind w:hanging="567" w:left="567"/>
         <w:jc w:val="both"/>
       </w:pPr>
       <w:r>
@@ -30549,9 +30798,8 @@
     </w:p>
     <w:p>
       <w:pPr>
-        <w:pStyle w:val="ListBullet"/>
         <w:spacing w:line="384" w:lineRule="auto" w:after="0"/>
-        <w:ind w:firstLine="0"/>
+        <w:ind w:hanging="567" w:left="567"/>
         <w:jc w:val="both"/>
       </w:pPr>
       <w:r>
@@ -30584,9 +30832,8 @@
     </w:p>
     <w:p>
       <w:pPr>
-        <w:pStyle w:val="ListBullet"/>
         <w:spacing w:line="384" w:lineRule="auto" w:after="0"/>
-        <w:ind w:firstLine="0"/>
+        <w:ind w:hanging="567" w:left="567"/>
         <w:jc w:val="both"/>
       </w:pPr>
       <w:r>
@@ -30619,9 +30866,8 @@
     </w:p>
     <w:p>
       <w:pPr>
-        <w:pStyle w:val="ListBullet"/>
         <w:spacing w:line="384" w:lineRule="auto" w:after="0"/>
-        <w:ind w:firstLine="0"/>
+        <w:ind w:hanging="567" w:left="567"/>
         <w:jc w:val="both"/>
       </w:pPr>
       <w:r>
@@ -30654,9 +30900,8 @@
     </w:p>
     <w:p>
       <w:pPr>
-        <w:pStyle w:val="ListBullet"/>
         <w:spacing w:line="384" w:lineRule="auto" w:after="0"/>
-        <w:ind w:firstLine="0"/>
+        <w:ind w:hanging="567" w:left="567"/>
         <w:jc w:val="both"/>
       </w:pPr>
       <w:r>
@@ -30689,9 +30934,8 @@
     </w:p>
     <w:p>
       <w:pPr>
-        <w:pStyle w:val="ListBullet"/>
         <w:spacing w:line="384" w:lineRule="auto" w:after="0"/>
-        <w:ind w:firstLine="0"/>
+        <w:ind w:hanging="567" w:left="567"/>
         <w:jc w:val="both"/>
       </w:pPr>
       <w:r>
@@ -30724,9 +30968,8 @@
     </w:p>
     <w:p>
       <w:pPr>
-        <w:pStyle w:val="ListBullet"/>
         <w:spacing w:line="384" w:lineRule="auto" w:after="0"/>
-        <w:ind w:firstLine="0"/>
+        <w:ind w:hanging="567" w:left="567"/>
         <w:jc w:val="both"/>
       </w:pPr>
       <w:r>
@@ -30759,9 +31002,8 @@
     </w:p>
     <w:p>
       <w:pPr>
-        <w:pStyle w:val="ListBullet"/>
         <w:spacing w:line="384" w:lineRule="auto" w:after="0"/>
-        <w:ind w:firstLine="0"/>
+        <w:ind w:hanging="567" w:left="567"/>
         <w:jc w:val="both"/>
       </w:pPr>
       <w:r>
@@ -30794,9 +31036,8 @@
     </w:p>
     <w:p>
       <w:pPr>
-        <w:pStyle w:val="ListBullet"/>
         <w:spacing w:line="384" w:lineRule="auto" w:after="0"/>
-        <w:ind w:firstLine="0"/>
+        <w:ind w:hanging="567" w:left="567"/>
         <w:jc w:val="both"/>
       </w:pPr>
       <w:r>
@@ -30829,9 +31070,8 @@
     </w:p>
     <w:p>
       <w:pPr>
-        <w:pStyle w:val="ListBullet"/>
         <w:spacing w:line="384" w:lineRule="auto" w:after="0"/>
-        <w:ind w:firstLine="0"/>
+        <w:ind w:hanging="567" w:left="567"/>
         <w:jc w:val="both"/>
       </w:pPr>
       <w:r>
@@ -30864,9 +31104,8 @@
     </w:p>
     <w:p>
       <w:pPr>
-        <w:pStyle w:val="ListBullet"/>
         <w:spacing w:line="384" w:lineRule="auto" w:after="0"/>
-        <w:ind w:firstLine="0"/>
+        <w:ind w:hanging="567" w:left="567"/>
         <w:jc w:val="both"/>
       </w:pPr>
       <w:r>
@@ -30899,9 +31138,8 @@
     </w:p>
     <w:p>
       <w:pPr>
-        <w:pStyle w:val="ListBullet"/>
         <w:spacing w:line="384" w:lineRule="auto" w:after="0"/>
-        <w:ind w:firstLine="0"/>
+        <w:ind w:hanging="567" w:left="567"/>
         <w:jc w:val="both"/>
       </w:pPr>
       <w:r>
@@ -30934,9 +31172,8 @@
     </w:p>
     <w:p>
       <w:pPr>
-        <w:pStyle w:val="ListBullet"/>
         <w:spacing w:line="384" w:lineRule="auto" w:after="0"/>
-        <w:ind w:firstLine="0"/>
+        <w:ind w:hanging="567" w:left="567"/>
         <w:jc w:val="both"/>
       </w:pPr>
       <w:r>
@@ -30969,9 +31206,8 @@
     </w:p>
     <w:p>
       <w:pPr>
-        <w:pStyle w:val="ListBullet"/>
         <w:spacing w:line="384" w:lineRule="auto" w:after="0"/>
-        <w:ind w:firstLine="0"/>
+        <w:ind w:hanging="567" w:left="567"/>
         <w:jc w:val="both"/>
       </w:pPr>
       <w:r>
@@ -31004,9 +31240,8 @@
     </w:p>
     <w:p>
       <w:pPr>
-        <w:pStyle w:val="ListBullet"/>
         <w:spacing w:line="384" w:lineRule="auto" w:after="0"/>
-        <w:ind w:firstLine="0"/>
+        <w:ind w:hanging="567" w:left="567"/>
         <w:jc w:val="both"/>
       </w:pPr>
       <w:r>
@@ -31039,9 +31274,8 @@
     </w:p>
     <w:p>
       <w:pPr>
-        <w:pStyle w:val="ListBullet"/>
         <w:spacing w:line="384" w:lineRule="auto" w:after="0"/>
-        <w:ind w:firstLine="0"/>
+        <w:ind w:hanging="567" w:left="567"/>
         <w:jc w:val="both"/>
       </w:pPr>
       <w:r>
@@ -31074,9 +31308,8 @@
     </w:p>
     <w:p>
       <w:pPr>
-        <w:pStyle w:val="ListBullet"/>
         <w:spacing w:line="384" w:lineRule="auto" w:after="0"/>
-        <w:ind w:firstLine="0"/>
+        <w:ind w:hanging="567" w:left="567"/>
         <w:jc w:val="both"/>
       </w:pPr>
       <w:r>
@@ -31109,9 +31342,8 @@
     </w:p>
     <w:p>
       <w:pPr>
-        <w:pStyle w:val="ListBullet"/>
         <w:spacing w:line="384" w:lineRule="auto" w:after="0"/>
-        <w:ind w:firstLine="0"/>
+        <w:ind w:hanging="567" w:left="567"/>
         <w:jc w:val="both"/>
       </w:pPr>
       <w:r>
@@ -31144,9 +31376,8 @@
     </w:p>
     <w:p>
       <w:pPr>
-        <w:pStyle w:val="ListBullet"/>
         <w:spacing w:line="384" w:lineRule="auto" w:after="0"/>
-        <w:ind w:firstLine="0"/>
+        <w:ind w:hanging="567" w:left="567"/>
         <w:jc w:val="both"/>
       </w:pPr>
       <w:r>
@@ -31179,9 +31410,8 @@
     </w:p>
     <w:p>
       <w:pPr>
-        <w:pStyle w:val="ListBullet"/>
         <w:spacing w:line="384" w:lineRule="auto" w:after="0"/>
-        <w:ind w:firstLine="0"/>
+        <w:ind w:hanging="567" w:left="567"/>
         <w:jc w:val="both"/>
       </w:pPr>
       <w:r>
@@ -31214,9 +31444,8 @@
     </w:p>
     <w:p>
       <w:pPr>
-        <w:pStyle w:val="ListBullet"/>
         <w:spacing w:line="384" w:lineRule="auto" w:after="0"/>
-        <w:ind w:firstLine="0"/>
+        <w:ind w:hanging="567" w:left="567"/>
         <w:jc w:val="both"/>
       </w:pPr>
       <w:r>
@@ -31249,9 +31478,8 @@
     </w:p>
     <w:p>
       <w:pPr>
-        <w:pStyle w:val="ListBullet"/>
         <w:spacing w:line="384" w:lineRule="auto" w:after="0"/>
-        <w:ind w:firstLine="0"/>
+        <w:ind w:hanging="567" w:left="567"/>
         <w:jc w:val="both"/>
       </w:pPr>
       <w:r>
@@ -31284,9 +31512,8 @@
     </w:p>
     <w:p>
       <w:pPr>
-        <w:pStyle w:val="ListBullet"/>
         <w:spacing w:line="384" w:lineRule="auto" w:after="0"/>
-        <w:ind w:firstLine="0"/>
+        <w:ind w:hanging="567" w:left="567"/>
         <w:jc w:val="both"/>
       </w:pPr>
       <w:r>
@@ -31319,9 +31546,8 @@
     </w:p>
     <w:p>
       <w:pPr>
-        <w:pStyle w:val="ListBullet"/>
         <w:spacing w:line="384" w:lineRule="auto" w:after="0"/>
-        <w:ind w:firstLine="0"/>
+        <w:ind w:hanging="567" w:left="567"/>
         <w:jc w:val="both"/>
       </w:pPr>
       <w:r>
@@ -31354,9 +31580,8 @@
     </w:p>
     <w:p>
       <w:pPr>
-        <w:pStyle w:val="ListBullet"/>
         <w:spacing w:line="384" w:lineRule="auto" w:after="0"/>
-        <w:ind w:firstLine="0"/>
+        <w:ind w:hanging="567" w:left="567"/>
         <w:jc w:val="both"/>
       </w:pPr>
       <w:r>
@@ -31389,9 +31614,8 @@
     </w:p>
     <w:p>
       <w:pPr>
-        <w:pStyle w:val="ListBullet"/>
         <w:spacing w:line="384" w:lineRule="auto" w:after="0"/>
-        <w:ind w:firstLine="0"/>
+        <w:ind w:hanging="567" w:left="567"/>
         <w:jc w:val="both"/>
       </w:pPr>
       <w:r>
@@ -31765,9 +31989,11 @@
       </w:r>
     </w:p>
     <w:sectPr>
-      <w:footerReference w:type="default" r:id="rId22"/>
+      <w:footerReference w:type="default" r:id="rId10"/>
+      <w:type w:val="nextPage"/>
       <w:pgSz w:w="11906" w:h="16838"/>
-      <w:pgMar w:top="2154" w:right="1984" w:bottom="2154" w:left="1984" w:header="850" w:footer="850" w:gutter="0"/>
+      <w:pgMar w:top="2268" w:right="1984" w:bottom="2268" w:left="1984" w:header="850" w:footer="850" w:gutter="0"/>
+      <w:pgNumType w:start="1" w:fmt="decimal"/>
       <w:cols w:space="720"/>
       <w:docGrid w:linePitch="360"/>
     </w:sectPr>
@@ -31776,6 +32002,44 @@
 </file>
 
 <file path=word/footer1.xml><?xml version="1.0" encoding="utf-8"?>
+<w:ftr xmlns:m="http://schemas.openxmlformats.org/officeDocument/2006/math" xmlns:mc="http://schemas.openxmlformats.org/markup-compatibility/2006" xmlns:mo="http://schemas.microsoft.com/office/mac/office/2008/main" xmlns:mv="urn:schemas-microsoft-com:mac:vml" xmlns:o="urn:schemas-microsoft-com:office:office" xmlns:r="http://schemas.openxmlformats.org/officeDocument/2006/relationships" xmlns:v="urn:schemas-microsoft-com:vml" xmlns:w10="urn:schemas-microsoft-com:office:word" xmlns:w14="http://schemas.microsoft.com/office/word/2010/wordml" xmlns:w="http://schemas.openxmlformats.org/wordprocessingml/2006/main" xmlns:wne="http://schemas.microsoft.com/office/word/2006/wordml" xmlns:wp14="http://schemas.microsoft.com/office/word/2010/wordprocessingDrawing" xmlns:wp="http://schemas.openxmlformats.org/drawingml/2006/wordprocessingDrawing" xmlns:wpc="http://schemas.microsoft.com/office/word/2010/wordprocessingCanvas" xmlns:wpg="http://schemas.microsoft.com/office/word/2010/wordprocessingGroup" xmlns:wpi="http://schemas.microsoft.com/office/word/2010/wordprocessingInk" xmlns:wps="http://schemas.microsoft.com/office/word/2010/wordprocessingShape" mc:Ignorable="w14 wp14">
+  <w:p>
+    <w:pPr>
+      <w:pStyle w:val="Footer"/>
+      <w:ind w:firstLine="0"/>
+      <w:jc w:val="center"/>
+    </w:pPr>
+    <w:r>
+      <w:rPr>
+        <w:rFonts w:ascii="바탕" w:hAnsi="바탕" w:eastAsia="바탕"/>
+        <w:b w:val="0"/>
+        <w:i w:val="0"/>
+        <w:sz w:val="20"/>
+      </w:rPr>
+      <w:t xml:space="preserve">- </w:t>
+    </w:r>
+    <w:fldSimple w:instr=" PAGE \* lowerRoman ">
+      <w:r>
+        <w:rPr>
+          <w:sz w:val="20"/>
+        </w:rPr>
+        <w:t>1</w:t>
+      </w:r>
+    </w:fldSimple>
+    <w:r>
+      <w:rPr>
+        <w:rFonts w:ascii="바탕" w:hAnsi="바탕" w:eastAsia="바탕"/>
+        <w:b w:val="0"/>
+        <w:i w:val="0"/>
+        <w:sz w:val="20"/>
+      </w:rPr>
+      <w:t xml:space="preserve"> -</w:t>
+    </w:r>
+  </w:p>
+</w:ftr>
+</file>
+
+<file path=word/footer2.xml><?xml version="1.0" encoding="utf-8"?>
 <w:ftr xmlns:m="http://schemas.openxmlformats.org/officeDocument/2006/math" xmlns:mc="http://schemas.openxmlformats.org/markup-compatibility/2006" xmlns:mo="http://schemas.microsoft.com/office/mac/office/2008/main" xmlns:mv="urn:schemas-microsoft-com:mac:vml" xmlns:o="urn:schemas-microsoft-com:office:office" xmlns:r="http://schemas.openxmlformats.org/officeDocument/2006/relationships" xmlns:v="urn:schemas-microsoft-com:vml" xmlns:w10="urn:schemas-microsoft-com:office:word" xmlns:w14="http://schemas.microsoft.com/office/word/2010/wordml" xmlns:w="http://schemas.openxmlformats.org/wordprocessingml/2006/main" xmlns:wne="http://schemas.microsoft.com/office/word/2006/wordml" xmlns:wp14="http://schemas.microsoft.com/office/word/2010/wordprocessingDrawing" xmlns:wp="http://schemas.openxmlformats.org/drawingml/2006/wordprocessingDrawing" xmlns:wpc="http://schemas.microsoft.com/office/word/2010/wordprocessingCanvas" xmlns:wpg="http://schemas.microsoft.com/office/word/2010/wordprocessingGroup" xmlns:wpi="http://schemas.microsoft.com/office/word/2010/wordprocessingInk" xmlns:wps="http://schemas.microsoft.com/office/word/2010/wordprocessingShape" mc:Ignorable="w14 wp14">
   <w:p>
     <w:pPr>

--- a/paper/석사학위논문_박현근.docx
+++ b/paper/석사학위논문_박현근.docx
@@ -9516,24 +9516,7 @@
                 <w:i w:val="0"/>
                 <w:sz w:val="18"/>
               </w:rPr>
-              <w:t xml:space="preserve">행정동 집계 (보조, </w:t>
-            </w:r>
-            <w:r>
-              <w:rPr>
-                <w:rFonts w:ascii="D2Coding" w:hAnsi="D2Coding"/>
-                <w:b w:val="0"/>
-                <w:sz w:val="18"/>
-              </w:rPr>
-              <w:t>_legacy</w:t>
-            </w:r>
-            <w:r>
-              <w:rPr>
-                <w:rFonts w:ascii="휴먼명조" w:hAnsi="휴먼명조" w:eastAsia="휴먼명조"/>
-                <w:b w:val="0"/>
-                <w:i w:val="0"/>
-                <w:sz w:val="18"/>
-              </w:rPr>
-              <w:t>)</w:t>
+              <w:t>행정동 집계 (보조, 행정동 집계)</w:t>
             </w:r>
           </w:p>
         </w:tc>
@@ -9775,24 +9758,7 @@
           <w:i w:val="0"/>
           <w:sz w:val="22"/>
         </w:rPr>
-        <w:t xml:space="preserve"> 본 연구의 거리 기반 변수는 거래 단지 좌표(Kakao Local API로 8,601 유니크 단지 지오코딩; 거래건수 기준 100% 커버)를 기준으로 산출되며, 행정동 경계 집계 방식(</w:t>
-      </w:r>
-      <w:r>
-        <w:rPr>
-          <w:rFonts w:ascii="D2Coding" w:hAnsi="D2Coding"/>
-          <w:b w:val="0"/>
-          <w:sz w:val="20"/>
-        </w:rPr>
-        <w:t>_legacy</w:t>
-      </w:r>
-      <w:r>
-        <w:rPr>
-          <w:rFonts w:ascii="바탕" w:hAnsi="바탕" w:eastAsia="바탕"/>
-          <w:b w:val="0"/>
-          <w:i w:val="0"/>
-          <w:sz w:val="22"/>
-        </w:rPr>
-        <w:t>)과 병행 보존된다. 어블레이션 분석(제4장 제3절)은 두 방식의 기여를 분리 평가한다. 거리는 haversine 직선거리이며 실제 도보 네트워크 거리가 아니다.</w:t>
+        <w:t xml:space="preserve"> 본 연구의 거리 기반 변수는 거래 단지 좌표(Kakao Local API로 8,601 유니크 단지 지오코딩; 거래건수 기준 100% 커버)를 기준으로 산출되며, 행정동 경계 집계 방식(행정동 집계)과 병행 보존된다. 어블레이션 분석(제4장 제3절)은 두 방식의 기여를 분리 평가한다. 거리는 haversine 직선거리이며 실제 도보 네트워크 거리가 아니다.</w:t>
       </w:r>
     </w:p>
     <w:p>
@@ -10302,24 +10268,7 @@
           <w:i w:val="0"/>
           <w:sz w:val="22"/>
         </w:rPr>
-        <w:t>행정동 집계 변수(</w:t>
-      </w:r>
-      <w:r>
-        <w:rPr>
-          <w:rFonts w:ascii="D2Coding" w:hAnsi="D2Coding"/>
-          <w:b/>
-          <w:sz w:val="20"/>
-        </w:rPr>
-        <w:t>_legacy</w:t>
-      </w:r>
-      <w:r>
-        <w:rPr>
-          <w:rFonts w:ascii="바탕" w:hAnsi="바탕" w:eastAsia="바탕"/>
-          <w:b/>
-          <w:i w:val="0"/>
-          <w:sz w:val="22"/>
-        </w:rPr>
-        <w:t>)</w:t>
+        <w:t>행정동 집계 변수(행정동 집계)</w:t>
       </w:r>
       <w:r>
         <w:rPr>
@@ -18646,7 +18595,7 @@
           <w:i w:val="0"/>
           <w:sz w:val="22"/>
         </w:rPr>
-        <w:t>: 36개 변수(C + legacy 행정동 집계 보조)</w:t>
+        <w:t>: 36개 변수(C + 행정동 집계 보조)</w:t>
       </w:r>
     </w:p>
     <w:p>
@@ -19315,7 +19264,7 @@
       <w:r>
         <w:drawing>
           <wp:inline xmlns:a="http://schemas.openxmlformats.org/drawingml/2006/main" xmlns:pic="http://schemas.openxmlformats.org/drawingml/2006/picture">
-            <wp:extent cx="4680000" cy="2544681"/>
+            <wp:extent cx="4680000" cy="2522825"/>
             <wp:docPr id="4" name="Picture 4"/>
             <wp:cNvGraphicFramePr>
               <a:graphicFrameLocks noChangeAspect="1"/>
@@ -19336,7 +19285,7 @@
                   <pic:spPr>
                     <a:xfrm>
                       <a:off x="0" y="0"/>
-                      <a:ext cx="4680000" cy="2544681"/>
+                      <a:ext cx="4680000" cy="2522825"/>
                     </a:xfrm>
                     <a:prstGeom prst="rect"/>
                   </pic:spPr>
@@ -21513,7 +21462,7 @@
       <w:r>
         <w:drawing>
           <wp:inline xmlns:a="http://schemas.openxmlformats.org/drawingml/2006/main" xmlns:pic="http://schemas.openxmlformats.org/drawingml/2006/picture">
-            <wp:extent cx="4680000" cy="3624758"/>
+            <wp:extent cx="4680000" cy="3612725"/>
             <wp:docPr id="5" name="Picture 5"/>
             <wp:cNvGraphicFramePr>
               <a:graphicFrameLocks noChangeAspect="1"/>
@@ -21534,7 +21483,7 @@
                   <pic:spPr>
                     <a:xfrm>
                       <a:off x="0" y="0"/>
-                      <a:ext cx="4680000" cy="3624758"/>
+                      <a:ext cx="4680000" cy="3612725"/>
                     </a:xfrm>
                     <a:prstGeom prst="rect"/>
                   </pic:spPr>
@@ -21568,7 +21517,7 @@
       <w:r>
         <w:drawing>
           <wp:inline xmlns:a="http://schemas.openxmlformats.org/drawingml/2006/main" xmlns:pic="http://schemas.openxmlformats.org/drawingml/2006/picture">
-            <wp:extent cx="4680000" cy="4454361"/>
+            <wp:extent cx="4680000" cy="4548610"/>
             <wp:docPr id="6" name="Picture 6"/>
             <wp:cNvGraphicFramePr>
               <a:graphicFrameLocks noChangeAspect="1"/>
@@ -21589,7 +21538,7 @@
                   <pic:spPr>
                     <a:xfrm>
                       <a:off x="0" y="0"/>
-                      <a:ext cx="4680000" cy="4454361"/>
+                      <a:ext cx="4680000" cy="4548610"/>
                     </a:xfrm>
                     <a:prstGeom prst="rect"/>
                   </pic:spPr>
@@ -21762,7 +21711,7 @@
           <w:i w:val="0"/>
           <w:sz w:val="22"/>
         </w:rPr>
-        <w:t>행정동 집계 legacy(표엔 없음)</w:t>
+        <w:t>행정동 집계(표엔 없음)</w:t>
       </w:r>
       <w:r>
         <w:rPr>
@@ -21882,7 +21831,7 @@
       <w:r>
         <w:drawing>
           <wp:inline xmlns:a="http://schemas.openxmlformats.org/drawingml/2006/main" xmlns:pic="http://schemas.openxmlformats.org/drawingml/2006/picture">
-            <wp:extent cx="4680000" cy="3223706"/>
+            <wp:extent cx="4680000" cy="3225253"/>
             <wp:docPr id="7" name="Picture 7"/>
             <wp:cNvGraphicFramePr>
               <a:graphicFrameLocks noChangeAspect="1"/>
@@ -21903,7 +21852,7 @@
                   <pic:spPr>
                     <a:xfrm>
                       <a:off x="0" y="0"/>
-                      <a:ext cx="4680000" cy="3223706"/>
+                      <a:ext cx="4680000" cy="3225253"/>
                     </a:xfrm>
                     <a:prstGeom prst="rect"/>
                   </pic:spPr>
@@ -21937,7 +21886,7 @@
       <w:r>
         <w:drawing>
           <wp:inline xmlns:a="http://schemas.openxmlformats.org/drawingml/2006/main" xmlns:pic="http://schemas.openxmlformats.org/drawingml/2006/picture">
-            <wp:extent cx="4680000" cy="3266832"/>
+            <wp:extent cx="4680000" cy="3269370"/>
             <wp:docPr id="8" name="Picture 8"/>
             <wp:cNvGraphicFramePr>
               <a:graphicFrameLocks noChangeAspect="1"/>
@@ -21958,7 +21907,7 @@
                   <pic:spPr>
                     <a:xfrm>
                       <a:off x="0" y="0"/>
-                      <a:ext cx="4680000" cy="3266832"/>
+                      <a:ext cx="4680000" cy="3269370"/>
                     </a:xfrm>
                     <a:prstGeom prst="rect"/>
                   </pic:spPr>
@@ -21992,7 +21941,7 @@
       <w:r>
         <w:drawing>
           <wp:inline xmlns:a="http://schemas.openxmlformats.org/drawingml/2006/main" xmlns:pic="http://schemas.openxmlformats.org/drawingml/2006/picture">
-            <wp:extent cx="4680000" cy="3238977"/>
+            <wp:extent cx="4680000" cy="3239303"/>
             <wp:docPr id="9" name="Picture 9"/>
             <wp:cNvGraphicFramePr>
               <a:graphicFrameLocks noChangeAspect="1"/>
@@ -22013,7 +21962,7 @@
                   <pic:spPr>
                     <a:xfrm>
                       <a:off x="0" y="0"/>
-                      <a:ext cx="4680000" cy="3238977"/>
+                      <a:ext cx="4680000" cy="3239303"/>
                     </a:xfrm>
                     <a:prstGeom prst="rect"/>
                   </pic:spPr>
@@ -22047,7 +21996,7 @@
       <w:r>
         <w:drawing>
           <wp:inline xmlns:a="http://schemas.openxmlformats.org/drawingml/2006/main" xmlns:pic="http://schemas.openxmlformats.org/drawingml/2006/picture">
-            <wp:extent cx="4680000" cy="3268394"/>
+            <wp:extent cx="4680000" cy="3248738"/>
             <wp:docPr id="10" name="Picture 10"/>
             <wp:cNvGraphicFramePr>
               <a:graphicFrameLocks noChangeAspect="1"/>
@@ -22068,7 +22017,7 @@
                   <pic:spPr>
                     <a:xfrm>
                       <a:off x="0" y="0"/>
-                      <a:ext cx="4680000" cy="3268394"/>
+                      <a:ext cx="4680000" cy="3248738"/>
                     </a:xfrm>
                     <a:prstGeom prst="rect"/>
                   </pic:spPr>
@@ -23011,7 +22960,7 @@
                 <w:i w:val="0"/>
                 <w:sz w:val="18"/>
               </w:rPr>
-              <w:t>학원수_legacy</w:t>
+              <w:t>학원수(행정동)</w:t>
             </w:r>
           </w:p>
         </w:tc>
@@ -23130,7 +23079,7 @@
                 <w:i w:val="0"/>
                 <w:sz w:val="18"/>
               </w:rPr>
-              <w:t>백화점수_legacy</w:t>
+              <w:t>백화점수(행정동)</w:t>
             </w:r>
           </w:p>
         </w:tc>
@@ -23153,7 +23102,7 @@
                 <w:i w:val="0"/>
                 <w:sz w:val="18"/>
               </w:rPr>
-              <w:t>어린이집수_legacy</w:t>
+              <w:t>어린이집수(행정동)</w:t>
             </w:r>
           </w:p>
         </w:tc>
@@ -23258,7 +23207,7 @@
       <w:r>
         <w:drawing>
           <wp:inline xmlns:a="http://schemas.openxmlformats.org/drawingml/2006/main" xmlns:pic="http://schemas.openxmlformats.org/drawingml/2006/picture">
-            <wp:extent cx="4680000" cy="2544681"/>
+            <wp:extent cx="4680000" cy="2522825"/>
             <wp:docPr id="11" name="Picture 11"/>
             <wp:cNvGraphicFramePr>
               <a:graphicFrameLocks noChangeAspect="1"/>
@@ -23279,7 +23228,7 @@
                   <pic:spPr>
                     <a:xfrm>
                       <a:off x="0" y="0"/>
-                      <a:ext cx="4680000" cy="2544681"/>
+                      <a:ext cx="4680000" cy="2522825"/>
                     </a:xfrm>
                     <a:prstGeom prst="rect"/>
                   </pic:spPr>
@@ -23329,7 +23278,7 @@
           <w:i w:val="0"/>
           <w:sz w:val="22"/>
         </w:rPr>
-        <w:t>백화점 최근접거리(거리형)·백화점수_legacy(행정동 집계)·CCTV 500m 내 개수</w:t>
+        <w:t>백화점 최근접거리(거리형)·백화점수(행정동)(행정동 집계)·CCTV 500m 내 개수</w:t>
       </w:r>
       <w:r>
         <w:rPr>
@@ -23381,7 +23330,7 @@
           <w:i w:val="0"/>
           <w:sz w:val="22"/>
         </w:rPr>
-        <w:t>학원수_legacy·어린이집수_legacy</w:t>
+        <w:t>학원수(행정동)·어린이집수(행정동)</w:t>
       </w:r>
       <w:r>
         <w:rPr>
@@ -24814,7 +24763,7 @@
                 <w:i w:val="0"/>
                 <w:sz w:val="18"/>
               </w:rPr>
-              <w:t>학원수_legacy</w:t>
+              <w:t>학원수(행정동)</w:t>
             </w:r>
           </w:p>
         </w:tc>
@@ -24837,7 +24786,7 @@
                 <w:i w:val="0"/>
                 <w:sz w:val="18"/>
               </w:rPr>
-              <w:t>어린이집수_legacy</w:t>
+              <w:t>어린이집수(행정동)</w:t>
             </w:r>
           </w:p>
         </w:tc>
@@ -24885,7 +24834,7 @@
                 <w:i w:val="0"/>
                 <w:sz w:val="18"/>
               </w:rPr>
-              <w:t>어린이집수_legacy</w:t>
+              <w:t>어린이집수(행정동)</w:t>
             </w:r>
           </w:p>
         </w:tc>
@@ -24977,7 +24926,7 @@
                 <w:i w:val="0"/>
                 <w:sz w:val="18"/>
               </w:rPr>
-              <w:t>학원수_legacy</w:t>
+              <w:t>학원수(행정동)</w:t>
             </w:r>
           </w:p>
         </w:tc>
@@ -25094,7 +25043,7 @@
                 <w:i w:val="0"/>
                 <w:sz w:val="18"/>
               </w:rPr>
-              <w:t>어린이집수_legacy</w:t>
+              <w:t>어린이집수(행정동)</w:t>
             </w:r>
           </w:p>
         </w:tc>
@@ -25117,7 +25066,7 @@
                 <w:i w:val="0"/>
                 <w:sz w:val="18"/>
               </w:rPr>
-              <w:t>학원수_legacy</w:t>
+              <w:t>학원수(행정동)</w:t>
             </w:r>
           </w:p>
         </w:tc>
@@ -25234,7 +25183,7 @@
                 <w:i w:val="0"/>
                 <w:sz w:val="18"/>
               </w:rPr>
-              <w:t>학원수_legacy</w:t>
+              <w:t>학원수(행정동)</w:t>
             </w:r>
           </w:p>
         </w:tc>
@@ -25257,7 +25206,7 @@
                 <w:i w:val="0"/>
                 <w:sz w:val="18"/>
               </w:rPr>
-              <w:t>어린이집수_legacy</w:t>
+              <w:t>어린이집수(행정동)</w:t>
             </w:r>
           </w:p>
         </w:tc>
@@ -25374,7 +25323,7 @@
                 <w:i w:val="0"/>
                 <w:sz w:val="18"/>
               </w:rPr>
-              <w:t>학원수_legacy</w:t>
+              <w:t>학원수(행정동)</w:t>
             </w:r>
           </w:p>
         </w:tc>
@@ -25397,7 +25346,7 @@
                 <w:i w:val="0"/>
                 <w:sz w:val="18"/>
               </w:rPr>
-              <w:t>백화점수_legacy</w:t>
+              <w:t>백화점수(행정동)</w:t>
             </w:r>
           </w:p>
         </w:tc>
@@ -25491,7 +25440,7 @@
                 <w:i w:val="0"/>
                 <w:sz w:val="18"/>
               </w:rPr>
-              <w:t>학원수_legacy</w:t>
+              <w:t>학원수(행정동)</w:t>
             </w:r>
           </w:p>
         </w:tc>
@@ -25537,7 +25486,7 @@
                 <w:i w:val="0"/>
                 <w:sz w:val="18"/>
               </w:rPr>
-              <w:t>백화점수_legacy</w:t>
+              <w:t>백화점수(행정동)</w:t>
             </w:r>
           </w:p>
         </w:tc>
@@ -25631,7 +25580,7 @@
                 <w:i w:val="0"/>
                 <w:sz w:val="18"/>
               </w:rPr>
-              <w:t>학원수_legacy</w:t>
+              <w:t>학원수(행정동)</w:t>
             </w:r>
           </w:p>
         </w:tc>
@@ -25677,7 +25626,7 @@
                 <w:i w:val="0"/>
                 <w:sz w:val="18"/>
               </w:rPr>
-              <w:t>어린이집수_legacy</w:t>
+              <w:t>어린이집수(행정동)</w:t>
             </w:r>
           </w:p>
         </w:tc>
@@ -25728,7 +25677,7 @@
           <w:i w:val="0"/>
           <w:sz w:val="22"/>
         </w:rPr>
-        <w:t>어린이집수(legacy) 변수가 일시적으로 1위</w:t>
+        <w:t>어린이집수(행정동 집계) 변수가 일시적으로 1위</w:t>
       </w:r>
       <w:r>
         <w:rPr>
@@ -26588,7 +26537,7 @@
       <w:r>
         <w:drawing>
           <wp:inline xmlns:a="http://schemas.openxmlformats.org/drawingml/2006/main" xmlns:pic="http://schemas.openxmlformats.org/drawingml/2006/picture">
-            <wp:extent cx="4680000" cy="3319165"/>
+            <wp:extent cx="4680000" cy="3296749"/>
             <wp:docPr id="12" name="Picture 12"/>
             <wp:cNvGraphicFramePr>
               <a:graphicFrameLocks noChangeAspect="1"/>
@@ -26609,7 +26558,7 @@
                   <pic:spPr>
                     <a:xfrm>
                       <a:off x="0" y="0"/>
-                      <a:ext cx="4680000" cy="3319165"/>
+                      <a:ext cx="4680000" cy="3296749"/>
                     </a:xfrm>
                     <a:prstGeom prst="rect"/>
                   </pic:spPr>
@@ -26823,7 +26772,7 @@
                 <w:i w:val="0"/>
                 <w:sz w:val="18"/>
               </w:rPr>
-              <w:t>백화점수_legacy</w:t>
+              <w:t>백화점수(행정동)</w:t>
             </w:r>
           </w:p>
         </w:tc>
@@ -27339,7 +27288,7 @@
                 <w:i w:val="0"/>
                 <w:sz w:val="18"/>
               </w:rPr>
-              <w:t>백화점수_legacy</w:t>
+              <w:t>백화점수(행정동)</w:t>
             </w:r>
           </w:p>
         </w:tc>
@@ -27797,7 +27746,7 @@
                 <w:i w:val="0"/>
                 <w:sz w:val="18"/>
               </w:rPr>
-              <w:t>학원수_legacy</w:t>
+              <w:t>학원수(행정동)</w:t>
             </w:r>
           </w:p>
         </w:tc>
@@ -27820,7 +27769,7 @@
                 <w:i w:val="0"/>
                 <w:sz w:val="18"/>
               </w:rPr>
-              <w:t>어린이집수_legacy</w:t>
+              <w:t>어린이집수(행정동)</w:t>
             </w:r>
           </w:p>
         </w:tc>
@@ -27891,7 +27840,7 @@
                 <w:i w:val="0"/>
                 <w:sz w:val="18"/>
               </w:rPr>
-              <w:t>어린이집수_legacy</w:t>
+              <w:t>어린이집수(행정동)</w:t>
             </w:r>
           </w:p>
         </w:tc>
@@ -27960,7 +27909,7 @@
                 <w:i w:val="0"/>
                 <w:sz w:val="18"/>
               </w:rPr>
-              <w:t>학원수_legacy</w:t>
+              <w:t>학원수(행정동)</w:t>
             </w:r>
           </w:p>
         </w:tc>
@@ -28077,7 +28026,7 @@
                 <w:i w:val="0"/>
                 <w:sz w:val="18"/>
               </w:rPr>
-              <w:t>어린이집수_legacy</w:t>
+              <w:t>어린이집수(행정동)</w:t>
             </w:r>
           </w:p>
         </w:tc>
@@ -28100,7 +28049,7 @@
                 <w:i w:val="0"/>
                 <w:sz w:val="18"/>
               </w:rPr>
-              <w:t>학원수_legacy</w:t>
+              <w:t>학원수(행정동)</w:t>
             </w:r>
           </w:p>
         </w:tc>
@@ -28217,7 +28166,7 @@
                 <w:i w:val="0"/>
                 <w:sz w:val="18"/>
               </w:rPr>
-              <w:t>학원수_legacy</w:t>
+              <w:t>학원수(행정동)</w:t>
             </w:r>
           </w:p>
         </w:tc>
@@ -28334,7 +28283,7 @@
                 <w:i w:val="0"/>
                 <w:sz w:val="18"/>
               </w:rPr>
-              <w:t>학원수_legacy</w:t>
+              <w:t>학원수(행정동)</w:t>
             </w:r>
           </w:p>
         </w:tc>
@@ -28380,7 +28329,7 @@
                 <w:i w:val="0"/>
                 <w:sz w:val="18"/>
               </w:rPr>
-              <w:t>어린이집수_legacy</w:t>
+              <w:t>어린이집수(행정동)</w:t>
             </w:r>
           </w:p>
         </w:tc>
@@ -28474,7 +28423,7 @@
                 <w:i w:val="0"/>
                 <w:sz w:val="18"/>
               </w:rPr>
-              <w:t>학원수_legacy</w:t>
+              <w:t>학원수(행정동)</w:t>
             </w:r>
           </w:p>
         </w:tc>
@@ -28520,7 +28469,7 @@
                 <w:i w:val="0"/>
                 <w:sz w:val="18"/>
               </w:rPr>
-              <w:t>어린이집수_legacy</w:t>
+              <w:t>어린이집수(행정동)</w:t>
             </w:r>
           </w:p>
         </w:tc>
@@ -28543,7 +28492,7 @@
                 <w:i w:val="0"/>
                 <w:sz w:val="18"/>
               </w:rPr>
-              <w:t>백화점수_legacy</w:t>
+              <w:t>백화점수(행정동)</w:t>
             </w:r>
           </w:p>
         </w:tc>
@@ -28614,7 +28563,7 @@
                 <w:i w:val="0"/>
                 <w:sz w:val="18"/>
               </w:rPr>
-              <w:t>학원수_legacy</w:t>
+              <w:t>학원수(행정동)</w:t>
             </w:r>
           </w:p>
         </w:tc>
@@ -28660,7 +28609,7 @@
                 <w:i w:val="0"/>
                 <w:sz w:val="18"/>
               </w:rPr>
-              <w:t>어린이집수_legacy</w:t>
+              <w:t>어린이집수(행정동)</w:t>
             </w:r>
           </w:p>
         </w:tc>
@@ -28716,16 +28665,16 @@
           <w:i w:val="0"/>
           <w:sz w:val="22"/>
         </w:rPr>
-        <w:t>건물연령·학원수_legacy·전용면적</w:t>
-      </w:r>
-      <w:r>
-        <w:rPr>
-          <w:rFonts w:ascii="바탕" w:hAnsi="바탕" w:eastAsia="바탕"/>
-          <w:b w:val="0"/>
-          <w:i w:val="0"/>
-          <w:sz w:val="22"/>
-        </w:rPr>
-        <w:t xml:space="preserve">의 세 변수가 Top 5에 안정적으로 포진하며(어린이집수_legacy는 2022년에 Top 5에서 빠짐), Top 1은 대부분 </w:t>
+        <w:t>건물연령·학원수(행정동)·전용면적</w:t>
+      </w:r>
+      <w:r>
+        <w:rPr>
+          <w:rFonts w:ascii="바탕" w:hAnsi="바탕" w:eastAsia="바탕"/>
+          <w:b w:val="0"/>
+          <w:i w:val="0"/>
+          <w:sz w:val="22"/>
+        </w:rPr>
+        <w:t xml:space="preserve">의 세 변수가 Top 5에 안정적으로 포진하며(어린이집수(행정동)는 2022년에 Top 5에서 빠짐), Top 1은 대부분 </w:t>
       </w:r>
       <w:r>
         <w:rPr>
@@ -28770,7 +28719,7 @@
           <w:i w:val="0"/>
           <w:sz w:val="22"/>
         </w:rPr>
-        <w:t>어린이집수_legacy가 1위로 부상</w:t>
+        <w:t>어린이집수(행정동)가 1위로 부상</w:t>
       </w:r>
       <w:r>
         <w:rPr>
@@ -28805,7 +28754,7 @@
       <w:r>
         <w:drawing>
           <wp:inline xmlns:a="http://schemas.openxmlformats.org/drawingml/2006/main" xmlns:pic="http://schemas.openxmlformats.org/drawingml/2006/picture">
-            <wp:extent cx="4680000" cy="1733676"/>
+            <wp:extent cx="4680000" cy="1696517"/>
             <wp:docPr id="13" name="Picture 13"/>
             <wp:cNvGraphicFramePr>
               <a:graphicFrameLocks noChangeAspect="1"/>
@@ -28826,7 +28775,7 @@
                   <pic:spPr>
                     <a:xfrm>
                       <a:off x="0" y="0"/>
-                      <a:ext cx="4680000" cy="1733676"/>
+                      <a:ext cx="4680000" cy="1696517"/>
                     </a:xfrm>
                     <a:prstGeom prst="rect"/>
                   </pic:spPr>
@@ -29246,7 +29195,7 @@
           <w:i w:val="0"/>
           <w:sz w:val="22"/>
         </w:rPr>
-        <w:t>백화점 최근접거리(거리형)·백화점수_legacy(행정동 집계)·CCTV 500m 내 개수</w:t>
+        <w:t>백화점 최근접거리(거리형)·백화점수(행정동)(행정동 집계)·CCTV 500m 내 개수</w:t>
       </w:r>
       <w:r>
         <w:rPr>
@@ -29264,7 +29213,7 @@
           <w:i w:val="0"/>
           <w:sz w:val="22"/>
         </w:rPr>
-        <w:t>건물연령·학원수_legacy·전용면적·어린이집수_legacy·층</w:t>
+        <w:t>건물연령·학원수(행정동)·전용면적·어린이집수(행정동)·층</w:t>
       </w:r>
       <w:r>
         <w:rPr>
@@ -31802,7 +31751,7 @@
           <w:i w:val="0"/>
           <w:sz w:val="22"/>
         </w:rPr>
-        <w:t xml:space="preserve">391,826 apartment transactions across Seoul's 215 administrative districts (haengjeong-dong) were analyzed. Eight thousand six hundred and one unique complexes were geocoded via the Kakao Local API (100% transaction coverage). Under the integrated model D (distance + time-consistent + administrative-boundary legacy), XGBoost achieved </w:t>
+        <w:t xml:space="preserve">391,826 apartment transactions across Seoul's 215 administrative districts (haengjeong-dong) were analyzed. Eight thousand six hundred and one unique complexes were geocoded via the Kakao Local API (100% transaction coverage). Under the integrated model D (distance + time-consistent + administrative-boundary 행정동 집계), XGBoost achieved </w:t>
       </w:r>
       <w:r>
         <w:rPr>

--- a/paper/석사학위논문_박현근.docx
+++ b/paper/석사학위논문_박현근.docx
@@ -1067,7 +1067,7 @@
           <w:i w:val="0"/>
           <w:sz w:val="22"/>
         </w:rPr>
-        <w:t>제3절 어블레이션 분석 — 공간 정합과 시간 정합의 정량 분해</w:t>
+        <w:t>제3절 Ablation 분석 — 공간 정합과 시간 정합의 정량 분해</w:t>
       </w:r>
     </w:p>
     <w:p>
@@ -1378,7 +1378,7 @@
           <w:i w:val="0"/>
           <w:sz w:val="22"/>
         </w:rPr>
-        <w:t>&lt;표 4-6&gt; 어블레이션 시나리오별 XGBoost R² (동일 테스트 조건)</w:t>
+        <w:t>&lt;표 4-6&gt; Ablation 시나리오별 XGBoost R² (동일 테스트 조건)</w:t>
       </w:r>
     </w:p>
     <w:p>
@@ -1701,7 +1701,7 @@
           <w:i w:val="0"/>
           <w:sz w:val="22"/>
         </w:rPr>
-        <w:t>&lt;그림 4-7&gt; 어블레이션 시나리오별 XGB R² 비교 (분할별)</w:t>
+        <w:t>&lt;그림 4-7&gt; Ablation 시나리오별 XGB R² 비교 (분할별)</w:t>
       </w:r>
     </w:p>
     <w:p>
@@ -1878,7 +1878,7 @@
           <w:i w:val="0"/>
           <w:sz w:val="22"/>
         </w:rPr>
-        <w:t xml:space="preserve">예측 성능은 XGBoost 통합 모형(거리+시점+행정동) 기준 무작위 분할 R²=0.959, 시간순 분할 R²=0.871, 단지 Group 분할 R²=0.804로 OLS(R²_random=0.498)와 Random Forest(R²_random=0.881)를 상회하였다. 행정동 개수만 사용한 시나리오 A 대비 </w:t>
+        <w:t xml:space="preserve">예측 성능은 XGBoost 통합 모형(거리+시점+행정동) 기준 무작위 분할 R²=0.959, 시간순 분할 R²=0.871, 단지 분할 R²=0.804로 OLS(R²_random=0.498)와 Random Forest(R²_random=0.881)를 상회하였다. 행정동 개수만 사용한 시나리오 A 대비 </w:t>
       </w:r>
       <w:r>
         <w:rPr>
@@ -1896,7 +1896,7 @@
           <w:i w:val="0"/>
           <w:sz w:val="22"/>
         </w:rPr>
-        <w:t xml:space="preserve">되었으며, 어블레이션 분석에서 이 개선은 시점 정합(R² 단독 효과는 0.5%p 이내)이 아니라 </w:t>
+        <w:t xml:space="preserve">되었으며, Ablation 분석에서 이 개선은 시점 정합(R² 단독 효과는 0.5%p 이내)이 아니라 </w:t>
       </w:r>
       <w:r>
         <w:rPr>
@@ -2093,6 +2093,7 @@
           <w:footerReference w:type="default" r:id="rId9"/>
           <w:pgSz w:w="11906" w:h="16838"/>
           <w:pgMar w:top="2268" w:right="1984" w:bottom="2268" w:left="1984" w:header="850" w:footer="850" w:gutter="0"/>
+          <w:pgNumType w:fmt="decimal"/>
           <w:pgNumType w:start="1" w:fmt="lowerRoman"/>
           <w:cols w:space="720"/>
           <w:docGrid w:linePitch="360"/>
@@ -2768,7 +2769,7 @@
           <w:i w:val="0"/>
           <w:sz w:val="22"/>
         </w:rPr>
-        <w:t xml:space="preserve">: 행정동 집계와 거리 기반, 시점 무관과 시점 정합을 각각 대조하는 어블레이션을 통해 공간·시간 정합 조건이 서울 아파트 가격 예측에 어떠한 차이를 만드는지 정량 비교한다. 둘째, </w:t>
+        <w:t xml:space="preserve">: 행정동 집계와 거리 기반, 시점 무관과 시점 정합을 각각 대조하는 Ablation을 통해 공간·시간 정합 조건이 서울 아파트 가격 예측에 어떠한 차이를 만드는지 정량 비교한다. 둘째, </w:t>
       </w:r>
       <w:r>
         <w:rPr>
@@ -2786,7 +2787,7 @@
           <w:i w:val="0"/>
           <w:sz w:val="22"/>
         </w:rPr>
-        <w:t xml:space="preserve">: 거리 기반 입지 변수로의 전환을 통해 시간순 분할 R²가 기존 대비 약 +7.1%p 개선되고, 거리·시점·행정동을 결합한 통합 모형이 무작위·시간순·Group 세 분할에서 모두 최고 성능을 보임을 확인한다. 셋째, </w:t>
+        <w:t xml:space="preserve">: 거리 기반 입지 변수로의 전환을 통해 시간순 분할 R²가 기존 대비 약 +7.1%p 개선되고, 거리·시점·행정동을 결합한 통합 모형이 무작위·시간순·단지 세 분할에서 모두 최고 성능을 보임을 확인한다. 셋째, </w:t>
       </w:r>
       <w:r>
         <w:rPr>
@@ -3098,7 +3099,7 @@
           <w:i w:val="0"/>
           <w:sz w:val="22"/>
         </w:rPr>
-        <w:t>제3장 연구 설계에서는 분석 범위와 종속변수 정의, 단지·주택 특성·행정동 기반 변수·거리 기반 POI 변수·시점 정합 변수의 구성, 권역 구분(강남3구/비강남), OLS·Random Forest·XGBoost 모형과 SHAP 해석, 무작위·단지 Group·시간순 분할 검증 설계를 기술한다.</w:t>
+        <w:t>제3장 연구 설계에서는 분석 범위와 종속변수 정의, 단지·주택 특성·행정동 기반 변수·거리 기반 POI 변수·시점 정합 변수의 구성, 권역 구분(강남3구/비강남), OLS·Random Forest·XGBoost 모형과 SHAP 해석, 무작위·단지·시간순 분할 검증 설계를 기술한다.</w:t>
       </w:r>
     </w:p>
     <w:p>
@@ -3114,7 +3115,7 @@
           <w:i w:val="0"/>
           <w:sz w:val="22"/>
         </w:rPr>
-        <w:t>제4장 실증 분석은 일곱 절로 구성한다. 제1절 기초통계 및 변수 분포, 제2절 모형별 예측 성능 비교, 제3절 어블레이션 분석(공간 정합·시간 정합 분해), 제4절 전체 SHAP 분석, 제5절 권역별 SHAP 분석(강남3구 vs 비강남), 제6절 연도별 SHAP 분석(2022년 조정기 예측 안정성 논의 포함), 제7절 연도×권역 교차 SHAP 분석을 제시한다.</w:t>
+        <w:t>제4장 실증 분석은 일곱 절로 구성한다. 제1절 기초통계 및 변수 분포, 제2절 모형별 예측 성능 비교, 제3절 Ablation 분석(공간 정합·시간 정합 분해), 제4절 전체 SHAP 분석, 제5절 권역별 SHAP 분석(강남3구 vs 비강남), 제6절 연도별 SHAP 분석(2022년 조정기 예측 안정성 논의 포함), 제7절 연도×권역 교차 SHAP 분석을 제시한다.</w:t>
       </w:r>
     </w:p>
     <w:p>
@@ -9758,7 +9759,7 @@
           <w:i w:val="0"/>
           <w:sz w:val="22"/>
         </w:rPr>
-        <w:t xml:space="preserve"> 본 연구의 거리 기반 변수는 거래 단지 좌표(Kakao Local API로 8,601 유니크 단지 지오코딩; 거래건수 기준 100% 커버)를 기준으로 산출되며, 행정동 경계 집계 방식(행정동 집계)과 병행 보존된다. 어블레이션 분석(제4장 제3절)은 두 방식의 기여를 분리 평가한다. 거리는 haversine 직선거리이며 실제 도보 네트워크 거리가 아니다.</w:t>
+        <w:t xml:space="preserve"> 본 연구의 거리 기반 변수는 거래 단지 좌표(Kakao Local API로 8,601 유니크 단지 지오코딩; 거래건수 기준 100% 커버)를 기준으로 산출되며, 행정동 경계 집계 방식(행정동 집계)과 병행 보존된다. Ablation 분석(제4장 제3절)은 두 방식의 기여를 분리 평가한다. 거리는 haversine 직선거리이며 실제 도보 네트워크 거리가 아니다.</w:t>
       </w:r>
     </w:p>
     <w:p>
@@ -10277,7 +10278,7 @@
           <w:i w:val="0"/>
           <w:sz w:val="22"/>
         </w:rPr>
-        <w:t>는 기존 연구 관행과의 비교를 위해 병행 유지된다. 초·중·고등학교·CCTV·백화점·지하철·공원·도서관·학원·어린이집 10개 변수에 대해 행정동 경계 내 개수를 계산하며, 학원·어린이집은 원자료가 구 단위라 구 집계값을 구 내 행정동 수로 균등 배분한 프록시 성격을 가진다. 어블레이션 분석(제4장 제3절)은 행정동 변수 단독·거리 변수 단독·둘의 결합을 각각 비교하여 두 방식의 기여를 분리 평가한다.</w:t>
+        <w:t>는 기존 연구 관행과의 비교를 위해 병행 유지된다. 초·중·고등학교·CCTV·백화점·지하철·공원·도서관·학원·어린이집 10개 변수에 대해 행정동 경계 내 개수를 계산하며, 학원·어린이집은 원자료가 구 단위라 구 집계값을 구 내 행정동 수로 균등 배분한 프록시 성격을 가진다. Ablation 분석(제4장 제3절)은 행정동 변수 단독·거리 변수 단독·둘의 결합을 각각 비교하여 두 방식의 기여를 분리 평가한다.</w:t>
       </w:r>
     </w:p>
     <w:p>
@@ -10351,7 +10352,7 @@
           <w:i w:val="0"/>
           <w:sz w:val="22"/>
         </w:rPr>
-        <w:t xml:space="preserve">본 연구의 설계 목적은 단순히 최고 성능 모형 하나를 선발하는 데 있지 않다. 동일 표본·동일 변수 체계·동일 평가 틀 아래에서 OLS, Random Forest, XGBoost의 예측 성능과 예측값 설명 구조를 비교하고, 그 차이를 해석 가능한 형태로 제시하는 데 분석의 초점을 둔다. 따라서 아래의 방법론은 모형 간 절대적 우열 확정보다, 동일 자료 구조 안에서 어떤 예측·설명 패턴이 일관되게 관찰되는지를 비교하기 위한 절차로 이해하는 것이 적절하다. 본 연구는 무작위·단지 Group·시간순 세 가지 분할을 </w:t>
+        <w:t xml:space="preserve">본 연구의 설계 목적은 단순히 최고 성능 모형 하나를 선발하는 데 있지 않다. 동일 표본·동일 변수 체계·동일 평가 틀 아래에서 OLS, Random Forest, XGBoost의 예측 성능과 예측값 설명 구조를 비교하고, 그 차이를 해석 가능한 형태로 제시하는 데 분석의 초점을 둔다. 따라서 아래의 방법론은 모형 간 절대적 우열 확정보다, 동일 자료 구조 안에서 어떤 예측·설명 패턴이 일관되게 관찰되는지를 비교하기 위한 절차로 이해하는 것이 적절하다. 본 연구는 무작위·단지·시간순 세 가지 분할을 </w:t>
       </w:r>
       <w:r>
         <w:rPr>
@@ -10939,7 +10940,7 @@
           <w:i w:val="0"/>
           <w:sz w:val="22"/>
         </w:rPr>
-        <w:t>랜덤 포레스트와 동일하게, XGBoost의 하이퍼파라미터 역시 별도의 사전 탐색 실험에서 50,000건 무작위 표본과 3-Fold 교차검증 기반 비교를 통해 점검하였다. 탐색 범위는 XGBoost 공식 문서 및 선행연구(Chen &amp; Guestrin, 2016; Shahhosseini et al., 2022)의 설정을 참고하여 learning_rate ∈ {0.05, 0.1}, max_depth ∈ {6, 8}, subsample = 0.8, colsample_bytree = 0.8로 두었고, 그 결과 learning_rate=0.1, max_depth=8, subsample=0.8, colsample_bytree=0.8을 최종 설정값으로 채택하였다. 본 연구의 모든 실험(무작위 분할, 시간순 분할, Group 분할, Ablation 분석)에서 XGBoost는 동일한 하이퍼파라미터(max_depth=8, learning_rate=0.1, min_child_weight=5, reg_alpha=0.1, reg_lambda=1.0, tree_method=hist)를 사용하여 수행되었다. 최종 XGBoost 모형은 이 설정값을 사용하여 전체 학습 데이터(274,277건)로 학습하였으며, 검증 데이터(39,183건)를 기반으로 한 early stopping(patience=50)을 적용하였다. 최대 부스팅 라운드를 2,000으로 설정한 결과, early stopping(patience=50)이 발동되지 않고 마지막 라운드(best_iteration=1,999)까지 학습이 진행되었다. 이는 본 데이터셋 규모(391,826건)와 36개 변수의 복잡한 상호작용 구조에서 검증 오차의 개선이 2,000 라운드 한도까지 지속되어 조기 종료 조건에 도달하지 않았음을 의미한다. 본문에 제시한 핵심 성능, SHAP 중요도, 강건성 수치는 본문 표와 보조 점검 결과를 기준으로 상호 대조하여 정리하였다. 따라서 사전 탐색 단계의 설정 요약은 최종 채택값을 설명하는 보조 정보로 읽는 것이 적절하다.</w:t>
+        <w:t>랜덤 포레스트와 동일하게, XGBoost의 하이퍼파라미터 역시 별도의 사전 탐색 실험에서 50,000건 무작위 표본과 3-Fold 교차검증 기반 비교를 통해 점검하였다. 탐색 범위는 XGBoost 공식 문서 및 선행연구(Chen &amp; Guestrin, 2016; Shahhosseini et al., 2022)의 설정을 참고하여 learning_rate ∈ {0.05, 0.1}, max_depth ∈ {6, 8}, subsample = 0.8, colsample_bytree = 0.8로 두었고, 그 결과 learning_rate=0.1, max_depth=8, subsample=0.8, colsample_bytree=0.8을 최종 설정값으로 채택하였다. 본 연구의 모든 실험(무작위 분할, 시간순 분할, 단지 분할, Ablation 분석)에서 XGBoost는 동일한 하이퍼파라미터(max_depth=8, learning_rate=0.1, min_child_weight=5, reg_alpha=0.1, reg_lambda=1.0, tree_method=hist)를 사용하여 수행되었다. 최종 XGBoost 모형은 이 설정값을 사용하여 전체 학습 데이터(274,277건)로 학습하였으며, 검증 데이터(39,183건)를 기반으로 한 early stopping(patience=50)을 적용하였다. 최대 부스팅 라운드를 2,000으로 설정한 결과, early stopping(patience=50)이 발동되지 않고 마지막 라운드(best_iteration=1,999)까지 학습이 진행되었다. 이는 본 데이터셋 규모(391,826건)와 36개 변수의 복잡한 상호작용 구조에서 검증 오차의 개선이 2,000 라운드 한도까지 지속되어 조기 종료 조건에 도달하지 않았음을 의미한다. 본문에 제시한 핵심 성능, SHAP 중요도, 강건성 수치는 본문 표와 보조 점검 결과를 기준으로 상호 대조하여 정리하였다. 따라서 사전 탐색 단계의 설정 요약은 최종 채택값을 설명하는 보조 정보로 읽는 것이 적절하다.</w:t>
       </w:r>
     </w:p>
     <w:p>
@@ -12170,7 +12171,7 @@
           <w:i w:val="0"/>
           <w:sz w:val="22"/>
         </w:rPr>
-        <w:t>본 장은 일곱 개 절로 구성된다. 제1절에서는 종속변수·설명변수의 기술통계와 분포를, 제2절에서는 OLS·Random Forest·XGBoost의 세 분할(무작위·시간순·단지 Group) 기준 예측 성능을, 제3절에서는 행정동 집계 변수와 거리 기반 변수·시점 정합을 순차 결합하는 어블레이션 분석을 제시한다. 제4~7절에서는 SHAP 기반 설명 구조를 전체·권역별·연도별·연도×권역의 네 단면으로 분해하여 해석한다.</w:t>
+        <w:t>본 장은 일곱 개 절로 구성된다. 제1절에서는 종속변수·설명변수의 기술통계와 분포를, 제2절에서는 OLS·Random Forest·XGBoost의 세 분할(무작위·시간순·단지) 기준 예측 성능을, 제3절에서는 행정동 집계 변수와 거리 기반 변수·시점 정합을 순차 결합하는 Ablation 분석을 제시한다. 제4~7절에서는 SHAP 기반 설명 구조를 전체·권역별·연도별·연도×권역의 네 단면으로 분해하여 해석한다.</w:t>
       </w:r>
     </w:p>
     <w:p>
@@ -16972,7 +16973,7 @@
                 <w:i w:val="0"/>
                 <w:sz w:val="18"/>
               </w:rPr>
-              <w:t>단지 Group 분할</w:t>
+              <w:t>단지 분할</w:t>
             </w:r>
           </w:p>
         </w:tc>
@@ -17775,7 +17776,7 @@
           <w:i w:val="0"/>
           <w:sz w:val="22"/>
         </w:rPr>
-        <w:t>주: XGBoost 수치는 제3절 어블레이션 D 시나리오(변수 36개, 거리+시점+행정동 통합) 조건에서 산출되어 본문 전 장을 통해 일관되게 사용된다. OLS는 VIF 관리를 위해 축약된 20변수, RF는 200 트리 설정이며, 분할별 난이도 비교가 목적이므로 XGBoost와 직접 비교가 아니라 동일 분할 조건에서의 상대 성능 점검 용도이다.</w:t>
+        <w:t>주: XGBoost 수치는 제3절 Ablation D 시나리오(변수 36개, 거리+시점+행정동 통합) 조건에서 산출되어 본문 전 장을 통해 일관되게 사용된다. OLS는 VIF 관리를 위해 축약된 20변수, RF는 200 트리 설정이며, 분할별 난이도 비교가 목적이므로 XGBoost와 직접 비교가 아니라 동일 분할 조건에서의 상대 성능 점검 용도이다.</w:t>
       </w:r>
     </w:p>
     <w:p>
@@ -17809,7 +17810,7 @@
           <w:i w:val="0"/>
           <w:sz w:val="22"/>
         </w:rPr>
-        <w:t>: 무작위 분할은 학습·테스트 단지가 중첩되어 가장 쉬우며(R² 0.959), 시간순 분할은 학습 시점 이후 거래를 예측해야 하므로 중간 난이도(0.871), 단지 Group 분할은 학습에서 본 적 없는 단지 외삽을 요구하므로 가장 엄격(0.804)하다.</w:t>
+        <w:t>: 무작위 분할은 학습·테스트 단지가 중첩되어 가장 쉬우며(R² 0.959), 시간순 분할은 학습 시점 이후 거래를 예측해야 하므로 중간 난이도(0.871), 단지 분할은 학습에서 본 적 없는 단지 외삽을 요구하므로 가장 엄격(0.804)하다.</w:t>
       </w:r>
     </w:p>
     <w:p>
@@ -18070,7 +18071,7 @@
                 <w:i w:val="0"/>
                 <w:sz w:val="18"/>
               </w:rPr>
-              <w:t>단지 Group XGB</w:t>
+              <w:t>단지 XGB</w:t>
             </w:r>
           </w:p>
         </w:tc>
@@ -18369,7 +18370,7 @@
           <w:i w:val="0"/>
           <w:sz w:val="22"/>
         </w:rPr>
-        <w:t xml:space="preserve">한다(제3절 어블레이션 A→B +5.6%p). 시설의 시점 정합 반영 자체는 R² 단독 개선 효과가 0.5%p 이내로 작으며, 그 기여는 성능이 아니라 </w:t>
+        <w:t xml:space="preserve">한다(제3절 Ablation A→B +5.6%p). 시설의 시점 정합 반영 자체는 R² 단독 개선 효과가 0.5%p 이내로 작으며, 그 기여는 성능이 아니라 </w:t>
       </w:r>
       <w:r>
         <w:rPr>
@@ -18387,7 +18388,7 @@
           <w:i w:val="0"/>
           <w:sz w:val="22"/>
         </w:rPr>
-        <w:t xml:space="preserve">라는 방법론적 타당성 확보에 있다. 단지 Group 분할에서도 D는 거리+행정동 변수의 보완 효과로 시나리오 A 대비 +2.7%p 개선된다. 어블레이션 중간 단계(B·C)에서는 거리 변수만 사용 시 Group R²가 일시 하락(0.727)했다가 행정동 집계 보조 결합 시 회복되는 패턴이 관찰되는데, 이는 </w:t>
+        <w:t xml:space="preserve">라는 방법론적 타당성 확보에 있다. 단지 분할에서도 D는 거리+행정동 변수의 보완 효과로 시나리오 A 대비 +2.7%p 개선된다. Ablation 중간 단계(B·C)에서는 거리 변수만 사용 시 단지 R²가 일시 하락(0.727)했다가 행정동 집계 보조 결합 시 회복되는 패턴이 관찰되는데, 이는 </w:t>
       </w:r>
       <w:r>
         <w:rPr>
@@ -18422,7 +18423,7 @@
           <w:i w:val="0"/>
           <w:sz w:val="26"/>
         </w:rPr>
-        <w:t>제3절 어블레이션 분석 — 공간 정합과 시간 정합의 정량 분해</w:t>
+        <w:t>제3절 Ablation 분석 — 공간 정합과 시간 정합의 정량 분해</w:t>
       </w:r>
     </w:p>
     <w:p>
@@ -18628,7 +18629,7 @@
           <w:i w:val="0"/>
           <w:sz w:val="20"/>
         </w:rPr>
-        <w:t>&lt;표 4-6&gt; 어블레이션 시나리오별 XGBoost R² (동일 테스트 조건)</w:t>
+        <w:t>&lt;표 4-6&gt; Ablation 시나리오별 XGBoost R² (동일 테스트 조건)</w:t>
       </w:r>
     </w:p>
     <w:tbl>
@@ -18738,7 +18739,7 @@
                 <w:i w:val="0"/>
                 <w:sz w:val="18"/>
               </w:rPr>
-              <w:t>단지 Group</w:t>
+              <w:t>단지</w:t>
             </w:r>
           </w:p>
         </w:tc>
@@ -19253,7 +19254,7 @@
           <w:i w:val="0"/>
           <w:sz w:val="20"/>
         </w:rPr>
-        <w:t>&lt;그림 4-7&gt; 어블레이션 시나리오별 XGB R²</w:t>
+        <w:t>&lt;그림 4-7&gt; Ablation 시나리오별 XGB R²</w:t>
       </w:r>
     </w:p>
     <w:p>
@@ -19421,7 +19422,7 @@
           <w:i w:val="0"/>
           <w:sz w:val="22"/>
         </w:rPr>
-        <w:t xml:space="preserve"> 특히 단지 Group 분할에서는 A(0.777) → B(0.727)로 일시 하락한 성능이 D(0.804)에서 회복되며, 이는 </w:t>
+        <w:t xml:space="preserve"> 특히 단지 분할에서는 A(0.777) → B(0.727)로 일시 하락한 성능이 D(0.804)에서 회복되며, 이는 </w:t>
       </w:r>
       <w:r>
         <w:rPr>
@@ -19455,7 +19456,7 @@
           <w:i w:val="0"/>
           <w:sz w:val="22"/>
         </w:rPr>
-        <w:t xml:space="preserve">이 어블레이션은 본 연구의 방법론 기여 — 공간 정합(거리 변환), 시간 정합(연도별 스냅샷), 정보 결합(거리+행정동) — 세 축이 각각 </w:t>
+        <w:t xml:space="preserve">이 Ablation은 본 연구의 방법론 기여 — 공간 정합(거리 변환), 시간 정합(연도별 스냅샷), 정보 결합(거리+행정동) — 세 축이 각각 </w:t>
       </w:r>
       <w:r>
         <w:rPr>
@@ -21517,7 +21518,7 @@
       <w:r>
         <w:drawing>
           <wp:inline xmlns:a="http://schemas.openxmlformats.org/drawingml/2006/main" xmlns:pic="http://schemas.openxmlformats.org/drawingml/2006/picture">
-            <wp:extent cx="4680000" cy="4548610"/>
+            <wp:extent cx="4680000" cy="4573065"/>
             <wp:docPr id="6" name="Picture 6"/>
             <wp:cNvGraphicFramePr>
               <a:graphicFrameLocks noChangeAspect="1"/>
@@ -21538,7 +21539,7 @@
                   <pic:spPr>
                     <a:xfrm>
                       <a:off x="0" y="0"/>
-                      <a:ext cx="4680000" cy="4548610"/>
+                      <a:ext cx="4680000" cy="4573065"/>
                     </a:xfrm>
                     <a:prstGeom prst="rect"/>
                   </pic:spPr>
@@ -21831,7 +21832,7 @@
       <w:r>
         <w:drawing>
           <wp:inline xmlns:a="http://schemas.openxmlformats.org/drawingml/2006/main" xmlns:pic="http://schemas.openxmlformats.org/drawingml/2006/picture">
-            <wp:extent cx="4680000" cy="3225253"/>
+            <wp:extent cx="4680000" cy="3685660"/>
             <wp:docPr id="7" name="Picture 7"/>
             <wp:cNvGraphicFramePr>
               <a:graphicFrameLocks noChangeAspect="1"/>
@@ -21852,7 +21853,7 @@
                   <pic:spPr>
                     <a:xfrm>
                       <a:off x="0" y="0"/>
-                      <a:ext cx="4680000" cy="3225253"/>
+                      <a:ext cx="4680000" cy="3685660"/>
                     </a:xfrm>
                     <a:prstGeom prst="rect"/>
                   </pic:spPr>
@@ -21886,7 +21887,7 @@
       <w:r>
         <w:drawing>
           <wp:inline xmlns:a="http://schemas.openxmlformats.org/drawingml/2006/main" xmlns:pic="http://schemas.openxmlformats.org/drawingml/2006/picture">
-            <wp:extent cx="4680000" cy="3269370"/>
+            <wp:extent cx="4680000" cy="3731060"/>
             <wp:docPr id="8" name="Picture 8"/>
             <wp:cNvGraphicFramePr>
               <a:graphicFrameLocks noChangeAspect="1"/>
@@ -21907,7 +21908,7 @@
                   <pic:spPr>
                     <a:xfrm>
                       <a:off x="0" y="0"/>
-                      <a:ext cx="4680000" cy="3269370"/>
+                      <a:ext cx="4680000" cy="3731060"/>
                     </a:xfrm>
                     <a:prstGeom prst="rect"/>
                   </pic:spPr>
@@ -21941,7 +21942,7 @@
       <w:r>
         <w:drawing>
           <wp:inline xmlns:a="http://schemas.openxmlformats.org/drawingml/2006/main" xmlns:pic="http://schemas.openxmlformats.org/drawingml/2006/picture">
-            <wp:extent cx="4680000" cy="3239303"/>
+            <wp:extent cx="4680000" cy="3696986"/>
             <wp:docPr id="9" name="Picture 9"/>
             <wp:cNvGraphicFramePr>
               <a:graphicFrameLocks noChangeAspect="1"/>
@@ -21962,7 +21963,7 @@
                   <pic:spPr>
                     <a:xfrm>
                       <a:off x="0" y="0"/>
-                      <a:ext cx="4680000" cy="3239303"/>
+                      <a:ext cx="4680000" cy="3696986"/>
                     </a:xfrm>
                     <a:prstGeom prst="rect"/>
                   </pic:spPr>
@@ -21996,7 +21997,7 @@
       <w:r>
         <w:drawing>
           <wp:inline xmlns:a="http://schemas.openxmlformats.org/drawingml/2006/main" xmlns:pic="http://schemas.openxmlformats.org/drawingml/2006/picture">
-            <wp:extent cx="4680000" cy="3248738"/>
+            <wp:extent cx="4680000" cy="3708841"/>
             <wp:docPr id="10" name="Picture 10"/>
             <wp:cNvGraphicFramePr>
               <a:graphicFrameLocks noChangeAspect="1"/>
@@ -22017,7 +22018,7 @@
                   <pic:spPr>
                     <a:xfrm>
                       <a:off x="0" y="0"/>
-                      <a:ext cx="4680000" cy="3248738"/>
+                      <a:ext cx="4680000" cy="3708841"/>
                     </a:xfrm>
                     <a:prstGeom prst="rect"/>
                   </pic:spPr>
@@ -29014,7 +29015,7 @@
           <w:i w:val="0"/>
           <w:sz w:val="22"/>
         </w:rPr>
-        <w:t>(log(㎡당 만원)) 설명 구조를 머신러닝 기반 예측 모형과 설명가능한 인공지능(SHAP) 프레임워크를 결합하여 분석하였다. 2019년 1월부터 2025년 12월까지 서울 215개 행정동의 391,826건 실거래를 대상으로, 거래 단지의 위경도 좌표 기준 거리 기반 접근성 변수와 연도별 시설 시점 정합 스냅샷을 구축한 뒤 OLS·Random Forest·XGBoost를 무작위·단지 Group·시간순 세 분할에서 비교하고, SHAP 기여도를 전체·권역·연도·연도×권역의 네 단면에서 분해하였다. 주요 결과는 다음과 같다.</w:t>
+        <w:t>(log(㎡당 만원)) 설명 구조를 머신러닝 기반 예측 모형과 설명가능한 인공지능(SHAP) 프레임워크를 결합하여 분석하였다. 2019년 1월부터 2025년 12월까지 서울 215개 행정동의 391,826건 실거래를 대상으로, 거래 단지의 위경도 좌표 기준 거리 기반 접근성 변수와 연도별 시설 시점 정합 스냅샷을 구축한 뒤 OLS·Random Forest·XGBoost를 무작위·단지·시간순 세 분할에서 비교하고, SHAP 기여도를 전체·권역·연도·연도×권역의 네 단면에서 분해하였다. 주요 결과는 다음과 같다.</w:t>
       </w:r>
     </w:p>
     <w:p>
@@ -29039,7 +29040,7 @@
           <w:i w:val="0"/>
           <w:sz w:val="22"/>
         </w:rPr>
-        <w:t xml:space="preserve"> 어블레이션 분석에서 행정동 경계 집계(시나리오 A, XGB 시간순 R²=0.800)에서 거리 기반 변수(B, R²=0.856)로 전환한 것만으로 시간순 분할 R²가 약 </w:t>
+        <w:t xml:space="preserve"> Ablation 분석에서 행정동 경계 집계(시나리오 A, XGB 시간순 R²=0.800)에서 거리 기반 변수(B, R²=0.856)로 전환한 것만으로 시간순 분할 R²가 약 </w:t>
       </w:r>
       <w:r>
         <w:rPr>
@@ -29143,7 +29144,7 @@
           <w:i w:val="0"/>
           <w:sz w:val="22"/>
         </w:rPr>
-        <w:t xml:space="preserve"> 통합 모형 D는 무작위 R²=0.959, 시간순 R²=0.871, 단지 Group R²=0.804로 세 분할 모두에서 최고 성능을 보였다. SHAP 상위 15 변수 중 8개가 거리 기반 변수이며, 전체 기여의 약 40%를 차지한다. 상위 5는 </w:t>
+        <w:t xml:space="preserve"> 통합 모형 D는 무작위 R²=0.959, 시간순 R²=0.871, 단지 R²=0.804로 세 분할 모두에서 최고 성능을 보였다. SHAP 상위 15 변수 중 8개가 거리 기반 변수이며, 전체 기여의 약 40%를 차지한다. 상위 5는 </w:t>
       </w:r>
       <w:r>
         <w:rPr>
@@ -29437,7 +29438,7 @@
           <w:i w:val="0"/>
           <w:sz w:val="22"/>
         </w:rPr>
-        <w:t>행정동 경계 집계와 거래 단지 좌표 기준 거리 기반 접근성의 성능 차이를 어블레이션으로 직접 비교한 드문 실증 사례</w:t>
+        <w:t>행정동 경계 집계와 거래 단지 좌표 기준 거리 기반 접근성의 성능 차이를 Ablation으로 직접 비교한 드문 실증 사례</w:t>
       </w:r>
       <w:r>
         <w:rPr>
@@ -29865,16 +29866,16 @@
           <w:i w:val="0"/>
           <w:sz w:val="22"/>
         </w:rPr>
-        <w:t>넷째, 단지 Group 분할에서의 일반화 한계.</w:t>
-      </w:r>
-      <w:r>
-        <w:rPr>
-          <w:rFonts w:ascii="바탕" w:hAnsi="바탕" w:eastAsia="바탕"/>
-          <w:b w:val="0"/>
-          <w:i w:val="0"/>
-          <w:sz w:val="22"/>
-        </w:rPr>
-        <w:t xml:space="preserve"> 본 연구 통합 모형의 Group 분할 R²(0.804)는 무작위(0.959)·시간순(0.871) 대비 낮다. 이는 거리 변수가 단지 고유 입지 정보를 많이 포착하여 </w:t>
+        <w:t>넷째, 단지 분할에서의 일반화 한계.</w:t>
+      </w:r>
+      <w:r>
+        <w:rPr>
+          <w:rFonts w:ascii="바탕" w:hAnsi="바탕" w:eastAsia="바탕"/>
+          <w:b w:val="0"/>
+          <w:i w:val="0"/>
+          <w:sz w:val="22"/>
+        </w:rPr>
+        <w:t xml:space="preserve"> 본 연구 통합 모형의 단지 분할 R²(0.804)는 무작위(0.959)·시간순(0.871) 대비 낮다. 이는 거리 변수가 단지 고유 입지 정보를 많이 포착하여 </w:t>
       </w:r>
       <w:r>
         <w:rPr>
@@ -31942,6 +31943,7 @@
       <w:type w:val="nextPage"/>
       <w:pgSz w:w="11906" w:h="16838"/>
       <w:pgMar w:top="2268" w:right="1984" w:bottom="2268" w:left="1984" w:header="850" w:footer="850" w:gutter="0"/>
+      <w:pgNumType w:fmt="lowerRoman"/>
       <w:pgNumType w:start="1" w:fmt="decimal"/>
       <w:cols w:space="720"/>
       <w:docGrid w:linePitch="360"/>

--- a/paper/석사학위논문_박현근.docx
+++ b/paper/석사학위논문_박현근.docx
@@ -703,6 +703,7 @@
         <w:ind w:firstLine="0"/>
         <w:jc w:val="center"/>
       </w:pPr>
+      <w:bookmarkStart w:id="1001" w:name="_h_2"/>
       <w:r>
         <w:rPr>
           <w:rFonts w:ascii="바탕" w:hAnsi="바탕" w:eastAsia="바탕"/>
@@ -712,80 +713,287 @@
         </w:rPr>
         <w:t>목차</w:t>
       </w:r>
+      <w:bookmarkEnd w:id="1001"/>
     </w:p>
     <w:p>
       <w:pPr>
-        <w:pStyle w:val="ListBullet"/>
+        <w:tabs>
+          <w:tab w:pos="7937" w:val="right" w:leader="dot"/>
+        </w:tabs>
         <w:spacing w:line="384" w:lineRule="auto" w:after="0"/>
-        <w:ind w:firstLine="0"/>
-        <w:jc w:val="both"/>
-      </w:pPr>
-      <w:r>
-        <w:rPr>
-          <w:rFonts w:ascii="바탕" w:hAnsi="바탕" w:eastAsia="바탕"/>
-          <w:b w:val="0"/>
+        <w:ind w:firstLine="0" w:left="0"/>
+        <w:jc w:val="left"/>
+      </w:pPr>
+      <w:r>
+        <w:rPr>
+          <w:rFonts w:ascii="바탕" w:hAnsi="바탕" w:eastAsia="바탕"/>
+          <w:b/>
           <w:i w:val="0"/>
           <w:sz w:val="22"/>
         </w:rPr>
         <w:t>목차</w:t>
+      </w:r>
+      <w:r>
+        <w:rPr>
+          <w:rFonts w:ascii="바탕" w:hAnsi="바탕" w:eastAsia="바탕"/>
+          <w:b/>
+          <w:i w:val="0"/>
+          <w:sz w:val="22"/>
+        </w:rPr>
+        <w:tab/>
+      </w:r>
+      <w:r>
+        <w:rPr>
+          <w:rFonts w:eastAsia="바탕"/>
+          <w:sz w:val="22"/>
+          <w:b/>
+        </w:rPr>
+        <w:fldChar w:fldCharType="begin"/>
+      </w:r>
+      <w:r>
+        <w:rPr>
+          <w:rFonts w:eastAsia="바탕"/>
+          <w:sz w:val="22"/>
+          <w:b/>
+        </w:rPr>
+        <w:instrText xml:space="preserve"> PAGEREF _h_2 \h </w:instrText>
+      </w:r>
+      <w:r>
+        <w:rPr>
+          <w:rFonts w:eastAsia="바탕"/>
+          <w:sz w:val="22"/>
+          <w:b/>
+        </w:rPr>
+        <w:fldChar w:fldCharType="separate"/>
+      </w:r>
+      <w:r>
+        <w:rPr>
+          <w:rFonts w:eastAsia="바탕"/>
+          <w:sz w:val="22"/>
+          <w:b/>
+        </w:rPr>
+        <w:t>0</w:t>
+      </w:r>
+      <w:r>
+        <w:rPr>
+          <w:rFonts w:eastAsia="바탕"/>
+          <w:sz w:val="22"/>
+          <w:b/>
+        </w:rPr>
+        <w:fldChar w:fldCharType="end"/>
       </w:r>
     </w:p>
     <w:p>
       <w:pPr>
-        <w:pStyle w:val="ListBullet"/>
+        <w:tabs>
+          <w:tab w:pos="7937" w:val="right" w:leader="dot"/>
+        </w:tabs>
         <w:spacing w:line="384" w:lineRule="auto" w:after="0"/>
-        <w:ind w:firstLine="0"/>
-        <w:jc w:val="both"/>
-      </w:pPr>
-      <w:r>
-        <w:rPr>
-          <w:rFonts w:ascii="바탕" w:hAnsi="바탕" w:eastAsia="바탕"/>
-          <w:b w:val="0"/>
+        <w:ind w:firstLine="0" w:left="0"/>
+        <w:jc w:val="left"/>
+      </w:pPr>
+      <w:r>
+        <w:rPr>
+          <w:rFonts w:ascii="바탕" w:hAnsi="바탕" w:eastAsia="바탕"/>
+          <w:b/>
           <w:i w:val="0"/>
           <w:sz w:val="22"/>
         </w:rPr>
         <w:t>표 목차</w:t>
+      </w:r>
+      <w:r>
+        <w:rPr>
+          <w:rFonts w:ascii="바탕" w:hAnsi="바탕" w:eastAsia="바탕"/>
+          <w:b/>
+          <w:i w:val="0"/>
+          <w:sz w:val="22"/>
+        </w:rPr>
+        <w:tab/>
+      </w:r>
+      <w:r>
+        <w:rPr>
+          <w:rFonts w:eastAsia="바탕"/>
+          <w:sz w:val="22"/>
+          <w:b/>
+        </w:rPr>
+        <w:fldChar w:fldCharType="begin"/>
+      </w:r>
+      <w:r>
+        <w:rPr>
+          <w:rFonts w:eastAsia="바탕"/>
+          <w:sz w:val="22"/>
+          <w:b/>
+        </w:rPr>
+        <w:instrText xml:space="preserve"> PAGEREF _h_3 \h </w:instrText>
+      </w:r>
+      <w:r>
+        <w:rPr>
+          <w:rFonts w:eastAsia="바탕"/>
+          <w:sz w:val="22"/>
+          <w:b/>
+        </w:rPr>
+        <w:fldChar w:fldCharType="separate"/>
+      </w:r>
+      <w:r>
+        <w:rPr>
+          <w:rFonts w:eastAsia="바탕"/>
+          <w:sz w:val="22"/>
+          <w:b/>
+        </w:rPr>
+        <w:t>0</w:t>
+      </w:r>
+      <w:r>
+        <w:rPr>
+          <w:rFonts w:eastAsia="바탕"/>
+          <w:sz w:val="22"/>
+          <w:b/>
+        </w:rPr>
+        <w:fldChar w:fldCharType="end"/>
       </w:r>
     </w:p>
     <w:p>
       <w:pPr>
-        <w:pStyle w:val="ListBullet"/>
+        <w:tabs>
+          <w:tab w:pos="7937" w:val="right" w:leader="dot"/>
+        </w:tabs>
         <w:spacing w:line="384" w:lineRule="auto" w:after="0"/>
-        <w:ind w:firstLine="0"/>
-        <w:jc w:val="both"/>
-      </w:pPr>
-      <w:r>
-        <w:rPr>
-          <w:rFonts w:ascii="바탕" w:hAnsi="바탕" w:eastAsia="바탕"/>
-          <w:b w:val="0"/>
+        <w:ind w:firstLine="0" w:left="0"/>
+        <w:jc w:val="left"/>
+      </w:pPr>
+      <w:r>
+        <w:rPr>
+          <w:rFonts w:ascii="바탕" w:hAnsi="바탕" w:eastAsia="바탕"/>
+          <w:b/>
           <w:i w:val="0"/>
           <w:sz w:val="22"/>
         </w:rPr>
         <w:t>그림 목차</w:t>
+      </w:r>
+      <w:r>
+        <w:rPr>
+          <w:rFonts w:ascii="바탕" w:hAnsi="바탕" w:eastAsia="바탕"/>
+          <w:b/>
+          <w:i w:val="0"/>
+          <w:sz w:val="22"/>
+        </w:rPr>
+        <w:tab/>
+      </w:r>
+      <w:r>
+        <w:rPr>
+          <w:rFonts w:eastAsia="바탕"/>
+          <w:sz w:val="22"/>
+          <w:b/>
+        </w:rPr>
+        <w:fldChar w:fldCharType="begin"/>
+      </w:r>
+      <w:r>
+        <w:rPr>
+          <w:rFonts w:eastAsia="바탕"/>
+          <w:sz w:val="22"/>
+          <w:b/>
+        </w:rPr>
+        <w:instrText xml:space="preserve"> PAGEREF _h_4 \h </w:instrText>
+      </w:r>
+      <w:r>
+        <w:rPr>
+          <w:rFonts w:eastAsia="바탕"/>
+          <w:sz w:val="22"/>
+          <w:b/>
+        </w:rPr>
+        <w:fldChar w:fldCharType="separate"/>
+      </w:r>
+      <w:r>
+        <w:rPr>
+          <w:rFonts w:eastAsia="바탕"/>
+          <w:sz w:val="22"/>
+          <w:b/>
+        </w:rPr>
+        <w:t>0</w:t>
+      </w:r>
+      <w:r>
+        <w:rPr>
+          <w:rFonts w:eastAsia="바탕"/>
+          <w:sz w:val="22"/>
+          <w:b/>
+        </w:rPr>
+        <w:fldChar w:fldCharType="end"/>
       </w:r>
     </w:p>
     <w:p>
       <w:pPr>
-        <w:pStyle w:val="ListBullet"/>
+        <w:tabs>
+          <w:tab w:pos="7937" w:val="right" w:leader="dot"/>
+        </w:tabs>
         <w:spacing w:line="384" w:lineRule="auto" w:after="0"/>
-        <w:ind w:firstLine="0"/>
-        <w:jc w:val="both"/>
-      </w:pPr>
-      <w:r>
-        <w:rPr>
-          <w:rFonts w:ascii="바탕" w:hAnsi="바탕" w:eastAsia="바탕"/>
-          <w:b w:val="0"/>
+        <w:ind w:firstLine="0" w:left="0"/>
+        <w:jc w:val="left"/>
+      </w:pPr>
+      <w:r>
+        <w:rPr>
+          <w:rFonts w:ascii="바탕" w:hAnsi="바탕" w:eastAsia="바탕"/>
+          <w:b/>
           <w:i w:val="0"/>
           <w:sz w:val="22"/>
         </w:rPr>
         <w:t>국문초록</w:t>
+      </w:r>
+      <w:r>
+        <w:rPr>
+          <w:rFonts w:ascii="바탕" w:hAnsi="바탕" w:eastAsia="바탕"/>
+          <w:b/>
+          <w:i w:val="0"/>
+          <w:sz w:val="22"/>
+        </w:rPr>
+        <w:tab/>
+      </w:r>
+      <w:r>
+        <w:rPr>
+          <w:rFonts w:eastAsia="바탕"/>
+          <w:sz w:val="22"/>
+          <w:b/>
+        </w:rPr>
+        <w:fldChar w:fldCharType="begin"/>
+      </w:r>
+      <w:r>
+        <w:rPr>
+          <w:rFonts w:eastAsia="바탕"/>
+          <w:sz w:val="22"/>
+          <w:b/>
+        </w:rPr>
+        <w:instrText xml:space="preserve"> PAGEREF _h_5 \h </w:instrText>
+      </w:r>
+      <w:r>
+        <w:rPr>
+          <w:rFonts w:eastAsia="바탕"/>
+          <w:sz w:val="22"/>
+          <w:b/>
+        </w:rPr>
+        <w:fldChar w:fldCharType="separate"/>
+      </w:r>
+      <w:r>
+        <w:rPr>
+          <w:rFonts w:eastAsia="바탕"/>
+          <w:sz w:val="22"/>
+          <w:b/>
+        </w:rPr>
+        <w:t>0</w:t>
+      </w:r>
+      <w:r>
+        <w:rPr>
+          <w:rFonts w:eastAsia="바탕"/>
+          <w:sz w:val="22"/>
+          <w:b/>
+        </w:rPr>
+        <w:fldChar w:fldCharType="end"/>
       </w:r>
     </w:p>
     <w:p>
       <w:pPr>
-        <w:pStyle w:val="Heading2"/>
-        <w:spacing w:line="384" w:lineRule="auto" w:before="360" w:after="240"/>
-        <w:ind w:firstLine="0"/>
+        <w:tabs>
+          <w:tab w:pos="7937" w:val="right" w:leader="dot"/>
+        </w:tabs>
+        <w:spacing w:line="384" w:lineRule="auto" w:after="0"/>
+        <w:ind w:firstLine="0" w:left="0"/>
         <w:jc w:val="left"/>
       </w:pPr>
       <w:r>
@@ -793,17 +1001,68 @@
           <w:rFonts w:ascii="바탕" w:hAnsi="바탕" w:eastAsia="바탕"/>
           <w:b/>
           <w:i w:val="0"/>
-          <w:sz w:val="26"/>
+          <w:sz w:val="22"/>
         </w:rPr>
         <w:t>제1장 서론</w:t>
+      </w:r>
+      <w:r>
+        <w:rPr>
+          <w:rFonts w:ascii="바탕" w:hAnsi="바탕" w:eastAsia="바탕"/>
+          <w:b/>
+          <w:i w:val="0"/>
+          <w:sz w:val="22"/>
+        </w:rPr>
+        <w:tab/>
+      </w:r>
+      <w:r>
+        <w:rPr>
+          <w:rFonts w:eastAsia="바탕"/>
+          <w:sz w:val="22"/>
+          <w:b/>
+        </w:rPr>
+        <w:fldChar w:fldCharType="begin"/>
+      </w:r>
+      <w:r>
+        <w:rPr>
+          <w:rFonts w:eastAsia="바탕"/>
+          <w:sz w:val="22"/>
+          <w:b/>
+        </w:rPr>
+        <w:instrText xml:space="preserve"> PAGEREF _h_6 \h </w:instrText>
+      </w:r>
+      <w:r>
+        <w:rPr>
+          <w:rFonts w:eastAsia="바탕"/>
+          <w:sz w:val="22"/>
+          <w:b/>
+        </w:rPr>
+        <w:fldChar w:fldCharType="separate"/>
+      </w:r>
+      <w:r>
+        <w:rPr>
+          <w:rFonts w:eastAsia="바탕"/>
+          <w:sz w:val="22"/>
+          <w:b/>
+        </w:rPr>
+        <w:t>0</w:t>
+      </w:r>
+      <w:r>
+        <w:rPr>
+          <w:rFonts w:eastAsia="바탕"/>
+          <w:sz w:val="22"/>
+          <w:b/>
+        </w:rPr>
+        <w:fldChar w:fldCharType="end"/>
       </w:r>
     </w:p>
     <w:p>
       <w:pPr>
-        <w:pStyle w:val="ListBullet"/>
+        <w:tabs>
+          <w:tab w:pos="7937" w:val="right" w:leader="dot"/>
+        </w:tabs>
         <w:spacing w:line="384" w:lineRule="auto" w:after="0"/>
-        <w:ind w:firstLine="0"/>
-        <w:jc w:val="both"/>
+        <w:ind w:firstLine="0" w:left="397"/>
+        <w:jc w:val="left"/>
       </w:pPr>
       <w:r>
         <w:rPr>
@@ -813,14 +1072,60 @@
           <w:sz w:val="22"/>
         </w:rPr>
         <w:t>제1절 연구의 배경 및 목적</w:t>
+      </w:r>
+      <w:r>
+        <w:rPr>
+          <w:rFonts w:ascii="바탕" w:hAnsi="바탕" w:eastAsia="바탕"/>
+          <w:b w:val="0"/>
+          <w:i w:val="0"/>
+          <w:sz w:val="22"/>
+        </w:rPr>
+        <w:tab/>
+      </w:r>
+      <w:r>
+        <w:rPr>
+          <w:rFonts w:eastAsia="바탕"/>
+          <w:sz w:val="22"/>
+        </w:rPr>
+        <w:fldChar w:fldCharType="begin"/>
+      </w:r>
+      <w:r>
+        <w:rPr>
+          <w:rFonts w:eastAsia="바탕"/>
+          <w:sz w:val="22"/>
+        </w:rPr>
+        <w:instrText xml:space="preserve"> PAGEREF _h_7 \h </w:instrText>
+      </w:r>
+      <w:r>
+        <w:rPr>
+          <w:rFonts w:eastAsia="바탕"/>
+          <w:sz w:val="22"/>
+        </w:rPr>
+        <w:fldChar w:fldCharType="separate"/>
+      </w:r>
+      <w:r>
+        <w:rPr>
+          <w:rFonts w:eastAsia="바탕"/>
+          <w:sz w:val="22"/>
+        </w:rPr>
+        <w:t>0</w:t>
+      </w:r>
+      <w:r>
+        <w:rPr>
+          <w:rFonts w:eastAsia="바탕"/>
+          <w:sz w:val="22"/>
+        </w:rPr>
+        <w:fldChar w:fldCharType="end"/>
       </w:r>
     </w:p>
     <w:p>
       <w:pPr>
-        <w:pStyle w:val="ListBullet"/>
+        <w:tabs>
+          <w:tab w:pos="7937" w:val="right" w:leader="dot"/>
+        </w:tabs>
         <w:spacing w:line="384" w:lineRule="auto" w:after="0"/>
-        <w:ind w:firstLine="0"/>
-        <w:jc w:val="both"/>
+        <w:ind w:firstLine="0" w:left="397"/>
+        <w:jc w:val="left"/>
       </w:pPr>
       <w:r>
         <w:rPr>
@@ -830,14 +1135,60 @@
           <w:sz w:val="22"/>
         </w:rPr>
         <w:t>제2절 연구의 범위 및 방법</w:t>
+      </w:r>
+      <w:r>
+        <w:rPr>
+          <w:rFonts w:ascii="바탕" w:hAnsi="바탕" w:eastAsia="바탕"/>
+          <w:b w:val="0"/>
+          <w:i w:val="0"/>
+          <w:sz w:val="22"/>
+        </w:rPr>
+        <w:tab/>
+      </w:r>
+      <w:r>
+        <w:rPr>
+          <w:rFonts w:eastAsia="바탕"/>
+          <w:sz w:val="22"/>
+        </w:rPr>
+        <w:fldChar w:fldCharType="begin"/>
+      </w:r>
+      <w:r>
+        <w:rPr>
+          <w:rFonts w:eastAsia="바탕"/>
+          <w:sz w:val="22"/>
+        </w:rPr>
+        <w:instrText xml:space="preserve"> PAGEREF _h_8 \h </w:instrText>
+      </w:r>
+      <w:r>
+        <w:rPr>
+          <w:rFonts w:eastAsia="바탕"/>
+          <w:sz w:val="22"/>
+        </w:rPr>
+        <w:fldChar w:fldCharType="separate"/>
+      </w:r>
+      <w:r>
+        <w:rPr>
+          <w:rFonts w:eastAsia="바탕"/>
+          <w:sz w:val="22"/>
+        </w:rPr>
+        <w:t>0</w:t>
+      </w:r>
+      <w:r>
+        <w:rPr>
+          <w:rFonts w:eastAsia="바탕"/>
+          <w:sz w:val="22"/>
+        </w:rPr>
+        <w:fldChar w:fldCharType="end"/>
       </w:r>
     </w:p>
     <w:p>
       <w:pPr>
-        <w:pStyle w:val="ListBullet"/>
+        <w:tabs>
+          <w:tab w:pos="7937" w:val="right" w:leader="dot"/>
+        </w:tabs>
         <w:spacing w:line="384" w:lineRule="auto" w:after="0"/>
-        <w:ind w:firstLine="0"/>
-        <w:jc w:val="both"/>
+        <w:ind w:firstLine="0" w:left="397"/>
+        <w:jc w:val="left"/>
       </w:pPr>
       <w:r>
         <w:rPr>
@@ -847,13 +1198,59 @@
           <w:sz w:val="22"/>
         </w:rPr>
         <w:t>제3절 논문의 구성</w:t>
+      </w:r>
+      <w:r>
+        <w:rPr>
+          <w:rFonts w:ascii="바탕" w:hAnsi="바탕" w:eastAsia="바탕"/>
+          <w:b w:val="0"/>
+          <w:i w:val="0"/>
+          <w:sz w:val="22"/>
+        </w:rPr>
+        <w:tab/>
+      </w:r>
+      <w:r>
+        <w:rPr>
+          <w:rFonts w:eastAsia="바탕"/>
+          <w:sz w:val="22"/>
+        </w:rPr>
+        <w:fldChar w:fldCharType="begin"/>
+      </w:r>
+      <w:r>
+        <w:rPr>
+          <w:rFonts w:eastAsia="바탕"/>
+          <w:sz w:val="22"/>
+        </w:rPr>
+        <w:instrText xml:space="preserve"> PAGEREF _h_9 \h </w:instrText>
+      </w:r>
+      <w:r>
+        <w:rPr>
+          <w:rFonts w:eastAsia="바탕"/>
+          <w:sz w:val="22"/>
+        </w:rPr>
+        <w:fldChar w:fldCharType="separate"/>
+      </w:r>
+      <w:r>
+        <w:rPr>
+          <w:rFonts w:eastAsia="바탕"/>
+          <w:sz w:val="22"/>
+        </w:rPr>
+        <w:t>0</w:t>
+      </w:r>
+      <w:r>
+        <w:rPr>
+          <w:rFonts w:eastAsia="바탕"/>
+          <w:sz w:val="22"/>
+        </w:rPr>
+        <w:fldChar w:fldCharType="end"/>
       </w:r>
     </w:p>
     <w:p>
       <w:pPr>
-        <w:pStyle w:val="Heading2"/>
-        <w:spacing w:line="384" w:lineRule="auto" w:before="360" w:after="240"/>
-        <w:ind w:firstLine="0"/>
+        <w:tabs>
+          <w:tab w:pos="7937" w:val="right" w:leader="dot"/>
+        </w:tabs>
+        <w:spacing w:line="384" w:lineRule="auto" w:after="0"/>
+        <w:ind w:firstLine="0" w:left="0"/>
         <w:jc w:val="left"/>
       </w:pPr>
       <w:r>
@@ -861,17 +1258,68 @@
           <w:rFonts w:ascii="바탕" w:hAnsi="바탕" w:eastAsia="바탕"/>
           <w:b/>
           <w:i w:val="0"/>
-          <w:sz w:val="26"/>
+          <w:sz w:val="22"/>
         </w:rPr>
         <w:t>제2장 이론적 배경 및 선행연구</w:t>
+      </w:r>
+      <w:r>
+        <w:rPr>
+          <w:rFonts w:ascii="바탕" w:hAnsi="바탕" w:eastAsia="바탕"/>
+          <w:b/>
+          <w:i w:val="0"/>
+          <w:sz w:val="22"/>
+        </w:rPr>
+        <w:tab/>
+      </w:r>
+      <w:r>
+        <w:rPr>
+          <w:rFonts w:eastAsia="바탕"/>
+          <w:sz w:val="22"/>
+          <w:b/>
+        </w:rPr>
+        <w:fldChar w:fldCharType="begin"/>
+      </w:r>
+      <w:r>
+        <w:rPr>
+          <w:rFonts w:eastAsia="바탕"/>
+          <w:sz w:val="22"/>
+          <w:b/>
+        </w:rPr>
+        <w:instrText xml:space="preserve"> PAGEREF _h_10 \h </w:instrText>
+      </w:r>
+      <w:r>
+        <w:rPr>
+          <w:rFonts w:eastAsia="바탕"/>
+          <w:sz w:val="22"/>
+          <w:b/>
+        </w:rPr>
+        <w:fldChar w:fldCharType="separate"/>
+      </w:r>
+      <w:r>
+        <w:rPr>
+          <w:rFonts w:eastAsia="바탕"/>
+          <w:sz w:val="22"/>
+          <w:b/>
+        </w:rPr>
+        <w:t>0</w:t>
+      </w:r>
+      <w:r>
+        <w:rPr>
+          <w:rFonts w:eastAsia="바탕"/>
+          <w:sz w:val="22"/>
+          <w:b/>
+        </w:rPr>
+        <w:fldChar w:fldCharType="end"/>
       </w:r>
     </w:p>
     <w:p>
       <w:pPr>
-        <w:pStyle w:val="ListBullet"/>
+        <w:tabs>
+          <w:tab w:pos="7937" w:val="right" w:leader="dot"/>
+        </w:tabs>
         <w:spacing w:line="384" w:lineRule="auto" w:after="0"/>
-        <w:ind w:firstLine="0"/>
-        <w:jc w:val="both"/>
+        <w:ind w:firstLine="0" w:left="397"/>
+        <w:jc w:val="left"/>
       </w:pPr>
       <w:r>
         <w:rPr>
@@ -881,14 +1329,60 @@
           <w:sz w:val="22"/>
         </w:rPr>
         <w:t>제1절 헤도닉 가격모형</w:t>
+      </w:r>
+      <w:r>
+        <w:rPr>
+          <w:rFonts w:ascii="바탕" w:hAnsi="바탕" w:eastAsia="바탕"/>
+          <w:b w:val="0"/>
+          <w:i w:val="0"/>
+          <w:sz w:val="22"/>
+        </w:rPr>
+        <w:tab/>
+      </w:r>
+      <w:r>
+        <w:rPr>
+          <w:rFonts w:eastAsia="바탕"/>
+          <w:sz w:val="22"/>
+        </w:rPr>
+        <w:fldChar w:fldCharType="begin"/>
+      </w:r>
+      <w:r>
+        <w:rPr>
+          <w:rFonts w:eastAsia="바탕"/>
+          <w:sz w:val="22"/>
+        </w:rPr>
+        <w:instrText xml:space="preserve"> PAGEREF _h_11 \h </w:instrText>
+      </w:r>
+      <w:r>
+        <w:rPr>
+          <w:rFonts w:eastAsia="바탕"/>
+          <w:sz w:val="22"/>
+        </w:rPr>
+        <w:fldChar w:fldCharType="separate"/>
+      </w:r>
+      <w:r>
+        <w:rPr>
+          <w:rFonts w:eastAsia="바탕"/>
+          <w:sz w:val="22"/>
+        </w:rPr>
+        <w:t>0</w:t>
+      </w:r>
+      <w:r>
+        <w:rPr>
+          <w:rFonts w:eastAsia="바탕"/>
+          <w:sz w:val="22"/>
+        </w:rPr>
+        <w:fldChar w:fldCharType="end"/>
       </w:r>
     </w:p>
     <w:p>
       <w:pPr>
-        <w:pStyle w:val="ListBullet"/>
+        <w:tabs>
+          <w:tab w:pos="7937" w:val="right" w:leader="dot"/>
+        </w:tabs>
         <w:spacing w:line="384" w:lineRule="auto" w:after="0"/>
-        <w:ind w:firstLine="0"/>
-        <w:jc w:val="both"/>
+        <w:ind w:firstLine="0" w:left="397"/>
+        <w:jc w:val="left"/>
       </w:pPr>
       <w:r>
         <w:rPr>
@@ -898,14 +1392,60 @@
           <w:sz w:val="22"/>
         </w:rPr>
         <w:t>제2절 머신러닝 기반 부동산 가격 예측</w:t>
+      </w:r>
+      <w:r>
+        <w:rPr>
+          <w:rFonts w:ascii="바탕" w:hAnsi="바탕" w:eastAsia="바탕"/>
+          <w:b w:val="0"/>
+          <w:i w:val="0"/>
+          <w:sz w:val="22"/>
+        </w:rPr>
+        <w:tab/>
+      </w:r>
+      <w:r>
+        <w:rPr>
+          <w:rFonts w:eastAsia="바탕"/>
+          <w:sz w:val="22"/>
+        </w:rPr>
+        <w:fldChar w:fldCharType="begin"/>
+      </w:r>
+      <w:r>
+        <w:rPr>
+          <w:rFonts w:eastAsia="바탕"/>
+          <w:sz w:val="22"/>
+        </w:rPr>
+        <w:instrText xml:space="preserve"> PAGEREF _h_12 \h </w:instrText>
+      </w:r>
+      <w:r>
+        <w:rPr>
+          <w:rFonts w:eastAsia="바탕"/>
+          <w:sz w:val="22"/>
+        </w:rPr>
+        <w:fldChar w:fldCharType="separate"/>
+      </w:r>
+      <w:r>
+        <w:rPr>
+          <w:rFonts w:eastAsia="바탕"/>
+          <w:sz w:val="22"/>
+        </w:rPr>
+        <w:t>0</w:t>
+      </w:r>
+      <w:r>
+        <w:rPr>
+          <w:rFonts w:eastAsia="바탕"/>
+          <w:sz w:val="22"/>
+        </w:rPr>
+        <w:fldChar w:fldCharType="end"/>
       </w:r>
     </w:p>
     <w:p>
       <w:pPr>
-        <w:pStyle w:val="ListBullet"/>
+        <w:tabs>
+          <w:tab w:pos="7937" w:val="right" w:leader="dot"/>
+        </w:tabs>
         <w:spacing w:line="384" w:lineRule="auto" w:after="0"/>
-        <w:ind w:firstLine="0"/>
-        <w:jc w:val="both"/>
+        <w:ind w:firstLine="0" w:left="397"/>
+        <w:jc w:val="left"/>
       </w:pPr>
       <w:r>
         <w:rPr>
@@ -915,14 +1455,60 @@
           <w:sz w:val="22"/>
         </w:rPr>
         <w:t>제3절 설명가능한 인공지능(XAI)</w:t>
+      </w:r>
+      <w:r>
+        <w:rPr>
+          <w:rFonts w:ascii="바탕" w:hAnsi="바탕" w:eastAsia="바탕"/>
+          <w:b w:val="0"/>
+          <w:i w:val="0"/>
+          <w:sz w:val="22"/>
+        </w:rPr>
+        <w:tab/>
+      </w:r>
+      <w:r>
+        <w:rPr>
+          <w:rFonts w:eastAsia="바탕"/>
+          <w:sz w:val="22"/>
+        </w:rPr>
+        <w:fldChar w:fldCharType="begin"/>
+      </w:r>
+      <w:r>
+        <w:rPr>
+          <w:rFonts w:eastAsia="바탕"/>
+          <w:sz w:val="22"/>
+        </w:rPr>
+        <w:instrText xml:space="preserve"> PAGEREF _h_13 \h </w:instrText>
+      </w:r>
+      <w:r>
+        <w:rPr>
+          <w:rFonts w:eastAsia="바탕"/>
+          <w:sz w:val="22"/>
+        </w:rPr>
+        <w:fldChar w:fldCharType="separate"/>
+      </w:r>
+      <w:r>
+        <w:rPr>
+          <w:rFonts w:eastAsia="바탕"/>
+          <w:sz w:val="22"/>
+        </w:rPr>
+        <w:t>0</w:t>
+      </w:r>
+      <w:r>
+        <w:rPr>
+          <w:rFonts w:eastAsia="바탕"/>
+          <w:sz w:val="22"/>
+        </w:rPr>
+        <w:fldChar w:fldCharType="end"/>
       </w:r>
     </w:p>
     <w:p>
       <w:pPr>
-        <w:pStyle w:val="ListBullet"/>
+        <w:tabs>
+          <w:tab w:pos="7937" w:val="right" w:leader="dot"/>
+        </w:tabs>
         <w:spacing w:line="384" w:lineRule="auto" w:after="0"/>
-        <w:ind w:firstLine="0"/>
-        <w:jc w:val="both"/>
+        <w:ind w:firstLine="0" w:left="397"/>
+        <w:jc w:val="left"/>
       </w:pPr>
       <w:r>
         <w:rPr>
@@ -932,13 +1518,59 @@
           <w:sz w:val="22"/>
         </w:rPr>
         <w:t>제4절 선행연구 검토 및 차별성</w:t>
+      </w:r>
+      <w:r>
+        <w:rPr>
+          <w:rFonts w:ascii="바탕" w:hAnsi="바탕" w:eastAsia="바탕"/>
+          <w:b w:val="0"/>
+          <w:i w:val="0"/>
+          <w:sz w:val="22"/>
+        </w:rPr>
+        <w:tab/>
+      </w:r>
+      <w:r>
+        <w:rPr>
+          <w:rFonts w:eastAsia="바탕"/>
+          <w:sz w:val="22"/>
+        </w:rPr>
+        <w:fldChar w:fldCharType="begin"/>
+      </w:r>
+      <w:r>
+        <w:rPr>
+          <w:rFonts w:eastAsia="바탕"/>
+          <w:sz w:val="22"/>
+        </w:rPr>
+        <w:instrText xml:space="preserve"> PAGEREF _h_14 \h </w:instrText>
+      </w:r>
+      <w:r>
+        <w:rPr>
+          <w:rFonts w:eastAsia="바탕"/>
+          <w:sz w:val="22"/>
+        </w:rPr>
+        <w:fldChar w:fldCharType="separate"/>
+      </w:r>
+      <w:r>
+        <w:rPr>
+          <w:rFonts w:eastAsia="바탕"/>
+          <w:sz w:val="22"/>
+        </w:rPr>
+        <w:t>0</w:t>
+      </w:r>
+      <w:r>
+        <w:rPr>
+          <w:rFonts w:eastAsia="바탕"/>
+          <w:sz w:val="22"/>
+        </w:rPr>
+        <w:fldChar w:fldCharType="end"/>
       </w:r>
     </w:p>
     <w:p>
       <w:pPr>
-        <w:pStyle w:val="Heading2"/>
-        <w:spacing w:line="384" w:lineRule="auto" w:before="360" w:after="240"/>
-        <w:ind w:firstLine="0"/>
+        <w:tabs>
+          <w:tab w:pos="7937" w:val="right" w:leader="dot"/>
+        </w:tabs>
+        <w:spacing w:line="384" w:lineRule="auto" w:after="0"/>
+        <w:ind w:firstLine="0" w:left="0"/>
         <w:jc w:val="left"/>
       </w:pPr>
       <w:r>
@@ -946,17 +1578,68 @@
           <w:rFonts w:ascii="바탕" w:hAnsi="바탕" w:eastAsia="바탕"/>
           <w:b/>
           <w:i w:val="0"/>
-          <w:sz w:val="26"/>
+          <w:sz w:val="22"/>
         </w:rPr>
         <w:t>제3장 연구 설계</w:t>
+      </w:r>
+      <w:r>
+        <w:rPr>
+          <w:rFonts w:ascii="바탕" w:hAnsi="바탕" w:eastAsia="바탕"/>
+          <w:b/>
+          <w:i w:val="0"/>
+          <w:sz w:val="22"/>
+        </w:rPr>
+        <w:tab/>
+      </w:r>
+      <w:r>
+        <w:rPr>
+          <w:rFonts w:eastAsia="바탕"/>
+          <w:sz w:val="22"/>
+          <w:b/>
+        </w:rPr>
+        <w:fldChar w:fldCharType="begin"/>
+      </w:r>
+      <w:r>
+        <w:rPr>
+          <w:rFonts w:eastAsia="바탕"/>
+          <w:sz w:val="22"/>
+          <w:b/>
+        </w:rPr>
+        <w:instrText xml:space="preserve"> PAGEREF _h_15 \h </w:instrText>
+      </w:r>
+      <w:r>
+        <w:rPr>
+          <w:rFonts w:eastAsia="바탕"/>
+          <w:sz w:val="22"/>
+          <w:b/>
+        </w:rPr>
+        <w:fldChar w:fldCharType="separate"/>
+      </w:r>
+      <w:r>
+        <w:rPr>
+          <w:rFonts w:eastAsia="바탕"/>
+          <w:sz w:val="22"/>
+          <w:b/>
+        </w:rPr>
+        <w:t>0</w:t>
+      </w:r>
+      <w:r>
+        <w:rPr>
+          <w:rFonts w:eastAsia="바탕"/>
+          <w:sz w:val="22"/>
+          <w:b/>
+        </w:rPr>
+        <w:fldChar w:fldCharType="end"/>
       </w:r>
     </w:p>
     <w:p>
       <w:pPr>
-        <w:pStyle w:val="ListBullet"/>
+        <w:tabs>
+          <w:tab w:pos="7937" w:val="right" w:leader="dot"/>
+        </w:tabs>
         <w:spacing w:line="384" w:lineRule="auto" w:after="0"/>
-        <w:ind w:firstLine="0"/>
-        <w:jc w:val="both"/>
+        <w:ind w:firstLine="0" w:left="397"/>
+        <w:jc w:val="left"/>
       </w:pPr>
       <w:r>
         <w:rPr>
@@ -966,14 +1649,60 @@
           <w:sz w:val="22"/>
         </w:rPr>
         <w:t>제1절 연구 모형</w:t>
+      </w:r>
+      <w:r>
+        <w:rPr>
+          <w:rFonts w:ascii="바탕" w:hAnsi="바탕" w:eastAsia="바탕"/>
+          <w:b w:val="0"/>
+          <w:i w:val="0"/>
+          <w:sz w:val="22"/>
+        </w:rPr>
+        <w:tab/>
+      </w:r>
+      <w:r>
+        <w:rPr>
+          <w:rFonts w:eastAsia="바탕"/>
+          <w:sz w:val="22"/>
+        </w:rPr>
+        <w:fldChar w:fldCharType="begin"/>
+      </w:r>
+      <w:r>
+        <w:rPr>
+          <w:rFonts w:eastAsia="바탕"/>
+          <w:sz w:val="22"/>
+        </w:rPr>
+        <w:instrText xml:space="preserve"> PAGEREF _h_16 \h </w:instrText>
+      </w:r>
+      <w:r>
+        <w:rPr>
+          <w:rFonts w:eastAsia="바탕"/>
+          <w:sz w:val="22"/>
+        </w:rPr>
+        <w:fldChar w:fldCharType="separate"/>
+      </w:r>
+      <w:r>
+        <w:rPr>
+          <w:rFonts w:eastAsia="바탕"/>
+          <w:sz w:val="22"/>
+        </w:rPr>
+        <w:t>0</w:t>
+      </w:r>
+      <w:r>
+        <w:rPr>
+          <w:rFonts w:eastAsia="바탕"/>
+          <w:sz w:val="22"/>
+        </w:rPr>
+        <w:fldChar w:fldCharType="end"/>
       </w:r>
     </w:p>
     <w:p>
       <w:pPr>
-        <w:pStyle w:val="ListBullet"/>
+        <w:tabs>
+          <w:tab w:pos="7937" w:val="right" w:leader="dot"/>
+        </w:tabs>
         <w:spacing w:line="384" w:lineRule="auto" w:after="0"/>
-        <w:ind w:firstLine="0"/>
-        <w:jc w:val="both"/>
+        <w:ind w:firstLine="0" w:left="397"/>
+        <w:jc w:val="left"/>
       </w:pPr>
       <w:r>
         <w:rPr>
@@ -983,14 +1712,60 @@
           <w:sz w:val="22"/>
         </w:rPr>
         <w:t>제2절 분석 데이터 및 변수 설정</w:t>
+      </w:r>
+      <w:r>
+        <w:rPr>
+          <w:rFonts w:ascii="바탕" w:hAnsi="바탕" w:eastAsia="바탕"/>
+          <w:b w:val="0"/>
+          <w:i w:val="0"/>
+          <w:sz w:val="22"/>
+        </w:rPr>
+        <w:tab/>
+      </w:r>
+      <w:r>
+        <w:rPr>
+          <w:rFonts w:eastAsia="바탕"/>
+          <w:sz w:val="22"/>
+        </w:rPr>
+        <w:fldChar w:fldCharType="begin"/>
+      </w:r>
+      <w:r>
+        <w:rPr>
+          <w:rFonts w:eastAsia="바탕"/>
+          <w:sz w:val="22"/>
+        </w:rPr>
+        <w:instrText xml:space="preserve"> PAGEREF _h_17 \h </w:instrText>
+      </w:r>
+      <w:r>
+        <w:rPr>
+          <w:rFonts w:eastAsia="바탕"/>
+          <w:sz w:val="22"/>
+        </w:rPr>
+        <w:fldChar w:fldCharType="separate"/>
+      </w:r>
+      <w:r>
+        <w:rPr>
+          <w:rFonts w:eastAsia="바탕"/>
+          <w:sz w:val="22"/>
+        </w:rPr>
+        <w:t>0</w:t>
+      </w:r>
+      <w:r>
+        <w:rPr>
+          <w:rFonts w:eastAsia="바탕"/>
+          <w:sz w:val="22"/>
+        </w:rPr>
+        <w:fldChar w:fldCharType="end"/>
       </w:r>
     </w:p>
     <w:p>
       <w:pPr>
-        <w:pStyle w:val="ListBullet"/>
+        <w:tabs>
+          <w:tab w:pos="7937" w:val="right" w:leader="dot"/>
+        </w:tabs>
         <w:spacing w:line="384" w:lineRule="auto" w:after="0"/>
-        <w:ind w:firstLine="0"/>
-        <w:jc w:val="both"/>
+        <w:ind w:firstLine="0" w:left="397"/>
+        <w:jc w:val="left"/>
       </w:pPr>
       <w:r>
         <w:rPr>
@@ -1000,13 +1775,59 @@
           <w:sz w:val="22"/>
         </w:rPr>
         <w:t>제3절 분석 방법</w:t>
+      </w:r>
+      <w:r>
+        <w:rPr>
+          <w:rFonts w:ascii="바탕" w:hAnsi="바탕" w:eastAsia="바탕"/>
+          <w:b w:val="0"/>
+          <w:i w:val="0"/>
+          <w:sz w:val="22"/>
+        </w:rPr>
+        <w:tab/>
+      </w:r>
+      <w:r>
+        <w:rPr>
+          <w:rFonts w:eastAsia="바탕"/>
+          <w:sz w:val="22"/>
+        </w:rPr>
+        <w:fldChar w:fldCharType="begin"/>
+      </w:r>
+      <w:r>
+        <w:rPr>
+          <w:rFonts w:eastAsia="바탕"/>
+          <w:sz w:val="22"/>
+        </w:rPr>
+        <w:instrText xml:space="preserve"> PAGEREF _h_18 \h </w:instrText>
+      </w:r>
+      <w:r>
+        <w:rPr>
+          <w:rFonts w:eastAsia="바탕"/>
+          <w:sz w:val="22"/>
+        </w:rPr>
+        <w:fldChar w:fldCharType="separate"/>
+      </w:r>
+      <w:r>
+        <w:rPr>
+          <w:rFonts w:eastAsia="바탕"/>
+          <w:sz w:val="22"/>
+        </w:rPr>
+        <w:t>0</w:t>
+      </w:r>
+      <w:r>
+        <w:rPr>
+          <w:rFonts w:eastAsia="바탕"/>
+          <w:sz w:val="22"/>
+        </w:rPr>
+        <w:fldChar w:fldCharType="end"/>
       </w:r>
     </w:p>
     <w:p>
       <w:pPr>
-        <w:pStyle w:val="Heading2"/>
-        <w:spacing w:line="384" w:lineRule="auto" w:before="360" w:after="240"/>
-        <w:ind w:firstLine="0"/>
+        <w:tabs>
+          <w:tab w:pos="7937" w:val="right" w:leader="dot"/>
+        </w:tabs>
+        <w:spacing w:line="384" w:lineRule="auto" w:after="0"/>
+        <w:ind w:firstLine="0" w:left="0"/>
         <w:jc w:val="left"/>
       </w:pPr>
       <w:r>
@@ -1014,17 +1835,68 @@
           <w:rFonts w:ascii="바탕" w:hAnsi="바탕" w:eastAsia="바탕"/>
           <w:b/>
           <w:i w:val="0"/>
-          <w:sz w:val="26"/>
+          <w:sz w:val="22"/>
         </w:rPr>
         <w:t>제4장 실증 분석</w:t>
+      </w:r>
+      <w:r>
+        <w:rPr>
+          <w:rFonts w:ascii="바탕" w:hAnsi="바탕" w:eastAsia="바탕"/>
+          <w:b/>
+          <w:i w:val="0"/>
+          <w:sz w:val="22"/>
+        </w:rPr>
+        <w:tab/>
+      </w:r>
+      <w:r>
+        <w:rPr>
+          <w:rFonts w:eastAsia="바탕"/>
+          <w:sz w:val="22"/>
+          <w:b/>
+        </w:rPr>
+        <w:fldChar w:fldCharType="begin"/>
+      </w:r>
+      <w:r>
+        <w:rPr>
+          <w:rFonts w:eastAsia="바탕"/>
+          <w:sz w:val="22"/>
+          <w:b/>
+        </w:rPr>
+        <w:instrText xml:space="preserve"> PAGEREF _h_19 \h </w:instrText>
+      </w:r>
+      <w:r>
+        <w:rPr>
+          <w:rFonts w:eastAsia="바탕"/>
+          <w:sz w:val="22"/>
+          <w:b/>
+        </w:rPr>
+        <w:fldChar w:fldCharType="separate"/>
+      </w:r>
+      <w:r>
+        <w:rPr>
+          <w:rFonts w:eastAsia="바탕"/>
+          <w:sz w:val="22"/>
+          <w:b/>
+        </w:rPr>
+        <w:t>0</w:t>
+      </w:r>
+      <w:r>
+        <w:rPr>
+          <w:rFonts w:eastAsia="바탕"/>
+          <w:sz w:val="22"/>
+          <w:b/>
+        </w:rPr>
+        <w:fldChar w:fldCharType="end"/>
       </w:r>
     </w:p>
     <w:p>
       <w:pPr>
-        <w:pStyle w:val="ListBullet"/>
+        <w:tabs>
+          <w:tab w:pos="7937" w:val="right" w:leader="dot"/>
+        </w:tabs>
         <w:spacing w:line="384" w:lineRule="auto" w:after="0"/>
-        <w:ind w:firstLine="0"/>
-        <w:jc w:val="both"/>
+        <w:ind w:firstLine="0" w:left="397"/>
+        <w:jc w:val="left"/>
       </w:pPr>
       <w:r>
         <w:rPr>
@@ -1034,14 +1906,60 @@
           <w:sz w:val="22"/>
         </w:rPr>
         <w:t>제1절 기술통계 및 변수 분포</w:t>
+      </w:r>
+      <w:r>
+        <w:rPr>
+          <w:rFonts w:ascii="바탕" w:hAnsi="바탕" w:eastAsia="바탕"/>
+          <w:b w:val="0"/>
+          <w:i w:val="0"/>
+          <w:sz w:val="22"/>
+        </w:rPr>
+        <w:tab/>
+      </w:r>
+      <w:r>
+        <w:rPr>
+          <w:rFonts w:eastAsia="바탕"/>
+          <w:sz w:val="22"/>
+        </w:rPr>
+        <w:fldChar w:fldCharType="begin"/>
+      </w:r>
+      <w:r>
+        <w:rPr>
+          <w:rFonts w:eastAsia="바탕"/>
+          <w:sz w:val="22"/>
+        </w:rPr>
+        <w:instrText xml:space="preserve"> PAGEREF _h_20 \h </w:instrText>
+      </w:r>
+      <w:r>
+        <w:rPr>
+          <w:rFonts w:eastAsia="바탕"/>
+          <w:sz w:val="22"/>
+        </w:rPr>
+        <w:fldChar w:fldCharType="separate"/>
+      </w:r>
+      <w:r>
+        <w:rPr>
+          <w:rFonts w:eastAsia="바탕"/>
+          <w:sz w:val="22"/>
+        </w:rPr>
+        <w:t>0</w:t>
+      </w:r>
+      <w:r>
+        <w:rPr>
+          <w:rFonts w:eastAsia="바탕"/>
+          <w:sz w:val="22"/>
+        </w:rPr>
+        <w:fldChar w:fldCharType="end"/>
       </w:r>
     </w:p>
     <w:p>
       <w:pPr>
-        <w:pStyle w:val="ListBullet"/>
+        <w:tabs>
+          <w:tab w:pos="7937" w:val="right" w:leader="dot"/>
+        </w:tabs>
         <w:spacing w:line="384" w:lineRule="auto" w:after="0"/>
-        <w:ind w:firstLine="0"/>
-        <w:jc w:val="both"/>
+        <w:ind w:firstLine="0" w:left="397"/>
+        <w:jc w:val="left"/>
       </w:pPr>
       <w:r>
         <w:rPr>
@@ -1051,14 +1969,60 @@
           <w:sz w:val="22"/>
         </w:rPr>
         <w:t>제2절 모형별 예측 성능 비교</w:t>
+      </w:r>
+      <w:r>
+        <w:rPr>
+          <w:rFonts w:ascii="바탕" w:hAnsi="바탕" w:eastAsia="바탕"/>
+          <w:b w:val="0"/>
+          <w:i w:val="0"/>
+          <w:sz w:val="22"/>
+        </w:rPr>
+        <w:tab/>
+      </w:r>
+      <w:r>
+        <w:rPr>
+          <w:rFonts w:eastAsia="바탕"/>
+          <w:sz w:val="22"/>
+        </w:rPr>
+        <w:fldChar w:fldCharType="begin"/>
+      </w:r>
+      <w:r>
+        <w:rPr>
+          <w:rFonts w:eastAsia="바탕"/>
+          <w:sz w:val="22"/>
+        </w:rPr>
+        <w:instrText xml:space="preserve"> PAGEREF _h_21 \h </w:instrText>
+      </w:r>
+      <w:r>
+        <w:rPr>
+          <w:rFonts w:eastAsia="바탕"/>
+          <w:sz w:val="22"/>
+        </w:rPr>
+        <w:fldChar w:fldCharType="separate"/>
+      </w:r>
+      <w:r>
+        <w:rPr>
+          <w:rFonts w:eastAsia="바탕"/>
+          <w:sz w:val="22"/>
+        </w:rPr>
+        <w:t>0</w:t>
+      </w:r>
+      <w:r>
+        <w:rPr>
+          <w:rFonts w:eastAsia="바탕"/>
+          <w:sz w:val="22"/>
+        </w:rPr>
+        <w:fldChar w:fldCharType="end"/>
       </w:r>
     </w:p>
     <w:p>
       <w:pPr>
-        <w:pStyle w:val="ListBullet"/>
+        <w:tabs>
+          <w:tab w:pos="7937" w:val="right" w:leader="dot"/>
+        </w:tabs>
         <w:spacing w:line="384" w:lineRule="auto" w:after="0"/>
-        <w:ind w:firstLine="0"/>
-        <w:jc w:val="both"/>
+        <w:ind w:firstLine="0" w:left="397"/>
+        <w:jc w:val="left"/>
       </w:pPr>
       <w:r>
         <w:rPr>
@@ -1068,14 +2032,60 @@
           <w:sz w:val="22"/>
         </w:rPr>
         <w:t>제3절 Ablation 분석 — 공간 정합과 시간 정합의 정량 분해</w:t>
+      </w:r>
+      <w:r>
+        <w:rPr>
+          <w:rFonts w:ascii="바탕" w:hAnsi="바탕" w:eastAsia="바탕"/>
+          <w:b w:val="0"/>
+          <w:i w:val="0"/>
+          <w:sz w:val="22"/>
+        </w:rPr>
+        <w:tab/>
+      </w:r>
+      <w:r>
+        <w:rPr>
+          <w:rFonts w:eastAsia="바탕"/>
+          <w:sz w:val="22"/>
+        </w:rPr>
+        <w:fldChar w:fldCharType="begin"/>
+      </w:r>
+      <w:r>
+        <w:rPr>
+          <w:rFonts w:eastAsia="바탕"/>
+          <w:sz w:val="22"/>
+        </w:rPr>
+        <w:instrText xml:space="preserve"> PAGEREF _h_22 \h </w:instrText>
+      </w:r>
+      <w:r>
+        <w:rPr>
+          <w:rFonts w:eastAsia="바탕"/>
+          <w:sz w:val="22"/>
+        </w:rPr>
+        <w:fldChar w:fldCharType="separate"/>
+      </w:r>
+      <w:r>
+        <w:rPr>
+          <w:rFonts w:eastAsia="바탕"/>
+          <w:sz w:val="22"/>
+        </w:rPr>
+        <w:t>0</w:t>
+      </w:r>
+      <w:r>
+        <w:rPr>
+          <w:rFonts w:eastAsia="바탕"/>
+          <w:sz w:val="22"/>
+        </w:rPr>
+        <w:fldChar w:fldCharType="end"/>
       </w:r>
     </w:p>
     <w:p>
       <w:pPr>
-        <w:pStyle w:val="ListBullet"/>
+        <w:tabs>
+          <w:tab w:pos="7937" w:val="right" w:leader="dot"/>
+        </w:tabs>
         <w:spacing w:line="384" w:lineRule="auto" w:after="0"/>
-        <w:ind w:firstLine="0"/>
-        <w:jc w:val="both"/>
+        <w:ind w:firstLine="0" w:left="397"/>
+        <w:jc w:val="left"/>
       </w:pPr>
       <w:r>
         <w:rPr>
@@ -1085,14 +2095,60 @@
           <w:sz w:val="22"/>
         </w:rPr>
         <w:t>제4절 전체 SHAP 분석 — 가격 설명 신호의 글로벌 구조</w:t>
+      </w:r>
+      <w:r>
+        <w:rPr>
+          <w:rFonts w:ascii="바탕" w:hAnsi="바탕" w:eastAsia="바탕"/>
+          <w:b w:val="0"/>
+          <w:i w:val="0"/>
+          <w:sz w:val="22"/>
+        </w:rPr>
+        <w:tab/>
+      </w:r>
+      <w:r>
+        <w:rPr>
+          <w:rFonts w:eastAsia="바탕"/>
+          <w:sz w:val="22"/>
+        </w:rPr>
+        <w:fldChar w:fldCharType="begin"/>
+      </w:r>
+      <w:r>
+        <w:rPr>
+          <w:rFonts w:eastAsia="바탕"/>
+          <w:sz w:val="22"/>
+        </w:rPr>
+        <w:instrText xml:space="preserve"> PAGEREF _h_23 \h </w:instrText>
+      </w:r>
+      <w:r>
+        <w:rPr>
+          <w:rFonts w:eastAsia="바탕"/>
+          <w:sz w:val="22"/>
+        </w:rPr>
+        <w:fldChar w:fldCharType="separate"/>
+      </w:r>
+      <w:r>
+        <w:rPr>
+          <w:rFonts w:eastAsia="바탕"/>
+          <w:sz w:val="22"/>
+        </w:rPr>
+        <w:t>0</w:t>
+      </w:r>
+      <w:r>
+        <w:rPr>
+          <w:rFonts w:eastAsia="바탕"/>
+          <w:sz w:val="22"/>
+        </w:rPr>
+        <w:fldChar w:fldCharType="end"/>
       </w:r>
     </w:p>
     <w:p>
       <w:pPr>
-        <w:pStyle w:val="ListBullet"/>
+        <w:tabs>
+          <w:tab w:pos="7937" w:val="right" w:leader="dot"/>
+        </w:tabs>
         <w:spacing w:line="384" w:lineRule="auto" w:after="0"/>
-        <w:ind w:firstLine="0"/>
-        <w:jc w:val="both"/>
+        <w:ind w:firstLine="0" w:left="397"/>
+        <w:jc w:val="left"/>
       </w:pPr>
       <w:r>
         <w:rPr>
@@ -1102,14 +2158,60 @@
           <w:sz w:val="22"/>
         </w:rPr>
         <w:t>제5절 권역별 SHAP 분석 — 강남3구와 비강남의 구성 차이</w:t>
+      </w:r>
+      <w:r>
+        <w:rPr>
+          <w:rFonts w:ascii="바탕" w:hAnsi="바탕" w:eastAsia="바탕"/>
+          <w:b w:val="0"/>
+          <w:i w:val="0"/>
+          <w:sz w:val="22"/>
+        </w:rPr>
+        <w:tab/>
+      </w:r>
+      <w:r>
+        <w:rPr>
+          <w:rFonts w:eastAsia="바탕"/>
+          <w:sz w:val="22"/>
+        </w:rPr>
+        <w:fldChar w:fldCharType="begin"/>
+      </w:r>
+      <w:r>
+        <w:rPr>
+          <w:rFonts w:eastAsia="바탕"/>
+          <w:sz w:val="22"/>
+        </w:rPr>
+        <w:instrText xml:space="preserve"> PAGEREF _h_24 \h </w:instrText>
+      </w:r>
+      <w:r>
+        <w:rPr>
+          <w:rFonts w:eastAsia="바탕"/>
+          <w:sz w:val="22"/>
+        </w:rPr>
+        <w:fldChar w:fldCharType="separate"/>
+      </w:r>
+      <w:r>
+        <w:rPr>
+          <w:rFonts w:eastAsia="바탕"/>
+          <w:sz w:val="22"/>
+        </w:rPr>
+        <w:t>0</w:t>
+      </w:r>
+      <w:r>
+        <w:rPr>
+          <w:rFonts w:eastAsia="바탕"/>
+          <w:sz w:val="22"/>
+        </w:rPr>
+        <w:fldChar w:fldCharType="end"/>
       </w:r>
     </w:p>
     <w:p>
       <w:pPr>
-        <w:pStyle w:val="ListBullet"/>
+        <w:tabs>
+          <w:tab w:pos="7937" w:val="right" w:leader="dot"/>
+        </w:tabs>
         <w:spacing w:line="384" w:lineRule="auto" w:after="0"/>
-        <w:ind w:firstLine="0"/>
-        <w:jc w:val="both"/>
+        <w:ind w:firstLine="0" w:left="397"/>
+        <w:jc w:val="left"/>
       </w:pPr>
       <w:r>
         <w:rPr>
@@ -1119,14 +2221,60 @@
           <w:sz w:val="22"/>
         </w:rPr>
         <w:t>제6절 연도별 SHAP 분석 — 시장 국면별 설명 신호의 변동</w:t>
+      </w:r>
+      <w:r>
+        <w:rPr>
+          <w:rFonts w:ascii="바탕" w:hAnsi="바탕" w:eastAsia="바탕"/>
+          <w:b w:val="0"/>
+          <w:i w:val="0"/>
+          <w:sz w:val="22"/>
+        </w:rPr>
+        <w:tab/>
+      </w:r>
+      <w:r>
+        <w:rPr>
+          <w:rFonts w:eastAsia="바탕"/>
+          <w:sz w:val="22"/>
+        </w:rPr>
+        <w:fldChar w:fldCharType="begin"/>
+      </w:r>
+      <w:r>
+        <w:rPr>
+          <w:rFonts w:eastAsia="바탕"/>
+          <w:sz w:val="22"/>
+        </w:rPr>
+        <w:instrText xml:space="preserve"> PAGEREF _h_25 \h </w:instrText>
+      </w:r>
+      <w:r>
+        <w:rPr>
+          <w:rFonts w:eastAsia="바탕"/>
+          <w:sz w:val="22"/>
+        </w:rPr>
+        <w:fldChar w:fldCharType="separate"/>
+      </w:r>
+      <w:r>
+        <w:rPr>
+          <w:rFonts w:eastAsia="바탕"/>
+          <w:sz w:val="22"/>
+        </w:rPr>
+        <w:t>0</w:t>
+      </w:r>
+      <w:r>
+        <w:rPr>
+          <w:rFonts w:eastAsia="바탕"/>
+          <w:sz w:val="22"/>
+        </w:rPr>
+        <w:fldChar w:fldCharType="end"/>
       </w:r>
     </w:p>
     <w:p>
       <w:pPr>
-        <w:pStyle w:val="ListBullet"/>
+        <w:tabs>
+          <w:tab w:pos="7937" w:val="right" w:leader="dot"/>
+        </w:tabs>
         <w:spacing w:line="384" w:lineRule="auto" w:after="0"/>
-        <w:ind w:firstLine="0"/>
-        <w:jc w:val="both"/>
+        <w:ind w:firstLine="0" w:left="397"/>
+        <w:jc w:val="left"/>
       </w:pPr>
       <w:r>
         <w:rPr>
@@ -1136,13 +2284,59 @@
           <w:sz w:val="22"/>
         </w:rPr>
         <w:t>제7절 연도×권역 교차 SHAP 분석 — 시공간 이질성의 실증</w:t>
+      </w:r>
+      <w:r>
+        <w:rPr>
+          <w:rFonts w:ascii="바탕" w:hAnsi="바탕" w:eastAsia="바탕"/>
+          <w:b w:val="0"/>
+          <w:i w:val="0"/>
+          <w:sz w:val="22"/>
+        </w:rPr>
+        <w:tab/>
+      </w:r>
+      <w:r>
+        <w:rPr>
+          <w:rFonts w:eastAsia="바탕"/>
+          <w:sz w:val="22"/>
+        </w:rPr>
+        <w:fldChar w:fldCharType="begin"/>
+      </w:r>
+      <w:r>
+        <w:rPr>
+          <w:rFonts w:eastAsia="바탕"/>
+          <w:sz w:val="22"/>
+        </w:rPr>
+        <w:instrText xml:space="preserve"> PAGEREF _h_26 \h </w:instrText>
+      </w:r>
+      <w:r>
+        <w:rPr>
+          <w:rFonts w:eastAsia="바탕"/>
+          <w:sz w:val="22"/>
+        </w:rPr>
+        <w:fldChar w:fldCharType="separate"/>
+      </w:r>
+      <w:r>
+        <w:rPr>
+          <w:rFonts w:eastAsia="바탕"/>
+          <w:sz w:val="22"/>
+        </w:rPr>
+        <w:t>0</w:t>
+      </w:r>
+      <w:r>
+        <w:rPr>
+          <w:rFonts w:eastAsia="바탕"/>
+          <w:sz w:val="22"/>
+        </w:rPr>
+        <w:fldChar w:fldCharType="end"/>
       </w:r>
     </w:p>
     <w:p>
       <w:pPr>
-        <w:pStyle w:val="Heading2"/>
-        <w:spacing w:line="384" w:lineRule="auto" w:before="360" w:after="240"/>
-        <w:ind w:firstLine="0"/>
+        <w:tabs>
+          <w:tab w:pos="7937" w:val="right" w:leader="dot"/>
+        </w:tabs>
+        <w:spacing w:line="384" w:lineRule="auto" w:after="0"/>
+        <w:ind w:firstLine="0" w:left="0"/>
         <w:jc w:val="left"/>
       </w:pPr>
       <w:r>
@@ -1150,17 +2344,68 @@
           <w:rFonts w:ascii="바탕" w:hAnsi="바탕" w:eastAsia="바탕"/>
           <w:b/>
           <w:i w:val="0"/>
-          <w:sz w:val="26"/>
+          <w:sz w:val="22"/>
         </w:rPr>
         <w:t>제5장 결론</w:t>
+      </w:r>
+      <w:r>
+        <w:rPr>
+          <w:rFonts w:ascii="바탕" w:hAnsi="바탕" w:eastAsia="바탕"/>
+          <w:b/>
+          <w:i w:val="0"/>
+          <w:sz w:val="22"/>
+        </w:rPr>
+        <w:tab/>
+      </w:r>
+      <w:r>
+        <w:rPr>
+          <w:rFonts w:eastAsia="바탕"/>
+          <w:sz w:val="22"/>
+          <w:b/>
+        </w:rPr>
+        <w:fldChar w:fldCharType="begin"/>
+      </w:r>
+      <w:r>
+        <w:rPr>
+          <w:rFonts w:eastAsia="바탕"/>
+          <w:sz w:val="22"/>
+          <w:b/>
+        </w:rPr>
+        <w:instrText xml:space="preserve"> PAGEREF _h_27 \h </w:instrText>
+      </w:r>
+      <w:r>
+        <w:rPr>
+          <w:rFonts w:eastAsia="바탕"/>
+          <w:sz w:val="22"/>
+          <w:b/>
+        </w:rPr>
+        <w:fldChar w:fldCharType="separate"/>
+      </w:r>
+      <w:r>
+        <w:rPr>
+          <w:rFonts w:eastAsia="바탕"/>
+          <w:sz w:val="22"/>
+          <w:b/>
+        </w:rPr>
+        <w:t>0</w:t>
+      </w:r>
+      <w:r>
+        <w:rPr>
+          <w:rFonts w:eastAsia="바탕"/>
+          <w:sz w:val="22"/>
+          <w:b/>
+        </w:rPr>
+        <w:fldChar w:fldCharType="end"/>
       </w:r>
     </w:p>
     <w:p>
       <w:pPr>
-        <w:pStyle w:val="ListBullet"/>
+        <w:tabs>
+          <w:tab w:pos="7937" w:val="right" w:leader="dot"/>
+        </w:tabs>
         <w:spacing w:line="384" w:lineRule="auto" w:after="0"/>
-        <w:ind w:firstLine="0"/>
-        <w:jc w:val="both"/>
+        <w:ind w:firstLine="0" w:left="397"/>
+        <w:jc w:val="left"/>
       </w:pPr>
       <w:r>
         <w:rPr>
@@ -1170,14 +2415,60 @@
           <w:sz w:val="22"/>
         </w:rPr>
         <w:t>제1절 연구 결과 요약</w:t>
+      </w:r>
+      <w:r>
+        <w:rPr>
+          <w:rFonts w:ascii="바탕" w:hAnsi="바탕" w:eastAsia="바탕"/>
+          <w:b w:val="0"/>
+          <w:i w:val="0"/>
+          <w:sz w:val="22"/>
+        </w:rPr>
+        <w:tab/>
+      </w:r>
+      <w:r>
+        <w:rPr>
+          <w:rFonts w:eastAsia="바탕"/>
+          <w:sz w:val="22"/>
+        </w:rPr>
+        <w:fldChar w:fldCharType="begin"/>
+      </w:r>
+      <w:r>
+        <w:rPr>
+          <w:rFonts w:eastAsia="바탕"/>
+          <w:sz w:val="22"/>
+        </w:rPr>
+        <w:instrText xml:space="preserve"> PAGEREF _h_28 \h </w:instrText>
+      </w:r>
+      <w:r>
+        <w:rPr>
+          <w:rFonts w:eastAsia="바탕"/>
+          <w:sz w:val="22"/>
+        </w:rPr>
+        <w:fldChar w:fldCharType="separate"/>
+      </w:r>
+      <w:r>
+        <w:rPr>
+          <w:rFonts w:eastAsia="바탕"/>
+          <w:sz w:val="22"/>
+        </w:rPr>
+        <w:t>0</w:t>
+      </w:r>
+      <w:r>
+        <w:rPr>
+          <w:rFonts w:eastAsia="바탕"/>
+          <w:sz w:val="22"/>
+        </w:rPr>
+        <w:fldChar w:fldCharType="end"/>
       </w:r>
     </w:p>
     <w:p>
       <w:pPr>
-        <w:pStyle w:val="ListBullet"/>
+        <w:tabs>
+          <w:tab w:pos="7937" w:val="right" w:leader="dot"/>
+        </w:tabs>
         <w:spacing w:line="384" w:lineRule="auto" w:after="0"/>
-        <w:ind w:firstLine="0"/>
-        <w:jc w:val="both"/>
+        <w:ind w:firstLine="0" w:left="397"/>
+        <w:jc w:val="left"/>
       </w:pPr>
       <w:r>
         <w:rPr>
@@ -1187,14 +2478,60 @@
           <w:sz w:val="22"/>
         </w:rPr>
         <w:t>제2절 시사점</w:t>
+      </w:r>
+      <w:r>
+        <w:rPr>
+          <w:rFonts w:ascii="바탕" w:hAnsi="바탕" w:eastAsia="바탕"/>
+          <w:b w:val="0"/>
+          <w:i w:val="0"/>
+          <w:sz w:val="22"/>
+        </w:rPr>
+        <w:tab/>
+      </w:r>
+      <w:r>
+        <w:rPr>
+          <w:rFonts w:eastAsia="바탕"/>
+          <w:sz w:val="22"/>
+        </w:rPr>
+        <w:fldChar w:fldCharType="begin"/>
+      </w:r>
+      <w:r>
+        <w:rPr>
+          <w:rFonts w:eastAsia="바탕"/>
+          <w:sz w:val="22"/>
+        </w:rPr>
+        <w:instrText xml:space="preserve"> PAGEREF _h_29 \h </w:instrText>
+      </w:r>
+      <w:r>
+        <w:rPr>
+          <w:rFonts w:eastAsia="바탕"/>
+          <w:sz w:val="22"/>
+        </w:rPr>
+        <w:fldChar w:fldCharType="separate"/>
+      </w:r>
+      <w:r>
+        <w:rPr>
+          <w:rFonts w:eastAsia="바탕"/>
+          <w:sz w:val="22"/>
+        </w:rPr>
+        <w:t>0</w:t>
+      </w:r>
+      <w:r>
+        <w:rPr>
+          <w:rFonts w:eastAsia="바탕"/>
+          <w:sz w:val="22"/>
+        </w:rPr>
+        <w:fldChar w:fldCharType="end"/>
       </w:r>
     </w:p>
     <w:p>
       <w:pPr>
-        <w:pStyle w:val="ListBullet"/>
+        <w:tabs>
+          <w:tab w:pos="7937" w:val="right" w:leader="dot"/>
+        </w:tabs>
         <w:spacing w:line="384" w:lineRule="auto" w:after="0"/>
-        <w:ind w:firstLine="0"/>
-        <w:jc w:val="both"/>
+        <w:ind w:firstLine="0" w:left="397"/>
+        <w:jc w:val="left"/>
       </w:pPr>
       <w:r>
         <w:rPr>
@@ -1204,40 +2541,186 @@
           <w:sz w:val="22"/>
         </w:rPr>
         <w:t>제3절 연구의 한계 및 향후 과제</w:t>
+      </w:r>
+      <w:r>
+        <w:rPr>
+          <w:rFonts w:ascii="바탕" w:hAnsi="바탕" w:eastAsia="바탕"/>
+          <w:b w:val="0"/>
+          <w:i w:val="0"/>
+          <w:sz w:val="22"/>
+        </w:rPr>
+        <w:tab/>
+      </w:r>
+      <w:r>
+        <w:rPr>
+          <w:rFonts w:eastAsia="바탕"/>
+          <w:sz w:val="22"/>
+        </w:rPr>
+        <w:fldChar w:fldCharType="begin"/>
+      </w:r>
+      <w:r>
+        <w:rPr>
+          <w:rFonts w:eastAsia="바탕"/>
+          <w:sz w:val="22"/>
+        </w:rPr>
+        <w:instrText xml:space="preserve"> PAGEREF _h_30 \h </w:instrText>
+      </w:r>
+      <w:r>
+        <w:rPr>
+          <w:rFonts w:eastAsia="바탕"/>
+          <w:sz w:val="22"/>
+        </w:rPr>
+        <w:fldChar w:fldCharType="separate"/>
+      </w:r>
+      <w:r>
+        <w:rPr>
+          <w:rFonts w:eastAsia="바탕"/>
+          <w:sz w:val="22"/>
+        </w:rPr>
+        <w:t>0</w:t>
+      </w:r>
+      <w:r>
+        <w:rPr>
+          <w:rFonts w:eastAsia="바탕"/>
+          <w:sz w:val="22"/>
+        </w:rPr>
+        <w:fldChar w:fldCharType="end"/>
       </w:r>
     </w:p>
     <w:p>
       <w:pPr>
-        <w:pStyle w:val="ListBullet"/>
+        <w:tabs>
+          <w:tab w:pos="7937" w:val="right" w:leader="dot"/>
+        </w:tabs>
         <w:spacing w:line="384" w:lineRule="auto" w:after="0"/>
-        <w:ind w:firstLine="0"/>
-        <w:jc w:val="both"/>
-      </w:pPr>
-      <w:r>
-        <w:rPr>
-          <w:rFonts w:ascii="바탕" w:hAnsi="바탕" w:eastAsia="바탕"/>
-          <w:b w:val="0"/>
+        <w:ind w:firstLine="0" w:left="0"/>
+        <w:jc w:val="left"/>
+      </w:pPr>
+      <w:r>
+        <w:rPr>
+          <w:rFonts w:ascii="바탕" w:hAnsi="바탕" w:eastAsia="바탕"/>
+          <w:b/>
           <w:i w:val="0"/>
           <w:sz w:val="22"/>
         </w:rPr>
         <w:t>참고문헌</w:t>
+      </w:r>
+      <w:r>
+        <w:rPr>
+          <w:rFonts w:ascii="바탕" w:hAnsi="바탕" w:eastAsia="바탕"/>
+          <w:b/>
+          <w:i w:val="0"/>
+          <w:sz w:val="22"/>
+        </w:rPr>
+        <w:tab/>
+      </w:r>
+      <w:r>
+        <w:rPr>
+          <w:rFonts w:eastAsia="바탕"/>
+          <w:sz w:val="22"/>
+          <w:b/>
+        </w:rPr>
+        <w:fldChar w:fldCharType="begin"/>
+      </w:r>
+      <w:r>
+        <w:rPr>
+          <w:rFonts w:eastAsia="바탕"/>
+          <w:sz w:val="22"/>
+          <w:b/>
+        </w:rPr>
+        <w:instrText xml:space="preserve"> PAGEREF _h_31 \h </w:instrText>
+      </w:r>
+      <w:r>
+        <w:rPr>
+          <w:rFonts w:eastAsia="바탕"/>
+          <w:sz w:val="22"/>
+          <w:b/>
+        </w:rPr>
+        <w:fldChar w:fldCharType="separate"/>
+      </w:r>
+      <w:r>
+        <w:rPr>
+          <w:rFonts w:eastAsia="바탕"/>
+          <w:sz w:val="22"/>
+          <w:b/>
+        </w:rPr>
+        <w:t>0</w:t>
+      </w:r>
+      <w:r>
+        <w:rPr>
+          <w:rFonts w:eastAsia="바탕"/>
+          <w:sz w:val="22"/>
+          <w:b/>
+        </w:rPr>
+        <w:fldChar w:fldCharType="end"/>
       </w:r>
     </w:p>
     <w:p>
       <w:pPr>
-        <w:pStyle w:val="ListBullet"/>
+        <w:tabs>
+          <w:tab w:pos="7937" w:val="right" w:leader="dot"/>
+        </w:tabs>
         <w:spacing w:line="384" w:lineRule="auto" w:after="0"/>
-        <w:ind w:firstLine="0"/>
-        <w:jc w:val="both"/>
-      </w:pPr>
-      <w:r>
-        <w:rPr>
-          <w:rFonts w:ascii="바탕" w:hAnsi="바탕" w:eastAsia="바탕"/>
-          <w:b w:val="0"/>
+        <w:ind w:firstLine="0" w:left="0"/>
+        <w:jc w:val="left"/>
+      </w:pPr>
+      <w:r>
+        <w:rPr>
+          <w:rFonts w:ascii="바탕" w:hAnsi="바탕" w:eastAsia="바탕"/>
+          <w:b/>
           <w:i w:val="0"/>
           <w:sz w:val="22"/>
         </w:rPr>
         <w:t>Abstract</w:t>
+      </w:r>
+      <w:r>
+        <w:rPr>
+          <w:rFonts w:ascii="바탕" w:hAnsi="바탕" w:eastAsia="바탕"/>
+          <w:b/>
+          <w:i w:val="0"/>
+          <w:sz w:val="22"/>
+        </w:rPr>
+        <w:tab/>
+      </w:r>
+      <w:r>
+        <w:rPr>
+          <w:rFonts w:eastAsia="바탕"/>
+          <w:sz w:val="22"/>
+          <w:b/>
+        </w:rPr>
+        <w:fldChar w:fldCharType="begin"/>
+      </w:r>
+      <w:r>
+        <w:rPr>
+          <w:rFonts w:eastAsia="바탕"/>
+          <w:sz w:val="22"/>
+          <w:b/>
+        </w:rPr>
+        <w:instrText xml:space="preserve"> PAGEREF _h_35 \h </w:instrText>
+      </w:r>
+      <w:r>
+        <w:rPr>
+          <w:rFonts w:eastAsia="바탕"/>
+          <w:sz w:val="22"/>
+          <w:b/>
+        </w:rPr>
+        <w:fldChar w:fldCharType="separate"/>
+      </w:r>
+      <w:r>
+        <w:rPr>
+          <w:rFonts w:eastAsia="바탕"/>
+          <w:sz w:val="22"/>
+          <w:b/>
+        </w:rPr>
+        <w:t>0</w:t>
+      </w:r>
+      <w:r>
+        <w:rPr>
+          <w:rFonts w:eastAsia="바탕"/>
+          <w:sz w:val="22"/>
+          <w:b/>
+        </w:rPr>
+        <w:fldChar w:fldCharType="end"/>
       </w:r>
     </w:p>
     <w:p>
@@ -1252,6 +2735,7 @@
         <w:ind w:firstLine="0"/>
         <w:jc w:val="center"/>
       </w:pPr>
+      <w:bookmarkStart w:id="1002" w:name="_h_3"/>
       <w:r>
         <w:rPr>
           <w:rFonts w:ascii="바탕" w:hAnsi="바탕" w:eastAsia="바탕"/>
@@ -1261,13 +2745,16 @@
         </w:rPr>
         <w:t>표 목차</w:t>
       </w:r>
+      <w:bookmarkEnd w:id="1002"/>
     </w:p>
     <w:p>
       <w:pPr>
-        <w:pStyle w:val="ListBullet"/>
+        <w:tabs>
+          <w:tab w:pos="7937" w:val="right" w:leader="dot"/>
+        </w:tabs>
         <w:spacing w:line="384" w:lineRule="auto" w:after="0"/>
-        <w:ind w:firstLine="0"/>
-        <w:jc w:val="both"/>
+        <w:ind w:firstLine="0" w:left="0"/>
+        <w:jc w:val="left"/>
       </w:pPr>
       <w:r>
         <w:rPr>
@@ -1277,14 +2764,60 @@
           <w:sz w:val="22"/>
         </w:rPr>
         <w:t>&lt;표 3-1&gt; 종속변수 및 독립변수 정의·데이터 출처</w:t>
+      </w:r>
+      <w:r>
+        <w:rPr>
+          <w:rFonts w:ascii="바탕" w:hAnsi="바탕" w:eastAsia="바탕"/>
+          <w:b w:val="0"/>
+          <w:i w:val="0"/>
+          <w:sz w:val="22"/>
+        </w:rPr>
+        <w:tab/>
+      </w:r>
+      <w:r>
+        <w:rPr>
+          <w:rFonts w:eastAsia="바탕"/>
+          <w:sz w:val="22"/>
+        </w:rPr>
+        <w:fldChar w:fldCharType="begin"/>
+      </w:r>
+      <w:r>
+        <w:rPr>
+          <w:rFonts w:eastAsia="바탕"/>
+          <w:sz w:val="22"/>
+        </w:rPr>
+        <w:instrText xml:space="preserve"> PAGEREF _t_3_1 \h </w:instrText>
+      </w:r>
+      <w:r>
+        <w:rPr>
+          <w:rFonts w:eastAsia="바탕"/>
+          <w:sz w:val="22"/>
+        </w:rPr>
+        <w:fldChar w:fldCharType="separate"/>
+      </w:r>
+      <w:r>
+        <w:rPr>
+          <w:rFonts w:eastAsia="바탕"/>
+          <w:sz w:val="22"/>
+        </w:rPr>
+        <w:t>0</w:t>
+      </w:r>
+      <w:r>
+        <w:rPr>
+          <w:rFonts w:eastAsia="바탕"/>
+          <w:sz w:val="22"/>
+        </w:rPr>
+        <w:fldChar w:fldCharType="end"/>
       </w:r>
     </w:p>
     <w:p>
       <w:pPr>
-        <w:pStyle w:val="ListBullet"/>
+        <w:tabs>
+          <w:tab w:pos="7937" w:val="right" w:leader="dot"/>
+        </w:tabs>
         <w:spacing w:line="384" w:lineRule="auto" w:after="0"/>
-        <w:ind w:firstLine="0"/>
-        <w:jc w:val="both"/>
+        <w:ind w:firstLine="0" w:left="0"/>
+        <w:jc w:val="left"/>
       </w:pPr>
       <w:r>
         <w:rPr>
@@ -1294,14 +2827,60 @@
           <w:sz w:val="22"/>
         </w:rPr>
         <w:t>&lt;표 4-1&gt; 종속변수 및 주요 변수 기술통계</w:t>
+      </w:r>
+      <w:r>
+        <w:rPr>
+          <w:rFonts w:ascii="바탕" w:hAnsi="바탕" w:eastAsia="바탕"/>
+          <w:b w:val="0"/>
+          <w:i w:val="0"/>
+          <w:sz w:val="22"/>
+        </w:rPr>
+        <w:tab/>
+      </w:r>
+      <w:r>
+        <w:rPr>
+          <w:rFonts w:eastAsia="바탕"/>
+          <w:sz w:val="22"/>
+        </w:rPr>
+        <w:fldChar w:fldCharType="begin"/>
+      </w:r>
+      <w:r>
+        <w:rPr>
+          <w:rFonts w:eastAsia="바탕"/>
+          <w:sz w:val="22"/>
+        </w:rPr>
+        <w:instrText xml:space="preserve"> PAGEREF _t_4_1 \h </w:instrText>
+      </w:r>
+      <w:r>
+        <w:rPr>
+          <w:rFonts w:eastAsia="바탕"/>
+          <w:sz w:val="22"/>
+        </w:rPr>
+        <w:fldChar w:fldCharType="separate"/>
+      </w:r>
+      <w:r>
+        <w:rPr>
+          <w:rFonts w:eastAsia="바탕"/>
+          <w:sz w:val="22"/>
+        </w:rPr>
+        <w:t>0</w:t>
+      </w:r>
+      <w:r>
+        <w:rPr>
+          <w:rFonts w:eastAsia="바탕"/>
+          <w:sz w:val="22"/>
+        </w:rPr>
+        <w:fldChar w:fldCharType="end"/>
       </w:r>
     </w:p>
     <w:p>
       <w:pPr>
-        <w:pStyle w:val="ListBullet"/>
+        <w:tabs>
+          <w:tab w:pos="7937" w:val="right" w:leader="dot"/>
+        </w:tabs>
         <w:spacing w:line="384" w:lineRule="auto" w:after="0"/>
-        <w:ind w:firstLine="0"/>
-        <w:jc w:val="both"/>
+        <w:ind w:firstLine="0" w:left="0"/>
+        <w:jc w:val="left"/>
       </w:pPr>
       <w:r>
         <w:rPr>
@@ -1311,14 +2890,60 @@
           <w:sz w:val="22"/>
         </w:rPr>
         <w:t>&lt;표 4-2&gt; 주요 거리 기반 변수 분포 (단지 8,601 기준)</w:t>
+      </w:r>
+      <w:r>
+        <w:rPr>
+          <w:rFonts w:ascii="바탕" w:hAnsi="바탕" w:eastAsia="바탕"/>
+          <w:b w:val="0"/>
+          <w:i w:val="0"/>
+          <w:sz w:val="22"/>
+        </w:rPr>
+        <w:tab/>
+      </w:r>
+      <w:r>
+        <w:rPr>
+          <w:rFonts w:eastAsia="바탕"/>
+          <w:sz w:val="22"/>
+        </w:rPr>
+        <w:fldChar w:fldCharType="begin"/>
+      </w:r>
+      <w:r>
+        <w:rPr>
+          <w:rFonts w:eastAsia="바탕"/>
+          <w:sz w:val="22"/>
+        </w:rPr>
+        <w:instrText xml:space="preserve"> PAGEREF _t_4_2 \h </w:instrText>
+      </w:r>
+      <w:r>
+        <w:rPr>
+          <w:rFonts w:eastAsia="바탕"/>
+          <w:sz w:val="22"/>
+        </w:rPr>
+        <w:fldChar w:fldCharType="separate"/>
+      </w:r>
+      <w:r>
+        <w:rPr>
+          <w:rFonts w:eastAsia="바탕"/>
+          <w:sz w:val="22"/>
+        </w:rPr>
+        <w:t>0</w:t>
+      </w:r>
+      <w:r>
+        <w:rPr>
+          <w:rFonts w:eastAsia="바탕"/>
+          <w:sz w:val="22"/>
+        </w:rPr>
+        <w:fldChar w:fldCharType="end"/>
       </w:r>
     </w:p>
     <w:p>
       <w:pPr>
-        <w:pStyle w:val="ListBullet"/>
+        <w:tabs>
+          <w:tab w:pos="7937" w:val="right" w:leader="dot"/>
+        </w:tabs>
         <w:spacing w:line="384" w:lineRule="auto" w:after="0"/>
-        <w:ind w:firstLine="0"/>
-        <w:jc w:val="both"/>
+        <w:ind w:firstLine="0" w:left="0"/>
+        <w:jc w:val="left"/>
       </w:pPr>
       <w:r>
         <w:rPr>
@@ -1328,14 +2953,60 @@
           <w:sz w:val="22"/>
         </w:rPr>
         <w:t>&lt;표 4-3&gt; 주요 시설 도보 추정 시간 분포</w:t>
+      </w:r>
+      <w:r>
+        <w:rPr>
+          <w:rFonts w:ascii="바탕" w:hAnsi="바탕" w:eastAsia="바탕"/>
+          <w:b w:val="0"/>
+          <w:i w:val="0"/>
+          <w:sz w:val="22"/>
+        </w:rPr>
+        <w:tab/>
+      </w:r>
+      <w:r>
+        <w:rPr>
+          <w:rFonts w:eastAsia="바탕"/>
+          <w:sz w:val="22"/>
+        </w:rPr>
+        <w:fldChar w:fldCharType="begin"/>
+      </w:r>
+      <w:r>
+        <w:rPr>
+          <w:rFonts w:eastAsia="바탕"/>
+          <w:sz w:val="22"/>
+        </w:rPr>
+        <w:instrText xml:space="preserve"> PAGEREF _t_4_3 \h </w:instrText>
+      </w:r>
+      <w:r>
+        <w:rPr>
+          <w:rFonts w:eastAsia="바탕"/>
+          <w:sz w:val="22"/>
+        </w:rPr>
+        <w:fldChar w:fldCharType="separate"/>
+      </w:r>
+      <w:r>
+        <w:rPr>
+          <w:rFonts w:eastAsia="바탕"/>
+          <w:sz w:val="22"/>
+        </w:rPr>
+        <w:t>0</w:t>
+      </w:r>
+      <w:r>
+        <w:rPr>
+          <w:rFonts w:eastAsia="바탕"/>
+          <w:sz w:val="22"/>
+        </w:rPr>
+        <w:fldChar w:fldCharType="end"/>
       </w:r>
     </w:p>
     <w:p>
       <w:pPr>
-        <w:pStyle w:val="ListBullet"/>
+        <w:tabs>
+          <w:tab w:pos="7937" w:val="right" w:leader="dot"/>
+        </w:tabs>
         <w:spacing w:line="384" w:lineRule="auto" w:after="0"/>
-        <w:ind w:firstLine="0"/>
-        <w:jc w:val="both"/>
+        <w:ind w:firstLine="0" w:left="0"/>
+        <w:jc w:val="left"/>
       </w:pPr>
       <w:r>
         <w:rPr>
@@ -1345,14 +3016,60 @@
           <w:sz w:val="22"/>
         </w:rPr>
         <w:t>&lt;표 4-4&gt; 모형별·분할별 예측 성능 비교 (log(㎡당 가격))</w:t>
+      </w:r>
+      <w:r>
+        <w:rPr>
+          <w:rFonts w:ascii="바탕" w:hAnsi="바탕" w:eastAsia="바탕"/>
+          <w:b w:val="0"/>
+          <w:i w:val="0"/>
+          <w:sz w:val="22"/>
+        </w:rPr>
+        <w:tab/>
+      </w:r>
+      <w:r>
+        <w:rPr>
+          <w:rFonts w:eastAsia="바탕"/>
+          <w:sz w:val="22"/>
+        </w:rPr>
+        <w:fldChar w:fldCharType="begin"/>
+      </w:r>
+      <w:r>
+        <w:rPr>
+          <w:rFonts w:eastAsia="바탕"/>
+          <w:sz w:val="22"/>
+        </w:rPr>
+        <w:instrText xml:space="preserve"> PAGEREF _t_4_4 \h </w:instrText>
+      </w:r>
+      <w:r>
+        <w:rPr>
+          <w:rFonts w:eastAsia="바탕"/>
+          <w:sz w:val="22"/>
+        </w:rPr>
+        <w:fldChar w:fldCharType="separate"/>
+      </w:r>
+      <w:r>
+        <w:rPr>
+          <w:rFonts w:eastAsia="바탕"/>
+          <w:sz w:val="22"/>
+        </w:rPr>
+        <w:t>0</w:t>
+      </w:r>
+      <w:r>
+        <w:rPr>
+          <w:rFonts w:eastAsia="바탕"/>
+          <w:sz w:val="22"/>
+        </w:rPr>
+        <w:fldChar w:fldCharType="end"/>
       </w:r>
     </w:p>
     <w:p>
       <w:pPr>
-        <w:pStyle w:val="ListBullet"/>
+        <w:tabs>
+          <w:tab w:pos="7937" w:val="right" w:leader="dot"/>
+        </w:tabs>
         <w:spacing w:line="384" w:lineRule="auto" w:after="0"/>
-        <w:ind w:firstLine="0"/>
-        <w:jc w:val="both"/>
+        <w:ind w:firstLine="0" w:left="0"/>
+        <w:jc w:val="left"/>
       </w:pPr>
       <w:r>
         <w:rPr>
@@ -1362,14 +3079,60 @@
           <w:sz w:val="22"/>
         </w:rPr>
         <w:t>&lt;표 4-5&gt; 행정동 집계 기반 모형 대비 통합 모형 개선폭 (XGBoost)</w:t>
+      </w:r>
+      <w:r>
+        <w:rPr>
+          <w:rFonts w:ascii="바탕" w:hAnsi="바탕" w:eastAsia="바탕"/>
+          <w:b w:val="0"/>
+          <w:i w:val="0"/>
+          <w:sz w:val="22"/>
+        </w:rPr>
+        <w:tab/>
+      </w:r>
+      <w:r>
+        <w:rPr>
+          <w:rFonts w:eastAsia="바탕"/>
+          <w:sz w:val="22"/>
+        </w:rPr>
+        <w:fldChar w:fldCharType="begin"/>
+      </w:r>
+      <w:r>
+        <w:rPr>
+          <w:rFonts w:eastAsia="바탕"/>
+          <w:sz w:val="22"/>
+        </w:rPr>
+        <w:instrText xml:space="preserve"> PAGEREF _t_4_5 \h </w:instrText>
+      </w:r>
+      <w:r>
+        <w:rPr>
+          <w:rFonts w:eastAsia="바탕"/>
+          <w:sz w:val="22"/>
+        </w:rPr>
+        <w:fldChar w:fldCharType="separate"/>
+      </w:r>
+      <w:r>
+        <w:rPr>
+          <w:rFonts w:eastAsia="바탕"/>
+          <w:sz w:val="22"/>
+        </w:rPr>
+        <w:t>0</w:t>
+      </w:r>
+      <w:r>
+        <w:rPr>
+          <w:rFonts w:eastAsia="바탕"/>
+          <w:sz w:val="22"/>
+        </w:rPr>
+        <w:fldChar w:fldCharType="end"/>
       </w:r>
     </w:p>
     <w:p>
       <w:pPr>
-        <w:pStyle w:val="ListBullet"/>
+        <w:tabs>
+          <w:tab w:pos="7937" w:val="right" w:leader="dot"/>
+        </w:tabs>
         <w:spacing w:line="384" w:lineRule="auto" w:after="0"/>
-        <w:ind w:firstLine="0"/>
-        <w:jc w:val="both"/>
+        <w:ind w:firstLine="0" w:left="0"/>
+        <w:jc w:val="left"/>
       </w:pPr>
       <w:r>
         <w:rPr>
@@ -1379,14 +3142,60 @@
           <w:sz w:val="22"/>
         </w:rPr>
         <w:t>&lt;표 4-6&gt; Ablation 시나리오별 XGBoost R² (동일 테스트 조건)</w:t>
+      </w:r>
+      <w:r>
+        <w:rPr>
+          <w:rFonts w:ascii="바탕" w:hAnsi="바탕" w:eastAsia="바탕"/>
+          <w:b w:val="0"/>
+          <w:i w:val="0"/>
+          <w:sz w:val="22"/>
+        </w:rPr>
+        <w:tab/>
+      </w:r>
+      <w:r>
+        <w:rPr>
+          <w:rFonts w:eastAsia="바탕"/>
+          <w:sz w:val="22"/>
+        </w:rPr>
+        <w:fldChar w:fldCharType="begin"/>
+      </w:r>
+      <w:r>
+        <w:rPr>
+          <w:rFonts w:eastAsia="바탕"/>
+          <w:sz w:val="22"/>
+        </w:rPr>
+        <w:instrText xml:space="preserve"> PAGEREF _t_4_6 \h </w:instrText>
+      </w:r>
+      <w:r>
+        <w:rPr>
+          <w:rFonts w:eastAsia="바탕"/>
+          <w:sz w:val="22"/>
+        </w:rPr>
+        <w:fldChar w:fldCharType="separate"/>
+      </w:r>
+      <w:r>
+        <w:rPr>
+          <w:rFonts w:eastAsia="바탕"/>
+          <w:sz w:val="22"/>
+        </w:rPr>
+        <w:t>0</w:t>
+      </w:r>
+      <w:r>
+        <w:rPr>
+          <w:rFonts w:eastAsia="바탕"/>
+          <w:sz w:val="22"/>
+        </w:rPr>
+        <w:fldChar w:fldCharType="end"/>
       </w:r>
     </w:p>
     <w:p>
       <w:pPr>
-        <w:pStyle w:val="ListBullet"/>
+        <w:tabs>
+          <w:tab w:pos="7937" w:val="right" w:leader="dot"/>
+        </w:tabs>
         <w:spacing w:line="384" w:lineRule="auto" w:after="0"/>
-        <w:ind w:firstLine="0"/>
-        <w:jc w:val="both"/>
+        <w:ind w:firstLine="0" w:left="0"/>
+        <w:jc w:val="left"/>
       </w:pPr>
       <w:r>
         <w:rPr>
@@ -1396,14 +3205,60 @@
           <w:sz w:val="22"/>
         </w:rPr>
         <w:t>&lt;표 4-7&gt; SHAP 기여도 상위 15 변수 (전체 모형)</w:t>
+      </w:r>
+      <w:r>
+        <w:rPr>
+          <w:rFonts w:ascii="바탕" w:hAnsi="바탕" w:eastAsia="바탕"/>
+          <w:b w:val="0"/>
+          <w:i w:val="0"/>
+          <w:sz w:val="22"/>
+        </w:rPr>
+        <w:tab/>
+      </w:r>
+      <w:r>
+        <w:rPr>
+          <w:rFonts w:eastAsia="바탕"/>
+          <w:sz w:val="22"/>
+        </w:rPr>
+        <w:fldChar w:fldCharType="begin"/>
+      </w:r>
+      <w:r>
+        <w:rPr>
+          <w:rFonts w:eastAsia="바탕"/>
+          <w:sz w:val="22"/>
+        </w:rPr>
+        <w:instrText xml:space="preserve"> PAGEREF _t_4_7 \h </w:instrText>
+      </w:r>
+      <w:r>
+        <w:rPr>
+          <w:rFonts w:eastAsia="바탕"/>
+          <w:sz w:val="22"/>
+        </w:rPr>
+        <w:fldChar w:fldCharType="separate"/>
+      </w:r>
+      <w:r>
+        <w:rPr>
+          <w:rFonts w:eastAsia="바탕"/>
+          <w:sz w:val="22"/>
+        </w:rPr>
+        <w:t>0</w:t>
+      </w:r>
+      <w:r>
+        <w:rPr>
+          <w:rFonts w:eastAsia="바탕"/>
+          <w:sz w:val="22"/>
+        </w:rPr>
+        <w:fldChar w:fldCharType="end"/>
       </w:r>
     </w:p>
     <w:p>
       <w:pPr>
-        <w:pStyle w:val="ListBullet"/>
+        <w:tabs>
+          <w:tab w:pos="7937" w:val="right" w:leader="dot"/>
+        </w:tabs>
         <w:spacing w:line="384" w:lineRule="auto" w:after="0"/>
-        <w:ind w:firstLine="0"/>
-        <w:jc w:val="both"/>
+        <w:ind w:firstLine="0" w:left="0"/>
+        <w:jc w:val="left"/>
       </w:pPr>
       <w:r>
         <w:rPr>
@@ -1413,14 +3268,60 @@
           <w:sz w:val="22"/>
         </w:rPr>
         <w:t>&lt;표 4-8&gt; 권역별 독립 모형의 예측 성능</w:t>
+      </w:r>
+      <w:r>
+        <w:rPr>
+          <w:rFonts w:ascii="바탕" w:hAnsi="바탕" w:eastAsia="바탕"/>
+          <w:b w:val="0"/>
+          <w:i w:val="0"/>
+          <w:sz w:val="22"/>
+        </w:rPr>
+        <w:tab/>
+      </w:r>
+      <w:r>
+        <w:rPr>
+          <w:rFonts w:eastAsia="바탕"/>
+          <w:sz w:val="22"/>
+        </w:rPr>
+        <w:fldChar w:fldCharType="begin"/>
+      </w:r>
+      <w:r>
+        <w:rPr>
+          <w:rFonts w:eastAsia="바탕"/>
+          <w:sz w:val="22"/>
+        </w:rPr>
+        <w:instrText xml:space="preserve"> PAGEREF _t_4_8 \h </w:instrText>
+      </w:r>
+      <w:r>
+        <w:rPr>
+          <w:rFonts w:eastAsia="바탕"/>
+          <w:sz w:val="22"/>
+        </w:rPr>
+        <w:fldChar w:fldCharType="separate"/>
+      </w:r>
+      <w:r>
+        <w:rPr>
+          <w:rFonts w:eastAsia="바탕"/>
+          <w:sz w:val="22"/>
+        </w:rPr>
+        <w:t>0</w:t>
+      </w:r>
+      <w:r>
+        <w:rPr>
+          <w:rFonts w:eastAsia="바탕"/>
+          <w:sz w:val="22"/>
+        </w:rPr>
+        <w:fldChar w:fldCharType="end"/>
       </w:r>
     </w:p>
     <w:p>
       <w:pPr>
-        <w:pStyle w:val="ListBullet"/>
+        <w:tabs>
+          <w:tab w:pos="7937" w:val="right" w:leader="dot"/>
+        </w:tabs>
         <w:spacing w:line="384" w:lineRule="auto" w:after="0"/>
-        <w:ind w:firstLine="0"/>
-        <w:jc w:val="both"/>
+        <w:ind w:firstLine="0" w:left="0"/>
+        <w:jc w:val="left"/>
       </w:pPr>
       <w:r>
         <w:rPr>
@@ -1430,14 +3331,60 @@
           <w:sz w:val="22"/>
         </w:rPr>
         <w:t>&lt;표 4-9&gt; 권역별 SHAP Top 5 변수 (전체 기간 2019-2025)</w:t>
+      </w:r>
+      <w:r>
+        <w:rPr>
+          <w:rFonts w:ascii="바탕" w:hAnsi="바탕" w:eastAsia="바탕"/>
+          <w:b w:val="0"/>
+          <w:i w:val="0"/>
+          <w:sz w:val="22"/>
+        </w:rPr>
+        <w:tab/>
+      </w:r>
+      <w:r>
+        <w:rPr>
+          <w:rFonts w:eastAsia="바탕"/>
+          <w:sz w:val="22"/>
+        </w:rPr>
+        <w:fldChar w:fldCharType="begin"/>
+      </w:r>
+      <w:r>
+        <w:rPr>
+          <w:rFonts w:eastAsia="바탕"/>
+          <w:sz w:val="22"/>
+        </w:rPr>
+        <w:instrText xml:space="preserve"> PAGEREF _t_4_9 \h </w:instrText>
+      </w:r>
+      <w:r>
+        <w:rPr>
+          <w:rFonts w:eastAsia="바탕"/>
+          <w:sz w:val="22"/>
+        </w:rPr>
+        <w:fldChar w:fldCharType="separate"/>
+      </w:r>
+      <w:r>
+        <w:rPr>
+          <w:rFonts w:eastAsia="바탕"/>
+          <w:sz w:val="22"/>
+        </w:rPr>
+        <w:t>0</w:t>
+      </w:r>
+      <w:r>
+        <w:rPr>
+          <w:rFonts w:eastAsia="바탕"/>
+          <w:sz w:val="22"/>
+        </w:rPr>
+        <w:fldChar w:fldCharType="end"/>
       </w:r>
     </w:p>
     <w:p>
       <w:pPr>
-        <w:pStyle w:val="ListBullet"/>
+        <w:tabs>
+          <w:tab w:pos="7937" w:val="right" w:leader="dot"/>
+        </w:tabs>
         <w:spacing w:line="384" w:lineRule="auto" w:after="0"/>
-        <w:ind w:firstLine="0"/>
-        <w:jc w:val="both"/>
+        <w:ind w:firstLine="0" w:left="0"/>
+        <w:jc w:val="left"/>
       </w:pPr>
       <w:r>
         <w:rPr>
@@ -1447,14 +3394,60 @@
           <w:sz w:val="22"/>
         </w:rPr>
         <w:t>&lt;표 4-10&gt; 연도별 전체 모형 XGB 예측 성능</w:t>
+      </w:r>
+      <w:r>
+        <w:rPr>
+          <w:rFonts w:ascii="바탕" w:hAnsi="바탕" w:eastAsia="바탕"/>
+          <w:b w:val="0"/>
+          <w:i w:val="0"/>
+          <w:sz w:val="22"/>
+        </w:rPr>
+        <w:tab/>
+      </w:r>
+      <w:r>
+        <w:rPr>
+          <w:rFonts w:eastAsia="바탕"/>
+          <w:sz w:val="22"/>
+        </w:rPr>
+        <w:fldChar w:fldCharType="begin"/>
+      </w:r>
+      <w:r>
+        <w:rPr>
+          <w:rFonts w:eastAsia="바탕"/>
+          <w:sz w:val="22"/>
+        </w:rPr>
+        <w:instrText xml:space="preserve"> PAGEREF _t_4_10 \h </w:instrText>
+      </w:r>
+      <w:r>
+        <w:rPr>
+          <w:rFonts w:eastAsia="바탕"/>
+          <w:sz w:val="22"/>
+        </w:rPr>
+        <w:fldChar w:fldCharType="separate"/>
+      </w:r>
+      <w:r>
+        <w:rPr>
+          <w:rFonts w:eastAsia="바탕"/>
+          <w:sz w:val="22"/>
+        </w:rPr>
+        <w:t>0</w:t>
+      </w:r>
+      <w:r>
+        <w:rPr>
+          <w:rFonts w:eastAsia="바탕"/>
+          <w:sz w:val="22"/>
+        </w:rPr>
+        <w:fldChar w:fldCharType="end"/>
       </w:r>
     </w:p>
     <w:p>
       <w:pPr>
-        <w:pStyle w:val="ListBullet"/>
+        <w:tabs>
+          <w:tab w:pos="7937" w:val="right" w:leader="dot"/>
+        </w:tabs>
         <w:spacing w:line="384" w:lineRule="auto" w:after="0"/>
-        <w:ind w:firstLine="0"/>
-        <w:jc w:val="both"/>
+        <w:ind w:firstLine="0" w:left="0"/>
+        <w:jc w:val="left"/>
       </w:pPr>
       <w:r>
         <w:rPr>
@@ -1464,14 +3457,60 @@
           <w:sz w:val="22"/>
         </w:rPr>
         <w:t>&lt;표 4-11&gt; 전체 모형 연도별 SHAP 상위 5 변수</w:t>
+      </w:r>
+      <w:r>
+        <w:rPr>
+          <w:rFonts w:ascii="바탕" w:hAnsi="바탕" w:eastAsia="바탕"/>
+          <w:b w:val="0"/>
+          <w:i w:val="0"/>
+          <w:sz w:val="22"/>
+        </w:rPr>
+        <w:tab/>
+      </w:r>
+      <w:r>
+        <w:rPr>
+          <w:rFonts w:eastAsia="바탕"/>
+          <w:sz w:val="22"/>
+        </w:rPr>
+        <w:fldChar w:fldCharType="begin"/>
+      </w:r>
+      <w:r>
+        <w:rPr>
+          <w:rFonts w:eastAsia="바탕"/>
+          <w:sz w:val="22"/>
+        </w:rPr>
+        <w:instrText xml:space="preserve"> PAGEREF _t_4_11 \h </w:instrText>
+      </w:r>
+      <w:r>
+        <w:rPr>
+          <w:rFonts w:eastAsia="바탕"/>
+          <w:sz w:val="22"/>
+        </w:rPr>
+        <w:fldChar w:fldCharType="separate"/>
+      </w:r>
+      <w:r>
+        <w:rPr>
+          <w:rFonts w:eastAsia="바탕"/>
+          <w:sz w:val="22"/>
+        </w:rPr>
+        <w:t>0</w:t>
+      </w:r>
+      <w:r>
+        <w:rPr>
+          <w:rFonts w:eastAsia="바탕"/>
+          <w:sz w:val="22"/>
+        </w:rPr>
+        <w:fldChar w:fldCharType="end"/>
       </w:r>
     </w:p>
     <w:p>
       <w:pPr>
-        <w:pStyle w:val="ListBullet"/>
+        <w:tabs>
+          <w:tab w:pos="7937" w:val="right" w:leader="dot"/>
+        </w:tabs>
         <w:spacing w:line="384" w:lineRule="auto" w:after="0"/>
-        <w:ind w:firstLine="0"/>
-        <w:jc w:val="both"/>
+        <w:ind w:firstLine="0" w:left="0"/>
+        <w:jc w:val="left"/>
       </w:pPr>
       <w:r>
         <w:rPr>
@@ -1481,14 +3520,60 @@
           <w:sz w:val="22"/>
         </w:rPr>
         <w:t>&lt;표 4-12&gt; 연도×권역 XGB R² 피벗</w:t>
+      </w:r>
+      <w:r>
+        <w:rPr>
+          <w:rFonts w:ascii="바탕" w:hAnsi="바탕" w:eastAsia="바탕"/>
+          <w:b w:val="0"/>
+          <w:i w:val="0"/>
+          <w:sz w:val="22"/>
+        </w:rPr>
+        <w:tab/>
+      </w:r>
+      <w:r>
+        <w:rPr>
+          <w:rFonts w:eastAsia="바탕"/>
+          <w:sz w:val="22"/>
+        </w:rPr>
+        <w:fldChar w:fldCharType="begin"/>
+      </w:r>
+      <w:r>
+        <w:rPr>
+          <w:rFonts w:eastAsia="바탕"/>
+          <w:sz w:val="22"/>
+        </w:rPr>
+        <w:instrText xml:space="preserve"> PAGEREF _t_4_12 \h </w:instrText>
+      </w:r>
+      <w:r>
+        <w:rPr>
+          <w:rFonts w:eastAsia="바탕"/>
+          <w:sz w:val="22"/>
+        </w:rPr>
+        <w:fldChar w:fldCharType="separate"/>
+      </w:r>
+      <w:r>
+        <w:rPr>
+          <w:rFonts w:eastAsia="바탕"/>
+          <w:sz w:val="22"/>
+        </w:rPr>
+        <w:t>0</w:t>
+      </w:r>
+      <w:r>
+        <w:rPr>
+          <w:rFonts w:eastAsia="바탕"/>
+          <w:sz w:val="22"/>
+        </w:rPr>
+        <w:fldChar w:fldCharType="end"/>
       </w:r>
     </w:p>
     <w:p>
       <w:pPr>
-        <w:pStyle w:val="ListBullet"/>
+        <w:tabs>
+          <w:tab w:pos="7937" w:val="right" w:leader="dot"/>
+        </w:tabs>
         <w:spacing w:line="384" w:lineRule="auto" w:after="0"/>
-        <w:ind w:firstLine="0"/>
-        <w:jc w:val="both"/>
+        <w:ind w:firstLine="0" w:left="0"/>
+        <w:jc w:val="left"/>
       </w:pPr>
       <w:r>
         <w:rPr>
@@ -1498,14 +3583,60 @@
           <w:sz w:val="22"/>
         </w:rPr>
         <w:t>&lt;표 4-13&gt; 강남3구 연도별 SHAP Top 3 변수</w:t>
+      </w:r>
+      <w:r>
+        <w:rPr>
+          <w:rFonts w:ascii="바탕" w:hAnsi="바탕" w:eastAsia="바탕"/>
+          <w:b w:val="0"/>
+          <w:i w:val="0"/>
+          <w:sz w:val="22"/>
+        </w:rPr>
+        <w:tab/>
+      </w:r>
+      <w:r>
+        <w:rPr>
+          <w:rFonts w:eastAsia="바탕"/>
+          <w:sz w:val="22"/>
+        </w:rPr>
+        <w:fldChar w:fldCharType="begin"/>
+      </w:r>
+      <w:r>
+        <w:rPr>
+          <w:rFonts w:eastAsia="바탕"/>
+          <w:sz w:val="22"/>
+        </w:rPr>
+        <w:instrText xml:space="preserve"> PAGEREF _t_4_13 \h </w:instrText>
+      </w:r>
+      <w:r>
+        <w:rPr>
+          <w:rFonts w:eastAsia="바탕"/>
+          <w:sz w:val="22"/>
+        </w:rPr>
+        <w:fldChar w:fldCharType="separate"/>
+      </w:r>
+      <w:r>
+        <w:rPr>
+          <w:rFonts w:eastAsia="바탕"/>
+          <w:sz w:val="22"/>
+        </w:rPr>
+        <w:t>0</w:t>
+      </w:r>
+      <w:r>
+        <w:rPr>
+          <w:rFonts w:eastAsia="바탕"/>
+          <w:sz w:val="22"/>
+        </w:rPr>
+        <w:fldChar w:fldCharType="end"/>
       </w:r>
     </w:p>
     <w:p>
       <w:pPr>
-        <w:pStyle w:val="ListBullet"/>
+        <w:tabs>
+          <w:tab w:pos="7937" w:val="right" w:leader="dot"/>
+        </w:tabs>
         <w:spacing w:line="384" w:lineRule="auto" w:after="0"/>
-        <w:ind w:firstLine="0"/>
-        <w:jc w:val="both"/>
+        <w:ind w:firstLine="0" w:left="0"/>
+        <w:jc w:val="left"/>
       </w:pPr>
       <w:r>
         <w:rPr>
@@ -1515,6 +3646,50 @@
           <w:sz w:val="22"/>
         </w:rPr>
         <w:t>&lt;표 4-14&gt; 비강남 연도별 SHAP Top 5 변수 (7년 고정 패턴)</w:t>
+      </w:r>
+      <w:r>
+        <w:rPr>
+          <w:rFonts w:ascii="바탕" w:hAnsi="바탕" w:eastAsia="바탕"/>
+          <w:b w:val="0"/>
+          <w:i w:val="0"/>
+          <w:sz w:val="22"/>
+        </w:rPr>
+        <w:tab/>
+      </w:r>
+      <w:r>
+        <w:rPr>
+          <w:rFonts w:eastAsia="바탕"/>
+          <w:sz w:val="22"/>
+        </w:rPr>
+        <w:fldChar w:fldCharType="begin"/>
+      </w:r>
+      <w:r>
+        <w:rPr>
+          <w:rFonts w:eastAsia="바탕"/>
+          <w:sz w:val="22"/>
+        </w:rPr>
+        <w:instrText xml:space="preserve"> PAGEREF _t_4_14 \h </w:instrText>
+      </w:r>
+      <w:r>
+        <w:rPr>
+          <w:rFonts w:eastAsia="바탕"/>
+          <w:sz w:val="22"/>
+        </w:rPr>
+        <w:fldChar w:fldCharType="separate"/>
+      </w:r>
+      <w:r>
+        <w:rPr>
+          <w:rFonts w:eastAsia="바탕"/>
+          <w:sz w:val="22"/>
+        </w:rPr>
+        <w:t>0</w:t>
+      </w:r>
+      <w:r>
+        <w:rPr>
+          <w:rFonts w:eastAsia="바탕"/>
+          <w:sz w:val="22"/>
+        </w:rPr>
+        <w:fldChar w:fldCharType="end"/>
       </w:r>
     </w:p>
     <w:p>
@@ -1524,6 +3699,7 @@
         <w:ind w:firstLine="0"/>
         <w:jc w:val="center"/>
       </w:pPr>
+      <w:bookmarkStart w:id="1003" w:name="_h_4"/>
       <w:r>
         <w:rPr>
           <w:rFonts w:ascii="바탕" w:hAnsi="바탕" w:eastAsia="바탕"/>
@@ -1533,64 +3709,205 @@
         </w:rPr>
         <w:t>그림 목차</w:t>
       </w:r>
+      <w:bookmarkEnd w:id="1003"/>
     </w:p>
     <w:p>
       <w:pPr>
-        <w:pStyle w:val="ListBullet"/>
+        <w:tabs>
+          <w:tab w:pos="7937" w:val="right" w:leader="dot"/>
+        </w:tabs>
         <w:spacing w:line="384" w:lineRule="auto" w:after="0"/>
-        <w:ind w:firstLine="0"/>
-        <w:jc w:val="both"/>
-      </w:pPr>
-      <w:r>
-        <w:rPr>
-          <w:rFonts w:ascii="바탕" w:hAnsi="바탕" w:eastAsia="바탕"/>
-          <w:b w:val="0"/>
-          <w:i w:val="0"/>
-          <w:sz w:val="22"/>
-        </w:rPr>
-        <w:t>&lt;그림 3-1&gt; 연구 흐름도</w:t>
+        <w:ind w:firstLine="0" w:left="0"/>
+        <w:jc w:val="left"/>
+      </w:pPr>
+      <w:r>
+        <w:rPr>
+          <w:rFonts w:ascii="바탕" w:hAnsi="바탕" w:eastAsia="바탕"/>
+          <w:b w:val="0"/>
+          <w:i w:val="0"/>
+          <w:sz w:val="22"/>
+        </w:rPr>
+        <w:t>&lt;그림 2-1&gt; XGBoost 알고리즘 개념도</w:t>
+      </w:r>
+      <w:r>
+        <w:rPr>
+          <w:rFonts w:ascii="바탕" w:hAnsi="바탕" w:eastAsia="바탕"/>
+          <w:b w:val="0"/>
+          <w:i w:val="0"/>
+          <w:sz w:val="22"/>
+        </w:rPr>
+        <w:tab/>
+      </w:r>
+      <w:r>
+        <w:rPr>
+          <w:rFonts w:eastAsia="바탕"/>
+          <w:sz w:val="22"/>
+        </w:rPr>
+        <w:fldChar w:fldCharType="begin"/>
+      </w:r>
+      <w:r>
+        <w:rPr>
+          <w:rFonts w:eastAsia="바탕"/>
+          <w:sz w:val="22"/>
+        </w:rPr>
+        <w:instrText xml:space="preserve"> PAGEREF _f_2_1 \h </w:instrText>
+      </w:r>
+      <w:r>
+        <w:rPr>
+          <w:rFonts w:eastAsia="바탕"/>
+          <w:sz w:val="22"/>
+        </w:rPr>
+        <w:fldChar w:fldCharType="separate"/>
+      </w:r>
+      <w:r>
+        <w:rPr>
+          <w:rFonts w:eastAsia="바탕"/>
+          <w:sz w:val="22"/>
+        </w:rPr>
+        <w:t>0</w:t>
+      </w:r>
+      <w:r>
+        <w:rPr>
+          <w:rFonts w:eastAsia="바탕"/>
+          <w:sz w:val="22"/>
+        </w:rPr>
+        <w:fldChar w:fldCharType="end"/>
       </w:r>
     </w:p>
     <w:p>
       <w:pPr>
-        <w:pStyle w:val="ListBullet"/>
+        <w:tabs>
+          <w:tab w:pos="7937" w:val="right" w:leader="dot"/>
+        </w:tabs>
         <w:spacing w:line="384" w:lineRule="auto" w:after="0"/>
-        <w:ind w:firstLine="0"/>
-        <w:jc w:val="both"/>
-      </w:pPr>
-      <w:r>
-        <w:rPr>
-          <w:rFonts w:ascii="바탕" w:hAnsi="바탕" w:eastAsia="바탕"/>
-          <w:b w:val="0"/>
-          <w:i w:val="0"/>
-          <w:sz w:val="22"/>
-        </w:rPr>
-        <w:t>&lt;그림 2-1&gt; XGBoost 알고리즘 개념도</w:t>
+        <w:ind w:firstLine="0" w:left="0"/>
+        <w:jc w:val="left"/>
+      </w:pPr>
+      <w:r>
+        <w:rPr>
+          <w:rFonts w:ascii="바탕" w:hAnsi="바탕" w:eastAsia="바탕"/>
+          <w:b w:val="0"/>
+          <w:i w:val="0"/>
+          <w:sz w:val="22"/>
+        </w:rPr>
+        <w:t>&lt;그림 2-2&gt; SHAP 분석 프레임워크</w:t>
+      </w:r>
+      <w:r>
+        <w:rPr>
+          <w:rFonts w:ascii="바탕" w:hAnsi="바탕" w:eastAsia="바탕"/>
+          <w:b w:val="0"/>
+          <w:i w:val="0"/>
+          <w:sz w:val="22"/>
+        </w:rPr>
+        <w:tab/>
+      </w:r>
+      <w:r>
+        <w:rPr>
+          <w:rFonts w:eastAsia="바탕"/>
+          <w:sz w:val="22"/>
+        </w:rPr>
+        <w:fldChar w:fldCharType="begin"/>
+      </w:r>
+      <w:r>
+        <w:rPr>
+          <w:rFonts w:eastAsia="바탕"/>
+          <w:sz w:val="22"/>
+        </w:rPr>
+        <w:instrText xml:space="preserve"> PAGEREF _f_2_2 \h </w:instrText>
+      </w:r>
+      <w:r>
+        <w:rPr>
+          <w:rFonts w:eastAsia="바탕"/>
+          <w:sz w:val="22"/>
+        </w:rPr>
+        <w:fldChar w:fldCharType="separate"/>
+      </w:r>
+      <w:r>
+        <w:rPr>
+          <w:rFonts w:eastAsia="바탕"/>
+          <w:sz w:val="22"/>
+        </w:rPr>
+        <w:t>0</w:t>
+      </w:r>
+      <w:r>
+        <w:rPr>
+          <w:rFonts w:eastAsia="바탕"/>
+          <w:sz w:val="22"/>
+        </w:rPr>
+        <w:fldChar w:fldCharType="end"/>
       </w:r>
     </w:p>
     <w:p>
       <w:pPr>
-        <w:pStyle w:val="ListBullet"/>
+        <w:tabs>
+          <w:tab w:pos="7937" w:val="right" w:leader="dot"/>
+        </w:tabs>
         <w:spacing w:line="384" w:lineRule="auto" w:after="0"/>
-        <w:ind w:firstLine="0"/>
-        <w:jc w:val="both"/>
-      </w:pPr>
-      <w:r>
-        <w:rPr>
-          <w:rFonts w:ascii="바탕" w:hAnsi="바탕" w:eastAsia="바탕"/>
-          <w:b w:val="0"/>
-          <w:i w:val="0"/>
-          <w:sz w:val="22"/>
-        </w:rPr>
-        <w:t>&lt;그림 2-2&gt; SHAP 분석 프레임워크</w:t>
+        <w:ind w:firstLine="0" w:left="0"/>
+        <w:jc w:val="left"/>
+      </w:pPr>
+      <w:r>
+        <w:rPr>
+          <w:rFonts w:ascii="바탕" w:hAnsi="바탕" w:eastAsia="바탕"/>
+          <w:b w:val="0"/>
+          <w:i w:val="0"/>
+          <w:sz w:val="22"/>
+        </w:rPr>
+        <w:t>&lt;그림 3-1&gt; 연구 흐름도</w:t>
+      </w:r>
+      <w:r>
+        <w:rPr>
+          <w:rFonts w:ascii="바탕" w:hAnsi="바탕" w:eastAsia="바탕"/>
+          <w:b w:val="0"/>
+          <w:i w:val="0"/>
+          <w:sz w:val="22"/>
+        </w:rPr>
+        <w:tab/>
+      </w:r>
+      <w:r>
+        <w:rPr>
+          <w:rFonts w:eastAsia="바탕"/>
+          <w:sz w:val="22"/>
+        </w:rPr>
+        <w:fldChar w:fldCharType="begin"/>
+      </w:r>
+      <w:r>
+        <w:rPr>
+          <w:rFonts w:eastAsia="바탕"/>
+          <w:sz w:val="22"/>
+        </w:rPr>
+        <w:instrText xml:space="preserve"> PAGEREF _f_3_1 \h </w:instrText>
+      </w:r>
+      <w:r>
+        <w:rPr>
+          <w:rFonts w:eastAsia="바탕"/>
+          <w:sz w:val="22"/>
+        </w:rPr>
+        <w:fldChar w:fldCharType="separate"/>
+      </w:r>
+      <w:r>
+        <w:rPr>
+          <w:rFonts w:eastAsia="바탕"/>
+          <w:sz w:val="22"/>
+        </w:rPr>
+        <w:t>0</w:t>
+      </w:r>
+      <w:r>
+        <w:rPr>
+          <w:rFonts w:eastAsia="바탕"/>
+          <w:sz w:val="22"/>
+        </w:rPr>
+        <w:fldChar w:fldCharType="end"/>
       </w:r>
     </w:p>
     <w:p>
       <w:pPr>
-        <w:pStyle w:val="ListBullet"/>
+        <w:tabs>
+          <w:tab w:pos="7937" w:val="right" w:leader="dot"/>
+        </w:tabs>
         <w:spacing w:line="384" w:lineRule="auto" w:after="0"/>
-        <w:ind w:firstLine="0"/>
-        <w:jc w:val="both"/>
+        <w:ind w:firstLine="0" w:left="0"/>
+        <w:jc w:val="left"/>
       </w:pPr>
       <w:r>
         <w:rPr>
@@ -1600,14 +3917,60 @@
           <w:sz w:val="22"/>
         </w:rPr>
         <w:t>&lt;그림 4-1&gt; SHAP Bar Plot — 전체 모형 변수 중요도 상위 15</w:t>
+      </w:r>
+      <w:r>
+        <w:rPr>
+          <w:rFonts w:ascii="바탕" w:hAnsi="바탕" w:eastAsia="바탕"/>
+          <w:b w:val="0"/>
+          <w:i w:val="0"/>
+          <w:sz w:val="22"/>
+        </w:rPr>
+        <w:tab/>
+      </w:r>
+      <w:r>
+        <w:rPr>
+          <w:rFonts w:eastAsia="바탕"/>
+          <w:sz w:val="22"/>
+        </w:rPr>
+        <w:fldChar w:fldCharType="begin"/>
+      </w:r>
+      <w:r>
+        <w:rPr>
+          <w:rFonts w:eastAsia="바탕"/>
+          <w:sz w:val="22"/>
+        </w:rPr>
+        <w:instrText xml:space="preserve"> PAGEREF _f_4_1 \h </w:instrText>
+      </w:r>
+      <w:r>
+        <w:rPr>
+          <w:rFonts w:eastAsia="바탕"/>
+          <w:sz w:val="22"/>
+        </w:rPr>
+        <w:fldChar w:fldCharType="separate"/>
+      </w:r>
+      <w:r>
+        <w:rPr>
+          <w:rFonts w:eastAsia="바탕"/>
+          <w:sz w:val="22"/>
+        </w:rPr>
+        <w:t>0</w:t>
+      </w:r>
+      <w:r>
+        <w:rPr>
+          <w:rFonts w:eastAsia="바탕"/>
+          <w:sz w:val="22"/>
+        </w:rPr>
+        <w:fldChar w:fldCharType="end"/>
       </w:r>
     </w:p>
     <w:p>
       <w:pPr>
-        <w:pStyle w:val="ListBullet"/>
+        <w:tabs>
+          <w:tab w:pos="7937" w:val="right" w:leader="dot"/>
+        </w:tabs>
         <w:spacing w:line="384" w:lineRule="auto" w:after="0"/>
-        <w:ind w:firstLine="0"/>
-        <w:jc w:val="both"/>
+        <w:ind w:firstLine="0" w:left="0"/>
+        <w:jc w:val="left"/>
       </w:pPr>
       <w:r>
         <w:rPr>
@@ -1617,14 +3980,60 @@
           <w:sz w:val="22"/>
         </w:rPr>
         <w:t>&lt;그림 4-2&gt; SHAP Summary Plot — 변수값 방향성 및 분포</w:t>
+      </w:r>
+      <w:r>
+        <w:rPr>
+          <w:rFonts w:ascii="바탕" w:hAnsi="바탕" w:eastAsia="바탕"/>
+          <w:b w:val="0"/>
+          <w:i w:val="0"/>
+          <w:sz w:val="22"/>
+        </w:rPr>
+        <w:tab/>
+      </w:r>
+      <w:r>
+        <w:rPr>
+          <w:rFonts w:eastAsia="바탕"/>
+          <w:sz w:val="22"/>
+        </w:rPr>
+        <w:fldChar w:fldCharType="begin"/>
+      </w:r>
+      <w:r>
+        <w:rPr>
+          <w:rFonts w:eastAsia="바탕"/>
+          <w:sz w:val="22"/>
+        </w:rPr>
+        <w:instrText xml:space="preserve"> PAGEREF _f_4_2 \h </w:instrText>
+      </w:r>
+      <w:r>
+        <w:rPr>
+          <w:rFonts w:eastAsia="바탕"/>
+          <w:sz w:val="22"/>
+        </w:rPr>
+        <w:fldChar w:fldCharType="separate"/>
+      </w:r>
+      <w:r>
+        <w:rPr>
+          <w:rFonts w:eastAsia="바탕"/>
+          <w:sz w:val="22"/>
+        </w:rPr>
+        <w:t>0</w:t>
+      </w:r>
+      <w:r>
+        <w:rPr>
+          <w:rFonts w:eastAsia="바탕"/>
+          <w:sz w:val="22"/>
+        </w:rPr>
+        <w:fldChar w:fldCharType="end"/>
       </w:r>
     </w:p>
     <w:p>
       <w:pPr>
-        <w:pStyle w:val="ListBullet"/>
+        <w:tabs>
+          <w:tab w:pos="7937" w:val="right" w:leader="dot"/>
+        </w:tabs>
         <w:spacing w:line="384" w:lineRule="auto" w:after="0"/>
-        <w:ind w:firstLine="0"/>
-        <w:jc w:val="both"/>
+        <w:ind w:firstLine="0" w:left="0"/>
+        <w:jc w:val="left"/>
       </w:pPr>
       <w:r>
         <w:rPr>
@@ -1634,14 +4043,60 @@
           <w:sz w:val="22"/>
         </w:rPr>
         <w:t>&lt;그림 4-3&gt; SHAP Dependence Plot — 건물연령 U자형</w:t>
+      </w:r>
+      <w:r>
+        <w:rPr>
+          <w:rFonts w:ascii="바탕" w:hAnsi="바탕" w:eastAsia="바탕"/>
+          <w:b w:val="0"/>
+          <w:i w:val="0"/>
+          <w:sz w:val="22"/>
+        </w:rPr>
+        <w:tab/>
+      </w:r>
+      <w:r>
+        <w:rPr>
+          <w:rFonts w:eastAsia="바탕"/>
+          <w:sz w:val="22"/>
+        </w:rPr>
+        <w:fldChar w:fldCharType="begin"/>
+      </w:r>
+      <w:r>
+        <w:rPr>
+          <w:rFonts w:eastAsia="바탕"/>
+          <w:sz w:val="22"/>
+        </w:rPr>
+        <w:instrText xml:space="preserve"> PAGEREF _f_4_3 \h </w:instrText>
+      </w:r>
+      <w:r>
+        <w:rPr>
+          <w:rFonts w:eastAsia="바탕"/>
+          <w:sz w:val="22"/>
+        </w:rPr>
+        <w:fldChar w:fldCharType="separate"/>
+      </w:r>
+      <w:r>
+        <w:rPr>
+          <w:rFonts w:eastAsia="바탕"/>
+          <w:sz w:val="22"/>
+        </w:rPr>
+        <w:t>0</w:t>
+      </w:r>
+      <w:r>
+        <w:rPr>
+          <w:rFonts w:eastAsia="바탕"/>
+          <w:sz w:val="22"/>
+        </w:rPr>
+        <w:fldChar w:fldCharType="end"/>
       </w:r>
     </w:p>
     <w:p>
       <w:pPr>
-        <w:pStyle w:val="ListBullet"/>
+        <w:tabs>
+          <w:tab w:pos="7937" w:val="right" w:leader="dot"/>
+        </w:tabs>
         <w:spacing w:line="384" w:lineRule="auto" w:after="0"/>
-        <w:ind w:firstLine="0"/>
-        <w:jc w:val="both"/>
+        <w:ind w:firstLine="0" w:left="0"/>
+        <w:jc w:val="left"/>
       </w:pPr>
       <w:r>
         <w:rPr>
@@ -1651,14 +4106,60 @@
           <w:sz w:val="22"/>
         </w:rPr>
         <w:t>&lt;그림 4-4&gt; SHAP Dependence Plot — 전용면적 체감형</w:t>
+      </w:r>
+      <w:r>
+        <w:rPr>
+          <w:rFonts w:ascii="바탕" w:hAnsi="바탕" w:eastAsia="바탕"/>
+          <w:b w:val="0"/>
+          <w:i w:val="0"/>
+          <w:sz w:val="22"/>
+        </w:rPr>
+        <w:tab/>
+      </w:r>
+      <w:r>
+        <w:rPr>
+          <w:rFonts w:eastAsia="바탕"/>
+          <w:sz w:val="22"/>
+        </w:rPr>
+        <w:fldChar w:fldCharType="begin"/>
+      </w:r>
+      <w:r>
+        <w:rPr>
+          <w:rFonts w:eastAsia="바탕"/>
+          <w:sz w:val="22"/>
+        </w:rPr>
+        <w:instrText xml:space="preserve"> PAGEREF _f_4_4 \h </w:instrText>
+      </w:r>
+      <w:r>
+        <w:rPr>
+          <w:rFonts w:eastAsia="바탕"/>
+          <w:sz w:val="22"/>
+        </w:rPr>
+        <w:fldChar w:fldCharType="separate"/>
+      </w:r>
+      <w:r>
+        <w:rPr>
+          <w:rFonts w:eastAsia="바탕"/>
+          <w:sz w:val="22"/>
+        </w:rPr>
+        <w:t>0</w:t>
+      </w:r>
+      <w:r>
+        <w:rPr>
+          <w:rFonts w:eastAsia="바탕"/>
+          <w:sz w:val="22"/>
+        </w:rPr>
+        <w:fldChar w:fldCharType="end"/>
       </w:r>
     </w:p>
     <w:p>
       <w:pPr>
-        <w:pStyle w:val="ListBullet"/>
+        <w:tabs>
+          <w:tab w:pos="7937" w:val="right" w:leader="dot"/>
+        </w:tabs>
         <w:spacing w:line="384" w:lineRule="auto" w:after="0"/>
-        <w:ind w:firstLine="0"/>
-        <w:jc w:val="both"/>
+        <w:ind w:firstLine="0" w:left="0"/>
+        <w:jc w:val="left"/>
       </w:pPr>
       <w:r>
         <w:rPr>
@@ -1668,14 +4169,60 @@
           <w:sz w:val="22"/>
         </w:rPr>
         <w:t>&lt;그림 4-5&gt; SHAP Dependence Plot — 지하철 최근접거리 임계반응형</w:t>
+      </w:r>
+      <w:r>
+        <w:rPr>
+          <w:rFonts w:ascii="바탕" w:hAnsi="바탕" w:eastAsia="바탕"/>
+          <w:b w:val="0"/>
+          <w:i w:val="0"/>
+          <w:sz w:val="22"/>
+        </w:rPr>
+        <w:tab/>
+      </w:r>
+      <w:r>
+        <w:rPr>
+          <w:rFonts w:eastAsia="바탕"/>
+          <w:sz w:val="22"/>
+        </w:rPr>
+        <w:fldChar w:fldCharType="begin"/>
+      </w:r>
+      <w:r>
+        <w:rPr>
+          <w:rFonts w:eastAsia="바탕"/>
+          <w:sz w:val="22"/>
+        </w:rPr>
+        <w:instrText xml:space="preserve"> PAGEREF _f_4_5 \h </w:instrText>
+      </w:r>
+      <w:r>
+        <w:rPr>
+          <w:rFonts w:eastAsia="바탕"/>
+          <w:sz w:val="22"/>
+        </w:rPr>
+        <w:fldChar w:fldCharType="separate"/>
+      </w:r>
+      <w:r>
+        <w:rPr>
+          <w:rFonts w:eastAsia="바탕"/>
+          <w:sz w:val="22"/>
+        </w:rPr>
+        <w:t>0</w:t>
+      </w:r>
+      <w:r>
+        <w:rPr>
+          <w:rFonts w:eastAsia="바탕"/>
+          <w:sz w:val="22"/>
+        </w:rPr>
+        <w:fldChar w:fldCharType="end"/>
       </w:r>
     </w:p>
     <w:p>
       <w:pPr>
-        <w:pStyle w:val="ListBullet"/>
+        <w:tabs>
+          <w:tab w:pos="7937" w:val="right" w:leader="dot"/>
+        </w:tabs>
         <w:spacing w:line="384" w:lineRule="auto" w:after="0"/>
-        <w:ind w:firstLine="0"/>
-        <w:jc w:val="both"/>
+        <w:ind w:firstLine="0" w:left="0"/>
+        <w:jc w:val="left"/>
       </w:pPr>
       <w:r>
         <w:rPr>
@@ -1685,14 +4232,60 @@
           <w:sz w:val="22"/>
         </w:rPr>
         <w:t>&lt;그림 4-6&gt; SHAP Dependence Plot — 백화점 최근접거리</w:t>
+      </w:r>
+      <w:r>
+        <w:rPr>
+          <w:rFonts w:ascii="바탕" w:hAnsi="바탕" w:eastAsia="바탕"/>
+          <w:b w:val="0"/>
+          <w:i w:val="0"/>
+          <w:sz w:val="22"/>
+        </w:rPr>
+        <w:tab/>
+      </w:r>
+      <w:r>
+        <w:rPr>
+          <w:rFonts w:eastAsia="바탕"/>
+          <w:sz w:val="22"/>
+        </w:rPr>
+        <w:fldChar w:fldCharType="begin"/>
+      </w:r>
+      <w:r>
+        <w:rPr>
+          <w:rFonts w:eastAsia="바탕"/>
+          <w:sz w:val="22"/>
+        </w:rPr>
+        <w:instrText xml:space="preserve"> PAGEREF _f_4_6 \h </w:instrText>
+      </w:r>
+      <w:r>
+        <w:rPr>
+          <w:rFonts w:eastAsia="바탕"/>
+          <w:sz w:val="22"/>
+        </w:rPr>
+        <w:fldChar w:fldCharType="separate"/>
+      </w:r>
+      <w:r>
+        <w:rPr>
+          <w:rFonts w:eastAsia="바탕"/>
+          <w:sz w:val="22"/>
+        </w:rPr>
+        <w:t>0</w:t>
+      </w:r>
+      <w:r>
+        <w:rPr>
+          <w:rFonts w:eastAsia="바탕"/>
+          <w:sz w:val="22"/>
+        </w:rPr>
+        <w:fldChar w:fldCharType="end"/>
       </w:r>
     </w:p>
     <w:p>
       <w:pPr>
-        <w:pStyle w:val="ListBullet"/>
+        <w:tabs>
+          <w:tab w:pos="7937" w:val="right" w:leader="dot"/>
+        </w:tabs>
         <w:spacing w:line="384" w:lineRule="auto" w:after="0"/>
-        <w:ind w:firstLine="0"/>
-        <w:jc w:val="both"/>
+        <w:ind w:firstLine="0" w:left="0"/>
+        <w:jc w:val="left"/>
       </w:pPr>
       <w:r>
         <w:rPr>
@@ -1702,14 +4295,60 @@
           <w:sz w:val="22"/>
         </w:rPr>
         <w:t>&lt;그림 4-7&gt; Ablation 시나리오별 XGB R² 비교 (분할별)</w:t>
+      </w:r>
+      <w:r>
+        <w:rPr>
+          <w:rFonts w:ascii="바탕" w:hAnsi="바탕" w:eastAsia="바탕"/>
+          <w:b w:val="0"/>
+          <w:i w:val="0"/>
+          <w:sz w:val="22"/>
+        </w:rPr>
+        <w:tab/>
+      </w:r>
+      <w:r>
+        <w:rPr>
+          <w:rFonts w:eastAsia="바탕"/>
+          <w:sz w:val="22"/>
+        </w:rPr>
+        <w:fldChar w:fldCharType="begin"/>
+      </w:r>
+      <w:r>
+        <w:rPr>
+          <w:rFonts w:eastAsia="바탕"/>
+          <w:sz w:val="22"/>
+        </w:rPr>
+        <w:instrText xml:space="preserve"> PAGEREF _f_4_7 \h </w:instrText>
+      </w:r>
+      <w:r>
+        <w:rPr>
+          <w:rFonts w:eastAsia="바탕"/>
+          <w:sz w:val="22"/>
+        </w:rPr>
+        <w:fldChar w:fldCharType="separate"/>
+      </w:r>
+      <w:r>
+        <w:rPr>
+          <w:rFonts w:eastAsia="바탕"/>
+          <w:sz w:val="22"/>
+        </w:rPr>
+        <w:t>0</w:t>
+      </w:r>
+      <w:r>
+        <w:rPr>
+          <w:rFonts w:eastAsia="바탕"/>
+          <w:sz w:val="22"/>
+        </w:rPr>
+        <w:fldChar w:fldCharType="end"/>
       </w:r>
     </w:p>
     <w:p>
       <w:pPr>
-        <w:pStyle w:val="ListBullet"/>
+        <w:tabs>
+          <w:tab w:pos="7937" w:val="right" w:leader="dot"/>
+        </w:tabs>
         <w:spacing w:line="384" w:lineRule="auto" w:after="0"/>
-        <w:ind w:firstLine="0"/>
-        <w:jc w:val="both"/>
+        <w:ind w:firstLine="0" w:left="0"/>
+        <w:jc w:val="left"/>
       </w:pPr>
       <w:r>
         <w:rPr>
@@ -1719,14 +4358,60 @@
           <w:sz w:val="22"/>
         </w:rPr>
         <w:t>&lt;그림 4-8&gt; 권역별 SHAP Top 5 변수 비교 (강남3구 vs 비강남)</w:t>
+      </w:r>
+      <w:r>
+        <w:rPr>
+          <w:rFonts w:ascii="바탕" w:hAnsi="바탕" w:eastAsia="바탕"/>
+          <w:b w:val="0"/>
+          <w:i w:val="0"/>
+          <w:sz w:val="22"/>
+        </w:rPr>
+        <w:tab/>
+      </w:r>
+      <w:r>
+        <w:rPr>
+          <w:rFonts w:eastAsia="바탕"/>
+          <w:sz w:val="22"/>
+        </w:rPr>
+        <w:fldChar w:fldCharType="begin"/>
+      </w:r>
+      <w:r>
+        <w:rPr>
+          <w:rFonts w:eastAsia="바탕"/>
+          <w:sz w:val="22"/>
+        </w:rPr>
+        <w:instrText xml:space="preserve"> PAGEREF _f_4_8 \h </w:instrText>
+      </w:r>
+      <w:r>
+        <w:rPr>
+          <w:rFonts w:eastAsia="바탕"/>
+          <w:sz w:val="22"/>
+        </w:rPr>
+        <w:fldChar w:fldCharType="separate"/>
+      </w:r>
+      <w:r>
+        <w:rPr>
+          <w:rFonts w:eastAsia="바탕"/>
+          <w:sz w:val="22"/>
+        </w:rPr>
+        <w:t>0</w:t>
+      </w:r>
+      <w:r>
+        <w:rPr>
+          <w:rFonts w:eastAsia="바탕"/>
+          <w:sz w:val="22"/>
+        </w:rPr>
+        <w:fldChar w:fldCharType="end"/>
       </w:r>
     </w:p>
     <w:p>
       <w:pPr>
-        <w:pStyle w:val="ListBullet"/>
+        <w:tabs>
+          <w:tab w:pos="7937" w:val="right" w:leader="dot"/>
+        </w:tabs>
         <w:spacing w:line="384" w:lineRule="auto" w:after="0"/>
-        <w:ind w:firstLine="0"/>
-        <w:jc w:val="both"/>
+        <w:ind w:firstLine="0" w:left="0"/>
+        <w:jc w:val="left"/>
       </w:pPr>
       <w:r>
         <w:rPr>
@@ -1736,14 +4421,60 @@
           <w:sz w:val="22"/>
         </w:rPr>
         <w:t>&lt;그림 4-9&gt; 연도×권역 XGB R² 히트맵 (7년 × 3권역)</w:t>
+      </w:r>
+      <w:r>
+        <w:rPr>
+          <w:rFonts w:ascii="바탕" w:hAnsi="바탕" w:eastAsia="바탕"/>
+          <w:b w:val="0"/>
+          <w:i w:val="0"/>
+          <w:sz w:val="22"/>
+        </w:rPr>
+        <w:tab/>
+      </w:r>
+      <w:r>
+        <w:rPr>
+          <w:rFonts w:eastAsia="바탕"/>
+          <w:sz w:val="22"/>
+        </w:rPr>
+        <w:fldChar w:fldCharType="begin"/>
+      </w:r>
+      <w:r>
+        <w:rPr>
+          <w:rFonts w:eastAsia="바탕"/>
+          <w:sz w:val="22"/>
+        </w:rPr>
+        <w:instrText xml:space="preserve"> PAGEREF _f_4_9 \h </w:instrText>
+      </w:r>
+      <w:r>
+        <w:rPr>
+          <w:rFonts w:eastAsia="바탕"/>
+          <w:sz w:val="22"/>
+        </w:rPr>
+        <w:fldChar w:fldCharType="separate"/>
+      </w:r>
+      <w:r>
+        <w:rPr>
+          <w:rFonts w:eastAsia="바탕"/>
+          <w:sz w:val="22"/>
+        </w:rPr>
+        <w:t>0</w:t>
+      </w:r>
+      <w:r>
+        <w:rPr>
+          <w:rFonts w:eastAsia="바탕"/>
+          <w:sz w:val="22"/>
+        </w:rPr>
+        <w:fldChar w:fldCharType="end"/>
       </w:r>
     </w:p>
     <w:p>
       <w:pPr>
-        <w:pStyle w:val="ListBullet"/>
+        <w:tabs>
+          <w:tab w:pos="7937" w:val="right" w:leader="dot"/>
+        </w:tabs>
         <w:spacing w:line="384" w:lineRule="auto" w:after="0"/>
-        <w:ind w:firstLine="0"/>
-        <w:jc w:val="both"/>
+        <w:ind w:firstLine="0" w:left="0"/>
+        <w:jc w:val="left"/>
       </w:pPr>
       <w:r>
         <w:rPr>
@@ -1753,6 +4484,50 @@
           <w:sz w:val="22"/>
         </w:rPr>
         <w:t>&lt;그림 4-10&gt; 연도별 Top 1 변수 변화 (강남3구 vs 비강남)</w:t>
+      </w:r>
+      <w:r>
+        <w:rPr>
+          <w:rFonts w:ascii="바탕" w:hAnsi="바탕" w:eastAsia="바탕"/>
+          <w:b w:val="0"/>
+          <w:i w:val="0"/>
+          <w:sz w:val="22"/>
+        </w:rPr>
+        <w:tab/>
+      </w:r>
+      <w:r>
+        <w:rPr>
+          <w:rFonts w:eastAsia="바탕"/>
+          <w:sz w:val="22"/>
+        </w:rPr>
+        <w:fldChar w:fldCharType="begin"/>
+      </w:r>
+      <w:r>
+        <w:rPr>
+          <w:rFonts w:eastAsia="바탕"/>
+          <w:sz w:val="22"/>
+        </w:rPr>
+        <w:instrText xml:space="preserve"> PAGEREF _f_4_10 \h </w:instrText>
+      </w:r>
+      <w:r>
+        <w:rPr>
+          <w:rFonts w:eastAsia="바탕"/>
+          <w:sz w:val="22"/>
+        </w:rPr>
+        <w:fldChar w:fldCharType="separate"/>
+      </w:r>
+      <w:r>
+        <w:rPr>
+          <w:rFonts w:eastAsia="바탕"/>
+          <w:sz w:val="22"/>
+        </w:rPr>
+        <w:t>0</w:t>
+      </w:r>
+      <w:r>
+        <w:rPr>
+          <w:rFonts w:eastAsia="바탕"/>
+          <w:sz w:val="22"/>
+        </w:rPr>
+        <w:fldChar w:fldCharType="end"/>
       </w:r>
     </w:p>
     <w:p>
@@ -1767,6 +4542,7 @@
         <w:ind w:firstLine="0"/>
         <w:jc w:val="center"/>
       </w:pPr>
+      <w:bookmarkStart w:id="1004" w:name="_h_5"/>
       <w:r>
         <w:rPr>
           <w:rFonts w:ascii="바탕" w:hAnsi="바탕" w:eastAsia="바탕"/>
@@ -1776,6 +4552,7 @@
         </w:rPr>
         <w:t>국문초록</w:t>
       </w:r>
+      <w:bookmarkEnd w:id="1004"/>
     </w:p>
     <w:p>
       <w:pPr>
@@ -2107,6 +4884,7 @@
         <w:ind w:firstLine="0"/>
         <w:jc w:val="center"/>
       </w:pPr>
+      <w:bookmarkStart w:id="1005" w:name="_h_6"/>
       <w:r>
         <w:rPr>
           <w:rFonts w:ascii="바탕" w:hAnsi="바탕" w:eastAsia="바탕"/>
@@ -2116,6 +4894,7 @@
         </w:rPr>
         <w:t>제1장 서론</w:t>
       </w:r>
+      <w:bookmarkEnd w:id="1005"/>
     </w:p>
     <w:p>
       <w:pPr>
@@ -2124,6 +4903,7 @@
         <w:ind w:firstLine="0"/>
         <w:jc w:val="left"/>
       </w:pPr>
+      <w:bookmarkStart w:id="1006" w:name="_h_7"/>
       <w:r>
         <w:rPr>
           <w:rFonts w:ascii="바탕" w:hAnsi="바탕" w:eastAsia="바탕"/>
@@ -2133,6 +4913,7 @@
         </w:rPr>
         <w:t>제1절 연구의 배경 및 목적</w:t>
       </w:r>
+      <w:bookmarkEnd w:id="1006"/>
     </w:p>
     <w:p>
       <w:pPr>
@@ -2833,6 +5614,7 @@
         <w:ind w:firstLine="0"/>
         <w:jc w:val="left"/>
       </w:pPr>
+      <w:bookmarkStart w:id="1007" w:name="_h_8"/>
       <w:r>
         <w:rPr>
           <w:rFonts w:ascii="바탕" w:hAnsi="바탕" w:eastAsia="바탕"/>
@@ -2842,6 +5624,7 @@
         </w:rPr>
         <w:t>제2절 연구의 범위 및 방법</w:t>
       </w:r>
+      <w:bookmarkEnd w:id="1007"/>
     </w:p>
     <w:p>
       <w:pPr>
@@ -3028,6 +5811,7 @@
         <w:ind w:firstLine="0"/>
         <w:jc w:val="left"/>
       </w:pPr>
+      <w:bookmarkStart w:id="1008" w:name="_h_9"/>
       <w:r>
         <w:rPr>
           <w:rFonts w:ascii="바탕" w:hAnsi="바탕" w:eastAsia="바탕"/>
@@ -3037,6 +5821,7 @@
         </w:rPr>
         <w:t>제3절 논문의 구성</w:t>
       </w:r>
+      <w:bookmarkEnd w:id="1008"/>
     </w:p>
     <w:p>
       <w:pPr>
@@ -3151,6 +5936,7 @@
         <w:ind w:firstLine="0"/>
         <w:jc w:val="center"/>
       </w:pPr>
+      <w:bookmarkStart w:id="1009" w:name="_h_10"/>
       <w:r>
         <w:rPr>
           <w:rFonts w:ascii="바탕" w:hAnsi="바탕" w:eastAsia="바탕"/>
@@ -3160,6 +5946,7 @@
         </w:rPr>
         <w:t>제2장 이론적 배경 및 선행연구</w:t>
       </w:r>
+      <w:bookmarkEnd w:id="1009"/>
     </w:p>
     <w:p>
       <w:pPr>
@@ -3168,6 +5955,7 @@
         <w:ind w:firstLine="0"/>
         <w:jc w:val="left"/>
       </w:pPr>
+      <w:bookmarkStart w:id="1010" w:name="_h_11"/>
       <w:r>
         <w:rPr>
           <w:rFonts w:ascii="바탕" w:hAnsi="바탕" w:eastAsia="바탕"/>
@@ -3177,6 +5965,7 @@
         </w:rPr>
         <w:t>제1절 헤도닉 가격모형</w:t>
       </w:r>
+      <w:bookmarkEnd w:id="1010"/>
     </w:p>
     <w:p>
       <w:pPr>
@@ -4037,6 +6826,7 @@
         <w:ind w:firstLine="0"/>
         <w:jc w:val="left"/>
       </w:pPr>
+      <w:bookmarkStart w:id="1011" w:name="_h_12"/>
       <w:r>
         <w:rPr>
           <w:rFonts w:ascii="바탕" w:hAnsi="바탕" w:eastAsia="바탕"/>
@@ -4046,6 +6836,7 @@
         </w:rPr>
         <w:t>제2절 머신러닝 기반 부동산 가격 예측</w:t>
       </w:r>
+      <w:bookmarkEnd w:id="1011"/>
     </w:p>
     <w:p>
       <w:pPr>
@@ -4776,6 +7567,7 @@
         <w:ind w:firstLine="0"/>
         <w:jc w:val="center"/>
       </w:pPr>
+      <w:bookmarkStart w:id="1012" w:name="_f_2_1"/>
       <w:r>
         <w:rPr>
           <w:rFonts w:ascii="휴먼명조" w:hAnsi="휴먼명조" w:eastAsia="휴먼명조"/>
@@ -4785,6 +7577,7 @@
         </w:rPr>
         <w:t>&lt;그림 2-1&gt; XGBoost 알고리즘 개념도</w:t>
       </w:r>
+      <w:bookmarkEnd w:id="1012"/>
     </w:p>
     <w:p>
       <w:pPr>
@@ -4882,6 +7675,7 @@
         <w:ind w:firstLine="0"/>
         <w:jc w:val="left"/>
       </w:pPr>
+      <w:bookmarkStart w:id="1013" w:name="_h_13"/>
       <w:r>
         <w:rPr>
           <w:rFonts w:ascii="바탕" w:hAnsi="바탕" w:eastAsia="바탕"/>
@@ -4891,6 +7685,7 @@
         </w:rPr>
         <w:t>제3절 설명가능한 인공지능(XAI)</w:t>
       </w:r>
+      <w:bookmarkEnd w:id="1013"/>
     </w:p>
     <w:p>
       <w:pPr>
@@ -6163,6 +8958,7 @@
         <w:ind w:firstLine="0"/>
         <w:jc w:val="center"/>
       </w:pPr>
+      <w:bookmarkStart w:id="1014" w:name="_f_2_2"/>
       <w:r>
         <w:rPr>
           <w:rFonts w:ascii="휴먼명조" w:hAnsi="휴먼명조" w:eastAsia="휴먼명조"/>
@@ -6172,6 +8968,7 @@
         </w:rPr>
         <w:t>&lt;그림 2-2&gt; SHAP 분석 프레임워크</w:t>
       </w:r>
+      <w:bookmarkEnd w:id="1014"/>
     </w:p>
     <w:p>
       <w:pPr>
@@ -6340,6 +9137,7 @@
         <w:ind w:firstLine="0"/>
         <w:jc w:val="left"/>
       </w:pPr>
+      <w:bookmarkStart w:id="1015" w:name="_h_14"/>
       <w:r>
         <w:rPr>
           <w:rFonts w:ascii="바탕" w:hAnsi="바탕" w:eastAsia="바탕"/>
@@ -6349,6 +9147,7 @@
         </w:rPr>
         <w:t>제4절 선행연구 검토 및 차별성</w:t>
       </w:r>
+      <w:bookmarkEnd w:id="1015"/>
     </w:p>
     <w:p>
       <w:pPr>
@@ -7031,6 +9830,7 @@
         <w:ind w:firstLine="0"/>
         <w:jc w:val="center"/>
       </w:pPr>
+      <w:bookmarkStart w:id="1016" w:name="_h_15"/>
       <w:r>
         <w:rPr>
           <w:rFonts w:ascii="바탕" w:hAnsi="바탕" w:eastAsia="바탕"/>
@@ -7040,6 +9840,7 @@
         </w:rPr>
         <w:t>제3장 연구 설계</w:t>
       </w:r>
+      <w:bookmarkEnd w:id="1016"/>
     </w:p>
     <w:p>
       <w:pPr>
@@ -7048,6 +9849,7 @@
         <w:ind w:firstLine="0"/>
         <w:jc w:val="left"/>
       </w:pPr>
+      <w:bookmarkStart w:id="1017" w:name="_h_16"/>
       <w:r>
         <w:rPr>
           <w:rFonts w:ascii="바탕" w:hAnsi="바탕" w:eastAsia="바탕"/>
@@ -7057,6 +9859,7 @@
         </w:rPr>
         <w:t>제1절 연구 모형</w:t>
       </w:r>
+      <w:bookmarkEnd w:id="1017"/>
     </w:p>
     <w:p>
       <w:pPr>
@@ -7079,6 +9882,7 @@
         <w:ind w:firstLine="0"/>
         <w:jc w:val="center"/>
       </w:pPr>
+      <w:bookmarkStart w:id="1018" w:name="_f_3_1"/>
       <w:r>
         <w:rPr>
           <w:rFonts w:ascii="휴먼명조" w:hAnsi="휴먼명조" w:eastAsia="휴먼명조"/>
@@ -7088,6 +9892,7 @@
         </w:rPr>
         <w:t>&lt;그림 3-1&gt; 연구 흐름도</w:t>
       </w:r>
+      <w:bookmarkEnd w:id="1018"/>
     </w:p>
     <w:p>
       <w:pPr>
@@ -7170,6 +9975,7 @@
         <w:ind w:firstLine="0"/>
         <w:jc w:val="left"/>
       </w:pPr>
+      <w:bookmarkStart w:id="1019" w:name="_h_17"/>
       <w:r>
         <w:rPr>
           <w:rFonts w:ascii="바탕" w:hAnsi="바탕" w:eastAsia="바탕"/>
@@ -7179,6 +9985,7 @@
         </w:rPr>
         <w:t>제2절 분석 데이터 및 변수 설정</w:t>
       </w:r>
+      <w:bookmarkEnd w:id="1019"/>
     </w:p>
     <w:p>
       <w:pPr>
@@ -7443,6 +10250,7 @@
         <w:ind w:firstLine="0"/>
         <w:jc w:val="center"/>
       </w:pPr>
+      <w:bookmarkStart w:id="1020" w:name="_t_3_1"/>
       <w:r>
         <w:rPr>
           <w:rFonts w:ascii="휴먼명조" w:hAnsi="휴먼명조" w:eastAsia="휴먼명조"/>
@@ -7452,6 +10260,7 @@
         </w:rPr>
         <w:t>&lt;표 3-1&gt; 종속변수 및 독립변수 정의·데이터 출처</w:t>
       </w:r>
+      <w:bookmarkEnd w:id="1020"/>
     </w:p>
     <w:tbl>
       <w:tblPr>
@@ -9330,7 +12139,7 @@
                 <w:i w:val="0"/>
                 <w:sz w:val="18"/>
               </w:rPr>
-              <w:t>만 (최근접 제외, codex 검토 반영)</w:t>
+              <w:t>만 (최근접 제외)</w:t>
             </w:r>
           </w:p>
         </w:tc>
@@ -10048,7 +12857,7 @@
           <w:i w:val="0"/>
           <w:sz w:val="22"/>
         </w:rPr>
-        <w:t xml:space="preserve"> 파생변수를 추가하여 count=0 구간의 선형 효과 가정을 완화하였다(codex 교차검증 반영).</w:t>
+        <w:t xml:space="preserve"> 파생변수를 추가하여 count=0 구간의 선형 효과 가정을 완화하였다.</w:t>
       </w:r>
     </w:p>
     <w:p>
@@ -10193,7 +13002,7 @@
           <w:i w:val="0"/>
           <w:sz w:val="22"/>
         </w:rPr>
-        <w:t xml:space="preserve"> 세 축을 병행 산출한 변수 집합이다. 도보 추정 시간은 직선거리에 도로 우회 보정계수 1.35와 보행 속도 4 km/h를 적용한 근사값으로, 교수 심사 피드백의 "도서관은 도보 몇 km까지, 백화점 조건이 무엇인가"라는 질문에 직접 대응하기 위한 지표이다(세부 분포는 &lt;표 4-3&gt;). 주요 시설군은 지하철(subway), 초·중·고등학교(elem/middle/high_school), 어린이집(childcare), 공원(park), 도서관(library), 대형마트(mart), 백화점(department), 근린시설(large_store; 커피숍·편의점·일반조리판매 등 인허가 영업중), 병원(hospital; 종합병원 별도 </w:t>
+        <w:t xml:space="preserve"> 세 축을 병행 산출한 변수 집합이다. 도보 추정 시간은 직선거리에 도로 우회 보정계수 1.35와 보행 속도 4 km/h를 적용한 근사값으로, 시설별 도보 가능 임계거리와 적용 조건을 분 단위로 명시하기 위한 보조 지표이다(세부 분포는 &lt;표 4-3&gt;). 주요 시설군은 지하철(subway), 초·중·고등학교(elem/middle/high_school), 어린이집(childcare), 공원(park), 도서관(library), 대형마트(mart), 백화점(department), 근린시설(large_store; 커피숍·편의점·일반조리판매 등 인허가 영업중), 병원(hospital; 종합병원 별도 </w:t>
       </w:r>
       <w:r>
         <w:rPr>
@@ -10228,7 +13037,7 @@
           <w:i w:val="0"/>
           <w:sz w:val="22"/>
         </w:rPr>
-        <w:t>를 기준으로 접근성을 측정한다는 점이며, 교수 심사 피드백에서 지적된 "도서관은 도보 몇 km까지인가, 백화점 조건이 무엇인가"라는 거리 기준 명시 요구에 대해 반경 임계값(500m/1km/2km)과 최근접거리를 이중으로 제공하는 방식으로 대응한다. 거리 변수의 해석은 다음 선행 관행에 부합한다: 지하철 500m는 역세권의 통상적 도보권(TOD 문헌의 400~800m), 초등학교 500m~1km는 학군 배정거리 근방, 공원·도서관 1km는 생활SOC 문헌의 도보권 기준에 해당한다. 다만 본 연구의 거리는 haversine 직선거리이며, 도보 네트워크 거리와 차이가 있을 수 있다(제5장 한계 참조).</w:t>
+        <w:t>를 기준으로 접근성을 측정한다는 점이며, 시설별 도보 임계거리를 명시적으로 보고할 수 있도록 반경 임계값(500m/1km/2km)과 최근접거리를 이중으로 제공한다. 거리 변수의 해석은 다음 선행 관행에 부합한다: 지하철 500m는 역세권의 통상적 도보권(TOD 문헌의 400~800m), 초등학교 500m~1km는 학군 배정거리 근방, 공원·도서관 1km는 생활SOC 문헌의 도보권 기준에 해당한다. 다만 본 연구의 거리는 haversine 직선거리이며, 도보 네트워크 거리와 차이가 있을 수 있다(제5장 한계 참조).</w:t>
       </w:r>
     </w:p>
     <w:p>
@@ -10380,6 +13189,7 @@
         <w:ind w:firstLine="0"/>
         <w:jc w:val="left"/>
       </w:pPr>
+      <w:bookmarkStart w:id="1021" w:name="_h_18"/>
       <w:r>
         <w:rPr>
           <w:rFonts w:ascii="바탕" w:hAnsi="바탕" w:eastAsia="바탕"/>
@@ -10389,6 +13199,7 @@
         </w:rPr>
         <w:t>제3절 분석 방법</w:t>
       </w:r>
+      <w:bookmarkEnd w:id="1021"/>
     </w:p>
     <w:p>
       <w:pPr>
@@ -12148,6 +14959,7 @@
         <w:ind w:firstLine="0"/>
         <w:jc w:val="center"/>
       </w:pPr>
+      <w:bookmarkStart w:id="1022" w:name="_h_19"/>
       <w:r>
         <w:rPr>
           <w:rFonts w:ascii="바탕" w:hAnsi="바탕" w:eastAsia="바탕"/>
@@ -12157,6 +14969,7 @@
         </w:rPr>
         <w:t>제4장 실증 분석</w:t>
       </w:r>
+      <w:bookmarkEnd w:id="1022"/>
     </w:p>
     <w:p>
       <w:pPr>
@@ -12181,6 +14994,7 @@
         <w:ind w:firstLine="0"/>
         <w:jc w:val="left"/>
       </w:pPr>
+      <w:bookmarkStart w:id="1023" w:name="_h_20"/>
       <w:r>
         <w:rPr>
           <w:rFonts w:ascii="바탕" w:hAnsi="바탕" w:eastAsia="바탕"/>
@@ -12190,6 +15004,7 @@
         </w:rPr>
         <w:t>제1절 기술통계 및 변수 분포</w:t>
       </w:r>
+      <w:bookmarkEnd w:id="1023"/>
     </w:p>
     <w:p>
       <w:pPr>
@@ -12265,6 +15080,7 @@
         <w:ind w:firstLine="0"/>
         <w:jc w:val="center"/>
       </w:pPr>
+      <w:bookmarkStart w:id="1024" w:name="_t_4_1"/>
       <w:r>
         <w:rPr>
           <w:rFonts w:ascii="휴먼명조" w:hAnsi="휴먼명조" w:eastAsia="휴먼명조"/>
@@ -12274,6 +15090,7 @@
         </w:rPr>
         <w:t>&lt;표 4-1&gt; 종속변수 및 주요 변수 기술통계</w:t>
       </w:r>
+      <w:bookmarkEnd w:id="1024"/>
     </w:p>
     <w:tbl>
       <w:tblPr>
@@ -13647,6 +16464,7 @@
         <w:ind w:firstLine="0"/>
         <w:jc w:val="center"/>
       </w:pPr>
+      <w:bookmarkStart w:id="1025" w:name="_t_4_2"/>
       <w:r>
         <w:rPr>
           <w:rFonts w:ascii="휴먼명조" w:hAnsi="휴먼명조" w:eastAsia="휴먼명조"/>
@@ -13656,6 +16474,7 @@
         </w:rPr>
         <w:t>&lt;표 4-2&gt; 주요 거리 기반 변수 분포 (단지 8,601 기준 중앙값·백분위)</w:t>
       </w:r>
+      <w:bookmarkEnd w:id="1025"/>
     </w:p>
     <w:tbl>
       <w:tblPr>
@@ -15151,7 +17970,7 @@
           <w:i w:val="0"/>
           <w:sz w:val="22"/>
         </w:rPr>
-        <w:t>4. 도보 추정 시간 (교수 심사 피드백 대응)</w:t>
+        <w:t>4. 도보 추정 시간</w:t>
       </w:r>
     </w:p>
     <w:p>
@@ -15167,7 +17986,7 @@
           <w:i w:val="0"/>
           <w:sz w:val="22"/>
         </w:rPr>
-        <w:t xml:space="preserve">교수 심사 피드백에서 제기된 "도서관은 도보 몇 km까지 조사했는가, 백화점 및 기타 변수의 조건은 무엇인가"라는 질문에 직접 답하기 위해, 본 연구는 최근접 직선거리를 보행 속도 4 km/h와 도로 우회 보정계수 1.35(평지 평균)를 적용하여 </w:t>
+        <w:t xml:space="preserve">시설별 도보 가능 임계거리와 적용 조건을 분 단위로 명시하기 위해, 본 연구는 최근접 직선거리를 보행 속도 4 km/h와 도로 우회 보정계수 1.35(평지 평균)를 적용하여 </w:t>
       </w:r>
       <w:r>
         <w:rPr>
@@ -15194,6 +18013,7 @@
         <w:ind w:firstLine="0"/>
         <w:jc w:val="center"/>
       </w:pPr>
+      <w:bookmarkStart w:id="1026" w:name="_t_4_3"/>
       <w:r>
         <w:rPr>
           <w:rFonts w:ascii="휴먼명조" w:hAnsi="휴먼명조" w:eastAsia="휴먼명조"/>
@@ -15203,6 +18023,7 @@
         </w:rPr>
         <w:t>&lt;표 4-3&gt; 주요 시설 도보 추정 시간 분포 (단지 8,601, 분 단위)</w:t>
       </w:r>
+      <w:bookmarkEnd w:id="1026"/>
     </w:p>
     <w:tbl>
       <w:tblPr>
@@ -16347,6 +19168,7 @@
         <w:ind w:firstLine="0"/>
         <w:jc w:val="left"/>
       </w:pPr>
+      <w:bookmarkStart w:id="1027" w:name="_h_21"/>
       <w:r>
         <w:rPr>
           <w:rFonts w:ascii="바탕" w:hAnsi="바탕" w:eastAsia="바탕"/>
@@ -16356,6 +19178,7 @@
         </w:rPr>
         <w:t>제2절 모형별 예측 성능 비교</w:t>
       </w:r>
+      <w:bookmarkEnd w:id="1027"/>
     </w:p>
     <w:p>
       <w:pPr>
@@ -16380,6 +19203,7 @@
         <w:ind w:firstLine="0"/>
         <w:jc w:val="center"/>
       </w:pPr>
+      <w:bookmarkStart w:id="1028" w:name="_t_4_4"/>
       <w:r>
         <w:rPr>
           <w:rFonts w:ascii="휴먼명조" w:hAnsi="휴먼명조" w:eastAsia="휴먼명조"/>
@@ -16389,6 +19213,7 @@
         </w:rPr>
         <w:t>&lt;표 4-4&gt; 모형별·분할별 예측 성능 비교 (통합 모형 D 기준, 종속변수 log(㎡당 가격))</w:t>
       </w:r>
+      <w:bookmarkEnd w:id="1028"/>
     </w:p>
     <w:tbl>
       <w:tblPr>
@@ -17836,6 +20661,7 @@
         <w:ind w:firstLine="0"/>
         <w:jc w:val="center"/>
       </w:pPr>
+      <w:bookmarkStart w:id="1029" w:name="_t_4_5"/>
       <w:r>
         <w:rPr>
           <w:rFonts w:ascii="휴먼명조" w:hAnsi="휴먼명조" w:eastAsia="휴먼명조"/>
@@ -17845,6 +20671,7 @@
         </w:rPr>
         <w:t>&lt;표 4-5&gt; 행정동 집계 기반 모형(시나리오 A) 대비 통합 모형(시나리오 D) 개선폭</w:t>
       </w:r>
+      <w:bookmarkEnd w:id="1029"/>
     </w:p>
     <w:tbl>
       <w:tblPr>
@@ -18416,6 +21243,7 @@
         <w:ind w:firstLine="0"/>
         <w:jc w:val="left"/>
       </w:pPr>
+      <w:bookmarkStart w:id="1030" w:name="_h_22"/>
       <w:r>
         <w:rPr>
           <w:rFonts w:ascii="바탕" w:hAnsi="바탕" w:eastAsia="바탕"/>
@@ -18425,6 +21253,7 @@
         </w:rPr>
         <w:t>제3절 Ablation 분석 — 공간 정합과 시간 정합의 정량 분해</w:t>
       </w:r>
+      <w:bookmarkEnd w:id="1030"/>
     </w:p>
     <w:p>
       <w:pPr>
@@ -18622,6 +21451,7 @@
         <w:ind w:firstLine="0"/>
         <w:jc w:val="center"/>
       </w:pPr>
+      <w:bookmarkStart w:id="1031" w:name="_t_4_6"/>
       <w:r>
         <w:rPr>
           <w:rFonts w:ascii="휴먼명조" w:hAnsi="휴먼명조" w:eastAsia="휴먼명조"/>
@@ -18631,6 +21461,7 @@
         </w:rPr>
         <w:t>&lt;표 4-6&gt; Ablation 시나리오별 XGBoost R² (동일 테스트 조건)</w:t>
       </w:r>
+      <w:bookmarkEnd w:id="1031"/>
     </w:p>
     <w:tbl>
       <w:tblPr>
@@ -19247,6 +22078,7 @@
         <w:ind w:firstLine="0"/>
         <w:jc w:val="center"/>
       </w:pPr>
+      <w:bookmarkStart w:id="1032" w:name="_f_4_7"/>
       <w:r>
         <w:rPr>
           <w:rFonts w:ascii="휴먼명조" w:hAnsi="휴먼명조" w:eastAsia="휴먼명조"/>
@@ -19256,6 +22088,7 @@
         </w:rPr>
         <w:t>&lt;그림 4-7&gt; Ablation 시나리오별 XGB R²</w:t>
       </w:r>
+      <w:bookmarkEnd w:id="1032"/>
     </w:p>
     <w:p>
       <w:pPr>
@@ -19484,6 +22317,7 @@
         <w:ind w:firstLine="0"/>
         <w:jc w:val="left"/>
       </w:pPr>
+      <w:bookmarkStart w:id="1033" w:name="_h_23"/>
       <w:r>
         <w:rPr>
           <w:rFonts w:ascii="바탕" w:hAnsi="바탕" w:eastAsia="바탕"/>
@@ -19493,6 +22327,7 @@
         </w:rPr>
         <w:t>제4절 전체 SHAP 분석 — 가격 설명 신호의 글로벌 구조</w:t>
       </w:r>
+      <w:bookmarkEnd w:id="1033"/>
     </w:p>
     <w:p>
       <w:pPr>
@@ -19533,6 +22368,7 @@
         <w:ind w:firstLine="0"/>
         <w:jc w:val="center"/>
       </w:pPr>
+      <w:bookmarkStart w:id="1034" w:name="_t_4_7"/>
       <w:r>
         <w:rPr>
           <w:rFonts w:ascii="휴먼명조" w:hAnsi="휴먼명조" w:eastAsia="휴먼명조"/>
@@ -19542,6 +22378,7 @@
         </w:rPr>
         <w:t>&lt;표 4-7&gt; SHAP 기여도 상위 15 변수 (전체 모형)</w:t>
       </w:r>
+      <w:bookmarkEnd w:id="1034"/>
     </w:p>
     <w:tbl>
       <w:tblPr>
@@ -21445,6 +24282,7 @@
         <w:ind w:firstLine="0"/>
         <w:jc w:val="center"/>
       </w:pPr>
+      <w:bookmarkStart w:id="1035" w:name="_f_4_1"/>
       <w:r>
         <w:rPr>
           <w:rFonts w:ascii="휴먼명조" w:hAnsi="휴먼명조" w:eastAsia="휴먼명조"/>
@@ -21454,6 +24292,7 @@
         </w:rPr>
         <w:t>&lt;그림 4-1&gt; SHAP Bar — 전체 모형 상위 15 변수</w:t>
       </w:r>
+      <w:bookmarkEnd w:id="1035"/>
     </w:p>
     <w:p>
       <w:pPr>
@@ -21500,6 +24339,7 @@
         <w:ind w:firstLine="0"/>
         <w:jc w:val="center"/>
       </w:pPr>
+      <w:bookmarkStart w:id="1036" w:name="_f_4_2"/>
       <w:r>
         <w:rPr>
           <w:rFonts w:ascii="휴먼명조" w:hAnsi="휴먼명조" w:eastAsia="휴먼명조"/>
@@ -21509,6 +24349,7 @@
         </w:rPr>
         <w:t>&lt;그림 4-2&gt; SHAP Summary — 변수 방향성 및 분포</w:t>
       </w:r>
+      <w:bookmarkEnd w:id="1036"/>
     </w:p>
     <w:p>
       <w:pPr>
@@ -21755,7 +24596,7 @@
           <w:i w:val="0"/>
           <w:sz w:val="22"/>
         </w:rPr>
-        <w:t xml:space="preserve">라는 점은 행정동 단순 집계 방식에서 놓치고 있던 미시 입지 신호가 거리 기반 설계에서 전면에 드러났음을 의미한다. 이는 교수 심사 피드백에서 지적된 "도서관은 도보 몇 km까지인가, 백화점 조건이 무엇인가"라는 거리 기준 명시 요구에 대해, 본 연구가 </w:t>
+        <w:t xml:space="preserve">라는 점은 행정동 단순 집계 방식에서 놓치고 있던 미시 입지 신호가 거리 기반 설계에서 전면에 드러났음을 의미한다. 이는 시설별 도보 임계거리와 적용 조건을 분명히 명시하기 위해 도입한 </w:t>
       </w:r>
       <w:r>
         <w:rPr>
@@ -21773,7 +24614,7 @@
           <w:i w:val="0"/>
           <w:sz w:val="22"/>
         </w:rPr>
-        <w:t>로 직접 응답한 실증 결과이기도 하다.</w:t>
+        <w:t>가 가격 설명 신호의 포착에 실효적으로 기여함을 보여준다.</w:t>
       </w:r>
     </w:p>
     <w:p>
@@ -21814,6 +24655,7 @@
         <w:ind w:firstLine="0"/>
         <w:jc w:val="center"/>
       </w:pPr>
+      <w:bookmarkStart w:id="1037" w:name="_f_4_3"/>
       <w:r>
         <w:rPr>
           <w:rFonts w:ascii="휴먼명조" w:hAnsi="휴먼명조" w:eastAsia="휴먼명조"/>
@@ -21823,6 +24665,7 @@
         </w:rPr>
         <w:t>&lt;그림 4-3&gt; 건물연령 SHAP Dependence — U자형</w:t>
       </w:r>
+      <w:bookmarkEnd w:id="1037"/>
     </w:p>
     <w:p>
       <w:pPr>
@@ -21869,6 +24712,7 @@
         <w:ind w:firstLine="0"/>
         <w:jc w:val="center"/>
       </w:pPr>
+      <w:bookmarkStart w:id="1038" w:name="_f_4_4"/>
       <w:r>
         <w:rPr>
           <w:rFonts w:ascii="휴먼명조" w:hAnsi="휴먼명조" w:eastAsia="휴먼명조"/>
@@ -21878,6 +24722,7 @@
         </w:rPr>
         <w:t>&lt;그림 4-4&gt; 전용면적 SHAP Dependence — 체감형</w:t>
       </w:r>
+      <w:bookmarkEnd w:id="1038"/>
     </w:p>
     <w:p>
       <w:pPr>
@@ -21924,6 +24769,7 @@
         <w:ind w:firstLine="0"/>
         <w:jc w:val="center"/>
       </w:pPr>
+      <w:bookmarkStart w:id="1039" w:name="_f_4_5"/>
       <w:r>
         <w:rPr>
           <w:rFonts w:ascii="휴먼명조" w:hAnsi="휴먼명조" w:eastAsia="휴먼명조"/>
@@ -21933,6 +24779,7 @@
         </w:rPr>
         <w:t>&lt;그림 4-5&gt; 지하철 최근접거리 SHAP Dependence — 임계반응형</w:t>
       </w:r>
+      <w:bookmarkEnd w:id="1039"/>
     </w:p>
     <w:p>
       <w:pPr>
@@ -21979,6 +24826,7 @@
         <w:ind w:firstLine="0"/>
         <w:jc w:val="center"/>
       </w:pPr>
+      <w:bookmarkStart w:id="1040" w:name="_f_4_6"/>
       <w:r>
         <w:rPr>
           <w:rFonts w:ascii="휴먼명조" w:hAnsi="휴먼명조" w:eastAsia="휴먼명조"/>
@@ -21988,6 +24836,7 @@
         </w:rPr>
         <w:t>&lt;그림 4-6&gt; 백화점 최근접거리 SHAP Dependence</w:t>
       </w:r>
+      <w:bookmarkEnd w:id="1040"/>
     </w:p>
     <w:p>
       <w:pPr>
@@ -22236,6 +25085,7 @@
         <w:ind w:firstLine="0"/>
         <w:jc w:val="left"/>
       </w:pPr>
+      <w:bookmarkStart w:id="1041" w:name="_h_24"/>
       <w:r>
         <w:rPr>
           <w:rFonts w:ascii="바탕" w:hAnsi="바탕" w:eastAsia="바탕"/>
@@ -22245,6 +25095,7 @@
         </w:rPr>
         <w:t>제5절 권역별 SHAP 분석 — 강남3구와 비강남의 구성 차이</w:t>
       </w:r>
+      <w:bookmarkEnd w:id="1041"/>
     </w:p>
     <w:p>
       <w:pPr>
@@ -22285,6 +25136,7 @@
         <w:ind w:firstLine="0"/>
         <w:jc w:val="center"/>
       </w:pPr>
+      <w:bookmarkStart w:id="1042" w:name="_t_4_8"/>
       <w:r>
         <w:rPr>
           <w:rFonts w:ascii="휴먼명조" w:hAnsi="휴먼명조" w:eastAsia="휴먼명조"/>
@@ -22294,6 +25146,7 @@
         </w:rPr>
         <w:t>&lt;표 4-8&gt; 권역별 독립 모형의 예측 성능</w:t>
       </w:r>
+      <w:bookmarkEnd w:id="1042"/>
     </w:p>
     <w:tbl>
       <w:tblPr>
@@ -22728,6 +25581,7 @@
         <w:ind w:firstLine="0"/>
         <w:jc w:val="center"/>
       </w:pPr>
+      <w:bookmarkStart w:id="1043" w:name="_t_4_9"/>
       <w:r>
         <w:rPr>
           <w:rFonts w:ascii="휴먼명조" w:hAnsi="휴먼명조" w:eastAsia="휴먼명조"/>
@@ -22737,6 +25591,7 @@
         </w:rPr>
         <w:t>&lt;표 4-9&gt; 권역별 SHAP Top 5 변수 (전체 기간 2019-2025)</w:t>
       </w:r>
+      <w:bookmarkEnd w:id="1043"/>
     </w:p>
     <w:tbl>
       <w:tblPr>
@@ -23190,6 +26045,7 @@
         <w:ind w:firstLine="0"/>
         <w:jc w:val="center"/>
       </w:pPr>
+      <w:bookmarkStart w:id="1044" w:name="_f_4_8"/>
       <w:r>
         <w:rPr>
           <w:rFonts w:ascii="휴먼명조" w:hAnsi="휴먼명조" w:eastAsia="휴먼명조"/>
@@ -23199,6 +26055,7 @@
         </w:rPr>
         <w:t>&lt;그림 4-8&gt; 권역별 SHAP Top 5 변수 비교</w:t>
       </w:r>
+      <w:bookmarkEnd w:id="1044"/>
     </w:p>
     <w:p>
       <w:pPr>
@@ -23420,6 +26277,7 @@
         <w:ind w:firstLine="0"/>
         <w:jc w:val="left"/>
       </w:pPr>
+      <w:bookmarkStart w:id="1045" w:name="_h_25"/>
       <w:r>
         <w:rPr>
           <w:rFonts w:ascii="바탕" w:hAnsi="바탕" w:eastAsia="바탕"/>
@@ -23429,6 +26287,7 @@
         </w:rPr>
         <w:t>제6절 연도별 SHAP 분석 — 시장 국면별 설명 신호의 변동</w:t>
       </w:r>
+      <w:bookmarkEnd w:id="1045"/>
     </w:p>
     <w:p>
       <w:pPr>
@@ -23453,6 +26312,7 @@
         <w:ind w:firstLine="0"/>
         <w:jc w:val="center"/>
       </w:pPr>
+      <w:bookmarkStart w:id="1046" w:name="_t_4_10"/>
       <w:r>
         <w:rPr>
           <w:rFonts w:ascii="휴먼명조" w:hAnsi="휴먼명조" w:eastAsia="휴먼명조"/>
@@ -23462,6 +26322,7 @@
         </w:rPr>
         <w:t>&lt;표 4-10&gt; 연도별 전체 모형 XGB 예측 성능</w:t>
       </w:r>
+      <w:bookmarkEnd w:id="1046"/>
     </w:p>
     <w:tbl>
       <w:tblPr>
@@ -24481,6 +27342,7 @@
         <w:ind w:firstLine="0"/>
         <w:jc w:val="center"/>
       </w:pPr>
+      <w:bookmarkStart w:id="1047" w:name="_t_4_11"/>
       <w:r>
         <w:rPr>
           <w:rFonts w:ascii="휴먼명조" w:hAnsi="휴먼명조" w:eastAsia="휴먼명조"/>
@@ -24490,6 +27352,7 @@
         </w:rPr>
         <w:t>&lt;표 4-11&gt; 전체 모형 연도별 SHAP 상위 5 변수</w:t>
       </w:r>
+      <w:bookmarkEnd w:id="1047"/>
     </w:p>
     <w:tbl>
       <w:tblPr>
@@ -25697,6 +28560,7 @@
         <w:ind w:firstLine="0"/>
         <w:jc w:val="left"/>
       </w:pPr>
+      <w:bookmarkStart w:id="1048" w:name="_h_26"/>
       <w:r>
         <w:rPr>
           <w:rFonts w:ascii="바탕" w:hAnsi="바탕" w:eastAsia="바탕"/>
@@ -25706,6 +28570,7 @@
         </w:rPr>
         <w:t>제7절 연도×권역 교차 SHAP 분석 — 시공간 이질성의 실증</w:t>
       </w:r>
+      <w:bookmarkEnd w:id="1048"/>
     </w:p>
     <w:p>
       <w:pPr>
@@ -25730,6 +28595,7 @@
         <w:ind w:firstLine="0"/>
         <w:jc w:val="center"/>
       </w:pPr>
+      <w:bookmarkStart w:id="1049" w:name="_t_4_12"/>
       <w:r>
         <w:rPr>
           <w:rFonts w:ascii="휴먼명조" w:hAnsi="휴먼명조" w:eastAsia="휴먼명조"/>
@@ -25739,6 +28605,7 @@
         </w:rPr>
         <w:t>&lt;표 4-12&gt; 연도×권역 XGB R² 피벗</w:t>
       </w:r>
+      <w:bookmarkEnd w:id="1049"/>
     </w:p>
     <w:tbl>
       <w:tblPr>
@@ -26520,6 +29387,7 @@
         <w:ind w:firstLine="0"/>
         <w:jc w:val="center"/>
       </w:pPr>
+      <w:bookmarkStart w:id="1050" w:name="_f_4_9"/>
       <w:r>
         <w:rPr>
           <w:rFonts w:ascii="휴먼명조" w:hAnsi="휴먼명조" w:eastAsia="휴먼명조"/>
@@ -26529,6 +29397,7 @@
         </w:rPr>
         <w:t>&lt;그림 4-9&gt; 연도×권역 XGB R² 히트맵</w:t>
       </w:r>
+      <w:bookmarkEnd w:id="1050"/>
     </w:p>
     <w:p>
       <w:pPr>
@@ -26609,6 +29478,7 @@
         <w:ind w:firstLine="0"/>
         <w:jc w:val="center"/>
       </w:pPr>
+      <w:bookmarkStart w:id="1051" w:name="_t_4_13"/>
       <w:r>
         <w:rPr>
           <w:rFonts w:ascii="휴먼명조" w:hAnsi="휴먼명조" w:eastAsia="휴먼명조"/>
@@ -26618,6 +29488,7 @@
         </w:rPr>
         <w:t>&lt;표 4-13&gt; 강남3구 연도별 SHAP Top 3 변수</w:t>
       </w:r>
+      <w:bookmarkEnd w:id="1051"/>
     </w:p>
     <w:tbl>
       <w:tblPr>
@@ -27487,6 +30358,7 @@
         <w:ind w:firstLine="0"/>
         <w:jc w:val="center"/>
       </w:pPr>
+      <w:bookmarkStart w:id="1052" w:name="_t_4_14"/>
       <w:r>
         <w:rPr>
           <w:rFonts w:ascii="휴먼명조" w:hAnsi="휴먼명조" w:eastAsia="휴먼명조"/>
@@ -27496,6 +30368,7 @@
         </w:rPr>
         <w:t>&lt;표 4-14&gt; 비강남 연도별 SHAP Top 5 변수 (7년 고정 패턴)</w:t>
       </w:r>
+      <w:bookmarkEnd w:id="1052"/>
     </w:p>
     <w:tbl>
       <w:tblPr>
@@ -28737,6 +31610,7 @@
         <w:ind w:firstLine="0"/>
         <w:jc w:val="center"/>
       </w:pPr>
+      <w:bookmarkStart w:id="1053" w:name="_f_4_10"/>
       <w:r>
         <w:rPr>
           <w:rFonts w:ascii="휴먼명조" w:hAnsi="휴먼명조" w:eastAsia="휴먼명조"/>
@@ -28746,6 +31620,7 @@
         </w:rPr>
         <w:t>&lt;그림 4-10&gt; 연도별 Top 1 SHAP 변수 변화 (강남3구 vs 비강남)</w:t>
       </w:r>
+      <w:bookmarkEnd w:id="1053"/>
     </w:p>
     <w:p>
       <w:pPr>
@@ -28957,6 +31832,7 @@
         <w:ind w:firstLine="0"/>
         <w:jc w:val="center"/>
       </w:pPr>
+      <w:bookmarkStart w:id="1054" w:name="_h_27"/>
       <w:r>
         <w:rPr>
           <w:rFonts w:ascii="바탕" w:hAnsi="바탕" w:eastAsia="바탕"/>
@@ -28966,6 +31842,7 @@
         </w:rPr>
         <w:t>제5장 결론</w:t>
       </w:r>
+      <w:bookmarkEnd w:id="1054"/>
     </w:p>
     <w:p>
       <w:pPr>
@@ -28974,6 +31851,7 @@
         <w:ind w:firstLine="0"/>
         <w:jc w:val="left"/>
       </w:pPr>
+      <w:bookmarkStart w:id="1055" w:name="_h_28"/>
       <w:r>
         <w:rPr>
           <w:rFonts w:ascii="바탕" w:hAnsi="바탕" w:eastAsia="바탕"/>
@@ -28983,6 +31861,7 @@
         </w:rPr>
         <w:t>제1절 연구 결과 요약</w:t>
       </w:r>
+      <w:bookmarkEnd w:id="1055"/>
     </w:p>
     <w:p>
       <w:pPr>
@@ -29380,6 +32259,7 @@
         <w:ind w:firstLine="0"/>
         <w:jc w:val="left"/>
       </w:pPr>
+      <w:bookmarkStart w:id="1056" w:name="_h_29"/>
       <w:r>
         <w:rPr>
           <w:rFonts w:ascii="바탕" w:hAnsi="바탕" w:eastAsia="바탕"/>
@@ -29389,6 +32269,7 @@
         </w:rPr>
         <w:t>제2절 시사점</w:t>
       </w:r>
+      <w:bookmarkEnd w:id="1056"/>
     </w:p>
     <w:p>
       <w:pPr>
@@ -29714,6 +32595,7 @@
         <w:ind w:firstLine="0"/>
         <w:jc w:val="left"/>
       </w:pPr>
+      <w:bookmarkStart w:id="1057" w:name="_h_30"/>
       <w:r>
         <w:rPr>
           <w:rFonts w:ascii="바탕" w:hAnsi="바탕" w:eastAsia="바탕"/>
@@ -29723,6 +32605,7 @@
         </w:rPr>
         <w:t>제3절 연구의 한계 및 향후 과제</w:t>
       </w:r>
+      <w:bookmarkEnd w:id="1057"/>
     </w:p>
     <w:p>
       <w:pPr>
@@ -30019,6 +32902,7 @@
         <w:ind w:firstLine="0"/>
         <w:jc w:val="center"/>
       </w:pPr>
+      <w:bookmarkStart w:id="1058" w:name="_h_31"/>
       <w:r>
         <w:rPr>
           <w:rFonts w:ascii="바탕" w:hAnsi="바탕" w:eastAsia="바탕"/>
@@ -30028,6 +32912,7 @@
         </w:rPr>
         <w:t>참고문헌</w:t>
       </w:r>
+      <w:bookmarkEnd w:id="1058"/>
     </w:p>
     <w:p>
       <w:pPr>
@@ -30036,6 +32921,7 @@
         <w:ind w:firstLine="0"/>
         <w:jc w:val="left"/>
       </w:pPr>
+      <w:bookmarkStart w:id="1059" w:name="_h_32"/>
       <w:r>
         <w:rPr>
           <w:rFonts w:ascii="바탕" w:hAnsi="바탕" w:eastAsia="바탕"/>
@@ -30045,6 +32931,7 @@
         </w:rPr>
         <w:t>국내문헌</w:t>
       </w:r>
+      <w:bookmarkEnd w:id="1059"/>
     </w:p>
     <w:p>
       <w:pPr>
@@ -30493,6 +33380,7 @@
         <w:ind w:firstLine="0"/>
         <w:jc w:val="left"/>
       </w:pPr>
+      <w:bookmarkStart w:id="1060" w:name="_h_33"/>
       <w:r>
         <w:rPr>
           <w:rFonts w:ascii="바탕" w:hAnsi="바탕" w:eastAsia="바탕"/>
@@ -30502,6 +33390,7 @@
         </w:rPr>
         <w:t>데이터 출처 (공공·민간 API)</w:t>
       </w:r>
+      <w:bookmarkEnd w:id="1060"/>
     </w:p>
     <w:p>
       <w:pPr>
@@ -30702,6 +33591,7 @@
         <w:ind w:firstLine="0"/>
         <w:jc w:val="left"/>
       </w:pPr>
+      <w:bookmarkStart w:id="1061" w:name="_h_34"/>
       <w:r>
         <w:rPr>
           <w:rFonts w:ascii="바탕" w:hAnsi="바탕" w:eastAsia="바탕"/>
@@ -30711,6 +33601,7 @@
         </w:rPr>
         <w:t>해외문헌</w:t>
       </w:r>
+      <w:bookmarkEnd w:id="1061"/>
     </w:p>
     <w:p>
       <w:pPr>
@@ -31608,6 +34499,7 @@
         <w:ind w:firstLine="0"/>
         <w:jc w:val="center"/>
       </w:pPr>
+      <w:bookmarkStart w:id="1062" w:name="_h_35"/>
       <w:r>
         <w:rPr>
           <w:rFonts w:ascii="바탕" w:hAnsi="바탕" w:eastAsia="바탕"/>
@@ -31617,6 +34509,7 @@
         </w:rPr>
         <w:t>Abstract</w:t>
       </w:r>
+      <w:bookmarkEnd w:id="1062"/>
     </w:p>
     <w:p>
       <w:pPr>
@@ -31625,6 +34518,7 @@
         <w:ind w:firstLine="0"/>
         <w:jc w:val="left"/>
       </w:pPr>
+      <w:bookmarkStart w:id="1063" w:name="_h_36"/>
       <w:r>
         <w:rPr>
           <w:rFonts w:ascii="바탕" w:hAnsi="바탕" w:eastAsia="바탕"/>
@@ -31634,6 +34528,7 @@
         </w:rPr>
         <w:t>Explanatory Patterns of Apartment Unit-Area Sale Prices in Seoul Using XGBoost and SHAP</w:t>
       </w:r>
+      <w:bookmarkEnd w:id="1063"/>
     </w:p>
     <w:p>
       <w:pPr>
